--- a/backend/Protocol-comission-template.docx
+++ b/backend/Protocol-comission-template.docx
@@ -1,107 +1,57 @@
 
 <file path=word/document.xml><?xml version="1.0" encoding="utf-8"?>
-<w:document xmlns:r="http://schemas.openxmlformats.org/officeDocument/2006/relationships" xmlns:wp="http://schemas.openxmlformats.org/drawingml/2006/wordprocessingDrawing" xmlns:w="http://schemas.openxmlformats.org/wordprocessingml/2006/main" xmlns:w10="urn:schemas-microsoft-com:office:word" xmlns:w14="http://schemas.microsoft.com/office/word/2010/wordml" xmlns:wps="http://schemas.microsoft.com/office/word/2010/wordprocessingShape" xmlns:wpg="http://schemas.microsoft.com/office/word/2010/wordprocessingGroup" xmlns:mc="http://schemas.openxmlformats.org/markup-compatibility/2006" xmlns:v="urn:schemas-microsoft-com:vml" xmlns:o="urn:schemas-microsoft-com:office:office" xmlns:m="http://schemas.openxmlformats.org/officeDocument/2006/math" mc:Ignorable="w14">
+<w:document xmlns:wpc="http://schemas.microsoft.com/office/word/2010/wordprocessingCanvas" xmlns:cx="http://schemas.microsoft.com/office/drawing/2014/chartex" xmlns:cx1="http://schemas.microsoft.com/office/drawing/2015/9/8/chartex" xmlns:cx2="http://schemas.microsoft.com/office/drawing/2015/10/21/chartex" xmlns:cx3="http://schemas.microsoft.com/office/drawing/2016/5/9/chartex" xmlns:cx4="http://schemas.microsoft.com/office/drawing/2016/5/10/chartex" xmlns:cx5="http://schemas.microsoft.com/office/drawing/2016/5/11/chartex" xmlns:cx6="http://schemas.microsoft.com/office/drawing/2016/5/12/chartex" xmlns:cx7="http://schemas.microsoft.com/office/drawing/2016/5/13/chartex" xmlns:cx8="http://schemas.microsoft.com/office/drawing/2016/5/14/chartex" xmlns:mc="http://schemas.openxmlformats.org/markup-compatibility/2006" xmlns:aink="http://schemas.microsoft.com/office/drawing/2016/ink" xmlns:am3d="http://schemas.microsoft.com/office/drawing/2017/model3d" xmlns:o="urn:schemas-microsoft-com:office:office" xmlns:oel="http://schemas.microsoft.com/office/2019/extlst" xmlns:r="http://schemas.openxmlformats.org/officeDocument/2006/relationships" xmlns:m="http://schemas.openxmlformats.org/officeDocument/2006/math" xmlns:v="urn:schemas-microsoft-com:vml" xmlns:wp14="http://schemas.microsoft.com/office/word/2010/wordprocessingDrawing" xmlns:wp="http://schemas.openxmlformats.org/drawingml/2006/wordprocessingDrawing" xmlns:w10="urn:schemas-microsoft-com:office:word" xmlns:w="http://schemas.openxmlformats.org/wordprocessingml/2006/main" xmlns:w14="http://schemas.microsoft.com/office/word/2010/wordml" xmlns:w15="http://schemas.microsoft.com/office/word/2012/wordml" xmlns:w16cex="http://schemas.microsoft.com/office/word/2018/wordml/cex" xmlns:w16cid="http://schemas.microsoft.com/office/word/2016/wordml/cid" xmlns:w16="http://schemas.microsoft.com/office/word/2018/wordml" xmlns:w16sdtdh="http://schemas.microsoft.com/office/word/2020/wordml/sdtdatahash" xmlns:w16se="http://schemas.microsoft.com/office/word/2015/wordml/symex" xmlns:wpg="http://schemas.microsoft.com/office/word/2010/wordprocessingGroup" xmlns:wpi="http://schemas.microsoft.com/office/word/2010/wordprocessingInk" xmlns:wne="http://schemas.microsoft.com/office/word/2006/wordml" xmlns:wps="http://schemas.microsoft.com/office/word/2010/wordprocessingShape" mc:Ignorable="w14 w15 w16se w16cid w16 w16cex w16sdtdh wp14">
   <w:body>
     <w:p>
       <w:pPr>
-        <w:pStyle w:val="Normal.0"/>
-        <w:tabs>
-          <w:tab w:val="left" w:pos="2694"/>
-        </w:tabs>
         <w:jc w:val="center"/>
         <w:rPr>
-          <w:b w:val="1"/>
-          <w:bCs w:val="1"/>
+          <w:b/>
+          <w:bCs/>
           <w:sz w:val="28"/>
           <w:szCs w:val="28"/>
+          <w:lang w:val="en-US"/>
         </w:rPr>
       </w:pPr>
       <w:r>
         <w:rPr>
-          <w:b w:val="1"/>
-          <w:bCs w:val="1"/>
+          <w:b/>
+          <w:bCs/>
           <w:sz w:val="28"/>
           <w:szCs w:val="28"/>
-          <w:rtl w:val="0"/>
-          <w:lang w:val="ru-RU"/>
-        </w:rPr>
-        <w:t>Общество с ограниченной ответственностью «Учебно</w:t>
-      </w:r>
-      <w:r>
-        <w:rPr>
-          <w:b w:val="1"/>
-          <w:bCs w:val="1"/>
+          <w:lang w:val="en-US"/>
+        </w:rPr>
+        <w:t>{</w:t>
+      </w:r>
+      <w:proofErr w:type="spellStart"/>
+      <w:r>
+        <w:rPr>
+          <w:b/>
+          <w:bCs/>
           <w:sz w:val="28"/>
           <w:szCs w:val="28"/>
-          <w:rtl w:val="0"/>
-          <w:lang w:val="ru-RU"/>
-        </w:rPr>
-        <w:t>-</w:t>
-      </w:r>
-      <w:r>
-        <w:rPr>
-          <w:b w:val="1"/>
-          <w:bCs w:val="1"/>
+          <w:lang w:val="en-US"/>
+        </w:rPr>
+        <w:t>moisei_name</w:t>
+      </w:r>
+      <w:proofErr w:type="spellEnd"/>
+      <w:r>
+        <w:rPr>
+          <w:b/>
+          <w:bCs/>
           <w:sz w:val="28"/>
           <w:szCs w:val="28"/>
-          <w:rtl w:val="0"/>
-          <w:lang w:val="ru-RU"/>
-        </w:rPr>
-        <w:t>методический центр «Энергоэффективность»</w:t>
+          <w:lang w:val="en-US"/>
+        </w:rPr>
+        <w:t>}</w:t>
       </w:r>
     </w:p>
     <w:p>
       <w:pPr>
-        <w:pStyle w:val="Normal.0"/>
         <w:jc w:val="center"/>
         <w:rPr>
-          <w:b w:val="1"/>
-          <w:bCs w:val="1"/>
-          <w:sz w:val="28"/>
-          <w:szCs w:val="28"/>
-        </w:rPr>
-      </w:pPr>
-      <w:r>
-        <w:rPr>
-          <w:b w:val="1"/>
-          <w:bCs w:val="1"/>
-          <w:sz w:val="28"/>
-          <w:szCs w:val="28"/>
-          <w:rtl w:val="0"/>
-          <w:lang w:val="ru-RU"/>
-        </w:rPr>
-        <w:t>(</w:t>
-      </w:r>
-      <w:r>
-        <w:rPr>
-          <w:b w:val="1"/>
-          <w:bCs w:val="1"/>
-          <w:sz w:val="28"/>
-          <w:szCs w:val="28"/>
-          <w:rtl w:val="0"/>
-          <w:lang w:val="ru-RU"/>
-        </w:rPr>
-        <w:t>ООО «УМЦ «Энергоэффективность»</w:t>
-      </w:r>
-      <w:r>
-        <w:rPr>
-          <w:b w:val="1"/>
-          <w:bCs w:val="1"/>
-          <w:sz w:val="28"/>
-          <w:szCs w:val="28"/>
-          <w:rtl w:val="0"/>
-          <w:lang w:val="ru-RU"/>
-        </w:rPr>
-        <w:t>)</w:t>
-      </w:r>
-    </w:p>
-    <w:p>
-      <w:pPr>
-        <w:pStyle w:val="Normal.0"/>
-        <w:jc w:val="center"/>
-        <w:rPr>
-          <w:b w:val="1"/>
-          <w:bCs w:val="1"/>
+          <w:b/>
+          <w:bCs/>
           <w:sz w:val="22"/>
           <w:szCs w:val="22"/>
         </w:rPr>
@@ -109,545 +59,447 @@
     </w:p>
     <w:p>
       <w:pPr>
-        <w:pStyle w:val="Normal.0"/>
         <w:jc w:val="center"/>
         <w:rPr>
-          <w:b w:val="1"/>
-          <w:bCs w:val="1"/>
+          <w:b/>
+          <w:bCs/>
           <w:sz w:val="28"/>
           <w:szCs w:val="28"/>
         </w:rPr>
       </w:pPr>
       <w:r>
         <w:rPr>
-          <w:b w:val="1"/>
-          <w:bCs w:val="1"/>
+          <w:b/>
+          <w:bCs/>
           <w:sz w:val="28"/>
           <w:szCs w:val="28"/>
-          <w:rtl w:val="0"/>
-          <w:lang w:val="ru-RU"/>
-        </w:rPr>
-        <w:t xml:space="preserve">П Р О Т О К О Л    №  </w:t>
-      </w:r>
-      <w:r>
-        <w:rPr>
-          <w:b w:val="1"/>
-          <w:bCs w:val="1"/>
+        </w:rPr>
+        <w:t xml:space="preserve">П Р О Т О К О Л    </w:t>
+      </w:r>
+      <w:proofErr w:type="gramStart"/>
+      <w:r>
+        <w:rPr>
+          <w:b/>
+          <w:bCs/>
           <w:sz w:val="28"/>
           <w:szCs w:val="28"/>
-          <w:rtl w:val="0"/>
-          <w:lang w:val="en-US"/>
-        </w:rPr>
-        <w:t>{group_id}</w:t>
-      </w:r>
-      <w:r>
-        <w:rPr>
-          <w:b w:val="1"/>
-          <w:bCs w:val="1"/>
+        </w:rPr>
+        <w:t xml:space="preserve">№  </w:t>
+      </w:r>
+      <w:r>
+        <w:rPr>
+          <w:b/>
+          <w:bCs/>
           <w:sz w:val="28"/>
           <w:szCs w:val="28"/>
-          <w:rtl w:val="0"/>
-          <w:lang w:val="ru-RU"/>
-        </w:rPr>
-        <w:t xml:space="preserve">  от  </w:t>
-      </w:r>
-      <w:r>
-        <w:rPr>
-          <w:b w:val="1"/>
-          <w:bCs w:val="1"/>
+        </w:rPr>
+        <w:t>{</w:t>
+      </w:r>
+      <w:proofErr w:type="gramEnd"/>
+      <w:r>
+        <w:rPr>
+          <w:b/>
+          <w:bCs/>
           <w:sz w:val="28"/>
           <w:szCs w:val="28"/>
-          <w:rtl w:val="0"/>
           <w:lang w:val="en-US"/>
         </w:rPr>
-        <w:t>{date_current}</w:t>
+        <w:t>group</w:t>
+      </w:r>
+      <w:r>
+        <w:rPr>
+          <w:b/>
+          <w:bCs/>
+          <w:sz w:val="28"/>
+          <w:szCs w:val="28"/>
+        </w:rPr>
+        <w:t>_</w:t>
+      </w:r>
+      <w:r>
+        <w:rPr>
+          <w:b/>
+          <w:bCs/>
+          <w:sz w:val="28"/>
+          <w:szCs w:val="28"/>
+          <w:lang w:val="en-US"/>
+        </w:rPr>
+        <w:t>id</w:t>
+      </w:r>
+      <w:r>
+        <w:rPr>
+          <w:b/>
+          <w:bCs/>
+          <w:sz w:val="28"/>
+          <w:szCs w:val="28"/>
+        </w:rPr>
+        <w:t>}</w:t>
+      </w:r>
+      <w:r>
+        <w:rPr>
+          <w:b/>
+          <w:bCs/>
+          <w:sz w:val="28"/>
+          <w:szCs w:val="28"/>
+        </w:rPr>
+        <w:t xml:space="preserve">  от  </w:t>
+      </w:r>
+      <w:r>
+        <w:rPr>
+          <w:b/>
+          <w:bCs/>
+          <w:sz w:val="28"/>
+          <w:szCs w:val="28"/>
+        </w:rPr>
+        <w:t>{</w:t>
+      </w:r>
+      <w:r>
+        <w:rPr>
+          <w:b/>
+          <w:bCs/>
+          <w:sz w:val="28"/>
+          <w:szCs w:val="28"/>
+          <w:lang w:val="en-US"/>
+        </w:rPr>
+        <w:t>end</w:t>
+      </w:r>
+      <w:r>
+        <w:rPr>
+          <w:b/>
+          <w:bCs/>
+          <w:sz w:val="28"/>
+          <w:szCs w:val="28"/>
+        </w:rPr>
+        <w:t>_</w:t>
+      </w:r>
+      <w:r>
+        <w:rPr>
+          <w:b/>
+          <w:bCs/>
+          <w:sz w:val="28"/>
+          <w:szCs w:val="28"/>
+          <w:lang w:val="en-US"/>
+        </w:rPr>
+        <w:t>date</w:t>
+      </w:r>
+      <w:r>
+        <w:rPr>
+          <w:b/>
+          <w:bCs/>
+          <w:sz w:val="28"/>
+          <w:szCs w:val="28"/>
+        </w:rPr>
+        <w:t>}</w:t>
       </w:r>
     </w:p>
     <w:p>
       <w:pPr>
-        <w:pStyle w:val="Normal.0"/>
         <w:jc w:val="center"/>
         <w:rPr>
-          <w:b w:val="1"/>
-          <w:bCs w:val="1"/>
+          <w:b/>
+          <w:bCs/>
           <w:sz w:val="28"/>
           <w:szCs w:val="28"/>
         </w:rPr>
       </w:pPr>
       <w:r>
         <w:rPr>
-          <w:b w:val="1"/>
-          <w:bCs w:val="1"/>
+          <w:b/>
+          <w:bCs/>
           <w:sz w:val="28"/>
           <w:szCs w:val="28"/>
-          <w:rtl w:val="0"/>
-          <w:lang w:val="ru-RU"/>
-        </w:rPr>
-        <w:t xml:space="preserve">заседания комиссии по проверке знаний требований охраны труда  </w:t>
+        </w:rPr>
+        <w:t>заседания комиссии по проверке знаний</w:t>
       </w:r>
     </w:p>
     <w:p>
       <w:pPr>
-        <w:pStyle w:val="Normal.0"/>
         <w:rPr>
           <w:sz w:val="18"/>
           <w:szCs w:val="18"/>
+        </w:rPr>
+      </w:pPr>
+    </w:p>
+    <w:p>
+      <w:r>
+        <w:t>В соответствии с приказом директора от «01» сентября 2022 г. № 10 комиссия в составе:</w:t>
+      </w:r>
+    </w:p>
+    <w:p>
+      <w:pPr>
+        <w:rPr>
+          <w:sz w:val="22"/>
+          <w:szCs w:val="22"/>
+        </w:rPr>
+      </w:pPr>
+    </w:p>
+    <w:p>
+      <w:r>
+        <w:rPr>
+          <w:b/>
+          <w:bCs/>
+        </w:rPr>
+        <w:t>Председатель комиссии:</w:t>
+      </w:r>
+      <w:r>
+        <w:tab/>
+      </w:r>
+      <w:proofErr w:type="spellStart"/>
+      <w:r>
+        <w:t>Шекшуев</w:t>
+      </w:r>
+      <w:proofErr w:type="spellEnd"/>
+      <w:r>
+        <w:t xml:space="preserve"> В.М.. - директор</w:t>
+      </w:r>
+    </w:p>
+    <w:p>
+      <w:r>
+        <w:rPr>
+          <w:b/>
+          <w:bCs/>
+        </w:rPr>
+        <w:t>Члены комиссии:</w:t>
+      </w:r>
+      <w:r>
+        <w:rPr>
+          <w:b/>
+          <w:bCs/>
+        </w:rPr>
+        <w:tab/>
+      </w:r>
+      <w:r>
+        <w:tab/>
+        <w:t>Воробьева Е.С. – заместитель директора</w:t>
+      </w:r>
+    </w:p>
+    <w:p>
+      <w:r>
+        <w:tab/>
+      </w:r>
+      <w:r>
+        <w:tab/>
+      </w:r>
+      <w:r>
+        <w:tab/>
+      </w:r>
+      <w:r>
+        <w:tab/>
+      </w:r>
+      <w:proofErr w:type="spellStart"/>
+      <w:r>
+        <w:t>Шекшуева</w:t>
+      </w:r>
+      <w:proofErr w:type="spellEnd"/>
+      <w:r>
+        <w:t xml:space="preserve"> И.Ю. – специалист учебного центра</w:t>
+      </w:r>
+    </w:p>
+    <w:p>
+      <w:pPr>
+        <w:pStyle w:val="a4"/>
+        <w:tabs>
+          <w:tab w:val="left" w:pos="2694"/>
+        </w:tabs>
+        <w:rPr>
+          <w:sz w:val="22"/>
+          <w:szCs w:val="22"/>
         </w:rPr>
       </w:pPr>
     </w:p>
     <w:p>
       <w:pPr>
-        <w:pStyle w:val="Normal.0"/>
+        <w:jc w:val="both"/>
       </w:pPr>
       <w:r>
-        <w:rPr>
-          <w:rtl w:val="0"/>
-          <w:lang w:val="ru-RU"/>
-        </w:rPr>
-        <w:t>В соответствии с приказом директора от «</w:t>
-      </w:r>
-      <w:r>
-        <w:rPr>
-          <w:rtl w:val="0"/>
-          <w:lang w:val="ru-RU"/>
-        </w:rPr>
-        <w:t>01</w:t>
-      </w:r>
-      <w:r>
-        <w:rPr>
-          <w:rtl w:val="0"/>
-          <w:lang w:val="ru-RU"/>
-        </w:rPr>
-        <w:t xml:space="preserve">» сентября </w:t>
-      </w:r>
-      <w:r>
-        <w:rPr>
-          <w:rtl w:val="0"/>
-          <w:lang w:val="ru-RU"/>
-        </w:rPr>
-        <w:t xml:space="preserve">2022 </w:t>
-      </w:r>
-      <w:r>
-        <w:rPr>
-          <w:rtl w:val="0"/>
-          <w:lang w:val="ru-RU"/>
-        </w:rPr>
-        <w:t>г</w:t>
-      </w:r>
-      <w:r>
-        <w:rPr>
-          <w:rtl w:val="0"/>
-          <w:lang w:val="ru-RU"/>
-        </w:rPr>
-        <w:t xml:space="preserve">. </w:t>
-      </w:r>
-      <w:r>
-        <w:rPr>
-          <w:rtl w:val="0"/>
-          <w:lang w:val="ru-RU"/>
-        </w:rPr>
-        <w:t xml:space="preserve">№ </w:t>
-      </w:r>
-      <w:r>
-        <w:rPr>
-          <w:rtl w:val="0"/>
-          <w:lang w:val="ru-RU"/>
-        </w:rPr>
-        <w:t xml:space="preserve">10 </w:t>
-      </w:r>
-      <w:r>
-        <w:rPr>
-          <w:rtl w:val="0"/>
-          <w:lang w:val="ru-RU"/>
-        </w:rPr>
-        <w:t>комиссия в составе</w:t>
-      </w:r>
-      <w:r>
-        <w:rPr>
-          <w:rtl w:val="0"/>
-          <w:lang w:val="ru-RU"/>
-        </w:rPr>
-        <w:t>:</w:t>
+        <w:t>Проведена проверка знаний по программе: - «</w:t>
+      </w:r>
+      <w:r>
+        <w:t>{</w:t>
+      </w:r>
+      <w:r>
+        <w:rPr>
+          <w:lang w:val="en-US"/>
+        </w:rPr>
+        <w:t>course</w:t>
+      </w:r>
+      <w:r>
+        <w:t>_</w:t>
+      </w:r>
+      <w:r>
+        <w:rPr>
+          <w:lang w:val="en-US"/>
+        </w:rPr>
+        <w:t>name</w:t>
+      </w:r>
+      <w:r>
+        <w:t>}</w:t>
+      </w:r>
+      <w:r>
+        <w:t xml:space="preserve">» в объеме </w:t>
+      </w:r>
+      <w:r>
+        <w:t>{</w:t>
+      </w:r>
+      <w:r>
+        <w:rPr>
+          <w:lang w:val="en-US"/>
+        </w:rPr>
+        <w:t>hours</w:t>
+      </w:r>
+      <w:r>
+        <w:t>}</w:t>
+      </w:r>
+      <w:r>
+        <w:t xml:space="preserve"> часов;</w:t>
       </w:r>
     </w:p>
     <w:p>
       <w:pPr>
-        <w:pStyle w:val="Normal.0"/>
+        <w:jc w:val="both"/>
         <w:rPr>
           <w:sz w:val="22"/>
           <w:szCs w:val="22"/>
         </w:rPr>
       </w:pPr>
-    </w:p>
-    <w:p>
-      <w:pPr>
-        <w:pStyle w:val="Normal.0"/>
-      </w:pPr>
-      <w:r>
-        <w:rPr>
-          <w:b w:val="1"/>
-          <w:bCs w:val="1"/>
-          <w:rtl w:val="0"/>
-          <w:lang w:val="ru-RU"/>
-        </w:rPr>
-        <w:t>Председатель комиссии</w:t>
-      </w:r>
-      <w:r>
-        <w:rPr>
-          <w:b w:val="1"/>
-          <w:bCs w:val="1"/>
-          <w:rtl w:val="0"/>
-          <w:lang w:val="ru-RU"/>
-        </w:rPr>
-        <w:t>:</w:t>
-      </w:r>
-      <w:r>
-        <w:rPr>
-          <w:rtl w:val="0"/>
-        </w:rPr>
-        <w:tab/>
-        <w:t>Шекшуев В</w:t>
-      </w:r>
-      <w:r>
-        <w:rPr>
-          <w:rtl w:val="0"/>
-          <w:lang w:val="ru-RU"/>
-        </w:rPr>
-        <w:t>.</w:t>
-      </w:r>
-      <w:r>
-        <w:rPr>
-          <w:rtl w:val="0"/>
-          <w:lang w:val="ru-RU"/>
-        </w:rPr>
-        <w:t>М</w:t>
-      </w:r>
-      <w:r>
-        <w:rPr>
-          <w:rtl w:val="0"/>
-          <w:lang w:val="ru-RU"/>
-        </w:rPr>
-        <w:t xml:space="preserve">.. - </w:t>
-      </w:r>
-      <w:r>
-        <w:rPr>
-          <w:rtl w:val="0"/>
-          <w:lang w:val="ru-RU"/>
-        </w:rPr>
-        <w:t>директор</w:t>
-      </w:r>
-    </w:p>
-    <w:p>
-      <w:pPr>
-        <w:pStyle w:val="Normal.0"/>
-      </w:pPr>
-      <w:r>
-        <w:rPr>
-          <w:b w:val="1"/>
-          <w:bCs w:val="1"/>
-          <w:rtl w:val="0"/>
-          <w:lang w:val="ru-RU"/>
-        </w:rPr>
-        <w:t>Члены комиссии</w:t>
-      </w:r>
-      <w:r>
-        <w:rPr>
-          <w:b w:val="1"/>
-          <w:bCs w:val="1"/>
-          <w:rtl w:val="0"/>
-          <w:lang w:val="ru-RU"/>
-        </w:rPr>
-        <w:t>:</w:t>
-        <w:tab/>
-      </w:r>
-      <w:r>
-        <w:rPr>
-          <w:rtl w:val="0"/>
-        </w:rPr>
-        <w:tab/>
-        <w:t>Воробьева Е</w:t>
-      </w:r>
-      <w:r>
-        <w:rPr>
-          <w:rtl w:val="0"/>
-          <w:lang w:val="ru-RU"/>
-        </w:rPr>
-        <w:t>.</w:t>
-      </w:r>
-      <w:r>
-        <w:rPr>
-          <w:rtl w:val="0"/>
-          <w:lang w:val="ru-RU"/>
-        </w:rPr>
-        <w:t>С</w:t>
-      </w:r>
-      <w:r>
-        <w:rPr>
-          <w:rtl w:val="0"/>
-          <w:lang w:val="ru-RU"/>
-        </w:rPr>
-        <w:t xml:space="preserve">. </w:t>
-      </w:r>
-      <w:r>
-        <w:rPr>
-          <w:rtl w:val="0"/>
-          <w:lang w:val="ru-RU"/>
-        </w:rPr>
-        <w:t>– заместитель директора</w:t>
-      </w:r>
-    </w:p>
-    <w:p>
-      <w:pPr>
-        <w:pStyle w:val="Normal.0"/>
-      </w:pPr>
-      <w:r>
-        <w:rPr>
-          <w:rtl w:val="0"/>
-        </w:rPr>
-        <w:tab/>
-        <w:tab/>
-        <w:tab/>
-        <w:tab/>
-        <w:t>Шекшуева И</w:t>
-      </w:r>
-      <w:r>
-        <w:rPr>
-          <w:rtl w:val="0"/>
-          <w:lang w:val="ru-RU"/>
-        </w:rPr>
-        <w:t>.</w:t>
-      </w:r>
-      <w:r>
-        <w:rPr>
-          <w:rtl w:val="0"/>
-          <w:lang w:val="ru-RU"/>
-        </w:rPr>
-        <w:t>Ю</w:t>
-      </w:r>
-      <w:r>
-        <w:rPr>
-          <w:rtl w:val="0"/>
-          <w:lang w:val="ru-RU"/>
-        </w:rPr>
-        <w:t xml:space="preserve">. </w:t>
-      </w:r>
-      <w:r>
-        <w:rPr>
-          <w:rtl w:val="0"/>
-          <w:lang w:val="ru-RU"/>
-        </w:rPr>
-        <w:t>– специалист учебного центра</w:t>
-      </w:r>
-    </w:p>
-    <w:p>
-      <w:pPr>
-        <w:pStyle w:val="Body Text"/>
-        <w:tabs>
-          <w:tab w:val="left" w:pos="2694"/>
-        </w:tabs>
+      <w:r>
         <w:rPr>
           <w:sz w:val="22"/>
           <w:szCs w:val="22"/>
         </w:rPr>
-      </w:pPr>
-    </w:p>
-    <w:p>
-      <w:pPr>
-        <w:pStyle w:val="Normal.0"/>
-        <w:jc w:val="both"/>
-      </w:pPr>
-      <w:r>
-        <w:rPr>
-          <w:rtl w:val="0"/>
-          <w:lang w:val="ru-RU"/>
-        </w:rPr>
-        <w:t>Проведена проверка знаний по программе</w:t>
-      </w:r>
-      <w:r>
-        <w:rPr>
-          <w:rtl w:val="0"/>
-          <w:lang w:val="ru-RU"/>
-        </w:rPr>
-        <w:t xml:space="preserve">: - </w:t>
-      </w:r>
-      <w:r>
-        <w:rPr>
-          <w:rtl w:val="0"/>
-          <w:lang w:val="ru-RU"/>
-        </w:rPr>
-        <w:t>«</w:t>
-      </w:r>
-      <w:r>
-        <w:rPr>
-          <w:rtl w:val="0"/>
-          <w:lang w:val="en-US"/>
-        </w:rPr>
-        <w:t>{course_name}</w:t>
-      </w:r>
-      <w:r>
-        <w:rPr>
-          <w:rtl w:val="0"/>
-          <w:lang w:val="ru-RU"/>
-        </w:rPr>
-        <w:t xml:space="preserve">» в объеме </w:t>
-      </w:r>
-      <w:r>
-        <w:rPr>
-          <w:rtl w:val="0"/>
-          <w:lang w:val="en-US"/>
-        </w:rPr>
-        <w:t>{hours}</w:t>
-      </w:r>
-      <w:r>
-        <w:rPr>
-          <w:rtl w:val="0"/>
-          <w:lang w:val="ru-RU"/>
-        </w:rPr>
-        <w:t xml:space="preserve"> часов</w:t>
-      </w:r>
-      <w:r>
-        <w:rPr>
-          <w:rtl w:val="0"/>
-          <w:lang w:val="ru-RU"/>
-        </w:rPr>
-        <w:t>;</w:t>
-      </w:r>
-    </w:p>
-    <w:p>
-      <w:pPr>
-        <w:pStyle w:val="Normal.0"/>
-        <w:jc w:val="both"/>
+        <w:t>- - «</w:t>
+      </w:r>
+      <w:r>
         <w:rPr>
           <w:sz w:val="22"/>
           <w:szCs w:val="22"/>
         </w:rPr>
-      </w:pPr>
+        <w:t>{</w:t>
+      </w:r>
       <w:r>
         <w:rPr>
           <w:sz w:val="22"/>
           <w:szCs w:val="22"/>
-          <w:rtl w:val="0"/>
-          <w:lang w:val="ru-RU"/>
-        </w:rPr>
-        <w:t xml:space="preserve">- - </w:t>
+          <w:lang w:val="en-US"/>
+        </w:rPr>
+        <w:t>course</w:t>
       </w:r>
       <w:r>
         <w:rPr>
           <w:sz w:val="22"/>
           <w:szCs w:val="22"/>
-          <w:rtl w:val="0"/>
-          <w:lang w:val="ru-RU"/>
-        </w:rPr>
-        <w:t>«</w:t>
+        </w:rPr>
+        <w:t>_</w:t>
       </w:r>
       <w:r>
         <w:rPr>
           <w:sz w:val="22"/>
           <w:szCs w:val="22"/>
-          <w:rtl w:val="0"/>
           <w:lang w:val="en-US"/>
         </w:rPr>
-        <w:t>{course_name}</w:t>
+        <w:t>name</w:t>
       </w:r>
       <w:r>
         <w:rPr>
           <w:sz w:val="22"/>
           <w:szCs w:val="22"/>
-          <w:rtl w:val="0"/>
-          <w:lang w:val="ru-RU"/>
-        </w:rPr>
-        <w:t xml:space="preserve">» в объеме </w:t>
+        </w:rPr>
+        <w:t>}</w:t>
       </w:r>
       <w:r>
         <w:rPr>
           <w:sz w:val="22"/>
           <w:szCs w:val="22"/>
-          <w:rtl w:val="0"/>
-          <w:lang w:val="en-US"/>
-        </w:rPr>
-        <w:t>{hours}</w:t>
+        </w:rPr>
+        <w:t xml:space="preserve">» в объеме </w:t>
       </w:r>
       <w:r>
         <w:rPr>
           <w:sz w:val="22"/>
           <w:szCs w:val="22"/>
-          <w:rtl w:val="0"/>
-          <w:lang w:val="ru-RU"/>
-        </w:rPr>
-        <w:t xml:space="preserve"> часов</w:t>
+        </w:rPr>
+        <w:t>{</w:t>
       </w:r>
       <w:r>
         <w:rPr>
           <w:sz w:val="22"/>
           <w:szCs w:val="22"/>
-          <w:rtl w:val="0"/>
-          <w:lang w:val="ru-RU"/>
-        </w:rPr>
-        <w:t>:</w:t>
+          <w:lang w:val="en-US"/>
+        </w:rPr>
+        <w:t>hours</w:t>
+      </w:r>
+      <w:r>
+        <w:rPr>
+          <w:sz w:val="22"/>
+          <w:szCs w:val="22"/>
+        </w:rPr>
+        <w:t>}</w:t>
+      </w:r>
+      <w:r>
+        <w:rPr>
+          <w:sz w:val="22"/>
+          <w:szCs w:val="22"/>
+        </w:rPr>
+        <w:t xml:space="preserve"> часов:</w:t>
       </w:r>
     </w:p>
     <w:tbl>
       <w:tblPr>
-        <w:tblW w:w="15280" w:type="dxa"/>
-        <w:jc w:val="left"/>
-        <w:tblInd w:w="432" w:type="dxa"/>
+        <w:tblStyle w:val="TableNormal"/>
+        <w:tblW w:w="15603" w:type="dxa"/>
+        <w:tblInd w:w="-289" w:type="dxa"/>
         <w:tblBorders>
-          <w:top w:val="single" w:color="ffffff" w:sz="8" w:space="0" w:shadow="0" w:frame="0"/>
-          <w:left w:val="single" w:color="ffffff" w:sz="8" w:space="0" w:shadow="0" w:frame="0"/>
-          <w:bottom w:val="single" w:color="ffffff" w:sz="8" w:space="0" w:shadow="0" w:frame="0"/>
-          <w:right w:val="single" w:color="ffffff" w:sz="8" w:space="0" w:shadow="0" w:frame="0"/>
-          <w:insideH w:val="single" w:color="ffffff" w:sz="8" w:space="0" w:shadow="0" w:frame="0"/>
-          <w:insideV w:val="single" w:color="ffffff" w:sz="8" w:space="0" w:shadow="0" w:frame="0"/>
+          <w:top w:val="single" w:sz="8" w:space="0" w:color="FFFFFF"/>
+          <w:left w:val="single" w:sz="8" w:space="0" w:color="FFFFFF"/>
+          <w:bottom w:val="single" w:sz="8" w:space="0" w:color="FFFFFF"/>
+          <w:right w:val="single" w:sz="8" w:space="0" w:color="FFFFFF"/>
+          <w:insideH w:val="single" w:sz="8" w:space="0" w:color="FFFFFF"/>
+          <w:insideV w:val="single" w:sz="8" w:space="0" w:color="FFFFFF"/>
         </w:tblBorders>
-        <w:shd w:val="clear" w:color="auto" w:fill="ced7e7"/>
+        <w:shd w:val="clear" w:color="auto" w:fill="CED7E7"/>
         <w:tblLayout w:type="fixed"/>
+        <w:tblLook w:val="04A0" w:firstRow="1" w:lastRow="0" w:firstColumn="1" w:lastColumn="0" w:noHBand="0" w:noVBand="1"/>
       </w:tblPr>
       <w:tblGrid>
-        <w:gridCol w:w="413"/>
-        <w:gridCol w:w="3470"/>
-        <w:gridCol w:w="3028"/>
-        <w:gridCol w:w="3001"/>
-        <w:gridCol w:w="2064"/>
-        <w:gridCol w:w="1790"/>
-        <w:gridCol w:w="1514"/>
+        <w:gridCol w:w="923"/>
+        <w:gridCol w:w="2918"/>
+        <w:gridCol w:w="2379"/>
+        <w:gridCol w:w="3136"/>
+        <w:gridCol w:w="842"/>
+        <w:gridCol w:w="1621"/>
+        <w:gridCol w:w="1406"/>
+        <w:gridCol w:w="951"/>
+        <w:gridCol w:w="1427"/>
       </w:tblGrid>
       <w:tr>
-        <w:tblPrEx>
-          <w:shd w:val="clear" w:color="auto" w:fill="ced7e7"/>
-        </w:tblPrEx>
         <w:trPr>
-          <w:trHeight w:val="1231" w:hRule="atLeast"/>
+          <w:trHeight w:val="1046"/>
         </w:trPr>
         <w:tc>
           <w:tcPr>
-            <w:tcW w:type="dxa" w:w="413"/>
+            <w:tcW w:w="923" w:type="dxa"/>
             <w:tcBorders>
-              <w:top w:val="single" w:color="000000" w:sz="4" w:space="0" w:shadow="0" w:frame="0"/>
-              <w:left w:val="single" w:color="000000" w:sz="4" w:space="0" w:shadow="0" w:frame="0"/>
-              <w:bottom w:val="single" w:color="000000" w:sz="4" w:space="0" w:shadow="0" w:frame="0"/>
-              <w:right w:val="single" w:color="000000" w:sz="4" w:space="0" w:shadow="0" w:frame="0"/>
+              <w:top w:val="single" w:sz="4" w:space="0" w:color="000000"/>
+              <w:left w:val="single" w:sz="4" w:space="0" w:color="000000"/>
+              <w:bottom w:val="single" w:sz="4" w:space="0" w:color="000000"/>
+              <w:right w:val="single" w:sz="4" w:space="0" w:color="000000"/>
             </w:tcBorders>
             <w:shd w:val="clear" w:color="auto" w:fill="auto"/>
             <w:tcMar>
-              <w:top w:type="dxa" w:w="80"/>
-              <w:left w:type="dxa" w:w="80"/>
-              <w:bottom w:type="dxa" w:w="80"/>
-              <w:right w:type="dxa" w:w="80"/>
+              <w:top w:w="80" w:type="dxa"/>
+              <w:left w:w="80" w:type="dxa"/>
+              <w:bottom w:w="80" w:type="dxa"/>
+              <w:right w:w="80" w:type="dxa"/>
             </w:tcMar>
             <w:vAlign w:val="center"/>
           </w:tcPr>
           <w:p>
             <w:pPr>
-              <w:pStyle w:val="Normal.0"/>
               <w:jc w:val="center"/>
             </w:pPr>
             <w:r>
               <w:rPr>
                 <w:sz w:val="22"/>
                 <w:szCs w:val="22"/>
-                <w:shd w:val="nil" w:color="auto" w:fill="auto"/>
-                <w:rtl w:val="0"/>
-                <w:lang w:val="ru-RU"/>
               </w:rPr>
               <w:t>№</w:t>
             </w:r>
@@ -655,119 +507,61 @@
         </w:tc>
         <w:tc>
           <w:tcPr>
-            <w:tcW w:type="dxa" w:w="3470"/>
+            <w:tcW w:w="2918" w:type="dxa"/>
             <w:tcBorders>
-              <w:top w:val="single" w:color="000000" w:sz="4" w:space="0" w:shadow="0" w:frame="0"/>
-              <w:left w:val="single" w:color="000000" w:sz="4" w:space="0" w:shadow="0" w:frame="0"/>
-              <w:bottom w:val="single" w:color="000000" w:sz="4" w:space="0" w:shadow="0" w:frame="0"/>
-              <w:right w:val="single" w:color="000000" w:sz="4" w:space="0" w:shadow="0" w:frame="0"/>
+              <w:top w:val="single" w:sz="4" w:space="0" w:color="000000"/>
+              <w:left w:val="single" w:sz="4" w:space="0" w:color="000000"/>
+              <w:bottom w:val="single" w:sz="4" w:space="0" w:color="000000"/>
+              <w:right w:val="single" w:sz="4" w:space="0" w:color="000000"/>
             </w:tcBorders>
             <w:shd w:val="clear" w:color="auto" w:fill="auto"/>
             <w:tcMar>
-              <w:top w:type="dxa" w:w="80"/>
-              <w:left w:type="dxa" w:w="80"/>
-              <w:bottom w:type="dxa" w:w="80"/>
-              <w:right w:type="dxa" w:w="80"/>
+              <w:top w:w="80" w:type="dxa"/>
+              <w:left w:w="80" w:type="dxa"/>
+              <w:bottom w:w="80" w:type="dxa"/>
+              <w:right w:w="80" w:type="dxa"/>
             </w:tcMar>
             <w:vAlign w:val="center"/>
           </w:tcPr>
           <w:p>
             <w:pPr>
-              <w:pStyle w:val="Normal.0"/>
               <w:jc w:val="center"/>
             </w:pPr>
             <w:r>
               <w:rPr>
                 <w:sz w:val="22"/>
                 <w:szCs w:val="22"/>
-                <w:shd w:val="nil" w:color="auto" w:fill="auto"/>
-                <w:rtl w:val="0"/>
-                <w:lang w:val="ru-RU"/>
-              </w:rPr>
-              <w:t>Ф</w:t>
-            </w:r>
-            <w:r>
-              <w:rPr>
-                <w:sz w:val="22"/>
-                <w:szCs w:val="22"/>
-                <w:shd w:val="nil" w:color="auto" w:fill="auto"/>
-                <w:rtl w:val="0"/>
-                <w:lang w:val="ru-RU"/>
-              </w:rPr>
-              <w:t>.</w:t>
-            </w:r>
-            <w:r>
-              <w:rPr>
-                <w:sz w:val="22"/>
-                <w:szCs w:val="22"/>
-                <w:shd w:val="nil" w:color="auto" w:fill="auto"/>
-                <w:rtl w:val="0"/>
-                <w:lang w:val="ru-RU"/>
-              </w:rPr>
-              <w:t>И</w:t>
-            </w:r>
-            <w:r>
-              <w:rPr>
-                <w:sz w:val="22"/>
-                <w:szCs w:val="22"/>
-                <w:shd w:val="nil" w:color="auto" w:fill="auto"/>
-                <w:rtl w:val="0"/>
-                <w:lang w:val="ru-RU"/>
-              </w:rPr>
-              <w:t>.</w:t>
-            </w:r>
-            <w:r>
-              <w:rPr>
-                <w:sz w:val="22"/>
-                <w:szCs w:val="22"/>
-                <w:shd w:val="nil" w:color="auto" w:fill="auto"/>
-                <w:rtl w:val="0"/>
-                <w:lang w:val="ru-RU"/>
-              </w:rPr>
-              <w:t>О</w:t>
-            </w:r>
-            <w:r>
-              <w:rPr>
-                <w:sz w:val="22"/>
-                <w:szCs w:val="22"/>
-                <w:shd w:val="nil" w:color="auto" w:fill="auto"/>
-                <w:rtl w:val="0"/>
-                <w:lang w:val="ru-RU"/>
-              </w:rPr>
-              <w:t>.</w:t>
+              </w:rPr>
+              <w:t>Ф.И.О.</w:t>
             </w:r>
           </w:p>
         </w:tc>
         <w:tc>
           <w:tcPr>
-            <w:tcW w:type="dxa" w:w="3028"/>
+            <w:tcW w:w="2379" w:type="dxa"/>
             <w:tcBorders>
-              <w:top w:val="single" w:color="000000" w:sz="4" w:space="0" w:shadow="0" w:frame="0"/>
-              <w:left w:val="single" w:color="000000" w:sz="4" w:space="0" w:shadow="0" w:frame="0"/>
-              <w:bottom w:val="single" w:color="000000" w:sz="4" w:space="0" w:shadow="0" w:frame="0"/>
-              <w:right w:val="single" w:color="000000" w:sz="4" w:space="0" w:shadow="0" w:frame="0"/>
+              <w:top w:val="single" w:sz="4" w:space="0" w:color="000000"/>
+              <w:left w:val="single" w:sz="4" w:space="0" w:color="000000"/>
+              <w:bottom w:val="single" w:sz="4" w:space="0" w:color="000000"/>
+              <w:right w:val="single" w:sz="4" w:space="0" w:color="000000"/>
             </w:tcBorders>
             <w:shd w:val="clear" w:color="auto" w:fill="auto"/>
             <w:tcMar>
-              <w:top w:type="dxa" w:w="80"/>
-              <w:left w:type="dxa" w:w="80"/>
-              <w:bottom w:type="dxa" w:w="80"/>
-              <w:right w:type="dxa" w:w="80"/>
+              <w:top w:w="80" w:type="dxa"/>
+              <w:left w:w="80" w:type="dxa"/>
+              <w:bottom w:w="80" w:type="dxa"/>
+              <w:right w:w="80" w:type="dxa"/>
             </w:tcMar>
             <w:vAlign w:val="center"/>
           </w:tcPr>
           <w:p>
             <w:pPr>
-              <w:pStyle w:val="Normal.0"/>
               <w:jc w:val="center"/>
             </w:pPr>
             <w:r>
               <w:rPr>
                 <w:sz w:val="22"/>
                 <w:szCs w:val="22"/>
-                <w:shd w:val="nil" w:color="auto" w:fill="auto"/>
-                <w:rtl w:val="0"/>
-                <w:lang w:val="ru-RU"/>
               </w:rPr>
               <w:t>Наименование предприятия</w:t>
             </w:r>
@@ -775,34 +569,30 @@
         </w:tc>
         <w:tc>
           <w:tcPr>
-            <w:tcW w:type="dxa" w:w="3001"/>
+            <w:tcW w:w="3136" w:type="dxa"/>
             <w:tcBorders>
-              <w:top w:val="single" w:color="000000" w:sz="4" w:space="0" w:shadow="0" w:frame="0"/>
-              <w:left w:val="single" w:color="000000" w:sz="4" w:space="0" w:shadow="0" w:frame="0"/>
-              <w:bottom w:val="single" w:color="000000" w:sz="4" w:space="0" w:shadow="0" w:frame="0"/>
-              <w:right w:val="single" w:color="000000" w:sz="4" w:space="0" w:shadow="0" w:frame="0"/>
+              <w:top w:val="single" w:sz="4" w:space="0" w:color="000000"/>
+              <w:left w:val="single" w:sz="4" w:space="0" w:color="000000"/>
+              <w:bottom w:val="single" w:sz="4" w:space="0" w:color="000000"/>
+              <w:right w:val="single" w:sz="4" w:space="0" w:color="000000"/>
             </w:tcBorders>
             <w:shd w:val="clear" w:color="auto" w:fill="auto"/>
             <w:tcMar>
-              <w:top w:type="dxa" w:w="80"/>
-              <w:left w:type="dxa" w:w="80"/>
-              <w:bottom w:type="dxa" w:w="80"/>
-              <w:right w:type="dxa" w:w="80"/>
+              <w:top w:w="80" w:type="dxa"/>
+              <w:left w:w="80" w:type="dxa"/>
+              <w:bottom w:w="80" w:type="dxa"/>
+              <w:right w:w="80" w:type="dxa"/>
             </w:tcMar>
             <w:vAlign w:val="center"/>
           </w:tcPr>
           <w:p>
             <w:pPr>
-              <w:pStyle w:val="Normal.0"/>
               <w:jc w:val="center"/>
             </w:pPr>
             <w:r>
               <w:rPr>
                 <w:sz w:val="22"/>
                 <w:szCs w:val="22"/>
-                <w:shd w:val="nil" w:color="auto" w:fill="auto"/>
-                <w:rtl w:val="0"/>
-                <w:lang w:val="ru-RU"/>
               </w:rPr>
               <w:t>Занимаемая должность</w:t>
             </w:r>
@@ -810,34 +600,84 @@
         </w:tc>
         <w:tc>
           <w:tcPr>
-            <w:tcW w:type="dxa" w:w="2064"/>
+            <w:tcW w:w="842" w:type="dxa"/>
             <w:tcBorders>
-              <w:top w:val="single" w:color="000000" w:sz="4" w:space="0" w:shadow="0" w:frame="0"/>
-              <w:left w:val="single" w:color="000000" w:sz="4" w:space="0" w:shadow="0" w:frame="0"/>
-              <w:bottom w:val="single" w:color="000000" w:sz="4" w:space="0" w:shadow="0" w:frame="0"/>
-              <w:right w:val="single" w:color="000000" w:sz="4" w:space="0" w:shadow="0" w:frame="0"/>
+              <w:top w:val="single" w:sz="4" w:space="0" w:color="000000"/>
+              <w:left w:val="single" w:sz="4" w:space="0" w:color="000000"/>
+              <w:bottom w:val="single" w:sz="4" w:space="0" w:color="000000"/>
+              <w:right w:val="single" w:sz="4" w:space="0" w:color="000000"/>
+            </w:tcBorders>
+          </w:tcPr>
+          <w:p>
+            <w:pPr>
+              <w:jc w:val="center"/>
+              <w:rPr>
+                <w:sz w:val="22"/>
+                <w:szCs w:val="22"/>
+              </w:rPr>
+            </w:pPr>
+          </w:p>
+          <w:p>
+            <w:pPr>
+              <w:jc w:val="center"/>
+              <w:rPr>
+                <w:sz w:val="22"/>
+                <w:szCs w:val="22"/>
+              </w:rPr>
+            </w:pPr>
+          </w:p>
+          <w:p>
+            <w:pPr>
+              <w:jc w:val="center"/>
+              <w:rPr>
+                <w:sz w:val="22"/>
+                <w:szCs w:val="22"/>
+              </w:rPr>
+            </w:pPr>
+          </w:p>
+          <w:p>
+            <w:pPr>
+              <w:jc w:val="center"/>
+              <w:rPr>
+                <w:sz w:val="22"/>
+                <w:szCs w:val="22"/>
+              </w:rPr>
+            </w:pPr>
+            <w:r>
+              <w:rPr>
+                <w:sz w:val="22"/>
+                <w:szCs w:val="22"/>
+              </w:rPr>
+              <w:t>Номер билета</w:t>
+            </w:r>
+          </w:p>
+        </w:tc>
+        <w:tc>
+          <w:tcPr>
+            <w:tcW w:w="1621" w:type="dxa"/>
+            <w:tcBorders>
+              <w:top w:val="single" w:sz="4" w:space="0" w:color="000000"/>
+              <w:left w:val="single" w:sz="4" w:space="0" w:color="000000"/>
+              <w:bottom w:val="single" w:sz="4" w:space="0" w:color="000000"/>
+              <w:right w:val="single" w:sz="4" w:space="0" w:color="000000"/>
             </w:tcBorders>
             <w:shd w:val="clear" w:color="auto" w:fill="auto"/>
             <w:tcMar>
-              <w:top w:type="dxa" w:w="80"/>
-              <w:left w:type="dxa" w:w="80"/>
-              <w:bottom w:type="dxa" w:w="80"/>
-              <w:right w:type="dxa" w:w="80"/>
+              <w:top w:w="80" w:type="dxa"/>
+              <w:left w:w="80" w:type="dxa"/>
+              <w:bottom w:w="80" w:type="dxa"/>
+              <w:right w:w="80" w:type="dxa"/>
             </w:tcMar>
             <w:vAlign w:val="center"/>
           </w:tcPr>
           <w:p>
             <w:pPr>
-              <w:pStyle w:val="Normal.0"/>
               <w:jc w:val="center"/>
             </w:pPr>
             <w:r>
               <w:rPr>
                 <w:sz w:val="22"/>
                 <w:szCs w:val="22"/>
-                <w:shd w:val="nil" w:color="auto" w:fill="auto"/>
-                <w:rtl w:val="0"/>
-                <w:lang w:val="ru-RU"/>
               </w:rPr>
               <w:t>Результат проверки знаний</w:t>
             </w:r>
@@ -845,34 +685,30 @@
         </w:tc>
         <w:tc>
           <w:tcPr>
-            <w:tcW w:type="dxa" w:w="1790"/>
+            <w:tcW w:w="1406" w:type="dxa"/>
             <w:tcBorders>
-              <w:top w:val="single" w:color="000000" w:sz="4" w:space="0" w:shadow="0" w:frame="0"/>
-              <w:left w:val="single" w:color="000000" w:sz="4" w:space="0" w:shadow="0" w:frame="0"/>
-              <w:bottom w:val="single" w:color="000000" w:sz="4" w:space="0" w:shadow="0" w:frame="0"/>
-              <w:right w:val="single" w:color="000000" w:sz="4" w:space="0" w:shadow="0" w:frame="0"/>
+              <w:top w:val="single" w:sz="4" w:space="0" w:color="000000"/>
+              <w:left w:val="single" w:sz="4" w:space="0" w:color="000000"/>
+              <w:bottom w:val="single" w:sz="4" w:space="0" w:color="000000"/>
+              <w:right w:val="single" w:sz="4" w:space="0" w:color="000000"/>
             </w:tcBorders>
             <w:shd w:val="clear" w:color="auto" w:fill="auto"/>
             <w:tcMar>
-              <w:top w:type="dxa" w:w="80"/>
-              <w:left w:type="dxa" w:w="80"/>
-              <w:bottom w:type="dxa" w:w="80"/>
-              <w:right w:type="dxa" w:w="80"/>
+              <w:top w:w="80" w:type="dxa"/>
+              <w:left w:w="80" w:type="dxa"/>
+              <w:bottom w:w="80" w:type="dxa"/>
+              <w:right w:w="80" w:type="dxa"/>
             </w:tcMar>
             <w:vAlign w:val="center"/>
           </w:tcPr>
           <w:p>
             <w:pPr>
-              <w:pStyle w:val="Normal.0"/>
               <w:jc w:val="center"/>
             </w:pPr>
             <w:r>
               <w:rPr>
                 <w:sz w:val="22"/>
                 <w:szCs w:val="22"/>
-                <w:shd w:val="nil" w:color="auto" w:fill="auto"/>
-                <w:rtl w:val="0"/>
-                <w:lang w:val="ru-RU"/>
               </w:rPr>
               <w:t>Регистрационный номер записи о проверке знаний в реестре обученных лиц</w:t>
             </w:r>
@@ -880,77 +716,135 @@
         </w:tc>
         <w:tc>
           <w:tcPr>
-            <w:tcW w:type="dxa" w:w="1514"/>
+            <w:tcW w:w="951" w:type="dxa"/>
             <w:tcBorders>
-              <w:top w:val="single" w:color="000000" w:sz="4" w:space="0" w:shadow="0" w:frame="0"/>
-              <w:left w:val="single" w:color="000000" w:sz="4" w:space="0" w:shadow="0" w:frame="0"/>
-              <w:bottom w:val="single" w:color="000000" w:sz="4" w:space="0" w:shadow="0" w:frame="0"/>
-              <w:right w:val="single" w:color="000000" w:sz="4" w:space="0" w:shadow="0" w:frame="0"/>
+              <w:top w:val="single" w:sz="4" w:space="0" w:color="000000"/>
+              <w:left w:val="single" w:sz="4" w:space="0" w:color="000000"/>
+              <w:bottom w:val="single" w:sz="4" w:space="0" w:color="000000"/>
+              <w:right w:val="single" w:sz="4" w:space="0" w:color="000000"/>
             </w:tcBorders>
             <w:shd w:val="clear" w:color="auto" w:fill="auto"/>
             <w:tcMar>
-              <w:top w:type="dxa" w:w="80"/>
-              <w:left w:type="dxa" w:w="80"/>
-              <w:bottom w:type="dxa" w:w="80"/>
-              <w:right w:type="dxa" w:w="80"/>
+              <w:top w:w="80" w:type="dxa"/>
+              <w:left w:w="80" w:type="dxa"/>
+              <w:bottom w:w="80" w:type="dxa"/>
+              <w:right w:w="80" w:type="dxa"/>
             </w:tcMar>
             <w:vAlign w:val="center"/>
           </w:tcPr>
           <w:p>
             <w:pPr>
-              <w:pStyle w:val="Normal.0"/>
               <w:jc w:val="center"/>
             </w:pPr>
             <w:r>
               <w:rPr>
                 <w:sz w:val="22"/>
                 <w:szCs w:val="22"/>
-                <w:shd w:val="nil" w:color="auto" w:fill="auto"/>
-                <w:rtl w:val="0"/>
-                <w:lang w:val="ru-RU"/>
               </w:rPr>
               <w:t>Подпись проверяемого</w:t>
             </w:r>
+          </w:p>
+        </w:tc>
+        <w:tc>
+          <w:tcPr>
+            <w:tcW w:w="1427" w:type="dxa"/>
+            <w:tcBorders>
+              <w:top w:val="single" w:sz="4" w:space="0" w:color="000000"/>
+              <w:left w:val="single" w:sz="4" w:space="0" w:color="000000"/>
+              <w:bottom w:val="single" w:sz="4" w:space="0" w:color="000000"/>
+              <w:right w:val="single" w:sz="4" w:space="0" w:color="000000"/>
+            </w:tcBorders>
+          </w:tcPr>
+          <w:p>
+            <w:pPr>
+              <w:jc w:val="center"/>
+              <w:rPr>
+                <w:sz w:val="22"/>
+                <w:szCs w:val="22"/>
+              </w:rPr>
+            </w:pPr>
+          </w:p>
+          <w:p>
+            <w:pPr>
+              <w:jc w:val="center"/>
+              <w:rPr>
+                <w:sz w:val="22"/>
+                <w:szCs w:val="22"/>
+              </w:rPr>
+            </w:pPr>
+          </w:p>
+          <w:p>
+            <w:pPr>
+              <w:jc w:val="center"/>
+              <w:rPr>
+                <w:sz w:val="22"/>
+                <w:szCs w:val="22"/>
+              </w:rPr>
+            </w:pPr>
+            <w:r>
+              <w:rPr>
+                <w:sz w:val="22"/>
+                <w:szCs w:val="22"/>
+              </w:rPr>
+              <w:t>Заключение экзаменационной</w:t>
+            </w:r>
+          </w:p>
+          <w:p>
+            <w:pPr>
+              <w:jc w:val="center"/>
+              <w:rPr>
+                <w:sz w:val="22"/>
+                <w:szCs w:val="22"/>
+              </w:rPr>
+            </w:pPr>
+            <w:r>
+              <w:rPr>
+                <w:sz w:val="22"/>
+                <w:szCs w:val="22"/>
+              </w:rPr>
+              <w:t>комиссии</w:t>
+            </w:r>
+          </w:p>
+          <w:p>
+            <w:pPr>
+              <w:rPr>
+                <w:sz w:val="22"/>
+                <w:szCs w:val="22"/>
+              </w:rPr>
+            </w:pPr>
           </w:p>
         </w:tc>
       </w:tr>
       <w:tr>
-        <w:tblPrEx>
-          <w:shd w:val="clear" w:color="auto" w:fill="ced7e7"/>
-        </w:tblPrEx>
         <w:trPr>
-          <w:trHeight w:val="271" w:hRule="atLeast"/>
+          <w:trHeight w:val="230"/>
         </w:trPr>
         <w:tc>
           <w:tcPr>
-            <w:tcW w:type="dxa" w:w="413"/>
+            <w:tcW w:w="923" w:type="dxa"/>
             <w:tcBorders>
-              <w:top w:val="single" w:color="000000" w:sz="4" w:space="0" w:shadow="0" w:frame="0"/>
-              <w:left w:val="single" w:color="000000" w:sz="4" w:space="0" w:shadow="0" w:frame="0"/>
-              <w:bottom w:val="single" w:color="000000" w:sz="4" w:space="0" w:shadow="0" w:frame="0"/>
-              <w:right w:val="single" w:color="000000" w:sz="4" w:space="0" w:shadow="0" w:frame="0"/>
+              <w:top w:val="single" w:sz="4" w:space="0" w:color="000000"/>
+              <w:left w:val="single" w:sz="4" w:space="0" w:color="000000"/>
+              <w:bottom w:val="single" w:sz="4" w:space="0" w:color="000000"/>
+              <w:right w:val="single" w:sz="4" w:space="0" w:color="000000"/>
             </w:tcBorders>
             <w:shd w:val="clear" w:color="auto" w:fill="auto"/>
             <w:tcMar>
-              <w:top w:type="dxa" w:w="80"/>
-              <w:left w:type="dxa" w:w="80"/>
-              <w:bottom w:type="dxa" w:w="80"/>
-              <w:right w:type="dxa" w:w="80"/>
+              <w:top w:w="80" w:type="dxa"/>
+              <w:left w:w="80" w:type="dxa"/>
+              <w:bottom w:w="80" w:type="dxa"/>
+              <w:right w:w="80" w:type="dxa"/>
             </w:tcMar>
             <w:vAlign w:val="center"/>
           </w:tcPr>
           <w:p>
             <w:pPr>
-              <w:pStyle w:val="Normal.0"/>
               <w:jc w:val="center"/>
             </w:pPr>
             <w:r>
               <w:rPr>
                 <w:sz w:val="22"/>
                 <w:szCs w:val="22"/>
-                <w:shd w:val="nil" w:color="auto" w:fill="auto"/>
-                <w:rtl w:val="0"/>
-                <w:lang w:val="ru-RU"/>
               </w:rPr>
               <w:t>1</w:t>
             </w:r>
@@ -958,34 +852,30 @@
         </w:tc>
         <w:tc>
           <w:tcPr>
-            <w:tcW w:type="dxa" w:w="3470"/>
+            <w:tcW w:w="2918" w:type="dxa"/>
             <w:tcBorders>
-              <w:top w:val="single" w:color="000000" w:sz="4" w:space="0" w:shadow="0" w:frame="0"/>
-              <w:left w:val="single" w:color="000000" w:sz="4" w:space="0" w:shadow="0" w:frame="0"/>
-              <w:bottom w:val="single" w:color="000000" w:sz="4" w:space="0" w:shadow="0" w:frame="0"/>
-              <w:right w:val="single" w:color="000000" w:sz="4" w:space="0" w:shadow="0" w:frame="0"/>
+              <w:top w:val="single" w:sz="4" w:space="0" w:color="000000"/>
+              <w:left w:val="single" w:sz="4" w:space="0" w:color="000000"/>
+              <w:bottom w:val="single" w:sz="4" w:space="0" w:color="000000"/>
+              <w:right w:val="single" w:sz="4" w:space="0" w:color="000000"/>
             </w:tcBorders>
             <w:shd w:val="clear" w:color="auto" w:fill="auto"/>
             <w:tcMar>
-              <w:top w:type="dxa" w:w="80"/>
-              <w:left w:type="dxa" w:w="80"/>
-              <w:bottom w:type="dxa" w:w="80"/>
-              <w:right w:type="dxa" w:w="80"/>
+              <w:top w:w="80" w:type="dxa"/>
+              <w:left w:w="80" w:type="dxa"/>
+              <w:bottom w:w="80" w:type="dxa"/>
+              <w:right w:w="80" w:type="dxa"/>
             </w:tcMar>
             <w:vAlign w:val="center"/>
           </w:tcPr>
           <w:p>
             <w:pPr>
-              <w:pStyle w:val="Normal.0"/>
               <w:jc w:val="center"/>
             </w:pPr>
             <w:r>
               <w:rPr>
                 <w:sz w:val="22"/>
                 <w:szCs w:val="22"/>
-                <w:shd w:val="nil" w:color="auto" w:fill="auto"/>
-                <w:rtl w:val="0"/>
-                <w:lang w:val="ru-RU"/>
               </w:rPr>
               <w:t>2</w:t>
             </w:r>
@@ -993,34 +883,30 @@
         </w:tc>
         <w:tc>
           <w:tcPr>
-            <w:tcW w:type="dxa" w:w="3028"/>
+            <w:tcW w:w="2379" w:type="dxa"/>
             <w:tcBorders>
-              <w:top w:val="single" w:color="000000" w:sz="4" w:space="0" w:shadow="0" w:frame="0"/>
-              <w:left w:val="single" w:color="000000" w:sz="4" w:space="0" w:shadow="0" w:frame="0"/>
-              <w:bottom w:val="single" w:color="000000" w:sz="4" w:space="0" w:shadow="0" w:frame="0"/>
-              <w:right w:val="single" w:color="000000" w:sz="4" w:space="0" w:shadow="0" w:frame="0"/>
+              <w:top w:val="single" w:sz="4" w:space="0" w:color="000000"/>
+              <w:left w:val="single" w:sz="4" w:space="0" w:color="000000"/>
+              <w:bottom w:val="single" w:sz="4" w:space="0" w:color="auto"/>
+              <w:right w:val="single" w:sz="4" w:space="0" w:color="000000"/>
             </w:tcBorders>
             <w:shd w:val="clear" w:color="auto" w:fill="auto"/>
             <w:tcMar>
-              <w:top w:type="dxa" w:w="80"/>
-              <w:left w:type="dxa" w:w="80"/>
-              <w:bottom w:type="dxa" w:w="80"/>
-              <w:right w:type="dxa" w:w="80"/>
+              <w:top w:w="80" w:type="dxa"/>
+              <w:left w:w="80" w:type="dxa"/>
+              <w:bottom w:w="80" w:type="dxa"/>
+              <w:right w:w="80" w:type="dxa"/>
             </w:tcMar>
             <w:vAlign w:val="center"/>
           </w:tcPr>
           <w:p>
             <w:pPr>
-              <w:pStyle w:val="Normal.0"/>
               <w:jc w:val="center"/>
             </w:pPr>
             <w:r>
               <w:rPr>
                 <w:sz w:val="22"/>
                 <w:szCs w:val="22"/>
-                <w:shd w:val="nil" w:color="auto" w:fill="auto"/>
-                <w:rtl w:val="0"/>
-                <w:lang w:val="ru-RU"/>
               </w:rPr>
               <w:t>3</w:t>
             </w:r>
@@ -1028,34 +914,30 @@
         </w:tc>
         <w:tc>
           <w:tcPr>
-            <w:tcW w:type="dxa" w:w="3001"/>
+            <w:tcW w:w="3136" w:type="dxa"/>
             <w:tcBorders>
-              <w:top w:val="single" w:color="000000" w:sz="4" w:space="0" w:shadow="0" w:frame="0"/>
-              <w:left w:val="single" w:color="000000" w:sz="4" w:space="0" w:shadow="0" w:frame="0"/>
-              <w:bottom w:val="single" w:color="000000" w:sz="4" w:space="0" w:shadow="0" w:frame="0"/>
-              <w:right w:val="single" w:color="000000" w:sz="4" w:space="0" w:shadow="0" w:frame="0"/>
+              <w:top w:val="single" w:sz="4" w:space="0" w:color="000000"/>
+              <w:left w:val="single" w:sz="4" w:space="0" w:color="000000"/>
+              <w:bottom w:val="single" w:sz="4" w:space="0" w:color="auto"/>
+              <w:right w:val="single" w:sz="4" w:space="0" w:color="000000"/>
             </w:tcBorders>
             <w:shd w:val="clear" w:color="auto" w:fill="auto"/>
             <w:tcMar>
-              <w:top w:type="dxa" w:w="80"/>
-              <w:left w:type="dxa" w:w="80"/>
-              <w:bottom w:type="dxa" w:w="80"/>
-              <w:right w:type="dxa" w:w="80"/>
+              <w:top w:w="80" w:type="dxa"/>
+              <w:left w:w="80" w:type="dxa"/>
+              <w:bottom w:w="80" w:type="dxa"/>
+              <w:right w:w="80" w:type="dxa"/>
             </w:tcMar>
             <w:vAlign w:val="center"/>
           </w:tcPr>
           <w:p>
             <w:pPr>
-              <w:pStyle w:val="Normal.0"/>
               <w:jc w:val="center"/>
             </w:pPr>
             <w:r>
               <w:rPr>
                 <w:sz w:val="22"/>
                 <w:szCs w:val="22"/>
-                <w:shd w:val="nil" w:color="auto" w:fill="auto"/>
-                <w:rtl w:val="0"/>
-                <w:lang w:val="ru-RU"/>
               </w:rPr>
               <w:t>4</w:t>
             </w:r>
@@ -1063,264 +945,310 @@
         </w:tc>
         <w:tc>
           <w:tcPr>
-            <w:tcW w:type="dxa" w:w="2064"/>
+            <w:tcW w:w="842" w:type="dxa"/>
             <w:tcBorders>
-              <w:top w:val="single" w:color="000000" w:sz="4" w:space="0" w:shadow="0" w:frame="0"/>
-              <w:left w:val="single" w:color="000000" w:sz="4" w:space="0" w:shadow="0" w:frame="0"/>
-              <w:bottom w:val="single" w:color="000000" w:sz="4" w:space="0" w:shadow="0" w:frame="0"/>
-              <w:right w:val="single" w:color="000000" w:sz="4" w:space="0" w:shadow="0" w:frame="0"/>
+              <w:top w:val="single" w:sz="4" w:space="0" w:color="000000"/>
+              <w:left w:val="single" w:sz="4" w:space="0" w:color="000000"/>
+              <w:bottom w:val="single" w:sz="4" w:space="0" w:color="000000"/>
+              <w:right w:val="single" w:sz="4" w:space="0" w:color="000000"/>
+            </w:tcBorders>
+          </w:tcPr>
+          <w:p>
+            <w:pPr>
+              <w:jc w:val="center"/>
+              <w:rPr>
+                <w:sz w:val="22"/>
+                <w:szCs w:val="22"/>
+              </w:rPr>
+            </w:pPr>
+            <w:r>
+              <w:rPr>
+                <w:sz w:val="22"/>
+                <w:szCs w:val="22"/>
+              </w:rPr>
+              <w:t>5</w:t>
+            </w:r>
+          </w:p>
+        </w:tc>
+        <w:tc>
+          <w:tcPr>
+            <w:tcW w:w="1621" w:type="dxa"/>
+            <w:tcBorders>
+              <w:top w:val="single" w:sz="4" w:space="0" w:color="000000"/>
+              <w:left w:val="single" w:sz="4" w:space="0" w:color="000000"/>
+              <w:bottom w:val="single" w:sz="4" w:space="0" w:color="000000"/>
+              <w:right w:val="single" w:sz="4" w:space="0" w:color="000000"/>
             </w:tcBorders>
             <w:shd w:val="clear" w:color="auto" w:fill="auto"/>
             <w:tcMar>
-              <w:top w:type="dxa" w:w="80"/>
-              <w:left w:type="dxa" w:w="80"/>
-              <w:bottom w:type="dxa" w:w="80"/>
-              <w:right w:type="dxa" w:w="80"/>
+              <w:top w:w="80" w:type="dxa"/>
+              <w:left w:w="80" w:type="dxa"/>
+              <w:bottom w:w="80" w:type="dxa"/>
+              <w:right w:w="80" w:type="dxa"/>
             </w:tcMar>
             <w:vAlign w:val="center"/>
           </w:tcPr>
           <w:p>
             <w:pPr>
-              <w:pStyle w:val="Normal.0"/>
               <w:jc w:val="center"/>
             </w:pPr>
             <w:r>
               <w:rPr>
                 <w:sz w:val="22"/>
                 <w:szCs w:val="22"/>
-                <w:shd w:val="nil" w:color="auto" w:fill="auto"/>
-                <w:rtl w:val="0"/>
-                <w:lang w:val="ru-RU"/>
-              </w:rPr>
-              <w:t>5</w:t>
+              </w:rPr>
+              <w:t>6</w:t>
             </w:r>
           </w:p>
         </w:tc>
         <w:tc>
           <w:tcPr>
-            <w:tcW w:type="dxa" w:w="1790"/>
+            <w:tcW w:w="1406" w:type="dxa"/>
             <w:tcBorders>
-              <w:top w:val="single" w:color="000000" w:sz="4" w:space="0" w:shadow="0" w:frame="0"/>
-              <w:left w:val="single" w:color="000000" w:sz="4" w:space="0" w:shadow="0" w:frame="0"/>
-              <w:bottom w:val="single" w:color="000000" w:sz="4" w:space="0" w:shadow="0" w:frame="0"/>
-              <w:right w:val="single" w:color="000000" w:sz="4" w:space="0" w:shadow="0" w:frame="0"/>
+              <w:top w:val="single" w:sz="4" w:space="0" w:color="000000"/>
+              <w:left w:val="single" w:sz="4" w:space="0" w:color="000000"/>
+              <w:bottom w:val="single" w:sz="4" w:space="0" w:color="000000"/>
+              <w:right w:val="single" w:sz="4" w:space="0" w:color="000000"/>
             </w:tcBorders>
             <w:shd w:val="clear" w:color="auto" w:fill="auto"/>
             <w:tcMar>
-              <w:top w:type="dxa" w:w="80"/>
-              <w:left w:type="dxa" w:w="80"/>
-              <w:bottom w:type="dxa" w:w="80"/>
-              <w:right w:type="dxa" w:w="80"/>
+              <w:top w:w="80" w:type="dxa"/>
+              <w:left w:w="80" w:type="dxa"/>
+              <w:bottom w:w="80" w:type="dxa"/>
+              <w:right w:w="80" w:type="dxa"/>
             </w:tcMar>
             <w:vAlign w:val="center"/>
           </w:tcPr>
           <w:p>
             <w:pPr>
-              <w:pStyle w:val="Normal.0"/>
               <w:jc w:val="center"/>
             </w:pPr>
             <w:r>
               <w:rPr>
                 <w:sz w:val="22"/>
                 <w:szCs w:val="22"/>
-                <w:shd w:val="nil" w:color="auto" w:fill="auto"/>
-                <w:rtl w:val="0"/>
-                <w:lang w:val="ru-RU"/>
-              </w:rPr>
-              <w:t>6</w:t>
+              </w:rPr>
+              <w:t>7</w:t>
             </w:r>
           </w:p>
         </w:tc>
         <w:tc>
           <w:tcPr>
-            <w:tcW w:type="dxa" w:w="1514"/>
+            <w:tcW w:w="951" w:type="dxa"/>
             <w:tcBorders>
-              <w:top w:val="single" w:color="000000" w:sz="4" w:space="0" w:shadow="0" w:frame="0"/>
-              <w:left w:val="single" w:color="000000" w:sz="4" w:space="0" w:shadow="0" w:frame="0"/>
-              <w:bottom w:val="single" w:color="000000" w:sz="4" w:space="0" w:shadow="0" w:frame="0"/>
-              <w:right w:val="single" w:color="000000" w:sz="4" w:space="0" w:shadow="0" w:frame="0"/>
+              <w:top w:val="single" w:sz="4" w:space="0" w:color="000000"/>
+              <w:left w:val="single" w:sz="4" w:space="0" w:color="000000"/>
+              <w:bottom w:val="single" w:sz="4" w:space="0" w:color="000000"/>
+              <w:right w:val="single" w:sz="4" w:space="0" w:color="000000"/>
             </w:tcBorders>
             <w:shd w:val="clear" w:color="auto" w:fill="auto"/>
             <w:tcMar>
-              <w:top w:type="dxa" w:w="80"/>
-              <w:left w:type="dxa" w:w="80"/>
-              <w:bottom w:type="dxa" w:w="80"/>
-              <w:right w:type="dxa" w:w="80"/>
+              <w:top w:w="80" w:type="dxa"/>
+              <w:left w:w="80" w:type="dxa"/>
+              <w:bottom w:w="80" w:type="dxa"/>
+              <w:right w:w="80" w:type="dxa"/>
             </w:tcMar>
             <w:vAlign w:val="center"/>
           </w:tcPr>
           <w:p>
             <w:pPr>
-              <w:pStyle w:val="Normal.0"/>
               <w:jc w:val="center"/>
-            </w:pPr>
-            <w:r>
-              <w:rPr>
-                <w:sz w:val="22"/>
-                <w:szCs w:val="22"/>
-                <w:shd w:val="nil" w:color="auto" w:fill="auto"/>
-                <w:rtl w:val="0"/>
-                <w:lang w:val="ru-RU"/>
-              </w:rPr>
-              <w:t>7</w:t>
+              <w:rPr>
+                <w:lang w:val="en-US"/>
+              </w:rPr>
+            </w:pPr>
+            <w:r>
+              <w:rPr>
+                <w:sz w:val="22"/>
+                <w:szCs w:val="22"/>
+                <w:lang w:val="en-US"/>
+              </w:rPr>
+              <w:t>8</w:t>
+            </w:r>
+          </w:p>
+        </w:tc>
+        <w:tc>
+          <w:tcPr>
+            <w:tcW w:w="1427" w:type="dxa"/>
+            <w:tcBorders>
+              <w:top w:val="single" w:sz="4" w:space="0" w:color="000000"/>
+              <w:left w:val="single" w:sz="4" w:space="0" w:color="000000"/>
+              <w:bottom w:val="single" w:sz="4" w:space="0" w:color="000000"/>
+              <w:right w:val="single" w:sz="4" w:space="0" w:color="000000"/>
+            </w:tcBorders>
+          </w:tcPr>
+          <w:p>
+            <w:pPr>
+              <w:jc w:val="center"/>
+              <w:rPr>
+                <w:sz w:val="22"/>
+                <w:szCs w:val="22"/>
+              </w:rPr>
+            </w:pPr>
+            <w:r>
+              <w:rPr>
+                <w:sz w:val="22"/>
+                <w:szCs w:val="22"/>
+              </w:rPr>
+              <w:t>9</w:t>
             </w:r>
           </w:p>
         </w:tc>
       </w:tr>
       <w:tr>
-        <w:tblPrEx>
-          <w:shd w:val="clear" w:color="auto" w:fill="ced7e7"/>
-        </w:tblPrEx>
         <w:trPr>
-          <w:trHeight w:val="2191" w:hRule="atLeast"/>
+          <w:trHeight w:val="1862"/>
         </w:trPr>
         <w:tc>
           <w:tcPr>
-            <w:tcW w:type="dxa" w:w="413"/>
+            <w:tcW w:w="923" w:type="dxa"/>
             <w:tcBorders>
-              <w:top w:val="single" w:color="000000" w:sz="4" w:space="0" w:shadow="0" w:frame="0"/>
-              <w:left w:val="single" w:color="000000" w:sz="4" w:space="0" w:shadow="0" w:frame="0"/>
-              <w:bottom w:val="single" w:color="000000" w:sz="4" w:space="0" w:shadow="0" w:frame="0"/>
-              <w:right w:val="single" w:color="000000" w:sz="4" w:space="0" w:shadow="0" w:frame="0"/>
+              <w:top w:val="single" w:sz="4" w:space="0" w:color="000000"/>
+              <w:left w:val="single" w:sz="4" w:space="0" w:color="000000"/>
+              <w:bottom w:val="single" w:sz="4" w:space="0" w:color="000000"/>
+              <w:right w:val="single" w:sz="4" w:space="0" w:color="000000"/>
             </w:tcBorders>
             <w:shd w:val="clear" w:color="auto" w:fill="auto"/>
             <w:tcMar>
-              <w:top w:type="dxa" w:w="80"/>
-              <w:left w:type="dxa" w:w="80"/>
-              <w:bottom w:type="dxa" w:w="80"/>
-              <w:right w:type="dxa" w:w="80"/>
+              <w:top w:w="80" w:type="dxa"/>
+              <w:left w:w="80" w:type="dxa"/>
+              <w:bottom w:w="80" w:type="dxa"/>
+              <w:right w:w="80" w:type="dxa"/>
             </w:tcMar>
             <w:vAlign w:val="center"/>
           </w:tcPr>
           <w:p>
             <w:pPr>
-              <w:pStyle w:val="Normal.0"/>
-            </w:pPr>
-            <w:r>
-              <w:rPr>
-                <w:sz w:val="22"/>
-                <w:szCs w:val="22"/>
-                <w:shd w:val="nil" w:color="auto" w:fill="auto"/>
-                <w:rtl w:val="0"/>
+              <w:pStyle w:val="a5"/>
+              <w:numPr>
+                <w:ilvl w:val="0"/>
+                <w:numId w:val="1"/>
+              </w:numPr>
+            </w:pPr>
+            <w:r>
+              <w:rPr>
+                <w:sz w:val="22"/>
+                <w:szCs w:val="22"/>
                 <w:lang w:val="en-US"/>
               </w:rPr>
-              <w:t>{#employee}{id}</w:t>
+              <w:t>{#employee}</w:t>
             </w:r>
           </w:p>
         </w:tc>
         <w:tc>
           <w:tcPr>
-            <w:tcW w:type="dxa" w:w="3470"/>
+            <w:tcW w:w="2918" w:type="dxa"/>
             <w:tcBorders>
-              <w:top w:val="single" w:color="000000" w:sz="4" w:space="0" w:shadow="0" w:frame="0"/>
-              <w:left w:val="single" w:color="000000" w:sz="4" w:space="0" w:shadow="0" w:frame="0"/>
-              <w:bottom w:val="single" w:color="000000" w:sz="4" w:space="0" w:shadow="0" w:frame="0"/>
-              <w:right w:val="single" w:color="000000" w:sz="4" w:space="0" w:shadow="0" w:frame="0"/>
+              <w:top w:val="single" w:sz="4" w:space="0" w:color="000000"/>
+              <w:left w:val="single" w:sz="4" w:space="0" w:color="000000"/>
+              <w:bottom w:val="single" w:sz="4" w:space="0" w:color="000000"/>
+              <w:right w:val="single" w:sz="4" w:space="0" w:color="auto"/>
             </w:tcBorders>
             <w:shd w:val="clear" w:color="auto" w:fill="auto"/>
             <w:tcMar>
-              <w:top w:type="dxa" w:w="80"/>
-              <w:left w:type="dxa" w:w="80"/>
-              <w:bottom w:type="dxa" w:w="80"/>
-              <w:right w:type="dxa" w:w="80"/>
+              <w:top w:w="80" w:type="dxa"/>
+              <w:left w:w="80" w:type="dxa"/>
+              <w:bottom w:w="80" w:type="dxa"/>
+              <w:right w:w="80" w:type="dxa"/>
             </w:tcMar>
             <w:vAlign w:val="center"/>
           </w:tcPr>
           <w:p>
             <w:pPr>
-              <w:pStyle w:val="Normal.0"/>
-            </w:pPr>
-            <w:r>
-              <w:rPr>
-                <w:sz w:val="22"/>
-                <w:szCs w:val="22"/>
-                <w:shd w:val="nil" w:color="auto" w:fill="auto"/>
-                <w:rtl w:val="0"/>
+              <w:rPr>
                 <w:lang w:val="en-US"/>
               </w:rPr>
-              <w:t>{</w:t>
-            </w:r>
-            <w:r>
-              <w:rPr>
-                <w:sz w:val="22"/>
-                <w:szCs w:val="22"/>
-                <w:shd w:val="nil" w:color="auto" w:fill="auto"/>
-                <w:rtl w:val="0"/>
+            </w:pPr>
+            <w:r>
+              <w:rPr>
+                <w:sz w:val="22"/>
+                <w:szCs w:val="22"/>
                 <w:lang w:val="en-US"/>
               </w:rPr>
-              <w:t>name</w:t>
-            </w:r>
-            <w:r>
-              <w:rPr>
-                <w:sz w:val="22"/>
-                <w:szCs w:val="22"/>
-                <w:shd w:val="nil" w:color="auto" w:fill="auto"/>
-                <w:rtl w:val="0"/>
+              <w:t>{name} {</w:t>
+            </w:r>
+            <w:proofErr w:type="spellStart"/>
+            <w:r>
+              <w:rPr>
+                <w:sz w:val="22"/>
+                <w:szCs w:val="22"/>
                 <w:lang w:val="en-US"/>
               </w:rPr>
+              <w:t>last_name</w:t>
+            </w:r>
+            <w:proofErr w:type="spellEnd"/>
+            <w:r>
+              <w:rPr>
+                <w:sz w:val="22"/>
+                <w:szCs w:val="22"/>
+                <w:lang w:val="en-US"/>
+              </w:rPr>
+              <w:t>} {</w:t>
+            </w:r>
+            <w:proofErr w:type="spellStart"/>
+            <w:r>
+              <w:rPr>
+                <w:sz w:val="22"/>
+                <w:szCs w:val="22"/>
+                <w:lang w:val="en-US"/>
+              </w:rPr>
+              <w:t>middle_name</w:t>
+            </w:r>
+            <w:proofErr w:type="spellEnd"/>
+            <w:r>
+              <w:rPr>
+                <w:sz w:val="22"/>
+                <w:szCs w:val="22"/>
+                <w:lang w:val="en-US"/>
+              </w:rPr>
               <w:t>}</w:t>
-            </w:r>
-            <w:r>
-              <w:rPr>
-                <w:sz w:val="22"/>
-                <w:szCs w:val="22"/>
-                <w:shd w:val="nil" w:color="auto" w:fill="auto"/>
-                <w:rtl w:val="0"/>
-                <w:lang w:val="en-US"/>
-              </w:rPr>
-              <w:t xml:space="preserve"> {last_name} {middle_name}</w:t>
             </w:r>
           </w:p>
         </w:tc>
         <w:tc>
           <w:tcPr>
-            <w:tcW w:type="dxa" w:w="3028"/>
+            <w:tcW w:w="2379" w:type="dxa"/>
             <w:tcBorders>
-              <w:top w:val="single" w:color="000000" w:sz="4" w:space="0" w:shadow="0" w:frame="0"/>
-              <w:left w:val="single" w:color="000000" w:sz="4" w:space="0" w:shadow="0" w:frame="0"/>
-              <w:bottom w:val="single" w:color="000000" w:sz="4" w:space="0" w:shadow="0" w:frame="0"/>
-              <w:right w:val="nil"/>
+              <w:top w:val="single" w:sz="4" w:space="0" w:color="auto"/>
+              <w:left w:val="single" w:sz="4" w:space="0" w:color="auto"/>
+              <w:bottom w:val="single" w:sz="4" w:space="0" w:color="auto"/>
+              <w:right w:val="single" w:sz="4" w:space="0" w:color="auto"/>
             </w:tcBorders>
             <w:shd w:val="clear" w:color="auto" w:fill="auto"/>
             <w:tcMar>
-              <w:top w:type="dxa" w:w="80"/>
-              <w:left w:type="dxa" w:w="80"/>
-              <w:bottom w:type="dxa" w:w="80"/>
-              <w:right w:type="dxa" w:w="80"/>
+              <w:top w:w="80" w:type="dxa"/>
+              <w:left w:w="80" w:type="dxa"/>
+              <w:bottom w:w="80" w:type="dxa"/>
+              <w:right w:w="80" w:type="dxa"/>
             </w:tcMar>
             <w:vAlign w:val="center"/>
           </w:tcPr>
           <w:p>
             <w:pPr>
-              <w:pStyle w:val="Normal.0"/>
               <w:jc w:val="center"/>
             </w:pPr>
             <w:r>
               <w:rPr>
                 <w:sz w:val="22"/>
                 <w:szCs w:val="22"/>
-                <w:shd w:val="nil" w:color="auto" w:fill="auto"/>
-                <w:rtl w:val="0"/>
                 <w:lang w:val="en-US"/>
               </w:rPr>
-              <w:t>{organization</w:t>
-            </w:r>
-            <w:r>
-              <w:rPr>
-                <w:sz w:val="22"/>
-                <w:szCs w:val="22"/>
-                <w:shd w:val="nil" w:color="auto" w:fill="auto"/>
-                <w:rtl w:val="0"/>
+              <w:t>{</w:t>
+            </w:r>
+            <w:proofErr w:type="spellStart"/>
+            <w:r>
+              <w:rPr>
+                <w:sz w:val="22"/>
+                <w:szCs w:val="22"/>
                 <w:lang w:val="en-US"/>
               </w:rPr>
-              <w:t>_name</w:t>
-            </w:r>
-            <w:r>
-              <w:rPr>
-                <w:sz w:val="22"/>
-                <w:szCs w:val="22"/>
-                <w:shd w:val="nil" w:color="auto" w:fill="auto"/>
-                <w:rtl w:val="0"/>
+              <w:t>organization_name</w:t>
+            </w:r>
+            <w:proofErr w:type="spellEnd"/>
+            <w:r>
+              <w:rPr>
+                <w:sz w:val="22"/>
+                <w:szCs w:val="22"/>
                 <w:lang w:val="en-US"/>
               </w:rPr>
               <w:t>}</w:t>
@@ -1329,33 +1257,30 @@
         </w:tc>
         <w:tc>
           <w:tcPr>
-            <w:tcW w:type="dxa" w:w="3001"/>
+            <w:tcW w:w="3136" w:type="dxa"/>
             <w:tcBorders>
-              <w:top w:val="single" w:color="000000" w:sz="4" w:space="0" w:shadow="0" w:frame="0"/>
-              <w:left w:val="nil"/>
-              <w:bottom w:val="single" w:color="000000" w:sz="4" w:space="0" w:shadow="0" w:frame="0"/>
-              <w:right w:val="single" w:color="000000" w:sz="4" w:space="0" w:shadow="0" w:frame="0"/>
+              <w:top w:val="single" w:sz="4" w:space="0" w:color="auto"/>
+              <w:left w:val="single" w:sz="4" w:space="0" w:color="auto"/>
+              <w:bottom w:val="single" w:sz="4" w:space="0" w:color="auto"/>
+              <w:right w:val="single" w:sz="4" w:space="0" w:color="auto"/>
             </w:tcBorders>
             <w:shd w:val="clear" w:color="auto" w:fill="auto"/>
             <w:tcMar>
-              <w:top w:type="dxa" w:w="80"/>
-              <w:left w:type="dxa" w:w="80"/>
-              <w:bottom w:type="dxa" w:w="80"/>
-              <w:right w:type="dxa" w:w="80"/>
+              <w:top w:w="80" w:type="dxa"/>
+              <w:left w:w="80" w:type="dxa"/>
+              <w:bottom w:w="80" w:type="dxa"/>
+              <w:right w:w="80" w:type="dxa"/>
             </w:tcMar>
             <w:vAlign w:val="center"/>
           </w:tcPr>
           <w:p>
             <w:pPr>
-              <w:pStyle w:val="Normal.0"/>
               <w:jc w:val="center"/>
             </w:pPr>
             <w:r>
               <w:rPr>
                 <w:sz w:val="22"/>
                 <w:szCs w:val="22"/>
-                <w:shd w:val="nil" w:color="auto" w:fill="auto"/>
-                <w:rtl w:val="0"/>
                 <w:lang w:val="en-US"/>
               </w:rPr>
               <w:t>{grade}</w:t>
@@ -1364,80 +1289,201 @@
         </w:tc>
         <w:tc>
           <w:tcPr>
-            <w:tcW w:type="dxa" w:w="2064"/>
+            <w:tcW w:w="842" w:type="dxa"/>
             <w:tcBorders>
-              <w:top w:val="single" w:color="000000" w:sz="4" w:space="0" w:shadow="0" w:frame="0"/>
-              <w:left w:val="single" w:color="000000" w:sz="4" w:space="0" w:shadow="0" w:frame="0"/>
-              <w:bottom w:val="single" w:color="000000" w:sz="4" w:space="0" w:shadow="0" w:frame="0"/>
-              <w:right w:val="single" w:color="000000" w:sz="4" w:space="0" w:shadow="0" w:frame="0"/>
+              <w:top w:val="single" w:sz="4" w:space="0" w:color="000000"/>
+              <w:left w:val="single" w:sz="4" w:space="0" w:color="auto"/>
+              <w:bottom w:val="single" w:sz="4" w:space="0" w:color="000000"/>
+              <w:right w:val="single" w:sz="4" w:space="0" w:color="auto"/>
+            </w:tcBorders>
+          </w:tcPr>
+          <w:p>
+            <w:pPr>
+              <w:jc w:val="center"/>
+              <w:rPr>
+                <w:i/>
+                <w:iCs/>
+                <w:sz w:val="22"/>
+                <w:szCs w:val="22"/>
+                <w:lang w:val="en-US"/>
+              </w:rPr>
+            </w:pPr>
+          </w:p>
+          <w:p>
+            <w:pPr>
+              <w:jc w:val="center"/>
+              <w:rPr>
+                <w:i/>
+                <w:iCs/>
+                <w:sz w:val="22"/>
+                <w:szCs w:val="22"/>
+                <w:lang w:val="en-US"/>
+              </w:rPr>
+            </w:pPr>
+          </w:p>
+          <w:p>
+            <w:pPr>
+              <w:jc w:val="center"/>
+              <w:rPr>
+                <w:i/>
+                <w:iCs/>
+                <w:sz w:val="22"/>
+                <w:szCs w:val="22"/>
+                <w:lang w:val="en-US"/>
+              </w:rPr>
+            </w:pPr>
+          </w:p>
+          <w:p>
+            <w:pPr>
+              <w:jc w:val="center"/>
+              <w:rPr>
+                <w:i/>
+                <w:iCs/>
+                <w:sz w:val="22"/>
+                <w:szCs w:val="22"/>
+                <w:lang w:val="en-US"/>
+              </w:rPr>
+            </w:pPr>
+          </w:p>
+          <w:p>
+            <w:pPr>
+              <w:jc w:val="center"/>
+              <w:rPr>
+                <w:i/>
+                <w:iCs/>
+                <w:sz w:val="22"/>
+                <w:szCs w:val="22"/>
+                <w:lang w:val="en-US"/>
+              </w:rPr>
+            </w:pPr>
+          </w:p>
+          <w:p>
+            <w:pPr>
+              <w:jc w:val="center"/>
+              <w:rPr>
+                <w:i/>
+                <w:iCs/>
+                <w:sz w:val="22"/>
+                <w:szCs w:val="22"/>
+                <w:lang w:val="en-US"/>
+              </w:rPr>
+            </w:pPr>
+            <w:r>
+              <w:rPr>
+                <w:i/>
+                <w:iCs/>
+                <w:sz w:val="22"/>
+                <w:szCs w:val="22"/>
+                <w:lang w:val="en-US"/>
+              </w:rPr>
+              <w:t>{</w:t>
+            </w:r>
+            <w:proofErr w:type="spellStart"/>
+            <w:r>
+              <w:rPr>
+                <w:i/>
+                <w:iCs/>
+                <w:sz w:val="22"/>
+                <w:szCs w:val="22"/>
+                <w:lang w:val="en-US"/>
+              </w:rPr>
+              <w:t>random_number</w:t>
+            </w:r>
+            <w:proofErr w:type="spellEnd"/>
+            <w:r>
+              <w:rPr>
+                <w:i/>
+                <w:iCs/>
+                <w:sz w:val="22"/>
+                <w:szCs w:val="22"/>
+                <w:lang w:val="en-US"/>
+              </w:rPr>
+              <w:t>}</w:t>
+            </w:r>
+          </w:p>
+        </w:tc>
+        <w:tc>
+          <w:tcPr>
+            <w:tcW w:w="1621" w:type="dxa"/>
+            <w:tcBorders>
+              <w:top w:val="single" w:sz="4" w:space="0" w:color="000000"/>
+              <w:left w:val="single" w:sz="4" w:space="0" w:color="auto"/>
+              <w:bottom w:val="single" w:sz="4" w:space="0" w:color="000000"/>
+              <w:right w:val="single" w:sz="4" w:space="0" w:color="000000"/>
             </w:tcBorders>
             <w:shd w:val="clear" w:color="auto" w:fill="auto"/>
             <w:tcMar>
-              <w:top w:type="dxa" w:w="80"/>
-              <w:left w:type="dxa" w:w="80"/>
-              <w:bottom w:type="dxa" w:w="80"/>
-              <w:right w:type="dxa" w:w="80"/>
+              <w:top w:w="80" w:type="dxa"/>
+              <w:left w:w="80" w:type="dxa"/>
+              <w:bottom w:w="80" w:type="dxa"/>
+              <w:right w:w="80" w:type="dxa"/>
             </w:tcMar>
             <w:vAlign w:val="center"/>
           </w:tcPr>
           <w:p>
             <w:pPr>
-              <w:pStyle w:val="Normal.0"/>
               <w:jc w:val="center"/>
-            </w:pPr>
-            <w:r>
-              <w:rPr>
-                <w:i w:val="1"/>
-                <w:iCs w:val="1"/>
-                <w:sz w:val="22"/>
-                <w:szCs w:val="22"/>
-                <w:shd w:val="nil" w:color="auto" w:fill="auto"/>
-                <w:rtl w:val="0"/>
+              <w:rPr>
                 <w:lang w:val="en-US"/>
               </w:rPr>
+            </w:pPr>
+            <w:r>
+              <w:rPr>
+                <w:i/>
+                <w:iCs/>
+                <w:sz w:val="22"/>
+                <w:szCs w:val="22"/>
+                <w:lang w:val="en-US"/>
+              </w:rPr>
               <w:t>{</w:t>
             </w:r>
             <w:r>
               <w:rPr>
-                <w:i w:val="1"/>
-                <w:iCs w:val="1"/>
-                <w:sz w:val="22"/>
-                <w:szCs w:val="22"/>
-                <w:shd w:val="nil" w:color="auto" w:fill="auto"/>
-                <w:rtl w:val="0"/>
+                <w:i/>
+                <w:iCs/>
+                <w:sz w:val="22"/>
+                <w:szCs w:val="22"/>
+              </w:rPr>
+              <w:t>c</w:t>
+            </w:r>
+            <w:proofErr w:type="spellStart"/>
+            <w:r>
+              <w:rPr>
+                <w:i/>
+                <w:iCs/>
+                <w:sz w:val="22"/>
+                <w:szCs w:val="22"/>
                 <w:lang w:val="en-US"/>
               </w:rPr>
-              <w:t>id</w:t>
-            </w:r>
-            <w:r>
-              <w:rPr>
-                <w:i w:val="1"/>
-                <w:iCs w:val="1"/>
-                <w:sz w:val="22"/>
-                <w:szCs w:val="22"/>
-                <w:shd w:val="nil" w:color="auto" w:fill="auto"/>
-                <w:rtl w:val="0"/>
-                <w:lang w:val="en-US"/>
-              </w:rPr>
-              <w:t>}{/employee}</w:t>
+              <w:t>ourses_mark</w:t>
+            </w:r>
+            <w:proofErr w:type="spellEnd"/>
+            <w:r>
+              <w:rPr>
+                <w:i/>
+                <w:iCs/>
+                <w:sz w:val="22"/>
+                <w:szCs w:val="22"/>
+              </w:rPr>
+              <w:t>}</w:t>
             </w:r>
           </w:p>
         </w:tc>
         <w:tc>
           <w:tcPr>
-            <w:tcW w:type="dxa" w:w="1790"/>
+            <w:tcW w:w="1406" w:type="dxa"/>
             <w:tcBorders>
-              <w:top w:val="single" w:color="000000" w:sz="4" w:space="0" w:shadow="0" w:frame="0"/>
-              <w:left w:val="single" w:color="000000" w:sz="4" w:space="0" w:shadow="0" w:frame="0"/>
-              <w:bottom w:val="single" w:color="000000" w:sz="4" w:space="0" w:shadow="0" w:frame="0"/>
-              <w:right w:val="single" w:color="000000" w:sz="4" w:space="0" w:shadow="0" w:frame="0"/>
+              <w:top w:val="single" w:sz="4" w:space="0" w:color="000000"/>
+              <w:left w:val="single" w:sz="4" w:space="0" w:color="000000"/>
+              <w:bottom w:val="single" w:sz="4" w:space="0" w:color="000000"/>
+              <w:right w:val="single" w:sz="4" w:space="0" w:color="000000"/>
             </w:tcBorders>
             <w:shd w:val="clear" w:color="auto" w:fill="auto"/>
             <w:tcMar>
-              <w:top w:type="dxa" w:w="80"/>
-              <w:left w:type="dxa" w:w="80"/>
-              <w:bottom w:type="dxa" w:w="80"/>
-              <w:right w:type="dxa" w:w="80"/>
+              <w:top w:w="80" w:type="dxa"/>
+              <w:left w:w="80" w:type="dxa"/>
+              <w:bottom w:w="80" w:type="dxa"/>
+              <w:right w:w="80" w:type="dxa"/>
             </w:tcMar>
             <w:vAlign w:val="center"/>
           </w:tcPr>
@@ -1445,29 +1491,122 @@
         </w:tc>
         <w:tc>
           <w:tcPr>
-            <w:tcW w:type="dxa" w:w="1514"/>
+            <w:tcW w:w="951" w:type="dxa"/>
             <w:tcBorders>
-              <w:top w:val="single" w:color="000000" w:sz="4" w:space="0" w:shadow="0" w:frame="0"/>
-              <w:left w:val="single" w:color="000000" w:sz="4" w:space="0" w:shadow="0" w:frame="0"/>
-              <w:bottom w:val="single" w:color="000000" w:sz="4" w:space="0" w:shadow="0" w:frame="0"/>
-              <w:right w:val="single" w:color="000000" w:sz="4" w:space="0" w:shadow="0" w:frame="0"/>
+              <w:top w:val="single" w:sz="4" w:space="0" w:color="000000"/>
+              <w:left w:val="single" w:sz="4" w:space="0" w:color="000000"/>
+              <w:bottom w:val="single" w:sz="4" w:space="0" w:color="000000"/>
+              <w:right w:val="single" w:sz="4" w:space="0" w:color="000000"/>
             </w:tcBorders>
             <w:shd w:val="clear" w:color="auto" w:fill="auto"/>
             <w:tcMar>
-              <w:top w:type="dxa" w:w="80"/>
-              <w:left w:type="dxa" w:w="80"/>
-              <w:bottom w:type="dxa" w:w="80"/>
-              <w:right w:type="dxa" w:w="80"/>
+              <w:top w:w="80" w:type="dxa"/>
+              <w:left w:w="80" w:type="dxa"/>
+              <w:bottom w:w="80" w:type="dxa"/>
+              <w:right w:w="80" w:type="dxa"/>
             </w:tcMar>
             <w:vAlign w:val="center"/>
           </w:tcPr>
           <w:p/>
         </w:tc>
+        <w:tc>
+          <w:tcPr>
+            <w:tcW w:w="1427" w:type="dxa"/>
+            <w:tcBorders>
+              <w:top w:val="single" w:sz="4" w:space="0" w:color="000000"/>
+              <w:left w:val="single" w:sz="4" w:space="0" w:color="000000"/>
+              <w:bottom w:val="single" w:sz="4" w:space="0" w:color="000000"/>
+              <w:right w:val="single" w:sz="4" w:space="0" w:color="000000"/>
+            </w:tcBorders>
+          </w:tcPr>
+          <w:p>
+            <w:pPr>
+              <w:rPr>
+                <w:sz w:val="22"/>
+                <w:szCs w:val="22"/>
+              </w:rPr>
+            </w:pPr>
+          </w:p>
+          <w:p>
+            <w:pPr>
+              <w:rPr>
+                <w:sz w:val="22"/>
+                <w:szCs w:val="22"/>
+              </w:rPr>
+            </w:pPr>
+          </w:p>
+          <w:p>
+            <w:pPr>
+              <w:rPr>
+                <w:sz w:val="22"/>
+                <w:szCs w:val="22"/>
+              </w:rPr>
+            </w:pPr>
+          </w:p>
+          <w:p>
+            <w:pPr>
+              <w:rPr>
+                <w:sz w:val="22"/>
+                <w:szCs w:val="22"/>
+              </w:rPr>
+            </w:pPr>
+          </w:p>
+          <w:p>
+            <w:pPr>
+              <w:rPr>
+                <w:sz w:val="22"/>
+                <w:szCs w:val="22"/>
+                <w:lang w:val="en-US"/>
+              </w:rPr>
+            </w:pPr>
+            <w:r>
+              <w:rPr>
+                <w:sz w:val="22"/>
+                <w:szCs w:val="22"/>
+                <w:lang w:val="en-US"/>
+              </w:rPr>
+              <w:t xml:space="preserve"> </w:t>
+            </w:r>
+            <w:r>
+              <w:rPr>
+                <w:sz w:val="22"/>
+                <w:szCs w:val="22"/>
+              </w:rPr>
+              <w:t>{</w:t>
+            </w:r>
+            <w:proofErr w:type="spellStart"/>
+            <w:r>
+              <w:rPr>
+                <w:sz w:val="22"/>
+                <w:szCs w:val="22"/>
+              </w:rPr>
+              <w:t>conclusion</w:t>
+            </w:r>
+            <w:proofErr w:type="spellEnd"/>
+            <w:r>
+              <w:rPr>
+                <w:sz w:val="22"/>
+                <w:szCs w:val="22"/>
+                <w:lang w:val="en-US"/>
+              </w:rPr>
+              <w:t>}</w:t>
+            </w:r>
+            <w:r>
+              <w:rPr>
+                <w:i/>
+                <w:iCs/>
+                <w:sz w:val="22"/>
+                <w:szCs w:val="22"/>
+                <w:lang w:val="en-US"/>
+              </w:rPr>
+              <w:t>{/employee}</w:t>
+            </w:r>
+          </w:p>
+        </w:tc>
       </w:tr>
     </w:tbl>
     <w:p>
       <w:pPr>
-        <w:pStyle w:val="Normal.0"/>
         <w:widowControl w:val="0"/>
         <w:ind w:left="324" w:hanging="324"/>
         <w:rPr>
@@ -1478,7 +1617,6 @@
     </w:p>
     <w:p>
       <w:pPr>
-        <w:pStyle w:val="Normal.0"/>
         <w:widowControl w:val="0"/>
         <w:ind w:left="216" w:hanging="216"/>
         <w:rPr>
@@ -1489,7 +1627,6 @@
     </w:p>
     <w:p>
       <w:pPr>
-        <w:pStyle w:val="Normal.0"/>
         <w:widowControl w:val="0"/>
         <w:ind w:left="108" w:hanging="108"/>
         <w:rPr>
@@ -1500,7 +1637,6 @@
     </w:p>
     <w:p>
       <w:pPr>
-        <w:pStyle w:val="Normal.0"/>
         <w:widowControl w:val="0"/>
         <w:jc w:val="both"/>
         <w:rPr>
@@ -1511,7 +1647,6 @@
     </w:p>
     <w:p>
       <w:pPr>
-        <w:pStyle w:val="Normal.0"/>
         <w:tabs>
           <w:tab w:val="left" w:pos="2220"/>
         </w:tabs>
@@ -1530,75 +1665,36 @@
     </w:p>
     <w:p>
       <w:pPr>
-        <w:pStyle w:val="Normal.0"/>
-        <w:ind w:left="3828" w:firstLine="0"/>
+        <w:ind w:left="3828"/>
       </w:pPr>
       <w:r>
-        <w:rPr>
-          <w:rtl w:val="0"/>
-          <w:lang w:val="ru-RU"/>
-        </w:rPr>
-        <w:t>Председатель комиссии</w:t>
-      </w:r>
-      <w:r>
-        <w:rPr>
-          <w:rtl w:val="0"/>
-          <w:lang w:val="ru-RU"/>
-        </w:rPr>
-        <w:t>:</w:t>
+        <w:t>Председатель комиссии:</w:t>
+      </w:r>
+      <w:r>
         <w:tab/>
+      </w:r>
+      <w:r>
         <w:tab/>
+      </w:r>
+      <w:r>
         <w:tab/>
+      </w:r>
+      <w:r>
         <w:tab/>
-        <w:t xml:space="preserve">/ </w:t>
-      </w:r>
-      <w:r>
-        <w:rPr>
-          <w:rtl w:val="0"/>
-          <w:lang w:val="ru-RU"/>
-        </w:rPr>
-        <w:t>В</w:t>
-      </w:r>
-      <w:r>
-        <w:rPr>
-          <w:rtl w:val="0"/>
-          <w:lang w:val="ru-RU"/>
-        </w:rPr>
-        <w:t>.</w:t>
-      </w:r>
-      <w:r>
-        <w:rPr>
-          <w:rtl w:val="0"/>
-          <w:lang w:val="ru-RU"/>
-        </w:rPr>
-        <w:t>М</w:t>
-      </w:r>
-      <w:r>
-        <w:rPr>
-          <w:rtl w:val="0"/>
-          <w:lang w:val="ru-RU"/>
-        </w:rPr>
-        <w:t xml:space="preserve">. </w:t>
-      </w:r>
-      <w:r>
-        <w:rPr>
-          <w:rtl w:val="0"/>
-          <w:lang w:val="ru-RU"/>
-        </w:rPr>
-        <w:t xml:space="preserve">Шекшуев </w:t>
-      </w:r>
-      <w:r>
-        <w:rPr>
-          <w:rtl w:val="0"/>
-          <w:lang w:val="ru-RU"/>
-        </w:rPr>
-        <w:t>/</w:t>
+        <w:t xml:space="preserve">/ В.М. </w:t>
+      </w:r>
+      <w:proofErr w:type="spellStart"/>
+      <w:r>
+        <w:t>Шекшуев</w:t>
+      </w:r>
+      <w:proofErr w:type="spellEnd"/>
+      <w:r>
+        <w:t xml:space="preserve"> /</w:t>
       </w:r>
     </w:p>
     <w:p>
       <w:pPr>
-        <w:pStyle w:val="Normal.0"/>
-        <w:ind w:left="3828" w:firstLine="0"/>
+        <w:ind w:left="3828"/>
         <w:rPr>
           <w:sz w:val="12"/>
           <w:szCs w:val="12"/>
@@ -1607,76 +1703,31 @@
     </w:p>
     <w:p>
       <w:pPr>
-        <w:pStyle w:val="Normal.0"/>
-        <w:ind w:left="3828" w:firstLine="0"/>
+        <w:ind w:left="3828"/>
       </w:pPr>
       <w:r>
-        <w:rPr>
-          <w:rtl w:val="0"/>
-          <w:lang w:val="ru-RU"/>
-        </w:rPr>
-        <w:t>Члены комиссии</w:t>
-      </w:r>
-      <w:r>
-        <w:rPr>
-          <w:rtl w:val="0"/>
-          <w:lang w:val="ru-RU"/>
-        </w:rPr>
-        <w:t>:</w:t>
+        <w:t>Члены комиссии:</w:t>
+      </w:r>
+      <w:r>
         <w:tab/>
+      </w:r>
+      <w:r>
         <w:tab/>
+      </w:r>
+      <w:r>
         <w:tab/>
+      </w:r>
+      <w:r>
         <w:tab/>
+      </w:r>
+      <w:r>
         <w:tab/>
-        <w:t xml:space="preserve">/ </w:t>
-      </w:r>
-      <w:r>
-        <w:rPr>
-          <w:rtl w:val="0"/>
-          <w:lang w:val="ru-RU"/>
-        </w:rPr>
-        <w:t>Е</w:t>
-      </w:r>
-      <w:r>
-        <w:rPr>
-          <w:rtl w:val="0"/>
-          <w:lang w:val="ru-RU"/>
-        </w:rPr>
-        <w:t>.</w:t>
-      </w:r>
-      <w:r>
-        <w:rPr>
-          <w:rtl w:val="0"/>
-          <w:lang w:val="ru-RU"/>
-        </w:rPr>
-        <w:t>С</w:t>
-      </w:r>
-      <w:r>
-        <w:rPr>
-          <w:rtl w:val="0"/>
-          <w:lang w:val="ru-RU"/>
-        </w:rPr>
-        <w:t xml:space="preserve">. </w:t>
-      </w:r>
-      <w:r>
-        <w:rPr>
-          <w:rtl w:val="0"/>
-          <w:lang w:val="ru-RU"/>
-        </w:rPr>
-        <w:t xml:space="preserve">Воробьева </w:t>
-      </w:r>
-      <w:r>
-        <w:rPr>
-          <w:rtl w:val="0"/>
-          <w:lang w:val="ru-RU"/>
-        </w:rPr>
-        <w:t>/</w:t>
+        <w:t>/ Е.С. Воробьева /</w:t>
       </w:r>
     </w:p>
     <w:p>
       <w:pPr>
-        <w:pStyle w:val="Normal.0"/>
-        <w:ind w:left="3828" w:firstLine="0"/>
+        <w:ind w:left="3828"/>
         <w:rPr>
           <w:sz w:val="12"/>
           <w:szCs w:val="12"/>
@@ -1685,143 +1736,214 @@
     </w:p>
     <w:p>
       <w:pPr>
-        <w:pStyle w:val="Normal.0"/>
-        <w:ind w:left="3828" w:firstLine="0"/>
+        <w:ind w:left="3828"/>
       </w:pPr>
       <w:r>
-        <w:rPr>
-          <w:rtl w:val="0"/>
-        </w:rPr>
         <w:tab/>
+      </w:r>
+      <w:r>
         <w:tab/>
+      </w:r>
+      <w:r>
         <w:tab/>
+      </w:r>
+      <w:r>
         <w:tab/>
+      </w:r>
+      <w:r>
         <w:tab/>
+      </w:r>
+      <w:r>
         <w:tab/>
+      </w:r>
+      <w:r>
         <w:tab/>
-        <w:t xml:space="preserve">/ </w:t>
-      </w:r>
-      <w:r>
-        <w:rPr>
-          <w:rtl w:val="0"/>
-          <w:lang w:val="ru-RU"/>
-        </w:rPr>
-        <w:t>И</w:t>
-      </w:r>
-      <w:r>
-        <w:rPr>
-          <w:rtl w:val="0"/>
-          <w:lang w:val="ru-RU"/>
-        </w:rPr>
-        <w:t>.</w:t>
-      </w:r>
-      <w:r>
-        <w:rPr>
-          <w:rtl w:val="0"/>
-          <w:lang w:val="ru-RU"/>
-        </w:rPr>
-        <w:t>Ю</w:t>
-      </w:r>
-      <w:r>
-        <w:rPr>
-          <w:rtl w:val="0"/>
-          <w:lang w:val="ru-RU"/>
-        </w:rPr>
-        <w:t xml:space="preserve">. </w:t>
-      </w:r>
-      <w:r>
-        <w:rPr>
-          <w:rtl w:val="0"/>
-          <w:lang w:val="ru-RU"/>
-        </w:rPr>
-        <w:t xml:space="preserve">Шекшуева </w:t>
-      </w:r>
-      <w:r>
-        <w:rPr>
-          <w:rtl w:val="0"/>
-          <w:lang w:val="ru-RU"/>
-        </w:rPr>
-        <w:t>/</w:t>
+        <w:t xml:space="preserve">/ И.Ю. </w:t>
+      </w:r>
+      <w:proofErr w:type="spellStart"/>
+      <w:r>
+        <w:t>Шекшуева</w:t>
+      </w:r>
+      <w:proofErr w:type="spellEnd"/>
+      <w:r>
+        <w:t xml:space="preserve"> /</w:t>
       </w:r>
     </w:p>
     <w:sectPr>
-      <w:headerReference w:type="default" r:id="rId4"/>
-      <w:footerReference w:type="default" r:id="rId5"/>
+      <w:headerReference w:type="default" r:id="rId7"/>
+      <w:footerReference w:type="default" r:id="rId8"/>
       <w:pgSz w:w="16840" w:h="11900" w:orient="landscape"/>
-      <w:pgMar w:top="142" w:right="536" w:bottom="0" w:left="1134" w:header="709" w:footer="709"/>
-      <w:bidi w:val="0"/>
+      <w:pgMar w:top="142" w:right="536" w:bottom="0" w:left="1134" w:header="709" w:footer="709" w:gutter="0"/>
+      <w:cols w:space="720"/>
     </w:sectPr>
   </w:body>
 </w:document>
 </file>
 
+<file path=word/endnotes.xml><?xml version="1.0" encoding="utf-8"?>
+<w:endnotes xmlns:wpc="http://schemas.microsoft.com/office/word/2010/wordprocessingCanvas" xmlns:cx="http://schemas.microsoft.com/office/drawing/2014/chartex" xmlns:cx1="http://schemas.microsoft.com/office/drawing/2015/9/8/chartex" xmlns:cx2="http://schemas.microsoft.com/office/drawing/2015/10/21/chartex" xmlns:cx3="http://schemas.microsoft.com/office/drawing/2016/5/9/chartex" xmlns:cx4="http://schemas.microsoft.com/office/drawing/2016/5/10/chartex" xmlns:cx5="http://schemas.microsoft.com/office/drawing/2016/5/11/chartex" xmlns:cx6="http://schemas.microsoft.com/office/drawing/2016/5/12/chartex" xmlns:cx7="http://schemas.microsoft.com/office/drawing/2016/5/13/chartex" xmlns:cx8="http://schemas.microsoft.com/office/drawing/2016/5/14/chartex" xmlns:mc="http://schemas.openxmlformats.org/markup-compatibility/2006" xmlns:aink="http://schemas.microsoft.com/office/drawing/2016/ink" xmlns:am3d="http://schemas.microsoft.com/office/drawing/2017/model3d" xmlns:o="urn:schemas-microsoft-com:office:office" xmlns:oel="http://schemas.microsoft.com/office/2019/extlst" xmlns:r="http://schemas.openxmlformats.org/officeDocument/2006/relationships" xmlns:m="http://schemas.openxmlformats.org/officeDocument/2006/math" xmlns:v="urn:schemas-microsoft-com:vml" xmlns:wp14="http://schemas.microsoft.com/office/word/2010/wordprocessingDrawing" xmlns:wp="http://schemas.openxmlformats.org/drawingml/2006/wordprocessingDrawing" xmlns:w10="urn:schemas-microsoft-com:office:word" xmlns:w="http://schemas.openxmlformats.org/wordprocessingml/2006/main" xmlns:w14="http://schemas.microsoft.com/office/word/2010/wordml" xmlns:w15="http://schemas.microsoft.com/office/word/2012/wordml" xmlns:w16cex="http://schemas.microsoft.com/office/word/2018/wordml/cex" xmlns:w16cid="http://schemas.microsoft.com/office/word/2016/wordml/cid" xmlns:w16="http://schemas.microsoft.com/office/word/2018/wordml" xmlns:w16sdtdh="http://schemas.microsoft.com/office/word/2020/wordml/sdtdatahash" xmlns:w16se="http://schemas.microsoft.com/office/word/2015/wordml/symex" xmlns:wpg="http://schemas.microsoft.com/office/word/2010/wordprocessingGroup" xmlns:wpi="http://schemas.microsoft.com/office/word/2010/wordprocessingInk" xmlns:wne="http://schemas.microsoft.com/office/word/2006/wordml" xmlns:wps="http://schemas.microsoft.com/office/word/2010/wordprocessingShape" mc:Ignorable="w14 w15 w16se w16cid w16 w16cex w16sdtdh wp14">
+  <w:endnote w:type="separator" w:id="-1">
+    <w:p>
+      <w:r>
+        <w:separator/>
+      </w:r>
+    </w:p>
+  </w:endnote>
+  <w:endnote w:type="continuationSeparator" w:id="0">
+    <w:p>
+      <w:r>
+        <w:continuationSeparator/>
+      </w:r>
+    </w:p>
+  </w:endnote>
+</w:endnotes>
+</file>
+
 <file path=word/footer1.xml><?xml version="1.0" encoding="utf-8"?>
-<w:ftr xmlns:r="http://schemas.openxmlformats.org/officeDocument/2006/relationships" xmlns:wp="http://schemas.openxmlformats.org/drawingml/2006/wordprocessingDrawing" xmlns:w="http://schemas.openxmlformats.org/wordprocessingml/2006/main" xmlns:w10="urn:schemas-microsoft-com:office:word" xmlns:w14="http://schemas.microsoft.com/office/word/2010/wordml" xmlns:wps="http://schemas.microsoft.com/office/word/2010/wordprocessingShape" xmlns:wpg="http://schemas.microsoft.com/office/word/2010/wordprocessingGroup" xmlns:mc="http://schemas.openxmlformats.org/markup-compatibility/2006" xmlns:v="urn:schemas-microsoft-com:vml" xmlns:o="urn:schemas-microsoft-com:office:office" xmlns:m="http://schemas.openxmlformats.org/officeDocument/2006/math" mc:Ignorable="w14">
+<w:ftr xmlns:wpc="http://schemas.microsoft.com/office/word/2010/wordprocessingCanvas" xmlns:cx="http://schemas.microsoft.com/office/drawing/2014/chartex" xmlns:cx1="http://schemas.microsoft.com/office/drawing/2015/9/8/chartex" xmlns:cx2="http://schemas.microsoft.com/office/drawing/2015/10/21/chartex" xmlns:cx3="http://schemas.microsoft.com/office/drawing/2016/5/9/chartex" xmlns:cx4="http://schemas.microsoft.com/office/drawing/2016/5/10/chartex" xmlns:cx5="http://schemas.microsoft.com/office/drawing/2016/5/11/chartex" xmlns:cx6="http://schemas.microsoft.com/office/drawing/2016/5/12/chartex" xmlns:cx7="http://schemas.microsoft.com/office/drawing/2016/5/13/chartex" xmlns:cx8="http://schemas.microsoft.com/office/drawing/2016/5/14/chartex" xmlns:mc="http://schemas.openxmlformats.org/markup-compatibility/2006" xmlns:aink="http://schemas.microsoft.com/office/drawing/2016/ink" xmlns:am3d="http://schemas.microsoft.com/office/drawing/2017/model3d" xmlns:o="urn:schemas-microsoft-com:office:office" xmlns:oel="http://schemas.microsoft.com/office/2019/extlst" xmlns:r="http://schemas.openxmlformats.org/officeDocument/2006/relationships" xmlns:m="http://schemas.openxmlformats.org/officeDocument/2006/math" xmlns:v="urn:schemas-microsoft-com:vml" xmlns:wp14="http://schemas.microsoft.com/office/word/2010/wordprocessingDrawing" xmlns:wp="http://schemas.openxmlformats.org/drawingml/2006/wordprocessingDrawing" xmlns:w10="urn:schemas-microsoft-com:office:word" xmlns:w="http://schemas.openxmlformats.org/wordprocessingml/2006/main" xmlns:w14="http://schemas.microsoft.com/office/word/2010/wordml" xmlns:w15="http://schemas.microsoft.com/office/word/2012/wordml" xmlns:w16cex="http://schemas.microsoft.com/office/word/2018/wordml/cex" xmlns:w16cid="http://schemas.microsoft.com/office/word/2016/wordml/cid" xmlns:w16="http://schemas.microsoft.com/office/word/2018/wordml" xmlns:w16sdtdh="http://schemas.microsoft.com/office/word/2020/wordml/sdtdatahash" xmlns:w16se="http://schemas.microsoft.com/office/word/2015/wordml/symex" xmlns:wpg="http://schemas.microsoft.com/office/word/2010/wordprocessingGroup" xmlns:wpi="http://schemas.microsoft.com/office/word/2010/wordprocessingInk" xmlns:wne="http://schemas.microsoft.com/office/word/2006/wordml" xmlns:wps="http://schemas.microsoft.com/office/word/2010/wordprocessingShape" mc:Ignorable="w14 w15 w16se w16cid w16 w16cex w16sdtdh wp14">
   <w:p>
     <w:pPr>
-      <w:pStyle w:val="Header &amp; Footer"/>
-      <w:bidi w:val="0"/>
+      <w:pStyle w:val="HeaderFooter"/>
     </w:pPr>
-    <w:r/>
   </w:p>
 </w:ftr>
 </file>
 
+<file path=word/footnotes.xml><?xml version="1.0" encoding="utf-8"?>
+<w:footnotes xmlns:wpc="http://schemas.microsoft.com/office/word/2010/wordprocessingCanvas" xmlns:cx="http://schemas.microsoft.com/office/drawing/2014/chartex" xmlns:cx1="http://schemas.microsoft.com/office/drawing/2015/9/8/chartex" xmlns:cx2="http://schemas.microsoft.com/office/drawing/2015/10/21/chartex" xmlns:cx3="http://schemas.microsoft.com/office/drawing/2016/5/9/chartex" xmlns:cx4="http://schemas.microsoft.com/office/drawing/2016/5/10/chartex" xmlns:cx5="http://schemas.microsoft.com/office/drawing/2016/5/11/chartex" xmlns:cx6="http://schemas.microsoft.com/office/drawing/2016/5/12/chartex" xmlns:cx7="http://schemas.microsoft.com/office/drawing/2016/5/13/chartex" xmlns:cx8="http://schemas.microsoft.com/office/drawing/2016/5/14/chartex" xmlns:mc="http://schemas.openxmlformats.org/markup-compatibility/2006" xmlns:aink="http://schemas.microsoft.com/office/drawing/2016/ink" xmlns:am3d="http://schemas.microsoft.com/office/drawing/2017/model3d" xmlns:o="urn:schemas-microsoft-com:office:office" xmlns:oel="http://schemas.microsoft.com/office/2019/extlst" xmlns:r="http://schemas.openxmlformats.org/officeDocument/2006/relationships" xmlns:m="http://schemas.openxmlformats.org/officeDocument/2006/math" xmlns:v="urn:schemas-microsoft-com:vml" xmlns:wp14="http://schemas.microsoft.com/office/word/2010/wordprocessingDrawing" xmlns:wp="http://schemas.openxmlformats.org/drawingml/2006/wordprocessingDrawing" xmlns:w10="urn:schemas-microsoft-com:office:word" xmlns:w="http://schemas.openxmlformats.org/wordprocessingml/2006/main" xmlns:w14="http://schemas.microsoft.com/office/word/2010/wordml" xmlns:w15="http://schemas.microsoft.com/office/word/2012/wordml" xmlns:w16cex="http://schemas.microsoft.com/office/word/2018/wordml/cex" xmlns:w16cid="http://schemas.microsoft.com/office/word/2016/wordml/cid" xmlns:w16="http://schemas.microsoft.com/office/word/2018/wordml" xmlns:w16sdtdh="http://schemas.microsoft.com/office/word/2020/wordml/sdtdatahash" xmlns:w16se="http://schemas.microsoft.com/office/word/2015/wordml/symex" xmlns:wpg="http://schemas.microsoft.com/office/word/2010/wordprocessingGroup" xmlns:wpi="http://schemas.microsoft.com/office/word/2010/wordprocessingInk" xmlns:wne="http://schemas.microsoft.com/office/word/2006/wordml" xmlns:wps="http://schemas.microsoft.com/office/word/2010/wordprocessingShape" mc:Ignorable="w14 w15 w16se w16cid w16 w16cex w16sdtdh wp14">
+  <w:footnote w:type="separator" w:id="-1">
+    <w:p>
+      <w:r>
+        <w:separator/>
+      </w:r>
+    </w:p>
+  </w:footnote>
+  <w:footnote w:type="continuationSeparator" w:id="0">
+    <w:p>
+      <w:r>
+        <w:continuationSeparator/>
+      </w:r>
+    </w:p>
+  </w:footnote>
+</w:footnotes>
+</file>
+
 <file path=word/header1.xml><?xml version="1.0" encoding="utf-8"?>
-<w:hdr xmlns:r="http://schemas.openxmlformats.org/officeDocument/2006/relationships" xmlns:wp="http://schemas.openxmlformats.org/drawingml/2006/wordprocessingDrawing" xmlns:w="http://schemas.openxmlformats.org/wordprocessingml/2006/main" xmlns:w10="urn:schemas-microsoft-com:office:word" xmlns:w14="http://schemas.microsoft.com/office/word/2010/wordml" xmlns:wps="http://schemas.microsoft.com/office/word/2010/wordprocessingShape" xmlns:wpg="http://schemas.microsoft.com/office/word/2010/wordprocessingGroup" xmlns:mc="http://schemas.openxmlformats.org/markup-compatibility/2006" xmlns:v="urn:schemas-microsoft-com:vml" xmlns:o="urn:schemas-microsoft-com:office:office" xmlns:m="http://schemas.openxmlformats.org/officeDocument/2006/math" mc:Ignorable="w14">
+<w:hdr xmlns:wpc="http://schemas.microsoft.com/office/word/2010/wordprocessingCanvas" xmlns:cx="http://schemas.microsoft.com/office/drawing/2014/chartex" xmlns:cx1="http://schemas.microsoft.com/office/drawing/2015/9/8/chartex" xmlns:cx2="http://schemas.microsoft.com/office/drawing/2015/10/21/chartex" xmlns:cx3="http://schemas.microsoft.com/office/drawing/2016/5/9/chartex" xmlns:cx4="http://schemas.microsoft.com/office/drawing/2016/5/10/chartex" xmlns:cx5="http://schemas.microsoft.com/office/drawing/2016/5/11/chartex" xmlns:cx6="http://schemas.microsoft.com/office/drawing/2016/5/12/chartex" xmlns:cx7="http://schemas.microsoft.com/office/drawing/2016/5/13/chartex" xmlns:cx8="http://schemas.microsoft.com/office/drawing/2016/5/14/chartex" xmlns:mc="http://schemas.openxmlformats.org/markup-compatibility/2006" xmlns:aink="http://schemas.microsoft.com/office/drawing/2016/ink" xmlns:am3d="http://schemas.microsoft.com/office/drawing/2017/model3d" xmlns:o="urn:schemas-microsoft-com:office:office" xmlns:oel="http://schemas.microsoft.com/office/2019/extlst" xmlns:r="http://schemas.openxmlformats.org/officeDocument/2006/relationships" xmlns:m="http://schemas.openxmlformats.org/officeDocument/2006/math" xmlns:v="urn:schemas-microsoft-com:vml" xmlns:wp14="http://schemas.microsoft.com/office/word/2010/wordprocessingDrawing" xmlns:wp="http://schemas.openxmlformats.org/drawingml/2006/wordprocessingDrawing" xmlns:w10="urn:schemas-microsoft-com:office:word" xmlns:w="http://schemas.openxmlformats.org/wordprocessingml/2006/main" xmlns:w14="http://schemas.microsoft.com/office/word/2010/wordml" xmlns:w15="http://schemas.microsoft.com/office/word/2012/wordml" xmlns:w16cex="http://schemas.microsoft.com/office/word/2018/wordml/cex" xmlns:w16cid="http://schemas.microsoft.com/office/word/2016/wordml/cid" xmlns:w16="http://schemas.microsoft.com/office/word/2018/wordml" xmlns:w16sdtdh="http://schemas.microsoft.com/office/word/2020/wordml/sdtdatahash" xmlns:w16se="http://schemas.microsoft.com/office/word/2015/wordml/symex" xmlns:wpg="http://schemas.microsoft.com/office/word/2010/wordprocessingGroup" xmlns:wpi="http://schemas.microsoft.com/office/word/2010/wordprocessingInk" xmlns:wne="http://schemas.microsoft.com/office/word/2006/wordml" xmlns:wps="http://schemas.microsoft.com/office/word/2010/wordprocessingShape" mc:Ignorable="w14 w15 w16se w16cid w16 w16cex w16sdtdh wp14">
   <w:p>
     <w:pPr>
-      <w:pStyle w:val="Header &amp; Footer"/>
-      <w:bidi w:val="0"/>
+      <w:pStyle w:val="HeaderFooter"/>
     </w:pPr>
-    <w:r/>
   </w:p>
 </w:hdr>
 </file>
 
+<file path=word/numbering.xml><?xml version="1.0" encoding="utf-8"?>
+<w:numbering xmlns:wpc="http://schemas.microsoft.com/office/word/2010/wordprocessingCanvas" xmlns:cx="http://schemas.microsoft.com/office/drawing/2014/chartex" xmlns:cx1="http://schemas.microsoft.com/office/drawing/2015/9/8/chartex" xmlns:cx2="http://schemas.microsoft.com/office/drawing/2015/10/21/chartex" xmlns:cx3="http://schemas.microsoft.com/office/drawing/2016/5/9/chartex" xmlns:cx4="http://schemas.microsoft.com/office/drawing/2016/5/10/chartex" xmlns:cx5="http://schemas.microsoft.com/office/drawing/2016/5/11/chartex" xmlns:cx6="http://schemas.microsoft.com/office/drawing/2016/5/12/chartex" xmlns:cx7="http://schemas.microsoft.com/office/drawing/2016/5/13/chartex" xmlns:cx8="http://schemas.microsoft.com/office/drawing/2016/5/14/chartex" xmlns:mc="http://schemas.openxmlformats.org/markup-compatibility/2006" xmlns:aink="http://schemas.microsoft.com/office/drawing/2016/ink" xmlns:am3d="http://schemas.microsoft.com/office/drawing/2017/model3d" xmlns:o="urn:schemas-microsoft-com:office:office" xmlns:oel="http://schemas.microsoft.com/office/2019/extlst" xmlns:r="http://schemas.openxmlformats.org/officeDocument/2006/relationships" xmlns:m="http://schemas.openxmlformats.org/officeDocument/2006/math" xmlns:v="urn:schemas-microsoft-com:vml" xmlns:wp14="http://schemas.microsoft.com/office/word/2010/wordprocessingDrawing" xmlns:wp="http://schemas.openxmlformats.org/drawingml/2006/wordprocessingDrawing" xmlns:w10="urn:schemas-microsoft-com:office:word" xmlns:w="http://schemas.openxmlformats.org/wordprocessingml/2006/main" xmlns:w14="http://schemas.microsoft.com/office/word/2010/wordml" xmlns:w15="http://schemas.microsoft.com/office/word/2012/wordml" xmlns:w16cex="http://schemas.microsoft.com/office/word/2018/wordml/cex" xmlns:w16cid="http://schemas.microsoft.com/office/word/2016/wordml/cid" xmlns:w16="http://schemas.microsoft.com/office/word/2018/wordml" xmlns:w16sdtdh="http://schemas.microsoft.com/office/word/2020/wordml/sdtdatahash" xmlns:w16se="http://schemas.microsoft.com/office/word/2015/wordml/symex" xmlns:wpg="http://schemas.microsoft.com/office/word/2010/wordprocessingGroup" xmlns:wpi="http://schemas.microsoft.com/office/word/2010/wordprocessingInk" xmlns:wne="http://schemas.microsoft.com/office/word/2006/wordml" xmlns:wps="http://schemas.microsoft.com/office/word/2010/wordprocessingShape" mc:Ignorable="w14 w15 w16se w16cid w16 w16cex w16sdtdh wp14">
+  <w:abstractNum w:abstractNumId="0" w15:restartNumberingAfterBreak="0">
+    <w:nsid w:val="58086DFD"/>
+    <w:multiLevelType w:val="hybridMultilevel"/>
+    <w:tmpl w:val="C8C0E2BE"/>
+    <w:lvl w:ilvl="0" w:tplc="0419000F">
+      <w:start w:val="1"/>
+      <w:numFmt w:val="decimal"/>
+      <w:lvlText w:val="%1."/>
+      <w:lvlJc w:val="left"/>
+      <w:pPr>
+        <w:ind w:left="720" w:hanging="360"/>
+      </w:pPr>
+    </w:lvl>
+    <w:lvl w:ilvl="1" w:tplc="04190019" w:tentative="1">
+      <w:start w:val="1"/>
+      <w:numFmt w:val="lowerLetter"/>
+      <w:lvlText w:val="%2."/>
+      <w:lvlJc w:val="left"/>
+      <w:pPr>
+        <w:ind w:left="1440" w:hanging="360"/>
+      </w:pPr>
+    </w:lvl>
+    <w:lvl w:ilvl="2" w:tplc="0419001B" w:tentative="1">
+      <w:start w:val="1"/>
+      <w:numFmt w:val="lowerRoman"/>
+      <w:lvlText w:val="%3."/>
+      <w:lvlJc w:val="right"/>
+      <w:pPr>
+        <w:ind w:left="2160" w:hanging="180"/>
+      </w:pPr>
+    </w:lvl>
+    <w:lvl w:ilvl="3" w:tplc="0419000F" w:tentative="1">
+      <w:start w:val="1"/>
+      <w:numFmt w:val="decimal"/>
+      <w:lvlText w:val="%4."/>
+      <w:lvlJc w:val="left"/>
+      <w:pPr>
+        <w:ind w:left="2880" w:hanging="360"/>
+      </w:pPr>
+    </w:lvl>
+    <w:lvl w:ilvl="4" w:tplc="04190019" w:tentative="1">
+      <w:start w:val="1"/>
+      <w:numFmt w:val="lowerLetter"/>
+      <w:lvlText w:val="%5."/>
+      <w:lvlJc w:val="left"/>
+      <w:pPr>
+        <w:ind w:left="3600" w:hanging="360"/>
+      </w:pPr>
+    </w:lvl>
+    <w:lvl w:ilvl="5" w:tplc="0419001B" w:tentative="1">
+      <w:start w:val="1"/>
+      <w:numFmt w:val="lowerRoman"/>
+      <w:lvlText w:val="%6."/>
+      <w:lvlJc w:val="right"/>
+      <w:pPr>
+        <w:ind w:left="4320" w:hanging="180"/>
+      </w:pPr>
+    </w:lvl>
+    <w:lvl w:ilvl="6" w:tplc="0419000F" w:tentative="1">
+      <w:start w:val="1"/>
+      <w:numFmt w:val="decimal"/>
+      <w:lvlText w:val="%7."/>
+      <w:lvlJc w:val="left"/>
+      <w:pPr>
+        <w:ind w:left="5040" w:hanging="360"/>
+      </w:pPr>
+    </w:lvl>
+    <w:lvl w:ilvl="7" w:tplc="04190019" w:tentative="1">
+      <w:start w:val="1"/>
+      <w:numFmt w:val="lowerLetter"/>
+      <w:lvlText w:val="%8."/>
+      <w:lvlJc w:val="left"/>
+      <w:pPr>
+        <w:ind w:left="5760" w:hanging="360"/>
+      </w:pPr>
+    </w:lvl>
+    <w:lvl w:ilvl="8" w:tplc="0419001B" w:tentative="1">
+      <w:start w:val="1"/>
+      <w:numFmt w:val="lowerRoman"/>
+      <w:lvlText w:val="%9."/>
+      <w:lvlJc w:val="right"/>
+      <w:pPr>
+        <w:ind w:left="6480" w:hanging="180"/>
+      </w:pPr>
+    </w:lvl>
+  </w:abstractNum>
+  <w:num w:numId="1" w16cid:durableId="534004612">
+    <w:abstractNumId w:val="0"/>
+  </w:num>
+</w:numbering>
+</file>
+
 <file path=word/styles.xml><?xml version="1.0" encoding="utf-8"?>
-<w:styles xmlns:w="http://schemas.openxmlformats.org/wordprocessingml/2006/main" xmlns:mc="http://schemas.openxmlformats.org/markup-compatibility/2006" xmlns:w14="http://schemas.microsoft.com/office/word/2010/wordml" mc:Ignorable="w14">
+<w:styles xmlns:mc="http://schemas.openxmlformats.org/markup-compatibility/2006" xmlns:r="http://schemas.openxmlformats.org/officeDocument/2006/relationships" xmlns:w="http://schemas.openxmlformats.org/wordprocessingml/2006/main" xmlns:w14="http://schemas.microsoft.com/office/word/2010/wordml" xmlns:w15="http://schemas.microsoft.com/office/word/2012/wordml" xmlns:w16cex="http://schemas.microsoft.com/office/word/2018/wordml/cex" xmlns:w16cid="http://schemas.microsoft.com/office/word/2016/wordml/cid" xmlns:w16="http://schemas.microsoft.com/office/word/2018/wordml" xmlns:w16sdtdh="http://schemas.microsoft.com/office/word/2020/wordml/sdtdatahash" xmlns:w16se="http://schemas.microsoft.com/office/word/2015/wordml/symex" mc:Ignorable="w14 w15 w16se w16cid w16 w16cex w16sdtdh">
   <w:docDefaults>
     <w:rPrDefault>
       <w:rPr>
-        <w:rFonts w:ascii="Times New Roman" w:cs="Times New Roman" w:hAnsi="Times New Roman" w:eastAsia="Arial Unicode MS"/>
-        <w:b w:val="0"/>
-        <w:bCs w:val="0"/>
-        <w:i w:val="0"/>
-        <w:iCs w:val="0"/>
-        <w:caps w:val="0"/>
-        <w:smallCaps w:val="0"/>
-        <w:strike w:val="0"/>
-        <w:dstrike w:val="0"/>
-        <w:outline w:val="0"/>
-        <w:emboss w:val="0"/>
-        <w:imprint w:val="0"/>
-        <w:vanish w:val="0"/>
-        <w:color w:val="auto"/>
-        <w:spacing w:val="0"/>
-        <w:w w:val="100"/>
-        <w:kern w:val="0"/>
-        <w:position w:val="0"/>
-        <w:sz w:val="20"/>
-        <w:szCs w:val="20"/>
-        <w:u w:val="none" w:color="auto"/>
+        <w:rFonts w:ascii="Times New Roman" w:eastAsia="Arial Unicode MS" w:hAnsi="Times New Roman" w:cs="Times New Roman"/>
         <w:bdr w:val="nil"/>
-        <w:vertAlign w:val="baseline"/>
-        <w:lang/>
+        <w:lang w:val="ru-RU" w:eastAsia="ru-RU" w:bidi="ar-SA"/>
       </w:rPr>
     </w:rPrDefault>
     <w:pPrDefault>
       <w:pPr>
-        <w:keepNext w:val="0"/>
-        <w:keepLines w:val="0"/>
-        <w:pageBreakBefore w:val="0"/>
-        <w:framePr w:anchorLock="0" w:w="0" w:h="0" w:vSpace="0" w:hSpace="0" w:xAlign="left" w:y="0" w:hRule="exact" w:vAnchor="margin"/>
-        <w:widowControl w:val="1"/>
-        <w:numPr>
-          <w:ilvl w:val="0"/>
-          <w:numId w:val="0"/>
-        </w:numPr>
-        <w:suppressLineNumbers w:val="0"/>
         <w:pBdr>
           <w:top w:val="nil"/>
           <w:left w:val="nil"/>
@@ -1830,208 +1952,496 @@
           <w:between w:val="nil"/>
           <w:bar w:val="nil"/>
         </w:pBdr>
-        <w:shd w:val="clear" w:color="auto" w:fill="auto"/>
-        <w:suppressAutoHyphens w:val="0"/>
-        <w:spacing w:before="0" w:beforeAutospacing="0" w:after="0" w:afterAutospacing="0" w:line="240" w:lineRule="auto"/>
-        <w:ind w:left="0" w:right="0" w:firstLine="0"/>
-        <w:jc w:val="left"/>
-        <w:outlineLvl w:val="9"/>
       </w:pPr>
     </w:pPrDefault>
   </w:docDefaults>
-  <w:style w:type="paragraph" w:default="1" w:styleId="Normal">
+  <w:latentStyles w:defLockedState="0" w:defUIPriority="99" w:defSemiHidden="0" w:defUnhideWhenUsed="0" w:defQFormat="0" w:count="376">
+    <w:lsdException w:name="Normal" w:uiPriority="0" w:qFormat="1"/>
+    <w:lsdException w:name="heading 1" w:uiPriority="9" w:qFormat="1"/>
+    <w:lsdException w:name="heading 2" w:semiHidden="1" w:uiPriority="9" w:unhideWhenUsed="1" w:qFormat="1"/>
+    <w:lsdException w:name="heading 3" w:semiHidden="1" w:uiPriority="9" w:unhideWhenUsed="1" w:qFormat="1"/>
+    <w:lsdException w:name="heading 4" w:semiHidden="1" w:uiPriority="9" w:unhideWhenUsed="1" w:qFormat="1"/>
+    <w:lsdException w:name="heading 5" w:semiHidden="1" w:uiPriority="9" w:unhideWhenUsed="1" w:qFormat="1"/>
+    <w:lsdException w:name="heading 6" w:semiHidden="1" w:uiPriority="9" w:unhideWhenUsed="1" w:qFormat="1"/>
+    <w:lsdException w:name="heading 7" w:semiHidden="1" w:uiPriority="9" w:unhideWhenUsed="1" w:qFormat="1"/>
+    <w:lsdException w:name="heading 8" w:semiHidden="1" w:uiPriority="9" w:unhideWhenUsed="1" w:qFormat="1"/>
+    <w:lsdException w:name="heading 9" w:semiHidden="1" w:uiPriority="9" w:unhideWhenUsed="1" w:qFormat="1"/>
+    <w:lsdException w:name="index 1" w:semiHidden="1" w:unhideWhenUsed="1"/>
+    <w:lsdException w:name="index 2" w:semiHidden="1" w:unhideWhenUsed="1"/>
+    <w:lsdException w:name="index 3" w:semiHidden="1" w:unhideWhenUsed="1"/>
+    <w:lsdException w:name="index 4" w:semiHidden="1" w:unhideWhenUsed="1"/>
+    <w:lsdException w:name="index 5" w:semiHidden="1" w:unhideWhenUsed="1"/>
+    <w:lsdException w:name="index 6" w:semiHidden="1" w:unhideWhenUsed="1"/>
+    <w:lsdException w:name="index 7" w:semiHidden="1" w:unhideWhenUsed="1"/>
+    <w:lsdException w:name="index 8" w:semiHidden="1" w:unhideWhenUsed="1"/>
+    <w:lsdException w:name="index 9" w:semiHidden="1" w:unhideWhenUsed="1"/>
+    <w:lsdException w:name="toc 1" w:semiHidden="1" w:uiPriority="39" w:unhideWhenUsed="1"/>
+    <w:lsdException w:name="toc 2" w:semiHidden="1" w:uiPriority="39" w:unhideWhenUsed="1"/>
+    <w:lsdException w:name="toc 3" w:semiHidden="1" w:uiPriority="39" w:unhideWhenUsed="1"/>
+    <w:lsdException w:name="toc 4" w:semiHidden="1" w:uiPriority="39" w:unhideWhenUsed="1"/>
+    <w:lsdException w:name="toc 5" w:semiHidden="1" w:uiPriority="39" w:unhideWhenUsed="1"/>
+    <w:lsdException w:name="toc 6" w:semiHidden="1" w:uiPriority="39" w:unhideWhenUsed="1"/>
+    <w:lsdException w:name="toc 7" w:semiHidden="1" w:uiPriority="39" w:unhideWhenUsed="1"/>
+    <w:lsdException w:name="toc 8" w:semiHidden="1" w:uiPriority="39" w:unhideWhenUsed="1"/>
+    <w:lsdException w:name="toc 9" w:semiHidden="1" w:uiPriority="39" w:unhideWhenUsed="1"/>
+    <w:lsdException w:name="Normal Indent" w:semiHidden="1" w:unhideWhenUsed="1"/>
+    <w:lsdException w:name="footnote text" w:semiHidden="1" w:unhideWhenUsed="1"/>
+    <w:lsdException w:name="annotation text" w:semiHidden="1" w:unhideWhenUsed="1"/>
+    <w:lsdException w:name="header" w:semiHidden="1" w:unhideWhenUsed="1"/>
+    <w:lsdException w:name="footer" w:semiHidden="1" w:unhideWhenUsed="1"/>
+    <w:lsdException w:name="index heading" w:semiHidden="1" w:unhideWhenUsed="1"/>
+    <w:lsdException w:name="caption" w:semiHidden="1" w:uiPriority="35" w:unhideWhenUsed="1" w:qFormat="1"/>
+    <w:lsdException w:name="table of figures" w:semiHidden="1" w:unhideWhenUsed="1"/>
+    <w:lsdException w:name="envelope address" w:semiHidden="1" w:unhideWhenUsed="1"/>
+    <w:lsdException w:name="envelope return" w:semiHidden="1" w:unhideWhenUsed="1"/>
+    <w:lsdException w:name="footnote reference" w:semiHidden="1" w:unhideWhenUsed="1"/>
+    <w:lsdException w:name="annotation reference" w:semiHidden="1" w:unhideWhenUsed="1"/>
+    <w:lsdException w:name="line number" w:semiHidden="1" w:unhideWhenUsed="1"/>
+    <w:lsdException w:name="page number" w:semiHidden="1" w:unhideWhenUsed="1"/>
+    <w:lsdException w:name="endnote reference" w:semiHidden="1" w:unhideWhenUsed="1"/>
+    <w:lsdException w:name="endnote text" w:semiHidden="1" w:unhideWhenUsed="1"/>
+    <w:lsdException w:name="table of authorities" w:semiHidden="1" w:unhideWhenUsed="1"/>
+    <w:lsdException w:name="macro" w:semiHidden="1" w:unhideWhenUsed="1"/>
+    <w:lsdException w:name="toa heading" w:semiHidden="1" w:unhideWhenUsed="1"/>
+    <w:lsdException w:name="List" w:semiHidden="1" w:unhideWhenUsed="1"/>
+    <w:lsdException w:name="List Bullet" w:semiHidden="1" w:unhideWhenUsed="1"/>
+    <w:lsdException w:name="List Number" w:semiHidden="1" w:unhideWhenUsed="1"/>
+    <w:lsdException w:name="List 2" w:semiHidden="1" w:unhideWhenUsed="1"/>
+    <w:lsdException w:name="List 3" w:semiHidden="1" w:unhideWhenUsed="1"/>
+    <w:lsdException w:name="List 4" w:semiHidden="1" w:unhideWhenUsed="1"/>
+    <w:lsdException w:name="List 5" w:semiHidden="1" w:unhideWhenUsed="1"/>
+    <w:lsdException w:name="List Bullet 2" w:semiHidden="1" w:unhideWhenUsed="1"/>
+    <w:lsdException w:name="List Bullet 3" w:semiHidden="1" w:unhideWhenUsed="1"/>
+    <w:lsdException w:name="List Bullet 4" w:semiHidden="1" w:unhideWhenUsed="1"/>
+    <w:lsdException w:name="List Bullet 5" w:semiHidden="1" w:unhideWhenUsed="1"/>
+    <w:lsdException w:name="List Number 2" w:semiHidden="1" w:unhideWhenUsed="1"/>
+    <w:lsdException w:name="List Number 3" w:semiHidden="1" w:unhideWhenUsed="1"/>
+    <w:lsdException w:name="List Number 4" w:semiHidden="1" w:unhideWhenUsed="1"/>
+    <w:lsdException w:name="List Number 5" w:semiHidden="1" w:unhideWhenUsed="1"/>
+    <w:lsdException w:name="Title" w:uiPriority="10" w:qFormat="1"/>
+    <w:lsdException w:name="Closing" w:semiHidden="1" w:unhideWhenUsed="1"/>
+    <w:lsdException w:name="Signature" w:semiHidden="1" w:unhideWhenUsed="1"/>
+    <w:lsdException w:name="Default Paragraph Font" w:semiHidden="1" w:uiPriority="1" w:unhideWhenUsed="1"/>
+    <w:lsdException w:name="Body Text" w:semiHidden="1" w:unhideWhenUsed="1"/>
+    <w:lsdException w:name="Body Text Indent" w:semiHidden="1" w:unhideWhenUsed="1"/>
+    <w:lsdException w:name="List Continue" w:semiHidden="1" w:unhideWhenUsed="1"/>
+    <w:lsdException w:name="List Continue 2" w:semiHidden="1" w:unhideWhenUsed="1"/>
+    <w:lsdException w:name="List Continue 3" w:semiHidden="1" w:unhideWhenUsed="1"/>
+    <w:lsdException w:name="List Continue 4" w:semiHidden="1" w:unhideWhenUsed="1"/>
+    <w:lsdException w:name="List Continue 5" w:semiHidden="1" w:unhideWhenUsed="1"/>
+    <w:lsdException w:name="Message Header" w:semiHidden="1" w:unhideWhenUsed="1"/>
+    <w:lsdException w:name="Subtitle" w:uiPriority="11" w:qFormat="1"/>
+    <w:lsdException w:name="Salutation" w:semiHidden="1" w:unhideWhenUsed="1"/>
+    <w:lsdException w:name="Date" w:semiHidden="1" w:unhideWhenUsed="1"/>
+    <w:lsdException w:name="Body Text First Indent" w:semiHidden="1" w:unhideWhenUsed="1"/>
+    <w:lsdException w:name="Body Text First Indent 2" w:semiHidden="1" w:unhideWhenUsed="1"/>
+    <w:lsdException w:name="Note Heading" w:semiHidden="1" w:unhideWhenUsed="1"/>
+    <w:lsdException w:name="Body Text 2" w:semiHidden="1" w:unhideWhenUsed="1"/>
+    <w:lsdException w:name="Body Text 3" w:semiHidden="1" w:unhideWhenUsed="1"/>
+    <w:lsdException w:name="Body Text Indent 2" w:semiHidden="1" w:unhideWhenUsed="1"/>
+    <w:lsdException w:name="Body Text Indent 3" w:semiHidden="1" w:unhideWhenUsed="1"/>
+    <w:lsdException w:name="Block Text" w:semiHidden="1" w:unhideWhenUsed="1"/>
+    <w:lsdException w:name="Hyperlink" w:semiHidden="1" w:unhideWhenUsed="1"/>
+    <w:lsdException w:name="FollowedHyperlink" w:semiHidden="1" w:unhideWhenUsed="1"/>
+    <w:lsdException w:name="Strong" w:uiPriority="22" w:qFormat="1"/>
+    <w:lsdException w:name="Emphasis" w:uiPriority="20" w:qFormat="1"/>
+    <w:lsdException w:name="Document Map" w:semiHidden="1" w:unhideWhenUsed="1"/>
+    <w:lsdException w:name="Plain Text" w:semiHidden="1" w:unhideWhenUsed="1"/>
+    <w:lsdException w:name="E-mail Signature" w:semiHidden="1" w:unhideWhenUsed="1"/>
+    <w:lsdException w:name="HTML Top of Form" w:semiHidden="1" w:unhideWhenUsed="1"/>
+    <w:lsdException w:name="HTML Bottom of Form" w:semiHidden="1" w:unhideWhenUsed="1"/>
+    <w:lsdException w:name="Normal (Web)" w:semiHidden="1" w:unhideWhenUsed="1"/>
+    <w:lsdException w:name="HTML Acronym" w:semiHidden="1" w:unhideWhenUsed="1"/>
+    <w:lsdException w:name="HTML Address" w:semiHidden="1" w:unhideWhenUsed="1"/>
+    <w:lsdException w:name="HTML Cite" w:semiHidden="1" w:unhideWhenUsed="1"/>
+    <w:lsdException w:name="HTML Code" w:semiHidden="1" w:unhideWhenUsed="1"/>
+    <w:lsdException w:name="HTML Definition" w:semiHidden="1" w:unhideWhenUsed="1"/>
+    <w:lsdException w:name="HTML Keyboard" w:semiHidden="1" w:unhideWhenUsed="1"/>
+    <w:lsdException w:name="HTML Preformatted" w:semiHidden="1" w:unhideWhenUsed="1"/>
+    <w:lsdException w:name="HTML Sample" w:semiHidden="1" w:unhideWhenUsed="1"/>
+    <w:lsdException w:name="HTML Typewriter" w:semiHidden="1" w:unhideWhenUsed="1"/>
+    <w:lsdException w:name="HTML Variable" w:semiHidden="1" w:unhideWhenUsed="1"/>
+    <w:lsdException w:name="Normal Table" w:semiHidden="1" w:unhideWhenUsed="1"/>
+    <w:lsdException w:name="annotation subject" w:semiHidden="1" w:unhideWhenUsed="1"/>
+    <w:lsdException w:name="No List" w:semiHidden="1" w:unhideWhenUsed="1"/>
+    <w:lsdException w:name="Outline List 1" w:semiHidden="1" w:unhideWhenUsed="1"/>
+    <w:lsdException w:name="Outline List 2" w:semiHidden="1" w:unhideWhenUsed="1"/>
+    <w:lsdException w:name="Outline List 3" w:semiHidden="1" w:unhideWhenUsed="1"/>
+    <w:lsdException w:name="Table Simple 1" w:semiHidden="1" w:unhideWhenUsed="1"/>
+    <w:lsdException w:name="Table Simple 2" w:semiHidden="1" w:unhideWhenUsed="1"/>
+    <w:lsdException w:name="Table Simple 3" w:semiHidden="1" w:unhideWhenUsed="1"/>
+    <w:lsdException w:name="Table Classic 1" w:semiHidden="1" w:unhideWhenUsed="1"/>
+    <w:lsdException w:name="Table Classic 2" w:semiHidden="1" w:unhideWhenUsed="1"/>
+    <w:lsdException w:name="Table Classic 3" w:semiHidden="1" w:unhideWhenUsed="1"/>
+    <w:lsdException w:name="Table Classic 4" w:semiHidden="1" w:unhideWhenUsed="1"/>
+    <w:lsdException w:name="Table Colorful 1" w:semiHidden="1" w:unhideWhenUsed="1"/>
+    <w:lsdException w:name="Table Colorful 2" w:semiHidden="1" w:unhideWhenUsed="1"/>
+    <w:lsdException w:name="Table Colorful 3" w:semiHidden="1" w:unhideWhenUsed="1"/>
+    <w:lsdException w:name="Table Columns 1" w:semiHidden="1" w:unhideWhenUsed="1"/>
+    <w:lsdException w:name="Table Columns 2" w:semiHidden="1" w:unhideWhenUsed="1"/>
+    <w:lsdException w:name="Table Columns 3" w:semiHidden="1" w:unhideWhenUsed="1"/>
+    <w:lsdException w:name="Table Columns 4" w:semiHidden="1" w:unhideWhenUsed="1"/>
+    <w:lsdException w:name="Table Columns 5" w:semiHidden="1" w:unhideWhenUsed="1"/>
+    <w:lsdException w:name="Table Grid 1" w:semiHidden="1" w:unhideWhenUsed="1"/>
+    <w:lsdException w:name="Table Grid 2" w:semiHidden="1" w:unhideWhenUsed="1"/>
+    <w:lsdException w:name="Table Grid 3" w:semiHidden="1" w:unhideWhenUsed="1"/>
+    <w:lsdException w:name="Table Grid 4" w:semiHidden="1" w:unhideWhenUsed="1"/>
+    <w:lsdException w:name="Table Grid 5" w:semiHidden="1" w:unhideWhenUsed="1"/>
+    <w:lsdException w:name="Table Grid 6" w:semiHidden="1" w:unhideWhenUsed="1"/>
+    <w:lsdException w:name="Table Grid 7" w:semiHidden="1" w:unhideWhenUsed="1"/>
+    <w:lsdException w:name="Table Grid 8" w:semiHidden="1" w:unhideWhenUsed="1"/>
+    <w:lsdException w:name="Table List 1" w:semiHidden="1" w:unhideWhenUsed="1"/>
+    <w:lsdException w:name="Table List 2" w:semiHidden="1" w:unhideWhenUsed="1"/>
+    <w:lsdException w:name="Table List 3" w:semiHidden="1" w:unhideWhenUsed="1"/>
+    <w:lsdException w:name="Table List 4" w:semiHidden="1" w:unhideWhenUsed="1"/>
+    <w:lsdException w:name="Table List 5" w:semiHidden="1" w:unhideWhenUsed="1"/>
+    <w:lsdException w:name="Table List 6" w:semiHidden="1" w:unhideWhenUsed="1"/>
+    <w:lsdException w:name="Table List 7" w:semiHidden="1" w:unhideWhenUsed="1"/>
+    <w:lsdException w:name="Table List 8" w:semiHidden="1" w:unhideWhenUsed="1"/>
+    <w:lsdException w:name="Table 3D effects 1" w:semiHidden="1" w:unhideWhenUsed="1"/>
+    <w:lsdException w:name="Table 3D effects 2" w:semiHidden="1" w:unhideWhenUsed="1"/>
+    <w:lsdException w:name="Table 3D effects 3" w:semiHidden="1" w:unhideWhenUsed="1"/>
+    <w:lsdException w:name="Table Contemporary" w:semiHidden="1" w:unhideWhenUsed="1"/>
+    <w:lsdException w:name="Table Elegant" w:semiHidden="1" w:unhideWhenUsed="1"/>
+    <w:lsdException w:name="Table Professional" w:semiHidden="1" w:unhideWhenUsed="1"/>
+    <w:lsdException w:name="Table Subtle 1" w:semiHidden="1" w:unhideWhenUsed="1"/>
+    <w:lsdException w:name="Table Subtle 2" w:semiHidden="1" w:unhideWhenUsed="1"/>
+    <w:lsdException w:name="Table Web 1" w:semiHidden="1" w:unhideWhenUsed="1"/>
+    <w:lsdException w:name="Table Web 2" w:semiHidden="1" w:unhideWhenUsed="1"/>
+    <w:lsdException w:name="Table Web 3" w:semiHidden="1" w:unhideWhenUsed="1"/>
+    <w:lsdException w:name="Balloon Text" w:semiHidden="1" w:unhideWhenUsed="1"/>
+    <w:lsdException w:name="Table Grid" w:uiPriority="39"/>
+    <w:lsdException w:name="Table Theme" w:semiHidden="1" w:unhideWhenUsed="1"/>
+    <w:lsdException w:name="Placeholder Text" w:semiHidden="1"/>
+    <w:lsdException w:name="No Spacing" w:uiPriority="1" w:qFormat="1"/>
+    <w:lsdException w:name="Light Shading" w:uiPriority="60"/>
+    <w:lsdException w:name="Light List" w:uiPriority="61"/>
+    <w:lsdException w:name="Light Grid" w:uiPriority="62"/>
+    <w:lsdException w:name="Medium Shading 1" w:uiPriority="63"/>
+    <w:lsdException w:name="Medium Shading 2" w:uiPriority="64"/>
+    <w:lsdException w:name="Medium List 1" w:uiPriority="65"/>
+    <w:lsdException w:name="Medium List 2" w:uiPriority="66"/>
+    <w:lsdException w:name="Medium Grid 1" w:uiPriority="67"/>
+    <w:lsdException w:name="Medium Grid 2" w:uiPriority="68"/>
+    <w:lsdException w:name="Medium Grid 3" w:uiPriority="69"/>
+    <w:lsdException w:name="Dark List" w:uiPriority="70"/>
+    <w:lsdException w:name="Colorful Shading" w:uiPriority="71"/>
+    <w:lsdException w:name="Colorful List" w:uiPriority="72"/>
+    <w:lsdException w:name="Colorful Grid" w:uiPriority="73"/>
+    <w:lsdException w:name="Light Shading Accent 1" w:uiPriority="60"/>
+    <w:lsdException w:name="Light List Accent 1" w:uiPriority="61"/>
+    <w:lsdException w:name="Light Grid Accent 1" w:uiPriority="62"/>
+    <w:lsdException w:name="Medium Shading 1 Accent 1" w:uiPriority="63"/>
+    <w:lsdException w:name="Medium Shading 2 Accent 1" w:uiPriority="64"/>
+    <w:lsdException w:name="Medium List 1 Accent 1" w:uiPriority="65"/>
+    <w:lsdException w:name="Revision" w:semiHidden="1"/>
+    <w:lsdException w:name="List Paragraph" w:uiPriority="34" w:qFormat="1"/>
+    <w:lsdException w:name="Quote" w:uiPriority="29" w:qFormat="1"/>
+    <w:lsdException w:name="Intense Quote" w:uiPriority="30" w:qFormat="1"/>
+    <w:lsdException w:name="Medium List 2 Accent 1" w:uiPriority="66"/>
+    <w:lsdException w:name="Medium Grid 1 Accent 1" w:uiPriority="67"/>
+    <w:lsdException w:name="Medium Grid 2 Accent 1" w:uiPriority="68"/>
+    <w:lsdException w:name="Medium Grid 3 Accent 1" w:uiPriority="69"/>
+    <w:lsdException w:name="Dark List Accent 1" w:uiPriority="70"/>
+    <w:lsdException w:name="Colorful Shading Accent 1" w:uiPriority="71"/>
+    <w:lsdException w:name="Colorful List Accent 1" w:uiPriority="72"/>
+    <w:lsdException w:name="Colorful Grid Accent 1" w:uiPriority="73"/>
+    <w:lsdException w:name="Light Shading Accent 2" w:uiPriority="60"/>
+    <w:lsdException w:name="Light List Accent 2" w:uiPriority="61"/>
+    <w:lsdException w:name="Light Grid Accent 2" w:uiPriority="62"/>
+    <w:lsdException w:name="Medium Shading 1 Accent 2" w:uiPriority="63"/>
+    <w:lsdException w:name="Medium Shading 2 Accent 2" w:uiPriority="64"/>
+    <w:lsdException w:name="Medium List 1 Accent 2" w:uiPriority="65"/>
+    <w:lsdException w:name="Medium List 2 Accent 2" w:uiPriority="66"/>
+    <w:lsdException w:name="Medium Grid 1 Accent 2" w:uiPriority="67"/>
+    <w:lsdException w:name="Medium Grid 2 Accent 2" w:uiPriority="68"/>
+    <w:lsdException w:name="Medium Grid 3 Accent 2" w:uiPriority="69"/>
+    <w:lsdException w:name="Dark List Accent 2" w:uiPriority="70"/>
+    <w:lsdException w:name="Colorful Shading Accent 2" w:uiPriority="71"/>
+    <w:lsdException w:name="Colorful List Accent 2" w:uiPriority="72"/>
+    <w:lsdException w:name="Colorful Grid Accent 2" w:uiPriority="73"/>
+    <w:lsdException w:name="Light Shading Accent 3" w:uiPriority="60"/>
+    <w:lsdException w:name="Light List Accent 3" w:uiPriority="61"/>
+    <w:lsdException w:name="Light Grid Accent 3" w:uiPriority="62"/>
+    <w:lsdException w:name="Medium Shading 1 Accent 3" w:uiPriority="63"/>
+    <w:lsdException w:name="Medium Shading 2 Accent 3" w:uiPriority="64"/>
+    <w:lsdException w:name="Medium List 1 Accent 3" w:uiPriority="65"/>
+    <w:lsdException w:name="Medium List 2 Accent 3" w:uiPriority="66"/>
+    <w:lsdException w:name="Medium Grid 1 Accent 3" w:uiPriority="67"/>
+    <w:lsdException w:name="Medium Grid 2 Accent 3" w:uiPriority="68"/>
+    <w:lsdException w:name="Medium Grid 3 Accent 3" w:uiPriority="69"/>
+    <w:lsdException w:name="Dark List Accent 3" w:uiPriority="70"/>
+    <w:lsdException w:name="Colorful Shading Accent 3" w:uiPriority="71"/>
+    <w:lsdException w:name="Colorful List Accent 3" w:uiPriority="72"/>
+    <w:lsdException w:name="Colorful Grid Accent 3" w:uiPriority="73"/>
+    <w:lsdException w:name="Light Shading Accent 4" w:uiPriority="60"/>
+    <w:lsdException w:name="Light List Accent 4" w:uiPriority="61"/>
+    <w:lsdException w:name="Light Grid Accent 4" w:uiPriority="62"/>
+    <w:lsdException w:name="Medium Shading 1 Accent 4" w:uiPriority="63"/>
+    <w:lsdException w:name="Medium Shading 2 Accent 4" w:uiPriority="64"/>
+    <w:lsdException w:name="Medium List 1 Accent 4" w:uiPriority="65"/>
+    <w:lsdException w:name="Medium List 2 Accent 4" w:uiPriority="66"/>
+    <w:lsdException w:name="Medium Grid 1 Accent 4" w:uiPriority="67"/>
+    <w:lsdException w:name="Medium Grid 2 Accent 4" w:uiPriority="68"/>
+    <w:lsdException w:name="Medium Grid 3 Accent 4" w:uiPriority="69"/>
+    <w:lsdException w:name="Dark List Accent 4" w:uiPriority="70"/>
+    <w:lsdException w:name="Colorful Shading Accent 4" w:uiPriority="71"/>
+    <w:lsdException w:name="Colorful List Accent 4" w:uiPriority="72"/>
+    <w:lsdException w:name="Colorful Grid Accent 4" w:uiPriority="73"/>
+    <w:lsdException w:name="Light Shading Accent 5" w:uiPriority="60"/>
+    <w:lsdException w:name="Light List Accent 5" w:uiPriority="61"/>
+    <w:lsdException w:name="Light Grid Accent 5" w:uiPriority="62"/>
+    <w:lsdException w:name="Medium Shading 1 Accent 5" w:uiPriority="63"/>
+    <w:lsdException w:name="Medium Shading 2 Accent 5" w:uiPriority="64"/>
+    <w:lsdException w:name="Medium List 1 Accent 5" w:uiPriority="65"/>
+    <w:lsdException w:name="Medium List 2 Accent 5" w:uiPriority="66"/>
+    <w:lsdException w:name="Medium Grid 1 Accent 5" w:uiPriority="67"/>
+    <w:lsdException w:name="Medium Grid 2 Accent 5" w:uiPriority="68"/>
+    <w:lsdException w:name="Medium Grid 3 Accent 5" w:uiPriority="69"/>
+    <w:lsdException w:name="Dark List Accent 5" w:uiPriority="70"/>
+    <w:lsdException w:name="Colorful Shading Accent 5" w:uiPriority="71"/>
+    <w:lsdException w:name="Colorful List Accent 5" w:uiPriority="72"/>
+    <w:lsdException w:name="Colorful Grid Accent 5" w:uiPriority="73"/>
+    <w:lsdException w:name="Light Shading Accent 6" w:uiPriority="60"/>
+    <w:lsdException w:name="Light List Accent 6" w:uiPriority="61"/>
+    <w:lsdException w:name="Light Grid Accent 6" w:uiPriority="62"/>
+    <w:lsdException w:name="Medium Shading 1 Accent 6" w:uiPriority="63"/>
+    <w:lsdException w:name="Medium Shading 2 Accent 6" w:uiPriority="64"/>
+    <w:lsdException w:name="Medium List 1 Accent 6" w:uiPriority="65"/>
+    <w:lsdException w:name="Medium List 2 Accent 6" w:uiPriority="66"/>
+    <w:lsdException w:name="Medium Grid 1 Accent 6" w:uiPriority="67"/>
+    <w:lsdException w:name="Medium Grid 2 Accent 6" w:uiPriority="68"/>
+    <w:lsdException w:name="Medium Grid 3 Accent 6" w:uiPriority="69"/>
+    <w:lsdException w:name="Dark List Accent 6" w:uiPriority="70"/>
+    <w:lsdException w:name="Colorful Shading Accent 6" w:uiPriority="71"/>
+    <w:lsdException w:name="Colorful List Accent 6" w:uiPriority="72"/>
+    <w:lsdException w:name="Colorful Grid Accent 6" w:uiPriority="73"/>
+    <w:lsdException w:name="Subtle Emphasis" w:uiPriority="19" w:qFormat="1"/>
+    <w:lsdException w:name="Intense Emphasis" w:uiPriority="21" w:qFormat="1"/>
+    <w:lsdException w:name="Subtle Reference" w:uiPriority="31" w:qFormat="1"/>
+    <w:lsdException w:name="Intense Reference" w:uiPriority="32" w:qFormat="1"/>
+    <w:lsdException w:name="Book Title" w:uiPriority="33" w:qFormat="1"/>
+    <w:lsdException w:name="Bibliography" w:semiHidden="1" w:uiPriority="37" w:unhideWhenUsed="1"/>
+    <w:lsdException w:name="TOC Heading" w:semiHidden="1" w:uiPriority="39" w:unhideWhenUsed="1" w:qFormat="1"/>
+    <w:lsdException w:name="Plain Table 1" w:uiPriority="41"/>
+    <w:lsdException w:name="Plain Table 2" w:uiPriority="42"/>
+    <w:lsdException w:name="Plain Table 3" w:uiPriority="43"/>
+    <w:lsdException w:name="Plain Table 4" w:uiPriority="44"/>
+    <w:lsdException w:name="Plain Table 5" w:uiPriority="45"/>
+    <w:lsdException w:name="Grid Table Light" w:uiPriority="40"/>
+    <w:lsdException w:name="Grid Table 1 Light" w:uiPriority="46"/>
+    <w:lsdException w:name="Grid Table 2" w:uiPriority="47"/>
+    <w:lsdException w:name="Grid Table 3" w:uiPriority="48"/>
+    <w:lsdException w:name="Grid Table 4" w:uiPriority="49"/>
+    <w:lsdException w:name="Grid Table 5 Dark" w:uiPriority="50"/>
+    <w:lsdException w:name="Grid Table 6 Colorful" w:uiPriority="51"/>
+    <w:lsdException w:name="Grid Table 7 Colorful" w:uiPriority="52"/>
+    <w:lsdException w:name="Grid Table 1 Light Accent 1" w:uiPriority="46"/>
+    <w:lsdException w:name="Grid Table 2 Accent 1" w:uiPriority="47"/>
+    <w:lsdException w:name="Grid Table 3 Accent 1" w:uiPriority="48"/>
+    <w:lsdException w:name="Grid Table 4 Accent 1" w:uiPriority="49"/>
+    <w:lsdException w:name="Grid Table 5 Dark Accent 1" w:uiPriority="50"/>
+    <w:lsdException w:name="Grid Table 6 Colorful Accent 1" w:uiPriority="51"/>
+    <w:lsdException w:name="Grid Table 7 Colorful Accent 1" w:uiPriority="52"/>
+    <w:lsdException w:name="Grid Table 1 Light Accent 2" w:uiPriority="46"/>
+    <w:lsdException w:name="Grid Table 2 Accent 2" w:uiPriority="47"/>
+    <w:lsdException w:name="Grid Table 3 Accent 2" w:uiPriority="48"/>
+    <w:lsdException w:name="Grid Table 4 Accent 2" w:uiPriority="49"/>
+    <w:lsdException w:name="Grid Table 5 Dark Accent 2" w:uiPriority="50"/>
+    <w:lsdException w:name="Grid Table 6 Colorful Accent 2" w:uiPriority="51"/>
+    <w:lsdException w:name="Grid Table 7 Colorful Accent 2" w:uiPriority="52"/>
+    <w:lsdException w:name="Grid Table 1 Light Accent 3" w:uiPriority="46"/>
+    <w:lsdException w:name="Grid Table 2 Accent 3" w:uiPriority="47"/>
+    <w:lsdException w:name="Grid Table 3 Accent 3" w:uiPriority="48"/>
+    <w:lsdException w:name="Grid Table 4 Accent 3" w:uiPriority="49"/>
+    <w:lsdException w:name="Grid Table 5 Dark Accent 3" w:uiPriority="50"/>
+    <w:lsdException w:name="Grid Table 6 Colorful Accent 3" w:uiPriority="51"/>
+    <w:lsdException w:name="Grid Table 7 Colorful Accent 3" w:uiPriority="52"/>
+    <w:lsdException w:name="Grid Table 1 Light Accent 4" w:uiPriority="46"/>
+    <w:lsdException w:name="Grid Table 2 Accent 4" w:uiPriority="47"/>
+    <w:lsdException w:name="Grid Table 3 Accent 4" w:uiPriority="48"/>
+    <w:lsdException w:name="Grid Table 4 Accent 4" w:uiPriority="49"/>
+    <w:lsdException w:name="Grid Table 5 Dark Accent 4" w:uiPriority="50"/>
+    <w:lsdException w:name="Grid Table 6 Colorful Accent 4" w:uiPriority="51"/>
+    <w:lsdException w:name="Grid Table 7 Colorful Accent 4" w:uiPriority="52"/>
+    <w:lsdException w:name="Grid Table 1 Light Accent 5" w:uiPriority="46"/>
+    <w:lsdException w:name="Grid Table 2 Accent 5" w:uiPriority="47"/>
+    <w:lsdException w:name="Grid Table 3 Accent 5" w:uiPriority="48"/>
+    <w:lsdException w:name="Grid Table 4 Accent 5" w:uiPriority="49"/>
+    <w:lsdException w:name="Grid Table 5 Dark Accent 5" w:uiPriority="50"/>
+    <w:lsdException w:name="Grid Table 6 Colorful Accent 5" w:uiPriority="51"/>
+    <w:lsdException w:name="Grid Table 7 Colorful Accent 5" w:uiPriority="52"/>
+    <w:lsdException w:name="Grid Table 1 Light Accent 6" w:uiPriority="46"/>
+    <w:lsdException w:name="Grid Table 2 Accent 6" w:uiPriority="47"/>
+    <w:lsdException w:name="Grid Table 3 Accent 6" w:uiPriority="48"/>
+    <w:lsdException w:name="Grid Table 4 Accent 6" w:uiPriority="49"/>
+    <w:lsdException w:name="Grid Table 5 Dark Accent 6" w:uiPriority="50"/>
+    <w:lsdException w:name="Grid Table 6 Colorful Accent 6" w:uiPriority="51"/>
+    <w:lsdException w:name="Grid Table 7 Colorful Accent 6" w:uiPriority="52"/>
+    <w:lsdException w:name="List Table 1 Light" w:uiPriority="46"/>
+    <w:lsdException w:name="List Table 2" w:uiPriority="47"/>
+    <w:lsdException w:name="List Table 3" w:uiPriority="48"/>
+    <w:lsdException w:name="List Table 4" w:uiPriority="49"/>
+    <w:lsdException w:name="List Table 5 Dark" w:uiPriority="50"/>
+    <w:lsdException w:name="List Table 6 Colorful" w:uiPriority="51"/>
+    <w:lsdException w:name="List Table 7 Colorful" w:uiPriority="52"/>
+    <w:lsdException w:name="List Table 1 Light Accent 1" w:uiPriority="46"/>
+    <w:lsdException w:name="List Table 2 Accent 1" w:uiPriority="47"/>
+    <w:lsdException w:name="List Table 3 Accent 1" w:uiPriority="48"/>
+    <w:lsdException w:name="List Table 4 Accent 1" w:uiPriority="49"/>
+    <w:lsdException w:name="List Table 5 Dark Accent 1" w:uiPriority="50"/>
+    <w:lsdException w:name="List Table 6 Colorful Accent 1" w:uiPriority="51"/>
+    <w:lsdException w:name="List Table 7 Colorful Accent 1" w:uiPriority="52"/>
+    <w:lsdException w:name="List Table 1 Light Accent 2" w:uiPriority="46"/>
+    <w:lsdException w:name="List Table 2 Accent 2" w:uiPriority="47"/>
+    <w:lsdException w:name="List Table 3 Accent 2" w:uiPriority="48"/>
+    <w:lsdException w:name="List Table 4 Accent 2" w:uiPriority="49"/>
+    <w:lsdException w:name="List Table 5 Dark Accent 2" w:uiPriority="50"/>
+    <w:lsdException w:name="List Table 6 Colorful Accent 2" w:uiPriority="51"/>
+    <w:lsdException w:name="List Table 7 Colorful Accent 2" w:uiPriority="52"/>
+    <w:lsdException w:name="List Table 1 Light Accent 3" w:uiPriority="46"/>
+    <w:lsdException w:name="List Table 2 Accent 3" w:uiPriority="47"/>
+    <w:lsdException w:name="List Table 3 Accent 3" w:uiPriority="48"/>
+    <w:lsdException w:name="List Table 4 Accent 3" w:uiPriority="49"/>
+    <w:lsdException w:name="List Table 5 Dark Accent 3" w:uiPriority="50"/>
+    <w:lsdException w:name="List Table 6 Colorful Accent 3" w:uiPriority="51"/>
+    <w:lsdException w:name="List Table 7 Colorful Accent 3" w:uiPriority="52"/>
+    <w:lsdException w:name="List Table 1 Light Accent 4" w:uiPriority="46"/>
+    <w:lsdException w:name="List Table 2 Accent 4" w:uiPriority="47"/>
+    <w:lsdException w:name="List Table 3 Accent 4" w:uiPriority="48"/>
+    <w:lsdException w:name="List Table 4 Accent 4" w:uiPriority="49"/>
+    <w:lsdException w:name="List Table 5 Dark Accent 4" w:uiPriority="50"/>
+    <w:lsdException w:name="List Table 6 Colorful Accent 4" w:uiPriority="51"/>
+    <w:lsdException w:name="List Table 7 Colorful Accent 4" w:uiPriority="52"/>
+    <w:lsdException w:name="List Table 1 Light Accent 5" w:uiPriority="46"/>
+    <w:lsdException w:name="List Table 2 Accent 5" w:uiPriority="47"/>
+    <w:lsdException w:name="List Table 3 Accent 5" w:uiPriority="48"/>
+    <w:lsdException w:name="List Table 4 Accent 5" w:uiPriority="49"/>
+    <w:lsdException w:name="List Table 5 Dark Accent 5" w:uiPriority="50"/>
+    <w:lsdException w:name="List Table 6 Colorful Accent 5" w:uiPriority="51"/>
+    <w:lsdException w:name="List Table 7 Colorful Accent 5" w:uiPriority="52"/>
+    <w:lsdException w:name="List Table 1 Light Accent 6" w:uiPriority="46"/>
+    <w:lsdException w:name="List Table 2 Accent 6" w:uiPriority="47"/>
+    <w:lsdException w:name="List Table 3 Accent 6" w:uiPriority="48"/>
+    <w:lsdException w:name="List Table 4 Accent 6" w:uiPriority="49"/>
+    <w:lsdException w:name="List Table 5 Dark Accent 6" w:uiPriority="50"/>
+    <w:lsdException w:name="List Table 6 Colorful Accent 6" w:uiPriority="51"/>
+    <w:lsdException w:name="List Table 7 Colorful Accent 6" w:uiPriority="52"/>
+    <w:lsdException w:name="Mention" w:semiHidden="1" w:unhideWhenUsed="1"/>
+    <w:lsdException w:name="Smart Hyperlink" w:semiHidden="1" w:unhideWhenUsed="1"/>
+    <w:lsdException w:name="Hashtag" w:semiHidden="1" w:unhideWhenUsed="1"/>
+    <w:lsdException w:name="Unresolved Mention" w:semiHidden="1" w:unhideWhenUsed="1"/>
+    <w:lsdException w:name="Smart Link" w:semiHidden="1" w:unhideWhenUsed="1"/>
+  </w:latentStyles>
+  <w:style w:type="paragraph" w:default="1" w:styleId="a">
     <w:name w:val="Normal"/>
-    <w:next w:val="Normal"/>
-    <w:pPr/>
+    <w:qFormat/>
     <w:rPr>
+      <w:rFonts w:cs="Arial Unicode MS"/>
+      <w:color w:val="000000"/>
       <w:sz w:val="24"/>
       <w:szCs w:val="24"/>
-      <w:lang w:val="en-US" w:eastAsia="en-US" w:bidi="ar-SA"/>
+      <w:u w:color="000000"/>
+      <w14:textOutline w14:w="12700" w14:cap="flat" w14:cmpd="sng" w14:algn="ctr">
+        <w14:noFill/>
+        <w14:prstDash w14:val="solid"/>
+        <w14:miter w14:lim="400000"/>
+      </w14:textOutline>
     </w:rPr>
   </w:style>
-  <w:style w:type="character" w:default="1" w:styleId="Default Paragraph Font">
+  <w:style w:type="character" w:default="1" w:styleId="a0">
     <w:name w:val="Default Paragraph Font"/>
-    <w:next w:val="Default Paragraph Font"/>
+    <w:uiPriority w:val="1"/>
+    <w:semiHidden/>
+    <w:unhideWhenUsed/>
   </w:style>
-  <w:style w:type="character" w:styleId="Hyperlink">
+  <w:style w:type="table" w:default="1" w:styleId="a1">
+    <w:name w:val="Normal Table"/>
+    <w:uiPriority w:val="99"/>
+    <w:semiHidden/>
+    <w:unhideWhenUsed/>
+    <w:tblPr>
+      <w:tblInd w:w="0" w:type="dxa"/>
+      <w:tblCellMar>
+        <w:top w:w="0" w:type="dxa"/>
+        <w:left w:w="108" w:type="dxa"/>
+        <w:bottom w:w="0" w:type="dxa"/>
+        <w:right w:w="108" w:type="dxa"/>
+      </w:tblCellMar>
+    </w:tblPr>
+  </w:style>
+  <w:style w:type="numbering" w:default="1" w:styleId="a2">
+    <w:name w:val="No List"/>
+    <w:uiPriority w:val="99"/>
+    <w:semiHidden/>
+    <w:unhideWhenUsed/>
+  </w:style>
+  <w:style w:type="character" w:styleId="a3">
     <w:name w:val="Hyperlink"/>
     <w:rPr>
       <w:u w:val="single"/>
     </w:rPr>
   </w:style>
-  <w:style w:type="table" w:default="1" w:styleId="Table Normal">
+  <w:style w:type="table" w:customStyle="1" w:styleId="TableNormal">
     <w:name w:val="Table Normal"/>
-    <w:next w:val="Table Normal"/>
-    <w:pPr/>
     <w:tblPr>
       <w:tblInd w:w="0" w:type="dxa"/>
+      <w:tblCellMar>
+        <w:top w:w="0" w:type="dxa"/>
+        <w:left w:w="0" w:type="dxa"/>
+        <w:bottom w:w="0" w:type="dxa"/>
+        <w:right w:w="0" w:type="dxa"/>
+      </w:tblCellMar>
     </w:tblPr>
-    <w:trPr/>
-    <w:tcPr/>
-    <w:tblStylePr w:type="firstRow"/>
-    <w:tblStylePr w:type="lastRow"/>
-    <w:tblStylePr w:type="firstCol"/>
-    <w:tblStylePr w:type="lastCol"/>
-    <w:tblStylePr w:type="band1Vert"/>
-    <w:tblStylePr w:type="band2Vert"/>
-    <w:tblStylePr w:type="band1Horz"/>
-    <w:tblStylePr w:type="band2Horz"/>
-    <w:tblStylePr w:type="neCell"/>
-    <w:tblStylePr w:type="nwCell"/>
-    <w:tblStylePr w:type="seCell"/>
-    <w:tblStylePr w:type="swCell"/>
   </w:style>
-  <w:style w:type="numbering" w:default="1" w:styleId="No List">
-    <w:name w:val="No List"/>
-    <w:next w:val="No List"/>
-    <w:pPr/>
-  </w:style>
-  <w:style w:type="paragraph" w:styleId="Header &amp; Footer">
+  <w:style w:type="paragraph" w:customStyle="1" w:styleId="HeaderFooter">
     <w:name w:val="Header &amp; Footer"/>
-    <w:next w:val="Header &amp; Footer"/>
     <w:pPr>
-      <w:keepNext w:val="0"/>
-      <w:keepLines w:val="0"/>
-      <w:pageBreakBefore w:val="0"/>
-      <w:widowControl w:val="1"/>
-      <w:shd w:val="clear" w:color="auto" w:fill="auto"/>
       <w:tabs>
         <w:tab w:val="right" w:pos="9020"/>
       </w:tabs>
-      <w:suppressAutoHyphens w:val="0"/>
-      <w:bidi w:val="0"/>
-      <w:spacing w:before="0" w:after="0" w:line="240" w:lineRule="auto"/>
-      <w:ind w:left="0" w:right="0" w:firstLine="0"/>
-      <w:jc w:val="left"/>
-      <w:outlineLvl w:val="9"/>
     </w:pPr>
     <w:rPr>
-      <w:rFonts w:ascii="Helvetica Neue" w:cs="Arial Unicode MS" w:hAnsi="Helvetica Neue" w:eastAsia="Arial Unicode MS"/>
-      <w:b w:val="0"/>
-      <w:bCs w:val="0"/>
-      <w:i w:val="0"/>
-      <w:iCs w:val="0"/>
-      <w:caps w:val="0"/>
-      <w:smallCaps w:val="0"/>
-      <w:strike w:val="0"/>
-      <w:dstrike w:val="0"/>
-      <w:outline w:val="0"/>
+      <w:rFonts w:ascii="Helvetica Neue" w:hAnsi="Helvetica Neue" w:cs="Arial Unicode MS"/>
       <w:color w:val="000000"/>
-      <w:spacing w:val="0"/>
-      <w:kern w:val="0"/>
-      <w:position w:val="0"/>
       <w:sz w:val="24"/>
       <w:szCs w:val="24"/>
-      <w:u w:val="none"/>
-      <w:shd w:val="nil" w:color="auto" w:fill="auto"/>
-      <w:vertAlign w:val="baseline"/>
-      <w14:textOutline>
+      <w14:textOutline w14:w="0" w14:cap="flat" w14:cmpd="sng" w14:algn="ctr">
         <w14:noFill/>
+        <w14:prstDash w14:val="solid"/>
+        <w14:bevel/>
       </w14:textOutline>
-      <w14:textFill>
-        <w14:solidFill>
-          <w14:srgbClr w14:val="000000"/>
-        </w14:solidFill>
-      </w14:textFill>
     </w:rPr>
   </w:style>
-  <w:style w:type="paragraph" w:styleId="Normal.0">
-    <w:name w:val="Normal"/>
-    <w:next w:val="Normal.0"/>
+  <w:style w:type="paragraph" w:styleId="a4">
+    <w:name w:val="Body Text"/>
     <w:pPr>
-      <w:keepNext w:val="0"/>
-      <w:keepLines w:val="0"/>
-      <w:pageBreakBefore w:val="0"/>
-      <w:widowControl w:val="1"/>
-      <w:shd w:val="clear" w:color="auto" w:fill="auto"/>
-      <w:suppressAutoHyphens w:val="0"/>
-      <w:bidi w:val="0"/>
-      <w:spacing w:before="0" w:after="0" w:line="240" w:lineRule="auto"/>
-      <w:ind w:left="0" w:right="0" w:firstLine="0"/>
-      <w:jc w:val="left"/>
-      <w:outlineLvl w:val="9"/>
+      <w:jc w:val="center"/>
     </w:pPr>
     <w:rPr>
-      <w:rFonts w:ascii="Times New Roman" w:cs="Arial Unicode MS" w:hAnsi="Times New Roman" w:eastAsia="Arial Unicode MS" w:hint="default"/>
-      <w:b w:val="0"/>
-      <w:bCs w:val="0"/>
-      <w:i w:val="0"/>
-      <w:iCs w:val="0"/>
-      <w:caps w:val="0"/>
-      <w:smallCaps w:val="0"/>
-      <w:strike w:val="0"/>
-      <w:dstrike w:val="0"/>
-      <w:outline w:val="0"/>
+      <w:rFonts w:eastAsia="Times New Roman"/>
       <w:color w:val="000000"/>
-      <w:spacing w:val="0"/>
-      <w:kern w:val="0"/>
-      <w:position w:val="0"/>
-      <w:sz w:val="24"/>
-      <w:szCs w:val="24"/>
-      <w:u w:val="none" w:color="000000"/>
-      <w:shd w:val="nil" w:color="auto" w:fill="auto"/>
-      <w:vertAlign w:val="baseline"/>
-      <w:lang w:val="ru-RU"/>
-      <w14:textOutline w14:w="12700" w14:cap="flat">
-        <w14:noFill/>
-        <w14:miter w14:lim="400000"/>
-      </w14:textOutline>
-      <w14:textFill>
-        <w14:solidFill>
-          <w14:srgbClr w14:val="000000"/>
-        </w14:solidFill>
-      </w14:textFill>
+      <w:sz w:val="28"/>
+      <w:szCs w:val="28"/>
+      <w:u w:color="000000"/>
     </w:rPr>
   </w:style>
-  <w:style w:type="paragraph" w:styleId="Body Text">
-    <w:name w:val="Body Text"/>
-    <w:next w:val="Body Text"/>
+  <w:style w:type="paragraph" w:styleId="a5">
+    <w:name w:val="List Paragraph"/>
+    <w:basedOn w:val="a"/>
+    <w:uiPriority w:val="34"/>
+    <w:qFormat/>
+    <w:rsid w:val="00AA6B59"/>
     <w:pPr>
-      <w:keepNext w:val="0"/>
-      <w:keepLines w:val="0"/>
-      <w:pageBreakBefore w:val="0"/>
-      <w:widowControl w:val="1"/>
-      <w:shd w:val="clear" w:color="auto" w:fill="auto"/>
-      <w:suppressAutoHyphens w:val="0"/>
-      <w:bidi w:val="0"/>
-      <w:spacing w:before="0" w:after="0" w:line="240" w:lineRule="auto"/>
-      <w:ind w:left="0" w:right="0" w:firstLine="0"/>
-      <w:jc w:val="center"/>
-      <w:outlineLvl w:val="9"/>
+      <w:ind w:left="720"/>
+      <w:contextualSpacing/>
     </w:pPr>
-    <w:rPr>
-      <w:rFonts w:ascii="Times New Roman" w:cs="Times New Roman" w:hAnsi="Times New Roman" w:eastAsia="Times New Roman"/>
-      <w:b w:val="0"/>
-      <w:bCs w:val="0"/>
-      <w:i w:val="0"/>
-      <w:iCs w:val="0"/>
-      <w:caps w:val="0"/>
-      <w:smallCaps w:val="0"/>
-      <w:strike w:val="0"/>
-      <w:dstrike w:val="0"/>
-      <w:outline w:val="0"/>
-      <w:color w:val="000000"/>
-      <w:spacing w:val="0"/>
-      <w:kern w:val="0"/>
-      <w:position w:val="0"/>
-      <w:sz w:val="28"/>
-      <w:szCs w:val="28"/>
-      <w:u w:val="none" w:color="000000"/>
-      <w:shd w:val="nil" w:color="auto" w:fill="auto"/>
-      <w:vertAlign w:val="baseline"/>
-      <w:lang w:val="ru-RU"/>
-      <w14:textFill>
-        <w14:solidFill>
-          <w14:srgbClr w14:val="000000"/>
-        </w14:solidFill>
-      </w14:textFill>
-    </w:rPr>
   </w:style>
 </w:styles>
 </file>
 
 <file path=word/theme/theme1.xml><?xml version="1.0" encoding="utf-8"?>
-<a:theme xmlns:a="http://schemas.openxmlformats.org/drawingml/2006/main" xmlns:r="http://schemas.openxmlformats.org/officeDocument/2006/relationships" name="Тема Office">
+<a:theme xmlns:a="http://schemas.openxmlformats.org/drawingml/2006/main" name="Тема Office">
   <a:themeElements>
     <a:clrScheme name="Тема Office">
       <a:dk1>
@@ -2157,7 +2567,7 @@
       <a:effectStyleLst>
         <a:effectStyle>
           <a:effectLst>
-            <a:outerShdw sx="100000" sy="100000" kx="0" ky="0" algn="b" rotWithShape="0" blurRad="38100" dist="23000" dir="5400000">
+            <a:outerShdw blurRad="38100" dist="23000" dir="5400000" rotWithShape="0">
               <a:srgbClr val="000000">
                 <a:alpha val="35000"/>
               </a:srgbClr>
@@ -2166,7 +2576,7 @@
         </a:effectStyle>
         <a:effectStyle>
           <a:effectLst>
-            <a:outerShdw sx="100000" sy="100000" kx="0" ky="0" algn="b" rotWithShape="0" blurRad="38100" dist="23000" dir="5400000">
+            <a:outerShdw blurRad="38100" dist="23000" dir="5400000" rotWithShape="0">
               <a:srgbClr val="000000">
                 <a:alpha val="35000"/>
               </a:srgbClr>
@@ -2175,7 +2585,7 @@
         </a:effectStyle>
         <a:effectStyle>
           <a:effectLst>
-            <a:outerShdw sx="100000" sy="100000" kx="0" ky="0" algn="b" rotWithShape="0" blurRad="38100" dist="23000" dir="5400000">
+            <a:outerShdw blurRad="38100" dist="23000" dir="5400000" rotWithShape="0">
               <a:srgbClr val="000000">
                 <a:alpha val="35000"/>
               </a:srgbClr>
@@ -2249,7 +2659,7 @@
           <a:round/>
         </a:ln>
         <a:effectLst>
-          <a:outerShdw sx="100000" sy="100000" kx="0" ky="0" algn="b" rotWithShape="0" blurRad="38100" dist="23000" dir="5400000">
+          <a:outerShdw blurRad="38100" dist="23000" dir="5400000" rotWithShape="0">
             <a:srgbClr val="000000">
               <a:alpha val="35000"/>
             </a:srgbClr>
@@ -2257,7 +2667,7 @@
         </a:effectLst>
         <a:sp3d/>
       </a:spPr>
-      <a:bodyPr rot="0" spcFirstLastPara="1" vertOverflow="overflow" horzOverflow="overflow" vert="horz" wrap="square" lIns="45718" tIns="45718" rIns="45718" bIns="45718" numCol="1" spcCol="38100" rtlCol="0" anchor="ctr" upright="0">
+      <a:bodyPr rot="0" spcFirstLastPara="1" vertOverflow="overflow" horzOverflow="overflow" vert="horz" wrap="square" lIns="45718" tIns="45718" rIns="45718" bIns="45718" numCol="1" spcCol="38100" rtlCol="0" anchor="ctr">
         <a:spAutoFit/>
       </a:bodyPr>
       <a:lstStyle>
@@ -2276,7 +2686,7 @@
           <a:buFontTx/>
           <a:buNone/>
           <a:tabLst/>
-          <a:defRPr b="0" baseline="0" cap="none" i="0" spc="0" strike="noStrike" sz="1800" u="none" kumimoji="0" normalizeH="0">
+          <a:defRPr kumimoji="0" sz="1800" b="0" i="0" u="none" strike="noStrike" cap="none" spc="0" normalizeH="0" baseline="0">
             <a:ln>
               <a:noFill/>
             </a:ln>
@@ -2306,7 +2716,7 @@
           <a:buFontTx/>
           <a:buNone/>
           <a:tabLst/>
-          <a:defRPr b="0" baseline="0" cap="none" i="0" spc="0" strike="noStrike" sz="1800" u="none" kumimoji="0" normalizeH="0">
+          <a:defRPr kumimoji="0" sz="1800" b="0" i="0" u="none" strike="noStrike" cap="none" spc="0" normalizeH="0" baseline="0">
             <a:ln>
               <a:noFill/>
             </a:ln>
@@ -2332,7 +2742,7 @@
           <a:buFontTx/>
           <a:buNone/>
           <a:tabLst/>
-          <a:defRPr b="0" baseline="0" cap="none" i="0" spc="0" strike="noStrike" sz="1800" u="none" kumimoji="0" normalizeH="0">
+          <a:defRPr kumimoji="0" sz="1800" b="0" i="0" u="none" strike="noStrike" cap="none" spc="0" normalizeH="0" baseline="0">
             <a:ln>
               <a:noFill/>
             </a:ln>
@@ -2358,7 +2768,7 @@
           <a:buFontTx/>
           <a:buNone/>
           <a:tabLst/>
-          <a:defRPr b="0" baseline="0" cap="none" i="0" spc="0" strike="noStrike" sz="1800" u="none" kumimoji="0" normalizeH="0">
+          <a:defRPr kumimoji="0" sz="1800" b="0" i="0" u="none" strike="noStrike" cap="none" spc="0" normalizeH="0" baseline="0">
             <a:ln>
               <a:noFill/>
             </a:ln>
@@ -2384,7 +2794,7 @@
           <a:buFontTx/>
           <a:buNone/>
           <a:tabLst/>
-          <a:defRPr b="0" baseline="0" cap="none" i="0" spc="0" strike="noStrike" sz="1800" u="none" kumimoji="0" normalizeH="0">
+          <a:defRPr kumimoji="0" sz="1800" b="0" i="0" u="none" strike="noStrike" cap="none" spc="0" normalizeH="0" baseline="0">
             <a:ln>
               <a:noFill/>
             </a:ln>
@@ -2410,7 +2820,7 @@
           <a:buFontTx/>
           <a:buNone/>
           <a:tabLst/>
-          <a:defRPr b="0" baseline="0" cap="none" i="0" spc="0" strike="noStrike" sz="1800" u="none" kumimoji="0" normalizeH="0">
+          <a:defRPr kumimoji="0" sz="1800" b="0" i="0" u="none" strike="noStrike" cap="none" spc="0" normalizeH="0" baseline="0">
             <a:ln>
               <a:noFill/>
             </a:ln>
@@ -2436,7 +2846,7 @@
           <a:buFontTx/>
           <a:buNone/>
           <a:tabLst/>
-          <a:defRPr b="0" baseline="0" cap="none" i="0" spc="0" strike="noStrike" sz="1800" u="none" kumimoji="0" normalizeH="0">
+          <a:defRPr kumimoji="0" sz="1800" b="0" i="0" u="none" strike="noStrike" cap="none" spc="0" normalizeH="0" baseline="0">
             <a:ln>
               <a:noFill/>
             </a:ln>
@@ -2462,7 +2872,7 @@
           <a:buFontTx/>
           <a:buNone/>
           <a:tabLst/>
-          <a:defRPr b="0" baseline="0" cap="none" i="0" spc="0" strike="noStrike" sz="1800" u="none" kumimoji="0" normalizeH="0">
+          <a:defRPr kumimoji="0" sz="1800" b="0" i="0" u="none" strike="noStrike" cap="none" spc="0" normalizeH="0" baseline="0">
             <a:ln>
               <a:noFill/>
             </a:ln>
@@ -2488,7 +2898,7 @@
           <a:buFontTx/>
           <a:buNone/>
           <a:tabLst/>
-          <a:defRPr b="0" baseline="0" cap="none" i="0" spc="0" strike="noStrike" sz="1800" u="none" kumimoji="0" normalizeH="0">
+          <a:defRPr kumimoji="0" sz="1800" b="0" i="0" u="none" strike="noStrike" cap="none" spc="0" normalizeH="0" baseline="0">
             <a:ln>
               <a:noFill/>
             </a:ln>
@@ -2514,7 +2924,7 @@
           <a:buFontTx/>
           <a:buNone/>
           <a:tabLst/>
-          <a:defRPr b="0" baseline="0" cap="none" i="0" spc="0" strike="noStrike" sz="1800" u="none" kumimoji="0" normalizeH="0">
+          <a:defRPr kumimoji="0" sz="1800" b="0" i="0" u="none" strike="noStrike" cap="none" spc="0" normalizeH="0" baseline="0">
             <a:ln>
               <a:noFill/>
             </a:ln>
@@ -2527,9 +2937,15 @@
         </a:lvl9pPr>
       </a:lstStyle>
       <a:style>
-        <a:lnRef idx="0"/>
-        <a:fillRef idx="0"/>
-        <a:effectRef idx="0"/>
+        <a:lnRef idx="0">
+          <a:scrgbClr r="0" g="0" b="0"/>
+        </a:lnRef>
+        <a:fillRef idx="0">
+          <a:scrgbClr r="0" g="0" b="0"/>
+        </a:fillRef>
+        <a:effectRef idx="0">
+          <a:scrgbClr r="0" g="0" b="0"/>
+        </a:effectRef>
         <a:fontRef idx="none"/>
       </a:style>
     </a:spDef>
@@ -2544,7 +2960,7 @@
           <a:round/>
         </a:ln>
         <a:effectLst>
-          <a:outerShdw sx="100000" sy="100000" kx="0" ky="0" algn="b" rotWithShape="0" blurRad="38100" dist="23000" dir="5400000">
+          <a:outerShdw blurRad="38100" dist="23000" dir="5400000" rotWithShape="0">
             <a:srgbClr val="000000">
               <a:alpha val="35000"/>
             </a:srgbClr>
@@ -2552,7 +2968,7 @@
         </a:effectLst>
         <a:sp3d/>
       </a:spPr>
-      <a:bodyPr rot="0" spcFirstLastPara="1" vertOverflow="overflow" horzOverflow="overflow" vert="horz" wrap="square" lIns="91439" tIns="45719" rIns="91439" bIns="45719" numCol="1" spcCol="38100" rtlCol="0" anchor="t" upright="0">
+      <a:bodyPr rot="0" spcFirstLastPara="1" vertOverflow="overflow" horzOverflow="overflow" vert="horz" wrap="square" lIns="91439" tIns="45719" rIns="91439" bIns="45719" numCol="1" spcCol="38100" rtlCol="0" anchor="t">
         <a:noAutofit/>
       </a:bodyPr>
       <a:lstStyle>
@@ -2571,7 +2987,7 @@
           <a:buFontTx/>
           <a:buNone/>
           <a:tabLst/>
-          <a:defRPr b="0" baseline="0" cap="none" i="0" spc="0" strike="noStrike" sz="1800" u="none" kumimoji="0" normalizeH="0">
+          <a:defRPr kumimoji="0" sz="1800" b="0" i="0" u="none" strike="noStrike" cap="none" spc="0" normalizeH="0" baseline="0">
             <a:ln>
               <a:noFill/>
             </a:ln>
@@ -2597,7 +3013,7 @@
           <a:buFontTx/>
           <a:buNone/>
           <a:tabLst/>
-          <a:defRPr b="0" baseline="0" cap="none" i="0" spc="0" strike="noStrike" sz="1800" u="none" kumimoji="0" normalizeH="0">
+          <a:defRPr kumimoji="0" sz="1800" b="0" i="0" u="none" strike="noStrike" cap="none" spc="0" normalizeH="0" baseline="0">
             <a:ln>
               <a:noFill/>
             </a:ln>
@@ -2623,7 +3039,7 @@
           <a:buFontTx/>
           <a:buNone/>
           <a:tabLst/>
-          <a:defRPr b="0" baseline="0" cap="none" i="0" spc="0" strike="noStrike" sz="1800" u="none" kumimoji="0" normalizeH="0">
+          <a:defRPr kumimoji="0" sz="1800" b="0" i="0" u="none" strike="noStrike" cap="none" spc="0" normalizeH="0" baseline="0">
             <a:ln>
               <a:noFill/>
             </a:ln>
@@ -2649,7 +3065,7 @@
           <a:buFontTx/>
           <a:buNone/>
           <a:tabLst/>
-          <a:defRPr b="0" baseline="0" cap="none" i="0" spc="0" strike="noStrike" sz="1800" u="none" kumimoji="0" normalizeH="0">
+          <a:defRPr kumimoji="0" sz="1800" b="0" i="0" u="none" strike="noStrike" cap="none" spc="0" normalizeH="0" baseline="0">
             <a:ln>
               <a:noFill/>
             </a:ln>
@@ -2675,7 +3091,7 @@
           <a:buFontTx/>
           <a:buNone/>
           <a:tabLst/>
-          <a:defRPr b="0" baseline="0" cap="none" i="0" spc="0" strike="noStrike" sz="1800" u="none" kumimoji="0" normalizeH="0">
+          <a:defRPr kumimoji="0" sz="1800" b="0" i="0" u="none" strike="noStrike" cap="none" spc="0" normalizeH="0" baseline="0">
             <a:ln>
               <a:noFill/>
             </a:ln>
@@ -2701,7 +3117,7 @@
           <a:buFontTx/>
           <a:buNone/>
           <a:tabLst/>
-          <a:defRPr b="0" baseline="0" cap="none" i="0" spc="0" strike="noStrike" sz="1800" u="none" kumimoji="0" normalizeH="0">
+          <a:defRPr kumimoji="0" sz="1800" b="0" i="0" u="none" strike="noStrike" cap="none" spc="0" normalizeH="0" baseline="0">
             <a:ln>
               <a:noFill/>
             </a:ln>
@@ -2727,7 +3143,7 @@
           <a:buFontTx/>
           <a:buNone/>
           <a:tabLst/>
-          <a:defRPr b="0" baseline="0" cap="none" i="0" spc="0" strike="noStrike" sz="1800" u="none" kumimoji="0" normalizeH="0">
+          <a:defRPr kumimoji="0" sz="1800" b="0" i="0" u="none" strike="noStrike" cap="none" spc="0" normalizeH="0" baseline="0">
             <a:ln>
               <a:noFill/>
             </a:ln>
@@ -2753,7 +3169,7 @@
           <a:buFontTx/>
           <a:buNone/>
           <a:tabLst/>
-          <a:defRPr b="0" baseline="0" cap="none" i="0" spc="0" strike="noStrike" sz="1800" u="none" kumimoji="0" normalizeH="0">
+          <a:defRPr kumimoji="0" sz="1800" b="0" i="0" u="none" strike="noStrike" cap="none" spc="0" normalizeH="0" baseline="0">
             <a:ln>
               <a:noFill/>
             </a:ln>
@@ -2779,7 +3195,7 @@
           <a:buFontTx/>
           <a:buNone/>
           <a:tabLst/>
-          <a:defRPr b="0" baseline="0" cap="none" i="0" spc="0" strike="noStrike" sz="1800" u="none" kumimoji="0" normalizeH="0">
+          <a:defRPr kumimoji="0" sz="1800" b="0" i="0" u="none" strike="noStrike" cap="none" spc="0" normalizeH="0" baseline="0">
             <a:ln>
               <a:noFill/>
             </a:ln>
@@ -2805,7 +3221,7 @@
           <a:buFontTx/>
           <a:buNone/>
           <a:tabLst/>
-          <a:defRPr b="0" baseline="0" cap="none" i="0" spc="0" strike="noStrike" sz="1800" u="none" kumimoji="0" normalizeH="0">
+          <a:defRPr kumimoji="0" sz="1800" b="0" i="0" u="none" strike="noStrike" cap="none" spc="0" normalizeH="0" baseline="0">
             <a:ln>
               <a:noFill/>
             </a:ln>
@@ -2818,9 +3234,15 @@
         </a:lvl9pPr>
       </a:lstStyle>
       <a:style>
-        <a:lnRef idx="0"/>
-        <a:fillRef idx="0"/>
-        <a:effectRef idx="0"/>
+        <a:lnRef idx="0">
+          <a:scrgbClr r="0" g="0" b="0"/>
+        </a:lnRef>
+        <a:fillRef idx="0">
+          <a:scrgbClr r="0" g="0" b="0"/>
+        </a:fillRef>
+        <a:effectRef idx="0">
+          <a:scrgbClr r="0" g="0" b="0"/>
+        </a:effectRef>
         <a:fontRef idx="none"/>
       </a:style>
     </a:lnDef>
@@ -2834,7 +3256,7 @@
         <a:effectLst/>
         <a:sp3d/>
       </a:spPr>
-      <a:bodyPr rot="0" spcFirstLastPara="1" vertOverflow="overflow" horzOverflow="overflow" vert="horz" wrap="square" lIns="45718" tIns="45718" rIns="45718" bIns="45718" numCol="1" spcCol="38100" rtlCol="0" anchor="t" upright="0">
+      <a:bodyPr rot="0" spcFirstLastPara="1" vertOverflow="overflow" horzOverflow="overflow" vert="horz" wrap="square" lIns="45718" tIns="45718" rIns="45718" bIns="45718" numCol="1" spcCol="38100" rtlCol="0" anchor="t">
         <a:spAutoFit/>
       </a:bodyPr>
       <a:lstStyle>
@@ -2853,7 +3275,7 @@
           <a:buFontTx/>
           <a:buNone/>
           <a:tabLst/>
-          <a:defRPr b="0" baseline="0" cap="none" i="0" spc="0" strike="noStrike" sz="1800" u="none" kumimoji="0" normalizeH="0">
+          <a:defRPr kumimoji="0" sz="1800" b="0" i="0" u="none" strike="noStrike" cap="none" spc="0" normalizeH="0" baseline="0">
             <a:ln>
               <a:noFill/>
             </a:ln>
@@ -2883,7 +3305,7 @@
           <a:buFontTx/>
           <a:buNone/>
           <a:tabLst/>
-          <a:defRPr b="0" baseline="0" cap="none" i="0" spc="0" strike="noStrike" sz="1800" u="none" kumimoji="0" normalizeH="0">
+          <a:defRPr kumimoji="0" sz="1800" b="0" i="0" u="none" strike="noStrike" cap="none" spc="0" normalizeH="0" baseline="0">
             <a:ln>
               <a:noFill/>
             </a:ln>
@@ -2909,7 +3331,7 @@
           <a:buFontTx/>
           <a:buNone/>
           <a:tabLst/>
-          <a:defRPr b="0" baseline="0" cap="none" i="0" spc="0" strike="noStrike" sz="1800" u="none" kumimoji="0" normalizeH="0">
+          <a:defRPr kumimoji="0" sz="1800" b="0" i="0" u="none" strike="noStrike" cap="none" spc="0" normalizeH="0" baseline="0">
             <a:ln>
               <a:noFill/>
             </a:ln>
@@ -2935,7 +3357,7 @@
           <a:buFontTx/>
           <a:buNone/>
           <a:tabLst/>
-          <a:defRPr b="0" baseline="0" cap="none" i="0" spc="0" strike="noStrike" sz="1800" u="none" kumimoji="0" normalizeH="0">
+          <a:defRPr kumimoji="0" sz="1800" b="0" i="0" u="none" strike="noStrike" cap="none" spc="0" normalizeH="0" baseline="0">
             <a:ln>
               <a:noFill/>
             </a:ln>
@@ -2961,7 +3383,7 @@
           <a:buFontTx/>
           <a:buNone/>
           <a:tabLst/>
-          <a:defRPr b="0" baseline="0" cap="none" i="0" spc="0" strike="noStrike" sz="1800" u="none" kumimoji="0" normalizeH="0">
+          <a:defRPr kumimoji="0" sz="1800" b="0" i="0" u="none" strike="noStrike" cap="none" spc="0" normalizeH="0" baseline="0">
             <a:ln>
               <a:noFill/>
             </a:ln>
@@ -2987,7 +3409,7 @@
           <a:buFontTx/>
           <a:buNone/>
           <a:tabLst/>
-          <a:defRPr b="0" baseline="0" cap="none" i="0" spc="0" strike="noStrike" sz="1800" u="none" kumimoji="0" normalizeH="0">
+          <a:defRPr kumimoji="0" sz="1800" b="0" i="0" u="none" strike="noStrike" cap="none" spc="0" normalizeH="0" baseline="0">
             <a:ln>
               <a:noFill/>
             </a:ln>
@@ -3013,7 +3435,7 @@
           <a:buFontTx/>
           <a:buNone/>
           <a:tabLst/>
-          <a:defRPr b="0" baseline="0" cap="none" i="0" spc="0" strike="noStrike" sz="1800" u="none" kumimoji="0" normalizeH="0">
+          <a:defRPr kumimoji="0" sz="1800" b="0" i="0" u="none" strike="noStrike" cap="none" spc="0" normalizeH="0" baseline="0">
             <a:ln>
               <a:noFill/>
             </a:ln>
@@ -3039,7 +3461,7 @@
           <a:buFontTx/>
           <a:buNone/>
           <a:tabLst/>
-          <a:defRPr b="0" baseline="0" cap="none" i="0" spc="0" strike="noStrike" sz="1800" u="none" kumimoji="0" normalizeH="0">
+          <a:defRPr kumimoji="0" sz="1800" b="0" i="0" u="none" strike="noStrike" cap="none" spc="0" normalizeH="0" baseline="0">
             <a:ln>
               <a:noFill/>
             </a:ln>
@@ -3065,7 +3487,7 @@
           <a:buFontTx/>
           <a:buNone/>
           <a:tabLst/>
-          <a:defRPr b="0" baseline="0" cap="none" i="0" spc="0" strike="noStrike" sz="1800" u="none" kumimoji="0" normalizeH="0">
+          <a:defRPr kumimoji="0" sz="1800" b="0" i="0" u="none" strike="noStrike" cap="none" spc="0" normalizeH="0" baseline="0">
             <a:ln>
               <a:noFill/>
             </a:ln>
@@ -3091,7 +3513,7 @@
           <a:buFontTx/>
           <a:buNone/>
           <a:tabLst/>
-          <a:defRPr b="0" baseline="0" cap="none" i="0" spc="0" strike="noStrike" sz="1800" u="none" kumimoji="0" normalizeH="0">
+          <a:defRPr kumimoji="0" sz="1800" b="0" i="0" u="none" strike="noStrike" cap="none" spc="0" normalizeH="0" baseline="0">
             <a:ln>
               <a:noFill/>
             </a:ln>
@@ -3104,12 +3526,19 @@
         </a:lvl9pPr>
       </a:lstStyle>
       <a:style>
-        <a:lnRef idx="0"/>
-        <a:fillRef idx="0"/>
-        <a:effectRef idx="0"/>
+        <a:lnRef idx="0">
+          <a:scrgbClr r="0" g="0" b="0"/>
+        </a:lnRef>
+        <a:fillRef idx="0">
+          <a:scrgbClr r="0" g="0" b="0"/>
+        </a:fillRef>
+        <a:effectRef idx="0">
+          <a:scrgbClr r="0" g="0" b="0"/>
+        </a:effectRef>
         <a:fontRef idx="none"/>
       </a:style>
     </a:txDef>
   </a:objectDefaults>
+  <a:extraClrSchemeLst/>
 </a:theme>
 </file>
--- a/backend/Protocol-comission-template.docx
+++ b/backend/Protocol-comission-template.docx
@@ -1165,7 +1165,7 @@
                 <w:szCs w:val="22"/>
                 <w:lang w:val="en-US"/>
               </w:rPr>
-              <w:t>{name} {</w:t>
+              <w:t>{</w:t>
             </w:r>
             <w:proofErr w:type="spellStart"/>
             <w:r>
@@ -1174,7 +1174,15 @@
                 <w:szCs w:val="22"/>
                 <w:lang w:val="en-US"/>
               </w:rPr>
-              <w:t>last_name</w:t>
+              <w:t>last_</w:t>
+            </w:r>
+            <w:r>
+              <w:rPr>
+                <w:sz w:val="22"/>
+                <w:szCs w:val="22"/>
+                <w:lang w:val="en-US"/>
+              </w:rPr>
+              <w:t>name</w:t>
             </w:r>
             <w:proofErr w:type="spellEnd"/>
             <w:r>
@@ -1183,7 +1191,7 @@
                 <w:szCs w:val="22"/>
                 <w:lang w:val="en-US"/>
               </w:rPr>
-              <w:t>} {</w:t>
+              <w:t>} {name} {</w:t>
             </w:r>
             <w:proofErr w:type="spellStart"/>
             <w:r>
@@ -1512,6 +1520,7 @@
         <w:tc>
           <w:tcPr>
             <w:tcW w:w="1427" w:type="dxa"/>
+            <w:vMerge/>
             <w:tcBorders>
               <w:top w:val="single" w:sz="4" w:space="0" w:color="000000"/>
               <w:left w:val="single" w:sz="4" w:space="0" w:color="000000"/>

--- a/backend/Protocol-comission-template.docx
+++ b/backend/Protocol-comission-template.docx
@@ -3550,4 +3550,3585 @@
   </a:objectDefaults>
   <a:extraClrSchemeLst/>
 </a:theme>
+</file>
+
+<file path=doc.patched.xml><?xml version="1.0" encoding="utf-8"?>
+<w:document xmlns:wpc="http://schemas.microsoft.com/office/word/2010/wordprocessingCanvas" xmlns:cx="http://schemas.microsoft.com/office/drawing/2014/chartex" xmlns:cx1="http://schemas.microsoft.com/office/drawing/2015/9/8/chartex" xmlns:cx2="http://schemas.microsoft.com/office/drawing/2015/10/21/chartex" xmlns:cx3="http://schemas.microsoft.com/office/drawing/2016/5/9/chartex" xmlns:cx4="http://schemas.microsoft.com/office/drawing/2016/5/10/chartex" xmlns:cx5="http://schemas.microsoft.com/office/drawing/2016/5/11/chartex" xmlns:cx6="http://schemas.microsoft.com/office/drawing/2016/5/12/chartex" xmlns:cx7="http://schemas.microsoft.com/office/drawing/2016/5/13/chartex" xmlns:cx8="http://schemas.microsoft.com/office/drawing/2016/5/14/chartex" xmlns:mc="http://schemas.openxmlformats.org/markup-compatibility/2006" xmlns:aink="http://schemas.microsoft.com/office/drawing/2016/ink" xmlns:am3d="http://schemas.microsoft.com/office/drawing/2017/model3d" xmlns:o="urn:schemas-microsoft-com:office:office" xmlns:oel="http://schemas.microsoft.com/office/2019/extlst" xmlns:r="http://schemas.openxmlformats.org/officeDocument/2006/relationships" xmlns:m="http://schemas.openxmlformats.org/officeDocument/2006/math" xmlns:v="urn:schemas-microsoft-com:vml" xmlns:wp14="http://schemas.microsoft.com/office/word/2010/wordprocessingDrawing" xmlns:wp="http://schemas.openxmlformats.org/drawingml/2006/wordprocessingDrawing" xmlns:w10="urn:schemas-microsoft-com:office:word" xmlns:w="http://schemas.openxmlformats.org/wordprocessingml/2006/main" xmlns:w14="http://schemas.microsoft.com/office/word/2010/wordml" xmlns:w15="http://schemas.microsoft.com/office/word/2012/wordml" xmlns:w16cex="http://schemas.microsoft.com/office/word/2018/wordml/cex" xmlns:w16cid="http://schemas.microsoft.com/office/word/2016/wordml/cid" xmlns:w16="http://schemas.microsoft.com/office/word/2018/wordml" xmlns:w16sdtdh="http://schemas.microsoft.com/office/word/2020/wordml/sdtdatahash" xmlns:w16se="http://schemas.microsoft.com/office/word/2015/wordml/symex" xmlns:wpg="http://schemas.microsoft.com/office/word/2010/wordprocessingGroup" xmlns:wpi="http://schemas.microsoft.com/office/word/2010/wordprocessingInk" xmlns:wne="http://schemas.microsoft.com/office/word/2006/wordml" xmlns:wps="http://schemas.microsoft.com/office/word/2010/wordprocessingShape" mc:Ignorable="w14 w15 w16se w16cid w16 w16cex w16sdtdh wp14">
+  <w:body>
+    <w:p>
+      <w:pPr>
+        <w:jc w:val="center"/>
+        <w:rPr>
+          <w:b/>
+          <w:bCs/>
+          <w:sz w:val="28"/>
+          <w:szCs w:val="28"/>
+          <w:lang w:val="en-US"/>
+        </w:rPr>
+      </w:pPr>
+      <w:r>
+        <w:rPr>
+          <w:b/>
+          <w:bCs/>
+          <w:sz w:val="28"/>
+          <w:szCs w:val="28"/>
+          <w:lang w:val="en-US"/>
+        </w:rPr>
+        <w:t>{</w:t>
+      </w:r>
+      <w:proofErr w:type="spellStart"/>
+      <w:r>
+        <w:rPr>
+          <w:b/>
+          <w:bCs/>
+          <w:sz w:val="28"/>
+          <w:szCs w:val="28"/>
+          <w:lang w:val="en-US"/>
+        </w:rPr>
+        <w:t>moisei_name</w:t>
+      </w:r>
+      <w:proofErr w:type="spellEnd"/>
+      <w:r>
+        <w:rPr>
+          <w:b/>
+          <w:bCs/>
+          <w:sz w:val="28"/>
+          <w:szCs w:val="28"/>
+          <w:lang w:val="en-US"/>
+        </w:rPr>
+        <w:t>}</w:t>
+      </w:r>
+    </w:p>
+    <w:p>
+      <w:pPr>
+        <w:jc w:val="center"/>
+        <w:rPr>
+          <w:b/>
+          <w:bCs/>
+          <w:sz w:val="22"/>
+          <w:szCs w:val="22"/>
+        </w:rPr>
+      </w:pPr>
+    </w:p>
+    <w:p>
+      <w:pPr>
+        <w:jc w:val="center"/>
+        <w:rPr>
+          <w:b/>
+          <w:bCs/>
+          <w:sz w:val="28"/>
+          <w:szCs w:val="28"/>
+        </w:rPr>
+      </w:pPr>
+      <w:r>
+        <w:rPr>
+          <w:b/>
+          <w:bCs/>
+          <w:sz w:val="28"/>
+          <w:szCs w:val="28"/>
+        </w:rPr>
+        <w:t xml:space="preserve">П Р О Т О К О Л    </w:t>
+      </w:r>
+      <w:proofErr w:type="gramStart"/>
+      <w:r>
+        <w:rPr>
+          <w:b/>
+          <w:bCs/>
+          <w:sz w:val="28"/>
+          <w:szCs w:val="28"/>
+        </w:rPr>
+        <w:t xml:space="preserve">№  </w:t>
+      </w:r>
+      <w:r>
+        <w:rPr>
+          <w:b/>
+          <w:bCs/>
+          <w:sz w:val="28"/>
+          <w:szCs w:val="28"/>
+        </w:rPr>
+        <w:t>{</w:t>
+      </w:r>
+      <w:proofErr w:type="gramEnd"/>
+      <w:r>
+        <w:rPr>
+          <w:b/>
+          <w:bCs/>
+          <w:sz w:val="28"/>
+          <w:szCs w:val="28"/>
+          <w:lang w:val="en-US"/>
+        </w:rPr>
+        <w:t>group</w:t>
+      </w:r>
+      <w:r>
+        <w:rPr>
+          <w:b/>
+          <w:bCs/>
+          <w:sz w:val="28"/>
+          <w:szCs w:val="28"/>
+        </w:rPr>
+        <w:t>_</w:t>
+      </w:r>
+      <w:r>
+        <w:rPr>
+          <w:b/>
+          <w:bCs/>
+          <w:sz w:val="28"/>
+          <w:szCs w:val="28"/>
+          <w:lang w:val="en-US"/>
+        </w:rPr>
+        <w:t>id</w:t>
+      </w:r>
+      <w:r>
+        <w:rPr>
+          <w:b/>
+          <w:bCs/>
+          <w:sz w:val="28"/>
+          <w:szCs w:val="28"/>
+        </w:rPr>
+        <w:t>}</w:t>
+      </w:r>
+      <w:r>
+        <w:rPr>
+          <w:b/>
+          <w:bCs/>
+          <w:sz w:val="28"/>
+          <w:szCs w:val="28"/>
+        </w:rPr>
+        <w:t xml:space="preserve">  от  </w:t>
+      </w:r>
+      <w:r>
+        <w:rPr>
+          <w:b/>
+          <w:bCs/>
+          <w:sz w:val="28"/>
+          <w:szCs w:val="28"/>
+        </w:rPr>
+        <w:t>{</w:t>
+      </w:r>
+      <w:r>
+        <w:rPr>
+          <w:b/>
+          <w:bCs/>
+          <w:sz w:val="28"/>
+          <w:szCs w:val="28"/>
+          <w:lang w:val="en-US"/>
+        </w:rPr>
+        <w:t>end</w:t>
+      </w:r>
+      <w:r>
+        <w:rPr>
+          <w:b/>
+          <w:bCs/>
+          <w:sz w:val="28"/>
+          <w:szCs w:val="28"/>
+        </w:rPr>
+        <w:t>_</w:t>
+      </w:r>
+      <w:r>
+        <w:rPr>
+          <w:b/>
+          <w:bCs/>
+          <w:sz w:val="28"/>
+          <w:szCs w:val="28"/>
+          <w:lang w:val="en-US"/>
+        </w:rPr>
+        <w:t>date</w:t>
+      </w:r>
+      <w:r>
+        <w:rPr>
+          <w:b/>
+          <w:bCs/>
+          <w:sz w:val="28"/>
+          <w:szCs w:val="28"/>
+        </w:rPr>
+        <w:t>}</w:t>
+      </w:r>
+    </w:p>
+    <w:p>
+      <w:pPr>
+        <w:jc w:val="center"/>
+        <w:rPr>
+          <w:b/>
+          <w:bCs/>
+          <w:sz w:val="28"/>
+          <w:szCs w:val="28"/>
+        </w:rPr>
+      </w:pPr>
+      <w:r>
+        <w:rPr>
+          <w:b/>
+          <w:bCs/>
+          <w:sz w:val="28"/>
+          <w:szCs w:val="28"/>
+        </w:rPr>
+        <w:t>заседания комиссии по проверке знаний</w:t>
+      </w:r>
+    </w:p>
+    <w:p>
+      <w:pPr>
+        <w:rPr>
+          <w:sz w:val="18"/>
+          <w:szCs w:val="18"/>
+        </w:rPr>
+      </w:pPr>
+    </w:p>
+    <w:p>
+      <w:r>
+        <w:t>В соответствии с приказом директора от «01» сентября 2022 г. № 10 комиссия в составе:</w:t>
+      </w:r>
+    </w:p>
+    <w:p>
+      <w:pPr>
+        <w:rPr>
+          <w:sz w:val="22"/>
+          <w:szCs w:val="22"/>
+        </w:rPr>
+      </w:pPr>
+    </w:p>
+    <w:p>
+      <w:r>
+        <w:rPr>
+          <w:b/>
+          <w:bCs/>
+        </w:rPr>
+        <w:t>Председатель комиссии:</w:t>
+      </w:r>
+      <w:r>
+        <w:tab/>
+      </w:r>
+      <w:proofErr w:type="spellStart"/>
+      <w:r>
+        <w:t>Шекшуев</w:t>
+      </w:r>
+      <w:proofErr w:type="spellEnd"/>
+      <w:r>
+        <w:t xml:space="preserve"> В.М.. - директор</w:t>
+      </w:r>
+    </w:p>
+    <w:p>
+      <w:r>
+        <w:rPr>
+          <w:b/>
+          <w:bCs/>
+        </w:rPr>
+        <w:t>Члены комиссии:</w:t>
+      </w:r>
+      <w:r>
+        <w:rPr>
+          <w:b/>
+          <w:bCs/>
+        </w:rPr>
+        <w:tab/>
+      </w:r>
+      <w:r>
+        <w:tab/>
+        <w:t>Воробьева Е.С. – заместитель директора</w:t>
+      </w:r>
+    </w:p>
+    <w:p>
+      <w:r>
+        <w:tab/>
+      </w:r>
+      <w:r>
+        <w:tab/>
+      </w:r>
+      <w:r>
+        <w:tab/>
+      </w:r>
+      <w:r>
+        <w:tab/>
+      </w:r>
+      <w:proofErr w:type="spellStart"/>
+      <w:r>
+        <w:t>Шекшуева</w:t>
+      </w:r>
+      <w:proofErr w:type="spellEnd"/>
+      <w:r>
+        <w:t xml:space="preserve"> И.Ю. – специалист учебного центра</w:t>
+      </w:r>
+    </w:p>
+    <w:p>
+      <w:pPr>
+        <w:pStyle w:val="a4"/>
+        <w:tabs>
+          <w:tab w:val="left" w:pos="2694"/>
+        </w:tabs>
+        <w:rPr>
+          <w:sz w:val="22"/>
+          <w:szCs w:val="22"/>
+        </w:rPr>
+      </w:pPr>
+    </w:p>
+    <w:p>
+      <w:pPr>
+        <w:jc w:val="both"/>
+      </w:pPr>
+      <w:r>
+        <w:t>Проведена проверка знаний по программе: - «</w:t>
+      </w:r>
+      <w:r>
+        <w:t>{</w:t>
+      </w:r>
+      <w:r>
+        <w:rPr>
+          <w:lang w:val="en-US"/>
+        </w:rPr>
+        <w:t>course</w:t>
+      </w:r>
+      <w:r>
+        <w:t>_</w:t>
+      </w:r>
+      <w:r>
+        <w:rPr>
+          <w:lang w:val="en-US"/>
+        </w:rPr>
+        <w:t>name</w:t>
+      </w:r>
+      <w:r>
+        <w:t>}</w:t>
+      </w:r>
+      <w:r>
+        <w:t xml:space="preserve">» в объеме </w:t>
+      </w:r>
+      <w:r>
+        <w:t>{</w:t>
+      </w:r>
+      <w:r>
+        <w:rPr>
+          <w:lang w:val="en-US"/>
+        </w:rPr>
+        <w:t>hours</w:t>
+      </w:r>
+      <w:r>
+        <w:t>}</w:t>
+      </w:r>
+      <w:r>
+        <w:t xml:space="preserve"> часов;</w:t>
+      </w:r>
+    </w:p>
+    <w:p>
+      <w:pPr>
+        <w:jc w:val="both"/>
+        <w:rPr>
+          <w:sz w:val="22"/>
+          <w:szCs w:val="22"/>
+        </w:rPr>
+      </w:pPr>
+      <w:r>
+        <w:rPr>
+          <w:sz w:val="22"/>
+          <w:szCs w:val="22"/>
+        </w:rPr>
+        <w:t>- - «</w:t>
+      </w:r>
+      <w:r>
+        <w:rPr>
+          <w:sz w:val="22"/>
+          <w:szCs w:val="22"/>
+        </w:rPr>
+        <w:t>{</w:t>
+      </w:r>
+      <w:r>
+        <w:rPr>
+          <w:sz w:val="22"/>
+          <w:szCs w:val="22"/>
+          <w:lang w:val="en-US"/>
+        </w:rPr>
+        <w:t>course</w:t>
+      </w:r>
+      <w:r>
+        <w:rPr>
+          <w:sz w:val="22"/>
+          <w:szCs w:val="22"/>
+        </w:rPr>
+        <w:t>_</w:t>
+      </w:r>
+      <w:r>
+        <w:rPr>
+          <w:sz w:val="22"/>
+          <w:szCs w:val="22"/>
+          <w:lang w:val="en-US"/>
+        </w:rPr>
+        <w:t>name</w:t>
+      </w:r>
+      <w:r>
+        <w:rPr>
+          <w:sz w:val="22"/>
+          <w:szCs w:val="22"/>
+        </w:rPr>
+        <w:t>}</w:t>
+      </w:r>
+      <w:r>
+        <w:rPr>
+          <w:sz w:val="22"/>
+          <w:szCs w:val="22"/>
+        </w:rPr>
+        <w:t xml:space="preserve">» в объеме </w:t>
+      </w:r>
+      <w:r>
+        <w:rPr>
+          <w:sz w:val="22"/>
+          <w:szCs w:val="22"/>
+        </w:rPr>
+        <w:t>{</w:t>
+      </w:r>
+      <w:r>
+        <w:rPr>
+          <w:sz w:val="22"/>
+          <w:szCs w:val="22"/>
+          <w:lang w:val="en-US"/>
+        </w:rPr>
+        <w:t>hours</w:t>
+      </w:r>
+      <w:r>
+        <w:rPr>
+          <w:sz w:val="22"/>
+          <w:szCs w:val="22"/>
+        </w:rPr>
+        <w:t>}</w:t>
+      </w:r>
+      <w:r>
+        <w:rPr>
+          <w:sz w:val="22"/>
+          <w:szCs w:val="22"/>
+        </w:rPr>
+        <w:t xml:space="preserve"> часов:</w:t>
+      </w:r>
+    </w:p>
+    <w:tbl>
+      <w:tblPr>
+        <w:tblStyle w:val="TableNormal"/>
+        <w:tblW w:w="15603" w:type="dxa"/>
+        <w:tblInd w:w="-289" w:type="dxa"/>
+        <w:tblBorders>
+          <w:top w:val="single" w:sz="8" w:space="0" w:color="FFFFFF"/>
+          <w:left w:val="single" w:sz="8" w:space="0" w:color="FFFFFF"/>
+          <w:bottom w:val="single" w:sz="8" w:space="0" w:color="FFFFFF"/>
+          <w:right w:val="single" w:sz="8" w:space="0" w:color="FFFFFF"/>
+          <w:insideH w:val="single" w:sz="8" w:space="0" w:color="FFFFFF"/>
+          <w:insideV w:val="single" w:sz="8" w:space="0" w:color="FFFFFF"/>
+        </w:tblBorders>
+        <w:shd w:val="clear" w:color="auto" w:fill="CED7E7"/>
+        <w:tblLayout w:type="fixed"/>
+        <w:tblLook w:val="04A0" w:firstRow="1" w:lastRow="0" w:firstColumn="1" w:lastColumn="0" w:noHBand="0" w:noVBand="1"/>
+      </w:tblPr>
+      <w:tblGrid>
+        <w:gridCol w:w="923"/>
+        <w:gridCol w:w="2918"/>
+        <w:gridCol w:w="2379"/>
+        <w:gridCol w:w="3136"/>
+        <w:gridCol w:w="842"/>
+        <w:gridCol w:w="1621"/>
+        <w:gridCol w:w="1406"/>
+        <w:gridCol w:w="951"/>
+        <w:gridCol w:w="1427"/>
+      </w:tblGrid>
+      <w:tr>
+        <w:trPr>
+          <w:trHeight w:val="1046"/>
+        </w:trPr>
+        <w:tc>
+          <w:tcPr>
+            <w:tcW w:w="923" w:type="dxa"/>
+            <w:tcBorders>
+              <w:top w:val="single" w:sz="4" w:space="0" w:color="000000"/>
+              <w:left w:val="single" w:sz="4" w:space="0" w:color="000000"/>
+              <w:bottom w:val="single" w:sz="4" w:space="0" w:color="000000"/>
+              <w:right w:val="single" w:sz="4" w:space="0" w:color="000000"/>
+            </w:tcBorders>
+            <w:shd w:val="clear" w:color="auto" w:fill="auto"/>
+            <w:tcMar>
+              <w:top w:w="80" w:type="dxa"/>
+              <w:left w:w="80" w:type="dxa"/>
+              <w:bottom w:w="80" w:type="dxa"/>
+              <w:right w:w="80" w:type="dxa"/>
+            </w:tcMar>
+            <w:vAlign w:val="center"/>
+          </w:tcPr>
+          <w:p>
+            <w:pPr>
+              <w:jc w:val="center"/>
+            </w:pPr>
+            <w:r>
+              <w:rPr>
+                <w:sz w:val="22"/>
+                <w:szCs w:val="22"/>
+              </w:rPr>
+              <w:t>№</w:t>
+            </w:r>
+          </w:p>
+        </w:tc>
+        <w:tc>
+          <w:tcPr>
+            <w:tcW w:w="2918" w:type="dxa"/>
+            <w:tcBorders>
+              <w:top w:val="single" w:sz="4" w:space="0" w:color="000000"/>
+              <w:left w:val="single" w:sz="4" w:space="0" w:color="000000"/>
+              <w:bottom w:val="single" w:sz="4" w:space="0" w:color="000000"/>
+              <w:right w:val="single" w:sz="4" w:space="0" w:color="000000"/>
+            </w:tcBorders>
+            <w:shd w:val="clear" w:color="auto" w:fill="auto"/>
+            <w:tcMar>
+              <w:top w:w="80" w:type="dxa"/>
+              <w:left w:w="80" w:type="dxa"/>
+              <w:bottom w:w="80" w:type="dxa"/>
+              <w:right w:w="80" w:type="dxa"/>
+            </w:tcMar>
+            <w:vAlign w:val="center"/>
+          </w:tcPr>
+          <w:p>
+            <w:pPr>
+              <w:jc w:val="center"/>
+            </w:pPr>
+            <w:r>
+              <w:rPr>
+                <w:sz w:val="22"/>
+                <w:szCs w:val="22"/>
+              </w:rPr>
+              <w:t>Ф.И.О.</w:t>
+            </w:r>
+          </w:p>
+        </w:tc>
+        <w:tc>
+          <w:tcPr>
+            <w:tcW w:w="2379" w:type="dxa"/>
+            <w:tcBorders>
+              <w:top w:val="single" w:sz="4" w:space="0" w:color="000000"/>
+              <w:left w:val="single" w:sz="4" w:space="0" w:color="000000"/>
+              <w:bottom w:val="single" w:sz="4" w:space="0" w:color="000000"/>
+              <w:right w:val="single" w:sz="4" w:space="0" w:color="000000"/>
+            </w:tcBorders>
+            <w:shd w:val="clear" w:color="auto" w:fill="auto"/>
+            <w:tcMar>
+              <w:top w:w="80" w:type="dxa"/>
+              <w:left w:w="80" w:type="dxa"/>
+              <w:bottom w:w="80" w:type="dxa"/>
+              <w:right w:w="80" w:type="dxa"/>
+            </w:tcMar>
+            <w:vAlign w:val="center"/>
+          </w:tcPr>
+          <w:p>
+            <w:pPr>
+              <w:jc w:val="center"/>
+            </w:pPr>
+            <w:r>
+              <w:rPr>
+                <w:sz w:val="22"/>
+                <w:szCs w:val="22"/>
+              </w:rPr>
+              <w:t>Наименование предприятия</w:t>
+            </w:r>
+          </w:p>
+        </w:tc>
+        <w:tc>
+          <w:tcPr>
+            <w:tcW w:w="3136" w:type="dxa"/>
+            <w:tcBorders>
+              <w:top w:val="single" w:sz="4" w:space="0" w:color="000000"/>
+              <w:left w:val="single" w:sz="4" w:space="0" w:color="000000"/>
+              <w:bottom w:val="single" w:sz="4" w:space="0" w:color="000000"/>
+              <w:right w:val="single" w:sz="4" w:space="0" w:color="000000"/>
+            </w:tcBorders>
+            <w:shd w:val="clear" w:color="auto" w:fill="auto"/>
+            <w:tcMar>
+              <w:top w:w="80" w:type="dxa"/>
+              <w:left w:w="80" w:type="dxa"/>
+              <w:bottom w:w="80" w:type="dxa"/>
+              <w:right w:w="80" w:type="dxa"/>
+            </w:tcMar>
+            <w:vAlign w:val="center"/>
+          </w:tcPr>
+          <w:p>
+            <w:pPr>
+              <w:jc w:val="center"/>
+            </w:pPr>
+            <w:r>
+              <w:rPr>
+                <w:sz w:val="22"/>
+                <w:szCs w:val="22"/>
+              </w:rPr>
+              <w:t>Занимаемая должность</w:t>
+            </w:r>
+          </w:p>
+        </w:tc>
+        <w:tc>
+          <w:tcPr>
+            <w:tcW w:w="842" w:type="dxa"/>
+            <w:tcBorders>
+              <w:top w:val="single" w:sz="4" w:space="0" w:color="000000"/>
+              <w:left w:val="single" w:sz="4" w:space="0" w:color="000000"/>
+              <w:bottom w:val="single" w:sz="4" w:space="0" w:color="000000"/>
+              <w:right w:val="single" w:sz="4" w:space="0" w:color="000000"/>
+            </w:tcBorders>
+          </w:tcPr>
+          <w:p>
+            <w:pPr>
+              <w:jc w:val="center"/>
+              <w:rPr>
+                <w:sz w:val="22"/>
+                <w:szCs w:val="22"/>
+              </w:rPr>
+            </w:pPr>
+          </w:p>
+          <w:p>
+            <w:pPr>
+              <w:jc w:val="center"/>
+              <w:rPr>
+                <w:sz w:val="22"/>
+                <w:szCs w:val="22"/>
+              </w:rPr>
+            </w:pPr>
+          </w:p>
+          <w:p>
+            <w:pPr>
+              <w:jc w:val="center"/>
+              <w:rPr>
+                <w:sz w:val="22"/>
+                <w:szCs w:val="22"/>
+              </w:rPr>
+            </w:pPr>
+          </w:p>
+          <w:p>
+            <w:pPr>
+              <w:jc w:val="center"/>
+              <w:rPr>
+                <w:sz w:val="22"/>
+                <w:szCs w:val="22"/>
+              </w:rPr>
+            </w:pPr>
+            <w:r>
+              <w:rPr>
+                <w:sz w:val="22"/>
+                <w:szCs w:val="22"/>
+              </w:rPr>
+              <w:t>Номер билета</w:t>
+            </w:r>
+          </w:p>
+        </w:tc>
+        <w:tc>
+          <w:tcPr>
+            <w:tcW w:w="1621" w:type="dxa"/>
+            <w:tcBorders>
+              <w:top w:val="single" w:sz="4" w:space="0" w:color="000000"/>
+              <w:left w:val="single" w:sz="4" w:space="0" w:color="000000"/>
+              <w:bottom w:val="single" w:sz="4" w:space="0" w:color="000000"/>
+              <w:right w:val="single" w:sz="4" w:space="0" w:color="000000"/>
+            </w:tcBorders>
+            <w:shd w:val="clear" w:color="auto" w:fill="auto"/>
+            <w:tcMar>
+              <w:top w:w="80" w:type="dxa"/>
+              <w:left w:w="80" w:type="dxa"/>
+              <w:bottom w:w="80" w:type="dxa"/>
+              <w:right w:w="80" w:type="dxa"/>
+            </w:tcMar>
+            <w:vAlign w:val="center"/>
+          </w:tcPr>
+          <w:p>
+            <w:pPr>
+              <w:jc w:val="center"/>
+            </w:pPr>
+            <w:r>
+              <w:rPr>
+                <w:sz w:val="22"/>
+                <w:szCs w:val="22"/>
+              </w:rPr>
+              <w:t>Результат проверки знаний</w:t>
+            </w:r>
+          </w:p>
+        </w:tc>
+        <w:tc>
+          <w:tcPr>
+            <w:tcW w:w="1406" w:type="dxa"/>
+            <w:tcBorders>
+              <w:top w:val="single" w:sz="4" w:space="0" w:color="000000"/>
+              <w:left w:val="single" w:sz="4" w:space="0" w:color="000000"/>
+              <w:bottom w:val="single" w:sz="4" w:space="0" w:color="000000"/>
+              <w:right w:val="single" w:sz="4" w:space="0" w:color="000000"/>
+            </w:tcBorders>
+            <w:shd w:val="clear" w:color="auto" w:fill="auto"/>
+            <w:tcMar>
+              <w:top w:w="80" w:type="dxa"/>
+              <w:left w:w="80" w:type="dxa"/>
+              <w:bottom w:w="80" w:type="dxa"/>
+              <w:right w:w="80" w:type="dxa"/>
+            </w:tcMar>
+            <w:vAlign w:val="center"/>
+          </w:tcPr>
+          <w:p>
+            <w:pPr>
+              <w:jc w:val="center"/>
+            </w:pPr>
+            <w:r>
+              <w:rPr>
+                <w:sz w:val="22"/>
+                <w:szCs w:val="22"/>
+              </w:rPr>
+              <w:t>Регистрационный номер записи о проверке знаний в реестре обученных лиц</w:t>
+            </w:r>
+          </w:p>
+        </w:tc>
+        <w:tc>
+          <w:tcPr>
+            <w:tcW w:w="951" w:type="dxa"/>
+            <w:tcBorders>
+              <w:top w:val="single" w:sz="4" w:space="0" w:color="000000"/>
+              <w:left w:val="single" w:sz="4" w:space="0" w:color="000000"/>
+              <w:bottom w:val="single" w:sz="4" w:space="0" w:color="000000"/>
+              <w:right w:val="single" w:sz="4" w:space="0" w:color="000000"/>
+            </w:tcBorders>
+            <w:shd w:val="clear" w:color="auto" w:fill="auto"/>
+            <w:tcMar>
+              <w:top w:w="80" w:type="dxa"/>
+              <w:left w:w="80" w:type="dxa"/>
+              <w:bottom w:w="80" w:type="dxa"/>
+              <w:right w:w="80" w:type="dxa"/>
+            </w:tcMar>
+            <w:vAlign w:val="center"/>
+          </w:tcPr>
+          <w:p>
+            <w:pPr>
+              <w:jc w:val="center"/>
+            </w:pPr>
+            <w:r>
+              <w:rPr>
+                <w:sz w:val="22"/>
+                <w:szCs w:val="22"/>
+              </w:rPr>
+              <w:t>Подпись проверяемого</w:t>
+            </w:r>
+          </w:p>
+        </w:tc>
+        <w:tc>
+          <w:tcPr>
+            <w:tcW w:w="1427" w:type="dxa"/>
+            <w:tcBorders>
+              <w:top w:val="single" w:sz="4" w:space="0" w:color="000000"/>
+              <w:left w:val="single" w:sz="4" w:space="0" w:color="000000"/>
+              <w:bottom w:val="single" w:sz="4" w:space="0" w:color="000000"/>
+              <w:right w:val="single" w:sz="4" w:space="0" w:color="000000"/>
+            </w:tcBorders>
+          </w:tcPr>
+          <w:p>
+            <w:pPr>
+              <w:jc w:val="center"/>
+              <w:rPr>
+                <w:sz w:val="22"/>
+                <w:szCs w:val="22"/>
+              </w:rPr>
+            </w:pPr>
+          </w:p>
+          <w:p>
+            <w:pPr>
+              <w:jc w:val="center"/>
+              <w:rPr>
+                <w:sz w:val="22"/>
+                <w:szCs w:val="22"/>
+              </w:rPr>
+            </w:pPr>
+          </w:p>
+          <w:p>
+            <w:pPr>
+              <w:jc w:val="center"/>
+              <w:rPr>
+                <w:sz w:val="22"/>
+                <w:szCs w:val="22"/>
+              </w:rPr>
+            </w:pPr>
+            <w:r>
+              <w:rPr>
+                <w:sz w:val="22"/>
+                <w:szCs w:val="22"/>
+              </w:rPr>
+              <w:t>Заключение экзаменационной</w:t>
+            </w:r>
+          </w:p>
+          <w:p>
+            <w:pPr>
+              <w:jc w:val="center"/>
+              <w:rPr>
+                <w:sz w:val="22"/>
+                <w:szCs w:val="22"/>
+              </w:rPr>
+            </w:pPr>
+            <w:r>
+              <w:rPr>
+                <w:sz w:val="22"/>
+                <w:szCs w:val="22"/>
+              </w:rPr>
+              <w:t>комиссии</w:t>
+            </w:r>
+          </w:p>
+          <w:p>
+            <w:pPr>
+              <w:rPr>
+                <w:sz w:val="22"/>
+                <w:szCs w:val="22"/>
+              </w:rPr>
+            </w:pPr>
+          </w:p>
+        </w:tc>
+      </w:tr>
+      <w:tr>
+        <w:trPr>
+          <w:trHeight w:val="230"/>
+        </w:trPr>
+        <w:tc>
+          <w:tcPr>
+            <w:tcW w:w="923" w:type="dxa"/>
+            <w:tcBorders>
+              <w:top w:val="single" w:sz="4" w:space="0" w:color="000000"/>
+              <w:left w:val="single" w:sz="4" w:space="0" w:color="000000"/>
+              <w:bottom w:val="single" w:sz="4" w:space="0" w:color="000000"/>
+              <w:right w:val="single" w:sz="4" w:space="0" w:color="000000"/>
+            </w:tcBorders>
+            <w:shd w:val="clear" w:color="auto" w:fill="auto"/>
+            <w:tcMar>
+              <w:top w:w="80" w:type="dxa"/>
+              <w:left w:w="80" w:type="dxa"/>
+              <w:bottom w:w="80" w:type="dxa"/>
+              <w:right w:w="80" w:type="dxa"/>
+            </w:tcMar>
+            <w:vAlign w:val="center"/>
+          </w:tcPr>
+          <w:p>
+            <w:pPr>
+              <w:jc w:val="center"/>
+            </w:pPr>
+            <w:r>
+              <w:rPr>
+                <w:sz w:val="22"/>
+                <w:szCs w:val="22"/>
+              </w:rPr>
+              <w:t>1</w:t>
+            </w:r>
+          </w:p>
+        </w:tc>
+        <w:tc>
+          <w:tcPr>
+            <w:tcW w:w="2918" w:type="dxa"/>
+            <w:tcBorders>
+              <w:top w:val="single" w:sz="4" w:space="0" w:color="000000"/>
+              <w:left w:val="single" w:sz="4" w:space="0" w:color="000000"/>
+              <w:bottom w:val="single" w:sz="4" w:space="0" w:color="000000"/>
+              <w:right w:val="single" w:sz="4" w:space="0" w:color="000000"/>
+            </w:tcBorders>
+            <w:shd w:val="clear" w:color="auto" w:fill="auto"/>
+            <w:tcMar>
+              <w:top w:w="80" w:type="dxa"/>
+              <w:left w:w="80" w:type="dxa"/>
+              <w:bottom w:w="80" w:type="dxa"/>
+              <w:right w:w="80" w:type="dxa"/>
+            </w:tcMar>
+            <w:vAlign w:val="center"/>
+          </w:tcPr>
+          <w:p>
+            <w:pPr>
+              <w:jc w:val="center"/>
+            </w:pPr>
+            <w:r>
+              <w:rPr>
+                <w:sz w:val="22"/>
+                <w:szCs w:val="22"/>
+              </w:rPr>
+              <w:t>2</w:t>
+            </w:r>
+          </w:p>
+        </w:tc>
+        <w:tc>
+          <w:tcPr>
+            <w:tcW w:w="2379" w:type="dxa"/>
+            <w:tcBorders>
+              <w:top w:val="single" w:sz="4" w:space="0" w:color="000000"/>
+              <w:left w:val="single" w:sz="4" w:space="0" w:color="000000"/>
+              <w:bottom w:val="single" w:sz="4" w:space="0" w:color="auto"/>
+              <w:right w:val="single" w:sz="4" w:space="0" w:color="000000"/>
+            </w:tcBorders>
+            <w:shd w:val="clear" w:color="auto" w:fill="auto"/>
+            <w:tcMar>
+              <w:top w:w="80" w:type="dxa"/>
+              <w:left w:w="80" w:type="dxa"/>
+              <w:bottom w:w="80" w:type="dxa"/>
+              <w:right w:w="80" w:type="dxa"/>
+            </w:tcMar>
+            <w:vAlign w:val="center"/>
+          </w:tcPr>
+          <w:p>
+            <w:pPr>
+              <w:jc w:val="center"/>
+            </w:pPr>
+            <w:r>
+              <w:rPr>
+                <w:sz w:val="22"/>
+                <w:szCs w:val="22"/>
+              </w:rPr>
+              <w:t>3</w:t>
+            </w:r>
+          </w:p>
+        </w:tc>
+        <w:tc>
+          <w:tcPr>
+            <w:tcW w:w="3136" w:type="dxa"/>
+            <w:tcBorders>
+              <w:top w:val="single" w:sz="4" w:space="0" w:color="000000"/>
+              <w:left w:val="single" w:sz="4" w:space="0" w:color="000000"/>
+              <w:bottom w:val="single" w:sz="4" w:space="0" w:color="auto"/>
+              <w:right w:val="single" w:sz="4" w:space="0" w:color="000000"/>
+            </w:tcBorders>
+            <w:shd w:val="clear" w:color="auto" w:fill="auto"/>
+            <w:tcMar>
+              <w:top w:w="80" w:type="dxa"/>
+              <w:left w:w="80" w:type="dxa"/>
+              <w:bottom w:w="80" w:type="dxa"/>
+              <w:right w:w="80" w:type="dxa"/>
+            </w:tcMar>
+            <w:vAlign w:val="center"/>
+          </w:tcPr>
+          <w:p>
+            <w:pPr>
+              <w:jc w:val="center"/>
+            </w:pPr>
+            <w:r>
+              <w:rPr>
+                <w:sz w:val="22"/>
+                <w:szCs w:val="22"/>
+              </w:rPr>
+              <w:t>4</w:t>
+            </w:r>
+          </w:p>
+        </w:tc>
+        <w:tc>
+          <w:tcPr>
+            <w:tcW w:w="842" w:type="dxa"/>
+            <w:tcBorders>
+              <w:top w:val="single" w:sz="4" w:space="0" w:color="000000"/>
+              <w:left w:val="single" w:sz="4" w:space="0" w:color="000000"/>
+              <w:bottom w:val="single" w:sz="4" w:space="0" w:color="000000"/>
+              <w:right w:val="single" w:sz="4" w:space="0" w:color="000000"/>
+            </w:tcBorders>
+          </w:tcPr>
+          <w:p>
+            <w:pPr>
+              <w:jc w:val="center"/>
+              <w:rPr>
+                <w:sz w:val="22"/>
+                <w:szCs w:val="22"/>
+              </w:rPr>
+            </w:pPr>
+            <w:r>
+              <w:rPr>
+                <w:sz w:val="22"/>
+                <w:szCs w:val="22"/>
+              </w:rPr>
+              <w:t>5</w:t>
+            </w:r>
+          </w:p>
+        </w:tc>
+        <w:tc>
+          <w:tcPr>
+            <w:tcW w:w="1621" w:type="dxa"/>
+            <w:tcBorders>
+              <w:top w:val="single" w:sz="4" w:space="0" w:color="000000"/>
+              <w:left w:val="single" w:sz="4" w:space="0" w:color="000000"/>
+              <w:bottom w:val="single" w:sz="4" w:space="0" w:color="000000"/>
+              <w:right w:val="single" w:sz="4" w:space="0" w:color="000000"/>
+            </w:tcBorders>
+            <w:shd w:val="clear" w:color="auto" w:fill="auto"/>
+            <w:tcMar>
+              <w:top w:w="80" w:type="dxa"/>
+              <w:left w:w="80" w:type="dxa"/>
+              <w:bottom w:w="80" w:type="dxa"/>
+              <w:right w:w="80" w:type="dxa"/>
+            </w:tcMar>
+            <w:vAlign w:val="center"/>
+          </w:tcPr>
+          <w:p>
+            <w:pPr>
+              <w:jc w:val="center"/>
+            </w:pPr>
+            <w:r>
+              <w:rPr>
+                <w:sz w:val="22"/>
+                <w:szCs w:val="22"/>
+              </w:rPr>
+              <w:t>6</w:t>
+            </w:r>
+          </w:p>
+        </w:tc>
+        <w:tc>
+          <w:tcPr>
+            <w:tcW w:w="1406" w:type="dxa"/>
+            <w:tcBorders>
+              <w:top w:val="single" w:sz="4" w:space="0" w:color="000000"/>
+              <w:left w:val="single" w:sz="4" w:space="0" w:color="000000"/>
+              <w:bottom w:val="single" w:sz="4" w:space="0" w:color="000000"/>
+              <w:right w:val="single" w:sz="4" w:space="0" w:color="000000"/>
+            </w:tcBorders>
+            <w:shd w:val="clear" w:color="auto" w:fill="auto"/>
+            <w:tcMar>
+              <w:top w:w="80" w:type="dxa"/>
+              <w:left w:w="80" w:type="dxa"/>
+              <w:bottom w:w="80" w:type="dxa"/>
+              <w:right w:w="80" w:type="dxa"/>
+            </w:tcMar>
+            <w:vAlign w:val="center"/>
+          </w:tcPr>
+          <w:p>
+            <w:pPr>
+              <w:jc w:val="center"/>
+            </w:pPr>
+            <w:r>
+              <w:rPr>
+                <w:sz w:val="22"/>
+                <w:szCs w:val="22"/>
+              </w:rPr>
+              <w:t>7</w:t>
+            </w:r>
+          </w:p>
+        </w:tc>
+        <w:tc>
+          <w:tcPr>
+            <w:tcW w:w="951" w:type="dxa"/>
+            <w:tcBorders>
+              <w:top w:val="single" w:sz="4" w:space="0" w:color="000000"/>
+              <w:left w:val="single" w:sz="4" w:space="0" w:color="000000"/>
+              <w:bottom w:val="single" w:sz="4" w:space="0" w:color="000000"/>
+              <w:right w:val="single" w:sz="4" w:space="0" w:color="000000"/>
+            </w:tcBorders>
+            <w:shd w:val="clear" w:color="auto" w:fill="auto"/>
+            <w:tcMar>
+              <w:top w:w="80" w:type="dxa"/>
+              <w:left w:w="80" w:type="dxa"/>
+              <w:bottom w:w="80" w:type="dxa"/>
+              <w:right w:w="80" w:type="dxa"/>
+            </w:tcMar>
+            <w:vAlign w:val="center"/>
+          </w:tcPr>
+          <w:p>
+            <w:pPr>
+              <w:jc w:val="center"/>
+              <w:rPr>
+                <w:lang w:val="en-US"/>
+              </w:rPr>
+            </w:pPr>
+            <w:r>
+              <w:rPr>
+                <w:sz w:val="22"/>
+                <w:szCs w:val="22"/>
+                <w:lang w:val="en-US"/>
+              </w:rPr>
+              <w:t>8</w:t>
+            </w:r>
+          </w:p>
+        </w:tc>
+        <w:tc>
+          <w:tcPr>
+            <w:tcW w:w="1427" w:type="dxa"/>
+            <w:tcBorders>
+              <w:top w:val="single" w:sz="4" w:space="0" w:color="000000"/>
+              <w:left w:val="single" w:sz="4" w:space="0" w:color="000000"/>
+              <w:bottom w:val="single" w:sz="4" w:space="0" w:color="000000"/>
+              <w:right w:val="single" w:sz="4" w:space="0" w:color="000000"/>
+            </w:tcBorders>
+          </w:tcPr>
+          <w:p>
+            <w:pPr>
+              <w:jc w:val="center"/>
+              <w:rPr>
+                <w:sz w:val="22"/>
+                <w:szCs w:val="22"/>
+              </w:rPr>
+            </w:pPr>
+            <w:r>
+              <w:rPr>
+                <w:sz w:val="22"/>
+                <w:szCs w:val="22"/>
+              </w:rPr>
+              <w:t>9</w:t>
+            </w:r>
+          </w:p>
+        </w:tc>
+      </w:tr>
+      <w:tr>
+        <w:trPr>
+          <w:trHeight w:val="1862"/>
+        </w:trPr>
+        <w:tc>
+          <w:tcPr>
+            <w:tcW w:w="923" w:type="dxa"/>
+            <w:tcBorders>
+              <w:top w:val="single" w:sz="4" w:space="0" w:color="000000"/>
+              <w:left w:val="single" w:sz="4" w:space="0" w:color="000000"/>
+              <w:bottom w:val="single" w:sz="4" w:space="0" w:color="000000"/>
+              <w:right w:val="single" w:sz="4" w:space="0" w:color="000000"/>
+            </w:tcBorders>
+            <w:shd w:val="clear" w:color="auto" w:fill="auto"/>
+            <w:tcMar>
+              <w:top w:w="80" w:type="dxa"/>
+              <w:left w:w="80" w:type="dxa"/>
+              <w:bottom w:w="80" w:type="dxa"/>
+              <w:right w:w="80" w:type="dxa"/>
+            </w:tcMar>
+            <w:vAlign w:val="center"/>
+          </w:tcPr>
+          <w:p>
+            <w:pPr>
+              <w:pStyle w:val="a5"/>
+              <w:numPr>
+                <w:ilvl w:val="0"/>
+                <w:numId w:val="1"/>
+              </w:numPr>
+            </w:pPr>
+            <w:r>
+              <w:rPr>
+                <w:sz w:val="22"/>
+                <w:szCs w:val="22"/>
+                <w:lang w:val="en-US"/>
+              </w:rPr>
+              <w:t>{#employee}</w:t>
+            </w:r>
+          </w:p>
+        </w:tc>
+        <w:tc>
+          <w:tcPr>
+            <w:tcW w:w="2918" w:type="dxa"/>
+            <w:tcBorders>
+              <w:top w:val="single" w:sz="4" w:space="0" w:color="000000"/>
+              <w:left w:val="single" w:sz="4" w:space="0" w:color="000000"/>
+              <w:bottom w:val="single" w:sz="4" w:space="0" w:color="000000"/>
+              <w:right w:val="single" w:sz="4" w:space="0" w:color="auto"/>
+            </w:tcBorders>
+            <w:shd w:val="clear" w:color="auto" w:fill="auto"/>
+            <w:tcMar>
+              <w:top w:w="80" w:type="dxa"/>
+              <w:left w:w="80" w:type="dxa"/>
+              <w:bottom w:w="80" w:type="dxa"/>
+              <w:right w:w="80" w:type="dxa"/>
+            </w:tcMar>
+            <w:vAlign w:val="center"/>
+          </w:tcPr>
+          <w:p>
+            <w:pPr>
+              <w:rPr>
+                <w:lang w:val="en-US"/>
+              </w:rPr>
+            </w:pPr>
+            <w:r>
+              <w:rPr>
+                <w:sz w:val="22"/>
+                <w:szCs w:val="22"/>
+                <w:lang w:val="en-US"/>
+              </w:rPr>
+              <w:t>{</w:t>
+            </w:r>
+            <w:proofErr w:type="spellStart"/>
+            <w:r>
+              <w:rPr>
+                <w:sz w:val="22"/>
+                <w:szCs w:val="22"/>
+                <w:lang w:val="en-US"/>
+              </w:rPr>
+              <w:t>last_</w:t>
+            </w:r>
+            <w:r>
+              <w:rPr>
+                <w:sz w:val="22"/>
+                <w:szCs w:val="22"/>
+                <w:lang w:val="en-US"/>
+              </w:rPr>
+              <w:t>name</w:t>
+            </w:r>
+            <w:proofErr w:type="spellEnd"/>
+            <w:r>
+              <w:rPr>
+                <w:sz w:val="22"/>
+                <w:szCs w:val="22"/>
+                <w:lang w:val="en-US"/>
+              </w:rPr>
+              <w:t>} {name} {</w:t>
+            </w:r>
+            <w:proofErr w:type="spellStart"/>
+            <w:r>
+              <w:rPr>
+                <w:sz w:val="22"/>
+                <w:szCs w:val="22"/>
+                <w:lang w:val="en-US"/>
+              </w:rPr>
+              <w:t>middle_name</w:t>
+            </w:r>
+            <w:proofErr w:type="spellEnd"/>
+            <w:r>
+              <w:rPr>
+                <w:sz w:val="22"/>
+                <w:szCs w:val="22"/>
+                <w:lang w:val="en-US"/>
+              </w:rPr>
+              <w:t>}</w:t>
+            </w:r>
+          </w:p>
+        </w:tc>
+        <w:tc>
+          <w:tcPr>
+            <w:tcW w:w="2379" w:type="dxa"/>
+            <w:tcBorders>
+              <w:top w:val="single" w:sz="4" w:space="0" w:color="auto"/>
+              <w:left w:val="single" w:sz="4" w:space="0" w:color="auto"/>
+              <w:bottom w:val="single" w:sz="4" w:space="0" w:color="auto"/>
+              <w:right w:val="single" w:sz="4" w:space="0" w:color="auto"/>
+            </w:tcBorders>
+            <w:shd w:val="clear" w:color="auto" w:fill="auto"/>
+            <w:tcMar>
+              <w:top w:w="80" w:type="dxa"/>
+              <w:left w:w="80" w:type="dxa"/>
+              <w:bottom w:w="80" w:type="dxa"/>
+              <w:right w:w="80" w:type="dxa"/>
+            </w:tcMar>
+            <w:vAlign w:val="center"/>
+          </w:tcPr>
+          <w:p>
+            <w:pPr>
+              <w:jc w:val="center"/>
+            </w:pPr>
+            <w:r>
+              <w:rPr>
+                <w:sz w:val="22"/>
+                <w:szCs w:val="22"/>
+                <w:lang w:val="en-US"/>
+              </w:rPr>
+              <w:t>{</w:t>
+            </w:r>
+            <w:proofErr w:type="spellStart"/>
+            <w:r>
+              <w:rPr>
+                <w:sz w:val="22"/>
+                <w:szCs w:val="22"/>
+                <w:lang w:val="en-US"/>
+              </w:rPr>
+              <w:t>organization_name</w:t>
+            </w:r>
+            <w:proofErr w:type="spellEnd"/>
+            <w:r>
+              <w:rPr>
+                <w:sz w:val="22"/>
+                <w:szCs w:val="22"/>
+                <w:lang w:val="en-US"/>
+              </w:rPr>
+              <w:t>}</w:t>
+            </w:r>
+          </w:p>
+        </w:tc>
+        <w:tc>
+          <w:tcPr>
+            <w:tcW w:w="3136" w:type="dxa"/>
+            <w:tcBorders>
+              <w:top w:val="single" w:sz="4" w:space="0" w:color="auto"/>
+              <w:left w:val="single" w:sz="4" w:space="0" w:color="auto"/>
+              <w:bottom w:val="single" w:sz="4" w:space="0" w:color="auto"/>
+              <w:right w:val="single" w:sz="4" w:space="0" w:color="auto"/>
+            </w:tcBorders>
+            <w:shd w:val="clear" w:color="auto" w:fill="auto"/>
+            <w:tcMar>
+              <w:top w:w="80" w:type="dxa"/>
+              <w:left w:w="80" w:type="dxa"/>
+              <w:bottom w:w="80" w:type="dxa"/>
+              <w:right w:w="80" w:type="dxa"/>
+            </w:tcMar>
+            <w:vAlign w:val="center"/>
+          </w:tcPr>
+          <w:p>
+            <w:pPr>
+              <w:jc w:val="center"/>
+            </w:pPr>
+            <w:r>
+              <w:rPr>
+                <w:sz w:val="22"/>
+                <w:szCs w:val="22"/>
+                <w:lang w:val="en-US"/>
+              </w:rPr>
+              <w:t>{grade}</w:t>
+            </w:r>
+          </w:p>
+        </w:tc>
+        <w:tc>
+          <w:tcPr>
+            <w:tcW w:w="842" w:type="dxa"/>
+            <w:tcBorders>
+              <w:top w:val="single" w:sz="4" w:space="0" w:color="000000"/>
+              <w:left w:val="single" w:sz="4" w:space="0" w:color="auto"/>
+              <w:bottom w:val="single" w:sz="4" w:space="0" w:color="000000"/>
+              <w:right w:val="single" w:sz="4" w:space="0" w:color="auto"/>
+            </w:tcBorders>
+          </w:tcPr>
+          <w:p>
+            <w:pPr>
+              <w:jc w:val="center"/>
+              <w:rPr>
+                <w:i/>
+                <w:iCs/>
+                <w:sz w:val="22"/>
+                <w:szCs w:val="22"/>
+                <w:lang w:val="en-US"/>
+              </w:rPr>
+            </w:pPr>
+          </w:p>
+          <w:p>
+            <w:pPr>
+              <w:jc w:val="center"/>
+              <w:rPr>
+                <w:i/>
+                <w:iCs/>
+                <w:sz w:val="22"/>
+                <w:szCs w:val="22"/>
+                <w:lang w:val="en-US"/>
+              </w:rPr>
+            </w:pPr>
+          </w:p>
+          <w:p>
+            <w:pPr>
+              <w:jc w:val="center"/>
+              <w:rPr>
+                <w:i/>
+                <w:iCs/>
+                <w:sz w:val="22"/>
+                <w:szCs w:val="22"/>
+                <w:lang w:val="en-US"/>
+              </w:rPr>
+            </w:pPr>
+          </w:p>
+          <w:p>
+            <w:pPr>
+              <w:jc w:val="center"/>
+              <w:rPr>
+                <w:i/>
+                <w:iCs/>
+                <w:sz w:val="22"/>
+                <w:szCs w:val="22"/>
+                <w:lang w:val="en-US"/>
+              </w:rPr>
+            </w:pPr>
+          </w:p>
+          <w:p>
+            <w:pPr>
+              <w:jc w:val="center"/>
+              <w:rPr>
+                <w:i/>
+                <w:iCs/>
+                <w:sz w:val="22"/>
+                <w:szCs w:val="22"/>
+                <w:lang w:val="en-US"/>
+              </w:rPr>
+            </w:pPr>
+          </w:p>
+          <w:p>
+            <w:pPr>
+              <w:jc w:val="center"/>
+              <w:rPr>
+                <w:i/>
+                <w:iCs/>
+                <w:sz w:val="22"/>
+                <w:szCs w:val="22"/>
+                <w:lang w:val="en-US"/>
+              </w:rPr>
+            </w:pPr>
+            <w:r>
+              <w:rPr>
+                <w:i/>
+                <w:iCs/>
+                <w:sz w:val="22"/>
+                <w:szCs w:val="22"/>
+                <w:lang w:val="en-US"/>
+              </w:rPr>
+              <w:t>{</w:t>
+            </w:r>
+            <w:proofErr w:type="spellStart"/>
+            <w:r>
+              <w:rPr>
+                <w:i/>
+                <w:iCs/>
+                <w:sz w:val="22"/>
+                <w:szCs w:val="22"/>
+                <w:lang w:val="en-US"/>
+              </w:rPr>
+              <w:t>random_number</w:t>
+            </w:r>
+            <w:proofErr w:type="spellEnd"/>
+            <w:r>
+              <w:rPr>
+                <w:i/>
+                <w:iCs/>
+                <w:sz w:val="22"/>
+                <w:szCs w:val="22"/>
+                <w:lang w:val="en-US"/>
+              </w:rPr>
+              <w:t>}</w:t>
+            </w:r>
+          </w:p>
+        </w:tc>
+        <w:tc>
+          <w:tcPr>
+            <w:tcW w:w="1621" w:type="dxa"/>
+            <w:tcBorders>
+              <w:top w:val="single" w:sz="4" w:space="0" w:color="000000"/>
+              <w:left w:val="single" w:sz="4" w:space="0" w:color="auto"/>
+              <w:bottom w:val="single" w:sz="4" w:space="0" w:color="000000"/>
+              <w:right w:val="single" w:sz="4" w:space="0" w:color="000000"/>
+            </w:tcBorders>
+            <w:shd w:val="clear" w:color="auto" w:fill="auto"/>
+            <w:tcMar>
+              <w:top w:w="80" w:type="dxa"/>
+              <w:left w:w="80" w:type="dxa"/>
+              <w:bottom w:w="80" w:type="dxa"/>
+              <w:right w:w="80" w:type="dxa"/>
+            </w:tcMar>
+            <w:vAlign w:val="center"/>
+          </w:tcPr>
+          <w:p>
+            <w:pPr>
+              <w:jc w:val="center"/>
+              <w:rPr>
+                <w:lang w:val="en-US"/>
+              </w:rPr>
+            </w:pPr>
+            <w:r>
+              <w:rPr>
+                <w:i/>
+                <w:iCs/>
+                <w:sz w:val="22"/>
+                <w:szCs w:val="22"/>
+                <w:lang w:val="en-US"/>
+              </w:rPr>
+              <w:t>{</w:t>
+            </w:r>
+            <w:r>
+              <w:rPr>
+                <w:i/>
+                <w:iCs/>
+                <w:sz w:val="22"/>
+                <w:szCs w:val="22"/>
+              </w:rPr>
+              <w:t>c</w:t>
+            </w:r>
+            <w:proofErr w:type="spellStart"/>
+            <w:r>
+              <w:rPr>
+                <w:i/>
+                <w:iCs/>
+                <w:sz w:val="22"/>
+                <w:szCs w:val="22"/>
+                <w:lang w:val="en-US"/>
+              </w:rPr>
+              <w:t>ourses_mark</w:t>
+            </w:r>
+            <w:proofErr w:type="spellEnd"/>
+            <w:r>
+              <w:rPr>
+                <w:i/>
+                <w:iCs/>
+                <w:sz w:val="22"/>
+                <w:szCs w:val="22"/>
+              </w:rPr>
+              <w:t>}</w:t>
+            </w:r>
+          </w:p>
+        </w:tc>
+        <w:tc>
+          <w:tcPr>
+            <w:tcW w:w="1406" w:type="dxa"/>
+            <w:tcBorders>
+              <w:top w:val="single" w:sz="4" w:space="0" w:color="000000"/>
+              <w:left w:val="single" w:sz="4" w:space="0" w:color="000000"/>
+              <w:bottom w:val="single" w:sz="4" w:space="0" w:color="000000"/>
+              <w:right w:val="single" w:sz="4" w:space="0" w:color="000000"/>
+            </w:tcBorders>
+            <w:shd w:val="clear" w:color="auto" w:fill="auto"/>
+            <w:tcMar>
+              <w:top w:w="80" w:type="dxa"/>
+              <w:left w:w="80" w:type="dxa"/>
+              <w:bottom w:w="80" w:type="dxa"/>
+              <w:right w:w="80" w:type="dxa"/>
+            </w:tcMar>
+            <w:vAlign w:val="center"/>
+          </w:tcPr>
+          <w:p/>
+        </w:tc>
+        <w:tc>
+          <w:tcPr>
+            <w:tcW w:w="951" w:type="dxa"/>
+            <w:tcBorders>
+              <w:top w:val="single" w:sz="4" w:space="0" w:color="000000"/>
+              <w:left w:val="single" w:sz="4" w:space="0" w:color="000000"/>
+              <w:bottom w:val="single" w:sz="4" w:space="0" w:color="000000"/>
+              <w:right w:val="single" w:sz="4" w:space="0" w:color="000000"/>
+            </w:tcBorders>
+            <w:shd w:val="clear" w:color="auto" w:fill="auto"/>
+            <w:tcMar>
+              <w:top w:w="80" w:type="dxa"/>
+              <w:left w:w="80" w:type="dxa"/>
+              <w:bottom w:w="80" w:type="dxa"/>
+              <w:right w:w="80" w:type="dxa"/>
+            </w:tcMar>
+            <w:vAlign w:val="center"/>
+          </w:tcPr>
+          <w:p/>
+        </w:tc>
+        <w:tc>
+          <w:tcPr>
+            <w:tcW w:w="1427" w:type="dxa"/>
+            <w:vMerge/>
+            <w:tcBorders>
+              <w:top w:val="single" w:sz="4" w:space="0" w:color="000000"/>
+              <w:left w:val="single" w:sz="4" w:space="0" w:color="000000"/>
+              <w:bottom w:val="single" w:sz="4" w:space="0" w:color="000000"/>
+              <w:right w:val="single" w:sz="4" w:space="0" w:color="000000"/>
+            </w:tcBorders>
+          </w:tcPr>
+          <w:p>
+            <w:pPr>
+              <w:rPr>
+                <w:sz w:val="22"/>
+                <w:szCs w:val="22"/>
+              </w:rPr>
+            </w:pPr>
+          </w:p>
+          <w:p>
+            <w:pPr>
+              <w:rPr>
+                <w:sz w:val="22"/>
+                <w:szCs w:val="22"/>
+              </w:rPr>
+            </w:pPr>
+          </w:p>
+          <w:p>
+            <w:pPr>
+              <w:rPr>
+                <w:sz w:val="22"/>
+                <w:szCs w:val="22"/>
+              </w:rPr>
+            </w:pPr>
+          </w:p>
+          <w:p>
+            <w:pPr>
+              <w:rPr>
+                <w:sz w:val="22"/>
+                <w:szCs w:val="22"/>
+              </w:rPr>
+            </w:pPr>
+          </w:p>
+          <w:p>
+            <w:pPr>
+              <w:rPr>
+                <w:sz w:val="22"/>
+                <w:szCs w:val="22"/>
+                <w:lang w:val="en-US"/>
+              </w:rPr>
+            </w:pPr>
+            <w:r>
+              <w:rPr>
+                <w:sz w:val="22"/>
+                <w:szCs w:val="22"/>
+                <w:lang w:val="en-US"/>
+              </w:rPr>
+              <w:t xml:space="preserve"> </w:t>
+            </w:r>
+            <w:r>
+              <w:rPr>
+                <w:sz w:val="22"/>
+                <w:szCs w:val="22"/>
+              </w:rPr>
+              <w:t>{</w:t>
+            </w:r>
+            <w:proofErr w:type="spellStart"/>
+            <w:r>
+              <w:rPr>
+                <w:sz w:val="22"/>
+                <w:szCs w:val="22"/>
+              </w:rPr>
+              <w:t>conclusion</w:t>
+            </w:r>
+            <w:proofErr w:type="spellEnd"/>
+            <w:r>
+              <w:rPr>
+                <w:sz w:val="22"/>
+                <w:szCs w:val="22"/>
+                <w:lang w:val="en-US"/>
+              </w:rPr>
+              <w:t>}</w:t>
+            </w:r>
+            <w:r>
+              <w:rPr>
+                <w:i/>
+                <w:iCs/>
+                <w:sz w:val="22"/>
+                <w:szCs w:val="22"/>
+                <w:lang w:val="en-US"/>
+              </w:rPr>
+              <w:t>{/employee}</w:t>
+            </w:r>
+          </w:p>
+        </w:tc>
+      </w:tr>
+    </w:tbl>
+    <w:p>
+      <w:pPr>
+        <w:widowControl w:val="0"/>
+        <w:ind w:left="324" w:hanging="324"/>
+        <w:rPr>
+          <w:sz w:val="22"/>
+          <w:szCs w:val="22"/>
+        </w:rPr>
+      </w:pPr>
+    </w:p>
+    <w:p>
+      <w:pPr>
+        <w:widowControl w:val="0"/>
+        <w:ind w:left="216" w:hanging="216"/>
+        <w:rPr>
+          <w:sz w:val="22"/>
+          <w:szCs w:val="22"/>
+        </w:rPr>
+      </w:pPr>
+    </w:p>
+    <w:p>
+      <w:pPr>
+        <w:widowControl w:val="0"/>
+        <w:ind w:left="108" w:hanging="108"/>
+        <w:rPr>
+          <w:sz w:val="22"/>
+          <w:szCs w:val="22"/>
+        </w:rPr>
+      </w:pPr>
+    </w:p>
+    <w:p>
+      <w:pPr>
+        <w:widowControl w:val="0"/>
+        <w:jc w:val="both"/>
+        <w:rPr>
+          <w:sz w:val="22"/>
+          <w:szCs w:val="22"/>
+        </w:rPr>
+      </w:pPr>
+    </w:p>
+    <w:p>
+      <w:pPr>
+        <w:tabs>
+          <w:tab w:val="left" w:pos="2220"/>
+        </w:tabs>
+        <w:rPr>
+          <w:sz w:val="18"/>
+          <w:szCs w:val="18"/>
+        </w:rPr>
+      </w:pPr>
+      <w:r>
+        <w:rPr>
+          <w:sz w:val="28"/>
+          <w:szCs w:val="28"/>
+        </w:rPr>
+        <w:tab/>
+      </w:r>
+    </w:p>
+    <w:p>
+      <w:pPr>
+        <w:ind w:left="3828"/>
+      </w:pPr>
+      <w:r>
+        <w:t>Председатель комиссии:</w:t>
+      </w:r>
+      <w:r>
+        <w:tab/>
+      </w:r>
+      <w:r>
+        <w:tab/>
+      </w:r>
+      <w:r>
+        <w:tab/>
+      </w:r>
+      <w:r>
+        <w:tab/>
+        <w:t xml:space="preserve">/ В.М. </w:t>
+      </w:r>
+      <w:proofErr w:type="spellStart"/>
+      <w:r>
+        <w:t>Шекшуев</w:t>
+      </w:r>
+      <w:proofErr w:type="spellEnd"/>
+      <w:r>
+        <w:t xml:space="preserve"> /</w:t>
+      </w:r>
+    </w:p>
+    <w:p>
+      <w:pPr>
+        <w:ind w:left="3828"/>
+        <w:rPr>
+          <w:sz w:val="12"/>
+          <w:szCs w:val="12"/>
+        </w:rPr>
+      </w:pPr>
+    </w:p>
+    <w:p>
+      <w:pPr>
+        <w:ind w:left="3828"/>
+      </w:pPr>
+      <w:r>
+        <w:t>Члены комиссии:</w:t>
+      </w:r>
+      <w:r>
+        <w:tab/>
+      </w:r>
+      <w:r>
+        <w:tab/>
+      </w:r>
+      <w:r>
+        <w:tab/>
+      </w:r>
+      <w:r>
+        <w:tab/>
+      </w:r>
+      <w:r>
+        <w:tab/>
+        <w:t>/ Е.С. Воробьева /</w:t>
+      </w:r>
+    </w:p>
+    <w:p>
+      <w:pPr>
+        <w:ind w:left="3828"/>
+        <w:rPr>
+          <w:sz w:val="12"/>
+          <w:szCs w:val="12"/>
+        </w:rPr>
+      </w:pPr>
+    </w:p>
+    <w:p>
+      <w:pPr>
+        <w:ind w:left="3828"/>
+      </w:pPr>
+      <w:r>
+        <w:tab/>
+      </w:r>
+      <w:r>
+        <w:tab/>
+      </w:r>
+      <w:r>
+        <w:tab/>
+      </w:r>
+      <w:r>
+        <w:tab/>
+      </w:r>
+      <w:r>
+        <w:tab/>
+      </w:r>
+      <w:r>
+        <w:tab/>
+      </w:r>
+      <w:r>
+        <w:tab/>
+        <w:t xml:space="preserve">/ И.Ю. </w:t>
+      </w:r>
+      <w:proofErr w:type="spellStart"/>
+      <w:r>
+        <w:t>Шекшуева</w:t>
+      </w:r>
+      <w:proofErr w:type="spellEnd"/>
+      <w:r>
+        <w:t xml:space="preserve"> /</w:t>
+      </w:r>
+    </w:p>
+    <w:sectPr>
+      <w:headerReference w:type="default" r:id="rId7"/>
+      <w:footerReference w:type="default" r:id="rId8"/>
+      <w:pgSz w:w="16840" w:h="11900" w:orient="landscape"/>
+      <w:pgMar w:top="142" w:right="536" w:bottom="0" w:left="1134" w:header="709" w:footer="709" w:gutter="0"/>
+      <w:cols w:space="720"/>
+    </w:sectPr>
+  </w:body>
+</w:document>
+</file>
+
+<file path=doc.xml><?xml version="1.0" encoding="utf-8"?>
+<w:document xmlns:wpc="http://schemas.microsoft.com/office/word/2010/wordprocessingCanvas" xmlns:cx="http://schemas.microsoft.com/office/drawing/2014/chartex" xmlns:cx1="http://schemas.microsoft.com/office/drawing/2015/9/8/chartex" xmlns:cx2="http://schemas.microsoft.com/office/drawing/2015/10/21/chartex" xmlns:cx3="http://schemas.microsoft.com/office/drawing/2016/5/9/chartex" xmlns:cx4="http://schemas.microsoft.com/office/drawing/2016/5/10/chartex" xmlns:cx5="http://schemas.microsoft.com/office/drawing/2016/5/11/chartex" xmlns:cx6="http://schemas.microsoft.com/office/drawing/2016/5/12/chartex" xmlns:cx7="http://schemas.microsoft.com/office/drawing/2016/5/13/chartex" xmlns:cx8="http://schemas.microsoft.com/office/drawing/2016/5/14/chartex" xmlns:mc="http://schemas.openxmlformats.org/markup-compatibility/2006" xmlns:aink="http://schemas.microsoft.com/office/drawing/2016/ink" xmlns:am3d="http://schemas.microsoft.com/office/drawing/2017/model3d" xmlns:o="urn:schemas-microsoft-com:office:office" xmlns:oel="http://schemas.microsoft.com/office/2019/extlst" xmlns:r="http://schemas.openxmlformats.org/officeDocument/2006/relationships" xmlns:m="http://schemas.openxmlformats.org/officeDocument/2006/math" xmlns:v="urn:schemas-microsoft-com:vml" xmlns:wp14="http://schemas.microsoft.com/office/word/2010/wordprocessingDrawing" xmlns:wp="http://schemas.openxmlformats.org/drawingml/2006/wordprocessingDrawing" xmlns:w10="urn:schemas-microsoft-com:office:word" xmlns:w="http://schemas.openxmlformats.org/wordprocessingml/2006/main" xmlns:w14="http://schemas.microsoft.com/office/word/2010/wordml" xmlns:w15="http://schemas.microsoft.com/office/word/2012/wordml" xmlns:w16cex="http://schemas.microsoft.com/office/word/2018/wordml/cex" xmlns:w16cid="http://schemas.microsoft.com/office/word/2016/wordml/cid" xmlns:w16="http://schemas.microsoft.com/office/word/2018/wordml" xmlns:w16sdtdh="http://schemas.microsoft.com/office/word/2020/wordml/sdtdatahash" xmlns:w16se="http://schemas.microsoft.com/office/word/2015/wordml/symex" xmlns:wpg="http://schemas.microsoft.com/office/word/2010/wordprocessingGroup" xmlns:wpi="http://schemas.microsoft.com/office/word/2010/wordprocessingInk" xmlns:wne="http://schemas.microsoft.com/office/word/2006/wordml" xmlns:wps="http://schemas.microsoft.com/office/word/2010/wordprocessingShape" mc:Ignorable="w14 w15 w16se w16cid w16 w16cex w16sdtdh wp14">
+  <w:body>
+    <w:p>
+      <w:pPr>
+        <w:jc w:val="center"/>
+        <w:rPr>
+          <w:b/>
+          <w:bCs/>
+          <w:sz w:val="28"/>
+          <w:szCs w:val="28"/>
+          <w:lang w:val="en-US"/>
+        </w:rPr>
+      </w:pPr>
+      <w:r>
+        <w:rPr>
+          <w:b/>
+          <w:bCs/>
+          <w:sz w:val="28"/>
+          <w:szCs w:val="28"/>
+          <w:lang w:val="en-US"/>
+        </w:rPr>
+        <w:t>{</w:t>
+      </w:r>
+      <w:proofErr w:type="spellStart"/>
+      <w:r>
+        <w:rPr>
+          <w:b/>
+          <w:bCs/>
+          <w:sz w:val="28"/>
+          <w:szCs w:val="28"/>
+          <w:lang w:val="en-US"/>
+        </w:rPr>
+        <w:t>moisei_name</w:t>
+      </w:r>
+      <w:proofErr w:type="spellEnd"/>
+      <w:r>
+        <w:rPr>
+          <w:b/>
+          <w:bCs/>
+          <w:sz w:val="28"/>
+          <w:szCs w:val="28"/>
+          <w:lang w:val="en-US"/>
+        </w:rPr>
+        <w:t>}</w:t>
+      </w:r>
+    </w:p>
+    <w:p>
+      <w:pPr>
+        <w:jc w:val="center"/>
+        <w:rPr>
+          <w:b/>
+          <w:bCs/>
+          <w:sz w:val="22"/>
+          <w:szCs w:val="22"/>
+        </w:rPr>
+      </w:pPr>
+    </w:p>
+    <w:p>
+      <w:pPr>
+        <w:jc w:val="center"/>
+        <w:rPr>
+          <w:b/>
+          <w:bCs/>
+          <w:sz w:val="28"/>
+          <w:szCs w:val="28"/>
+        </w:rPr>
+      </w:pPr>
+      <w:r>
+        <w:rPr>
+          <w:b/>
+          <w:bCs/>
+          <w:sz w:val="28"/>
+          <w:szCs w:val="28"/>
+        </w:rPr>
+        <w:t xml:space="preserve">П Р О Т О К О Л    </w:t>
+      </w:r>
+      <w:proofErr w:type="gramStart"/>
+      <w:r>
+        <w:rPr>
+          <w:b/>
+          <w:bCs/>
+          <w:sz w:val="28"/>
+          <w:szCs w:val="28"/>
+        </w:rPr>
+        <w:t xml:space="preserve">№  </w:t>
+      </w:r>
+      <w:r>
+        <w:rPr>
+          <w:b/>
+          <w:bCs/>
+          <w:sz w:val="28"/>
+          <w:szCs w:val="28"/>
+        </w:rPr>
+        <w:t>{</w:t>
+      </w:r>
+      <w:proofErr w:type="gramEnd"/>
+      <w:r>
+        <w:rPr>
+          <w:b/>
+          <w:bCs/>
+          <w:sz w:val="28"/>
+          <w:szCs w:val="28"/>
+          <w:lang w:val="en-US"/>
+        </w:rPr>
+        <w:t>group</w:t>
+      </w:r>
+      <w:r>
+        <w:rPr>
+          <w:b/>
+          <w:bCs/>
+          <w:sz w:val="28"/>
+          <w:szCs w:val="28"/>
+        </w:rPr>
+        <w:t>_</w:t>
+      </w:r>
+      <w:r>
+        <w:rPr>
+          <w:b/>
+          <w:bCs/>
+          <w:sz w:val="28"/>
+          <w:szCs w:val="28"/>
+          <w:lang w:val="en-US"/>
+        </w:rPr>
+        <w:t>id</w:t>
+      </w:r>
+      <w:r>
+        <w:rPr>
+          <w:b/>
+          <w:bCs/>
+          <w:sz w:val="28"/>
+          <w:szCs w:val="28"/>
+        </w:rPr>
+        <w:t>}</w:t>
+      </w:r>
+      <w:r>
+        <w:rPr>
+          <w:b/>
+          <w:bCs/>
+          <w:sz w:val="28"/>
+          <w:szCs w:val="28"/>
+        </w:rPr>
+        <w:t xml:space="preserve">  от  </w:t>
+      </w:r>
+      <w:r>
+        <w:rPr>
+          <w:b/>
+          <w:bCs/>
+          <w:sz w:val="28"/>
+          <w:szCs w:val="28"/>
+        </w:rPr>
+        <w:t>{</w:t>
+      </w:r>
+      <w:r>
+        <w:rPr>
+          <w:b/>
+          <w:bCs/>
+          <w:sz w:val="28"/>
+          <w:szCs w:val="28"/>
+          <w:lang w:val="en-US"/>
+        </w:rPr>
+        <w:t>end</w:t>
+      </w:r>
+      <w:r>
+        <w:rPr>
+          <w:b/>
+          <w:bCs/>
+          <w:sz w:val="28"/>
+          <w:szCs w:val="28"/>
+        </w:rPr>
+        <w:t>_</w:t>
+      </w:r>
+      <w:r>
+        <w:rPr>
+          <w:b/>
+          <w:bCs/>
+          <w:sz w:val="28"/>
+          <w:szCs w:val="28"/>
+          <w:lang w:val="en-US"/>
+        </w:rPr>
+        <w:t>date</w:t>
+      </w:r>
+      <w:r>
+        <w:rPr>
+          <w:b/>
+          <w:bCs/>
+          <w:sz w:val="28"/>
+          <w:szCs w:val="28"/>
+        </w:rPr>
+        <w:t>}</w:t>
+      </w:r>
+    </w:p>
+    <w:p>
+      <w:pPr>
+        <w:jc w:val="center"/>
+        <w:rPr>
+          <w:b/>
+          <w:bCs/>
+          <w:sz w:val="28"/>
+          <w:szCs w:val="28"/>
+        </w:rPr>
+      </w:pPr>
+      <w:r>
+        <w:rPr>
+          <w:b/>
+          <w:bCs/>
+          <w:sz w:val="28"/>
+          <w:szCs w:val="28"/>
+        </w:rPr>
+        <w:t>заседания комиссии по проверке знаний</w:t>
+      </w:r>
+    </w:p>
+    <w:p>
+      <w:pPr>
+        <w:rPr>
+          <w:sz w:val="18"/>
+          <w:szCs w:val="18"/>
+        </w:rPr>
+      </w:pPr>
+    </w:p>
+    <w:p>
+      <w:r>
+        <w:t>В соответствии с приказом директора от «01» сентября 2022 г. № 10 комиссия в составе:</w:t>
+      </w:r>
+    </w:p>
+    <w:p>
+      <w:pPr>
+        <w:rPr>
+          <w:sz w:val="22"/>
+          <w:szCs w:val="22"/>
+        </w:rPr>
+      </w:pPr>
+    </w:p>
+    <w:p>
+      <w:r>
+        <w:rPr>
+          <w:b/>
+          <w:bCs/>
+        </w:rPr>
+        <w:t>Председатель комиссии:</w:t>
+      </w:r>
+      <w:r>
+        <w:tab/>
+      </w:r>
+      <w:proofErr w:type="spellStart"/>
+      <w:r>
+        <w:t>Шекшуев</w:t>
+      </w:r>
+      <w:proofErr w:type="spellEnd"/>
+      <w:r>
+        <w:t xml:space="preserve"> В.М.. - директор</w:t>
+      </w:r>
+    </w:p>
+    <w:p>
+      <w:r>
+        <w:rPr>
+          <w:b/>
+          <w:bCs/>
+        </w:rPr>
+        <w:t>Члены комиссии:</w:t>
+      </w:r>
+      <w:r>
+        <w:rPr>
+          <w:b/>
+          <w:bCs/>
+        </w:rPr>
+        <w:tab/>
+      </w:r>
+      <w:r>
+        <w:tab/>
+        <w:t>Воробьева Е.С. – заместитель директора</w:t>
+      </w:r>
+    </w:p>
+    <w:p>
+      <w:r>
+        <w:tab/>
+      </w:r>
+      <w:r>
+        <w:tab/>
+      </w:r>
+      <w:r>
+        <w:tab/>
+      </w:r>
+      <w:r>
+        <w:tab/>
+      </w:r>
+      <w:proofErr w:type="spellStart"/>
+      <w:r>
+        <w:t>Шекшуева</w:t>
+      </w:r>
+      <w:proofErr w:type="spellEnd"/>
+      <w:r>
+        <w:t xml:space="preserve"> И.Ю. – специалист учебного центра</w:t>
+      </w:r>
+    </w:p>
+    <w:p>
+      <w:pPr>
+        <w:pStyle w:val="a4"/>
+        <w:tabs>
+          <w:tab w:val="left" w:pos="2694"/>
+        </w:tabs>
+        <w:rPr>
+          <w:sz w:val="22"/>
+          <w:szCs w:val="22"/>
+        </w:rPr>
+      </w:pPr>
+    </w:p>
+    <w:p>
+      <w:pPr>
+        <w:jc w:val="both"/>
+      </w:pPr>
+      <w:r>
+        <w:t>Проведена проверка знаний по программе: - «</w:t>
+      </w:r>
+      <w:r>
+        <w:t>{</w:t>
+      </w:r>
+      <w:r>
+        <w:rPr>
+          <w:lang w:val="en-US"/>
+        </w:rPr>
+        <w:t>course</w:t>
+      </w:r>
+      <w:r>
+        <w:t>_</w:t>
+      </w:r>
+      <w:r>
+        <w:rPr>
+          <w:lang w:val="en-US"/>
+        </w:rPr>
+        <w:t>name</w:t>
+      </w:r>
+      <w:r>
+        <w:t>}</w:t>
+      </w:r>
+      <w:r>
+        <w:t xml:space="preserve">» в объеме </w:t>
+      </w:r>
+      <w:r>
+        <w:t>{</w:t>
+      </w:r>
+      <w:r>
+        <w:rPr>
+          <w:lang w:val="en-US"/>
+        </w:rPr>
+        <w:t>hours</w:t>
+      </w:r>
+      <w:r>
+        <w:t>}</w:t>
+      </w:r>
+      <w:r>
+        <w:t xml:space="preserve"> часов;</w:t>
+      </w:r>
+    </w:p>
+    <w:p>
+      <w:pPr>
+        <w:jc w:val="both"/>
+        <w:rPr>
+          <w:sz w:val="22"/>
+          <w:szCs w:val="22"/>
+        </w:rPr>
+      </w:pPr>
+      <w:r>
+        <w:rPr>
+          <w:sz w:val="22"/>
+          <w:szCs w:val="22"/>
+        </w:rPr>
+        <w:t>- - «</w:t>
+      </w:r>
+      <w:r>
+        <w:rPr>
+          <w:sz w:val="22"/>
+          <w:szCs w:val="22"/>
+        </w:rPr>
+        <w:t>{</w:t>
+      </w:r>
+      <w:r>
+        <w:rPr>
+          <w:sz w:val="22"/>
+          <w:szCs w:val="22"/>
+          <w:lang w:val="en-US"/>
+        </w:rPr>
+        <w:t>course</w:t>
+      </w:r>
+      <w:r>
+        <w:rPr>
+          <w:sz w:val="22"/>
+          <w:szCs w:val="22"/>
+        </w:rPr>
+        <w:t>_</w:t>
+      </w:r>
+      <w:r>
+        <w:rPr>
+          <w:sz w:val="22"/>
+          <w:szCs w:val="22"/>
+          <w:lang w:val="en-US"/>
+        </w:rPr>
+        <w:t>name</w:t>
+      </w:r>
+      <w:r>
+        <w:rPr>
+          <w:sz w:val="22"/>
+          <w:szCs w:val="22"/>
+        </w:rPr>
+        <w:t>}</w:t>
+      </w:r>
+      <w:r>
+        <w:rPr>
+          <w:sz w:val="22"/>
+          <w:szCs w:val="22"/>
+        </w:rPr>
+        <w:t xml:space="preserve">» в объеме </w:t>
+      </w:r>
+      <w:r>
+        <w:rPr>
+          <w:sz w:val="22"/>
+          <w:szCs w:val="22"/>
+        </w:rPr>
+        <w:t>{</w:t>
+      </w:r>
+      <w:r>
+        <w:rPr>
+          <w:sz w:val="22"/>
+          <w:szCs w:val="22"/>
+          <w:lang w:val="en-US"/>
+        </w:rPr>
+        <w:t>hours</w:t>
+      </w:r>
+      <w:r>
+        <w:rPr>
+          <w:sz w:val="22"/>
+          <w:szCs w:val="22"/>
+        </w:rPr>
+        <w:t>}</w:t>
+      </w:r>
+      <w:r>
+        <w:rPr>
+          <w:sz w:val="22"/>
+          <w:szCs w:val="22"/>
+        </w:rPr>
+        <w:t xml:space="preserve"> часов:</w:t>
+      </w:r>
+    </w:p>
+    <w:tbl>
+      <w:tblPr>
+        <w:tblStyle w:val="TableNormal"/>
+        <w:tblW w:w="15603" w:type="dxa"/>
+        <w:tblInd w:w="-289" w:type="dxa"/>
+        <w:tblBorders>
+          <w:top w:val="single" w:sz="8" w:space="0" w:color="FFFFFF"/>
+          <w:left w:val="single" w:sz="8" w:space="0" w:color="FFFFFF"/>
+          <w:bottom w:val="single" w:sz="8" w:space="0" w:color="FFFFFF"/>
+          <w:right w:val="single" w:sz="8" w:space="0" w:color="FFFFFF"/>
+          <w:insideH w:val="single" w:sz="8" w:space="0" w:color="FFFFFF"/>
+          <w:insideV w:val="single" w:sz="8" w:space="0" w:color="FFFFFF"/>
+        </w:tblBorders>
+        <w:shd w:val="clear" w:color="auto" w:fill="CED7E7"/>
+        <w:tblLayout w:type="fixed"/>
+        <w:tblLook w:val="04A0" w:firstRow="1" w:lastRow="0" w:firstColumn="1" w:lastColumn="0" w:noHBand="0" w:noVBand="1"/>
+      </w:tblPr>
+      <w:tblGrid>
+        <w:gridCol w:w="923"/>
+        <w:gridCol w:w="2918"/>
+        <w:gridCol w:w="2379"/>
+        <w:gridCol w:w="3136"/>
+        <w:gridCol w:w="842"/>
+        <w:gridCol w:w="1621"/>
+        <w:gridCol w:w="1406"/>
+        <w:gridCol w:w="951"/>
+        <w:gridCol w:w="1427"/>
+      </w:tblGrid>
+      <w:tr>
+        <w:trPr>
+          <w:trHeight w:val="1046"/>
+        </w:trPr>
+        <w:tc>
+          <w:tcPr>
+            <w:tcW w:w="923" w:type="dxa"/>
+            <w:tcBorders>
+              <w:top w:val="single" w:sz="4" w:space="0" w:color="000000"/>
+              <w:left w:val="single" w:sz="4" w:space="0" w:color="000000"/>
+              <w:bottom w:val="single" w:sz="4" w:space="0" w:color="000000"/>
+              <w:right w:val="single" w:sz="4" w:space="0" w:color="000000"/>
+            </w:tcBorders>
+            <w:shd w:val="clear" w:color="auto" w:fill="auto"/>
+            <w:tcMar>
+              <w:top w:w="80" w:type="dxa"/>
+              <w:left w:w="80" w:type="dxa"/>
+              <w:bottom w:w="80" w:type="dxa"/>
+              <w:right w:w="80" w:type="dxa"/>
+            </w:tcMar>
+            <w:vAlign w:val="center"/>
+          </w:tcPr>
+          <w:p>
+            <w:pPr>
+              <w:jc w:val="center"/>
+            </w:pPr>
+            <w:r>
+              <w:rPr>
+                <w:sz w:val="22"/>
+                <w:szCs w:val="22"/>
+              </w:rPr>
+              <w:t>№</w:t>
+            </w:r>
+          </w:p>
+        </w:tc>
+        <w:tc>
+          <w:tcPr>
+            <w:tcW w:w="2918" w:type="dxa"/>
+            <w:tcBorders>
+              <w:top w:val="single" w:sz="4" w:space="0" w:color="000000"/>
+              <w:left w:val="single" w:sz="4" w:space="0" w:color="000000"/>
+              <w:bottom w:val="single" w:sz="4" w:space="0" w:color="000000"/>
+              <w:right w:val="single" w:sz="4" w:space="0" w:color="000000"/>
+            </w:tcBorders>
+            <w:shd w:val="clear" w:color="auto" w:fill="auto"/>
+            <w:tcMar>
+              <w:top w:w="80" w:type="dxa"/>
+              <w:left w:w="80" w:type="dxa"/>
+              <w:bottom w:w="80" w:type="dxa"/>
+              <w:right w:w="80" w:type="dxa"/>
+            </w:tcMar>
+            <w:vAlign w:val="center"/>
+          </w:tcPr>
+          <w:p>
+            <w:pPr>
+              <w:jc w:val="center"/>
+            </w:pPr>
+            <w:r>
+              <w:rPr>
+                <w:sz w:val="22"/>
+                <w:szCs w:val="22"/>
+              </w:rPr>
+              <w:t>Ф.И.О.</w:t>
+            </w:r>
+          </w:p>
+        </w:tc>
+        <w:tc>
+          <w:tcPr>
+            <w:tcW w:w="2379" w:type="dxa"/>
+            <w:tcBorders>
+              <w:top w:val="single" w:sz="4" w:space="0" w:color="000000"/>
+              <w:left w:val="single" w:sz="4" w:space="0" w:color="000000"/>
+              <w:bottom w:val="single" w:sz="4" w:space="0" w:color="000000"/>
+              <w:right w:val="single" w:sz="4" w:space="0" w:color="000000"/>
+            </w:tcBorders>
+            <w:shd w:val="clear" w:color="auto" w:fill="auto"/>
+            <w:tcMar>
+              <w:top w:w="80" w:type="dxa"/>
+              <w:left w:w="80" w:type="dxa"/>
+              <w:bottom w:w="80" w:type="dxa"/>
+              <w:right w:w="80" w:type="dxa"/>
+            </w:tcMar>
+            <w:vAlign w:val="center"/>
+          </w:tcPr>
+          <w:p>
+            <w:pPr>
+              <w:jc w:val="center"/>
+            </w:pPr>
+            <w:r>
+              <w:rPr>
+                <w:sz w:val="22"/>
+                <w:szCs w:val="22"/>
+              </w:rPr>
+              <w:t>Наименование предприятия</w:t>
+            </w:r>
+          </w:p>
+        </w:tc>
+        <w:tc>
+          <w:tcPr>
+            <w:tcW w:w="3136" w:type="dxa"/>
+            <w:tcBorders>
+              <w:top w:val="single" w:sz="4" w:space="0" w:color="000000"/>
+              <w:left w:val="single" w:sz="4" w:space="0" w:color="000000"/>
+              <w:bottom w:val="single" w:sz="4" w:space="0" w:color="000000"/>
+              <w:right w:val="single" w:sz="4" w:space="0" w:color="000000"/>
+            </w:tcBorders>
+            <w:shd w:val="clear" w:color="auto" w:fill="auto"/>
+            <w:tcMar>
+              <w:top w:w="80" w:type="dxa"/>
+              <w:left w:w="80" w:type="dxa"/>
+              <w:bottom w:w="80" w:type="dxa"/>
+              <w:right w:w="80" w:type="dxa"/>
+            </w:tcMar>
+            <w:vAlign w:val="center"/>
+          </w:tcPr>
+          <w:p>
+            <w:pPr>
+              <w:jc w:val="center"/>
+            </w:pPr>
+            <w:r>
+              <w:rPr>
+                <w:sz w:val="22"/>
+                <w:szCs w:val="22"/>
+              </w:rPr>
+              <w:t>Занимаемая должность</w:t>
+            </w:r>
+          </w:p>
+        </w:tc>
+        <w:tc>
+          <w:tcPr>
+            <w:tcW w:w="842" w:type="dxa"/>
+            <w:tcBorders>
+              <w:top w:val="single" w:sz="4" w:space="0" w:color="000000"/>
+              <w:left w:val="single" w:sz="4" w:space="0" w:color="000000"/>
+              <w:bottom w:val="single" w:sz="4" w:space="0" w:color="000000"/>
+              <w:right w:val="single" w:sz="4" w:space="0" w:color="000000"/>
+            </w:tcBorders>
+          </w:tcPr>
+          <w:p>
+            <w:pPr>
+              <w:jc w:val="center"/>
+              <w:rPr>
+                <w:sz w:val="22"/>
+                <w:szCs w:val="22"/>
+              </w:rPr>
+            </w:pPr>
+          </w:p>
+          <w:p>
+            <w:pPr>
+              <w:jc w:val="center"/>
+              <w:rPr>
+                <w:sz w:val="22"/>
+                <w:szCs w:val="22"/>
+              </w:rPr>
+            </w:pPr>
+          </w:p>
+          <w:p>
+            <w:pPr>
+              <w:jc w:val="center"/>
+              <w:rPr>
+                <w:sz w:val="22"/>
+                <w:szCs w:val="22"/>
+              </w:rPr>
+            </w:pPr>
+          </w:p>
+          <w:p>
+            <w:pPr>
+              <w:jc w:val="center"/>
+              <w:rPr>
+                <w:sz w:val="22"/>
+                <w:szCs w:val="22"/>
+              </w:rPr>
+            </w:pPr>
+            <w:r>
+              <w:rPr>
+                <w:sz w:val="22"/>
+                <w:szCs w:val="22"/>
+              </w:rPr>
+              <w:t>Номер билета</w:t>
+            </w:r>
+          </w:p>
+        </w:tc>
+        <w:tc>
+          <w:tcPr>
+            <w:tcW w:w="1621" w:type="dxa"/>
+            <w:tcBorders>
+              <w:top w:val="single" w:sz="4" w:space="0" w:color="000000"/>
+              <w:left w:val="single" w:sz="4" w:space="0" w:color="000000"/>
+              <w:bottom w:val="single" w:sz="4" w:space="0" w:color="000000"/>
+              <w:right w:val="single" w:sz="4" w:space="0" w:color="000000"/>
+            </w:tcBorders>
+            <w:shd w:val="clear" w:color="auto" w:fill="auto"/>
+            <w:tcMar>
+              <w:top w:w="80" w:type="dxa"/>
+              <w:left w:w="80" w:type="dxa"/>
+              <w:bottom w:w="80" w:type="dxa"/>
+              <w:right w:w="80" w:type="dxa"/>
+            </w:tcMar>
+            <w:vAlign w:val="center"/>
+          </w:tcPr>
+          <w:p>
+            <w:pPr>
+              <w:jc w:val="center"/>
+            </w:pPr>
+            <w:r>
+              <w:rPr>
+                <w:sz w:val="22"/>
+                <w:szCs w:val="22"/>
+              </w:rPr>
+              <w:t>Результат проверки знаний</w:t>
+            </w:r>
+          </w:p>
+        </w:tc>
+        <w:tc>
+          <w:tcPr>
+            <w:tcW w:w="1406" w:type="dxa"/>
+            <w:tcBorders>
+              <w:top w:val="single" w:sz="4" w:space="0" w:color="000000"/>
+              <w:left w:val="single" w:sz="4" w:space="0" w:color="000000"/>
+              <w:bottom w:val="single" w:sz="4" w:space="0" w:color="000000"/>
+              <w:right w:val="single" w:sz="4" w:space="0" w:color="000000"/>
+            </w:tcBorders>
+            <w:shd w:val="clear" w:color="auto" w:fill="auto"/>
+            <w:tcMar>
+              <w:top w:w="80" w:type="dxa"/>
+              <w:left w:w="80" w:type="dxa"/>
+              <w:bottom w:w="80" w:type="dxa"/>
+              <w:right w:w="80" w:type="dxa"/>
+            </w:tcMar>
+            <w:vAlign w:val="center"/>
+          </w:tcPr>
+          <w:p>
+            <w:pPr>
+              <w:jc w:val="center"/>
+            </w:pPr>
+            <w:r>
+              <w:rPr>
+                <w:sz w:val="22"/>
+                <w:szCs w:val="22"/>
+              </w:rPr>
+              <w:t>Регистрационный номер записи о проверке знаний в реестре обученных лиц</w:t>
+            </w:r>
+          </w:p>
+        </w:tc>
+        <w:tc>
+          <w:tcPr>
+            <w:tcW w:w="951" w:type="dxa"/>
+            <w:tcBorders>
+              <w:top w:val="single" w:sz="4" w:space="0" w:color="000000"/>
+              <w:left w:val="single" w:sz="4" w:space="0" w:color="000000"/>
+              <w:bottom w:val="single" w:sz="4" w:space="0" w:color="000000"/>
+              <w:right w:val="single" w:sz="4" w:space="0" w:color="000000"/>
+            </w:tcBorders>
+            <w:shd w:val="clear" w:color="auto" w:fill="auto"/>
+            <w:tcMar>
+              <w:top w:w="80" w:type="dxa"/>
+              <w:left w:w="80" w:type="dxa"/>
+              <w:bottom w:w="80" w:type="dxa"/>
+              <w:right w:w="80" w:type="dxa"/>
+            </w:tcMar>
+            <w:vAlign w:val="center"/>
+          </w:tcPr>
+          <w:p>
+            <w:pPr>
+              <w:jc w:val="center"/>
+            </w:pPr>
+            <w:r>
+              <w:rPr>
+                <w:sz w:val="22"/>
+                <w:szCs w:val="22"/>
+              </w:rPr>
+              <w:t>Подпись проверяемого</w:t>
+            </w:r>
+          </w:p>
+        </w:tc>
+        <w:tc>
+          <w:tcPr>
+            <w:tcW w:w="1427" w:type="dxa"/>
+            <w:tcBorders>
+              <w:top w:val="single" w:sz="4" w:space="0" w:color="000000"/>
+              <w:left w:val="single" w:sz="4" w:space="0" w:color="000000"/>
+              <w:bottom w:val="single" w:sz="4" w:space="0" w:color="000000"/>
+              <w:right w:val="single" w:sz="4" w:space="0" w:color="000000"/>
+            </w:tcBorders>
+          </w:tcPr>
+          <w:p>
+            <w:pPr>
+              <w:jc w:val="center"/>
+              <w:rPr>
+                <w:sz w:val="22"/>
+                <w:szCs w:val="22"/>
+              </w:rPr>
+            </w:pPr>
+          </w:p>
+          <w:p>
+            <w:pPr>
+              <w:jc w:val="center"/>
+              <w:rPr>
+                <w:sz w:val="22"/>
+                <w:szCs w:val="22"/>
+              </w:rPr>
+            </w:pPr>
+          </w:p>
+          <w:p>
+            <w:pPr>
+              <w:jc w:val="center"/>
+              <w:rPr>
+                <w:sz w:val="22"/>
+                <w:szCs w:val="22"/>
+              </w:rPr>
+            </w:pPr>
+            <w:r>
+              <w:rPr>
+                <w:sz w:val="22"/>
+                <w:szCs w:val="22"/>
+              </w:rPr>
+              <w:t>Заключение экзаменационной</w:t>
+            </w:r>
+          </w:p>
+          <w:p>
+            <w:pPr>
+              <w:jc w:val="center"/>
+              <w:rPr>
+                <w:sz w:val="22"/>
+                <w:szCs w:val="22"/>
+              </w:rPr>
+            </w:pPr>
+            <w:r>
+              <w:rPr>
+                <w:sz w:val="22"/>
+                <w:szCs w:val="22"/>
+              </w:rPr>
+              <w:t>комиссии</w:t>
+            </w:r>
+          </w:p>
+          <w:p>
+            <w:pPr>
+              <w:rPr>
+                <w:sz w:val="22"/>
+                <w:szCs w:val="22"/>
+              </w:rPr>
+            </w:pPr>
+          </w:p>
+        </w:tc>
+      </w:tr>
+      <w:tr>
+        <w:trPr>
+          <w:trHeight w:val="230"/>
+        </w:trPr>
+        <w:tc>
+          <w:tcPr>
+            <w:tcW w:w="923" w:type="dxa"/>
+            <w:tcBorders>
+              <w:top w:val="single" w:sz="4" w:space="0" w:color="000000"/>
+              <w:left w:val="single" w:sz="4" w:space="0" w:color="000000"/>
+              <w:bottom w:val="single" w:sz="4" w:space="0" w:color="000000"/>
+              <w:right w:val="single" w:sz="4" w:space="0" w:color="000000"/>
+            </w:tcBorders>
+            <w:shd w:val="clear" w:color="auto" w:fill="auto"/>
+            <w:tcMar>
+              <w:top w:w="80" w:type="dxa"/>
+              <w:left w:w="80" w:type="dxa"/>
+              <w:bottom w:w="80" w:type="dxa"/>
+              <w:right w:w="80" w:type="dxa"/>
+            </w:tcMar>
+            <w:vAlign w:val="center"/>
+          </w:tcPr>
+          <w:p>
+            <w:pPr>
+              <w:jc w:val="center"/>
+            </w:pPr>
+            <w:r>
+              <w:rPr>
+                <w:sz w:val="22"/>
+                <w:szCs w:val="22"/>
+              </w:rPr>
+              <w:t>1</w:t>
+            </w:r>
+          </w:p>
+        </w:tc>
+        <w:tc>
+          <w:tcPr>
+            <w:tcW w:w="2918" w:type="dxa"/>
+            <w:tcBorders>
+              <w:top w:val="single" w:sz="4" w:space="0" w:color="000000"/>
+              <w:left w:val="single" w:sz="4" w:space="0" w:color="000000"/>
+              <w:bottom w:val="single" w:sz="4" w:space="0" w:color="000000"/>
+              <w:right w:val="single" w:sz="4" w:space="0" w:color="000000"/>
+            </w:tcBorders>
+            <w:shd w:val="clear" w:color="auto" w:fill="auto"/>
+            <w:tcMar>
+              <w:top w:w="80" w:type="dxa"/>
+              <w:left w:w="80" w:type="dxa"/>
+              <w:bottom w:w="80" w:type="dxa"/>
+              <w:right w:w="80" w:type="dxa"/>
+            </w:tcMar>
+            <w:vAlign w:val="center"/>
+          </w:tcPr>
+          <w:p>
+            <w:pPr>
+              <w:jc w:val="center"/>
+            </w:pPr>
+            <w:r>
+              <w:rPr>
+                <w:sz w:val="22"/>
+                <w:szCs w:val="22"/>
+              </w:rPr>
+              <w:t>2</w:t>
+            </w:r>
+          </w:p>
+        </w:tc>
+        <w:tc>
+          <w:tcPr>
+            <w:tcW w:w="2379" w:type="dxa"/>
+            <w:tcBorders>
+              <w:top w:val="single" w:sz="4" w:space="0" w:color="000000"/>
+              <w:left w:val="single" w:sz="4" w:space="0" w:color="000000"/>
+              <w:bottom w:val="single" w:sz="4" w:space="0" w:color="auto"/>
+              <w:right w:val="single" w:sz="4" w:space="0" w:color="000000"/>
+            </w:tcBorders>
+            <w:shd w:val="clear" w:color="auto" w:fill="auto"/>
+            <w:tcMar>
+              <w:top w:w="80" w:type="dxa"/>
+              <w:left w:w="80" w:type="dxa"/>
+              <w:bottom w:w="80" w:type="dxa"/>
+              <w:right w:w="80" w:type="dxa"/>
+            </w:tcMar>
+            <w:vAlign w:val="center"/>
+          </w:tcPr>
+          <w:p>
+            <w:pPr>
+              <w:jc w:val="center"/>
+            </w:pPr>
+            <w:r>
+              <w:rPr>
+                <w:sz w:val="22"/>
+                <w:szCs w:val="22"/>
+              </w:rPr>
+              <w:t>3</w:t>
+            </w:r>
+          </w:p>
+        </w:tc>
+        <w:tc>
+          <w:tcPr>
+            <w:tcW w:w="3136" w:type="dxa"/>
+            <w:tcBorders>
+              <w:top w:val="single" w:sz="4" w:space="0" w:color="000000"/>
+              <w:left w:val="single" w:sz="4" w:space="0" w:color="000000"/>
+              <w:bottom w:val="single" w:sz="4" w:space="0" w:color="auto"/>
+              <w:right w:val="single" w:sz="4" w:space="0" w:color="000000"/>
+            </w:tcBorders>
+            <w:shd w:val="clear" w:color="auto" w:fill="auto"/>
+            <w:tcMar>
+              <w:top w:w="80" w:type="dxa"/>
+              <w:left w:w="80" w:type="dxa"/>
+              <w:bottom w:w="80" w:type="dxa"/>
+              <w:right w:w="80" w:type="dxa"/>
+            </w:tcMar>
+            <w:vAlign w:val="center"/>
+          </w:tcPr>
+          <w:p>
+            <w:pPr>
+              <w:jc w:val="center"/>
+            </w:pPr>
+            <w:r>
+              <w:rPr>
+                <w:sz w:val="22"/>
+                <w:szCs w:val="22"/>
+              </w:rPr>
+              <w:t>4</w:t>
+            </w:r>
+          </w:p>
+        </w:tc>
+        <w:tc>
+          <w:tcPr>
+            <w:tcW w:w="842" w:type="dxa"/>
+            <w:tcBorders>
+              <w:top w:val="single" w:sz="4" w:space="0" w:color="000000"/>
+              <w:left w:val="single" w:sz="4" w:space="0" w:color="000000"/>
+              <w:bottom w:val="single" w:sz="4" w:space="0" w:color="000000"/>
+              <w:right w:val="single" w:sz="4" w:space="0" w:color="000000"/>
+            </w:tcBorders>
+          </w:tcPr>
+          <w:p>
+            <w:pPr>
+              <w:jc w:val="center"/>
+              <w:rPr>
+                <w:sz w:val="22"/>
+                <w:szCs w:val="22"/>
+              </w:rPr>
+            </w:pPr>
+            <w:r>
+              <w:rPr>
+                <w:sz w:val="22"/>
+                <w:szCs w:val="22"/>
+              </w:rPr>
+              <w:t>5</w:t>
+            </w:r>
+          </w:p>
+        </w:tc>
+        <w:tc>
+          <w:tcPr>
+            <w:tcW w:w="1621" w:type="dxa"/>
+            <w:tcBorders>
+              <w:top w:val="single" w:sz="4" w:space="0" w:color="000000"/>
+              <w:left w:val="single" w:sz="4" w:space="0" w:color="000000"/>
+              <w:bottom w:val="single" w:sz="4" w:space="0" w:color="000000"/>
+              <w:right w:val="single" w:sz="4" w:space="0" w:color="000000"/>
+            </w:tcBorders>
+            <w:shd w:val="clear" w:color="auto" w:fill="auto"/>
+            <w:tcMar>
+              <w:top w:w="80" w:type="dxa"/>
+              <w:left w:w="80" w:type="dxa"/>
+              <w:bottom w:w="80" w:type="dxa"/>
+              <w:right w:w="80" w:type="dxa"/>
+            </w:tcMar>
+            <w:vAlign w:val="center"/>
+          </w:tcPr>
+          <w:p>
+            <w:pPr>
+              <w:jc w:val="center"/>
+            </w:pPr>
+            <w:r>
+              <w:rPr>
+                <w:sz w:val="22"/>
+                <w:szCs w:val="22"/>
+              </w:rPr>
+              <w:t>6</w:t>
+            </w:r>
+          </w:p>
+        </w:tc>
+        <w:tc>
+          <w:tcPr>
+            <w:tcW w:w="1406" w:type="dxa"/>
+            <w:tcBorders>
+              <w:top w:val="single" w:sz="4" w:space="0" w:color="000000"/>
+              <w:left w:val="single" w:sz="4" w:space="0" w:color="000000"/>
+              <w:bottom w:val="single" w:sz="4" w:space="0" w:color="000000"/>
+              <w:right w:val="single" w:sz="4" w:space="0" w:color="000000"/>
+            </w:tcBorders>
+            <w:shd w:val="clear" w:color="auto" w:fill="auto"/>
+            <w:tcMar>
+              <w:top w:w="80" w:type="dxa"/>
+              <w:left w:w="80" w:type="dxa"/>
+              <w:bottom w:w="80" w:type="dxa"/>
+              <w:right w:w="80" w:type="dxa"/>
+            </w:tcMar>
+            <w:vAlign w:val="center"/>
+          </w:tcPr>
+          <w:p>
+            <w:pPr>
+              <w:jc w:val="center"/>
+            </w:pPr>
+            <w:r>
+              <w:rPr>
+                <w:sz w:val="22"/>
+                <w:szCs w:val="22"/>
+              </w:rPr>
+              <w:t>7</w:t>
+            </w:r>
+          </w:p>
+        </w:tc>
+        <w:tc>
+          <w:tcPr>
+            <w:tcW w:w="951" w:type="dxa"/>
+            <w:tcBorders>
+              <w:top w:val="single" w:sz="4" w:space="0" w:color="000000"/>
+              <w:left w:val="single" w:sz="4" w:space="0" w:color="000000"/>
+              <w:bottom w:val="single" w:sz="4" w:space="0" w:color="000000"/>
+              <w:right w:val="single" w:sz="4" w:space="0" w:color="000000"/>
+            </w:tcBorders>
+            <w:shd w:val="clear" w:color="auto" w:fill="auto"/>
+            <w:tcMar>
+              <w:top w:w="80" w:type="dxa"/>
+              <w:left w:w="80" w:type="dxa"/>
+              <w:bottom w:w="80" w:type="dxa"/>
+              <w:right w:w="80" w:type="dxa"/>
+            </w:tcMar>
+            <w:vAlign w:val="center"/>
+          </w:tcPr>
+          <w:p>
+            <w:pPr>
+              <w:jc w:val="center"/>
+              <w:rPr>
+                <w:lang w:val="en-US"/>
+              </w:rPr>
+            </w:pPr>
+            <w:r>
+              <w:rPr>
+                <w:sz w:val="22"/>
+                <w:szCs w:val="22"/>
+                <w:lang w:val="en-US"/>
+              </w:rPr>
+              <w:t>8</w:t>
+            </w:r>
+          </w:p>
+        </w:tc>
+        <w:tc>
+          <w:tcPr>
+            <w:tcW w:w="1427" w:type="dxa"/>
+            <w:tcBorders>
+              <w:top w:val="single" w:sz="4" w:space="0" w:color="000000"/>
+              <w:left w:val="single" w:sz="4" w:space="0" w:color="000000"/>
+              <w:bottom w:val="single" w:sz="4" w:space="0" w:color="000000"/>
+              <w:right w:val="single" w:sz="4" w:space="0" w:color="000000"/>
+            </w:tcBorders>
+          </w:tcPr>
+          <w:p>
+            <w:pPr>
+              <w:jc w:val="center"/>
+              <w:rPr>
+                <w:sz w:val="22"/>
+                <w:szCs w:val="22"/>
+              </w:rPr>
+            </w:pPr>
+            <w:r>
+              <w:rPr>
+                <w:sz w:val="22"/>
+                <w:szCs w:val="22"/>
+              </w:rPr>
+              <w:t>9</w:t>
+            </w:r>
+          </w:p>
+        </w:tc>
+      </w:tr>
+      <w:tr>
+        <w:trPr>
+          <w:trHeight w:val="1862"/>
+        </w:trPr>
+        <w:tc>
+          <w:tcPr>
+            <w:tcW w:w="923" w:type="dxa"/>
+            <w:tcBorders>
+              <w:top w:val="single" w:sz="4" w:space="0" w:color="000000"/>
+              <w:left w:val="single" w:sz="4" w:space="0" w:color="000000"/>
+              <w:bottom w:val="single" w:sz="4" w:space="0" w:color="000000"/>
+              <w:right w:val="single" w:sz="4" w:space="0" w:color="000000"/>
+            </w:tcBorders>
+            <w:shd w:val="clear" w:color="auto" w:fill="auto"/>
+            <w:tcMar>
+              <w:top w:w="80" w:type="dxa"/>
+              <w:left w:w="80" w:type="dxa"/>
+              <w:bottom w:w="80" w:type="dxa"/>
+              <w:right w:w="80" w:type="dxa"/>
+            </w:tcMar>
+            <w:vAlign w:val="center"/>
+          </w:tcPr>
+          <w:p>
+            <w:pPr>
+              <w:pStyle w:val="a5"/>
+              <w:numPr>
+                <w:ilvl w:val="0"/>
+                <w:numId w:val="1"/>
+              </w:numPr>
+            </w:pPr>
+            <w:r>
+              <w:rPr>
+                <w:sz w:val="22"/>
+                <w:szCs w:val="22"/>
+                <w:lang w:val="en-US"/>
+              </w:rPr>
+              <w:t>{#employee}</w:t>
+            </w:r>
+          </w:p>
+        </w:tc>
+        <w:tc>
+          <w:tcPr>
+            <w:tcW w:w="2918" w:type="dxa"/>
+            <w:tcBorders>
+              <w:top w:val="single" w:sz="4" w:space="0" w:color="000000"/>
+              <w:left w:val="single" w:sz="4" w:space="0" w:color="000000"/>
+              <w:bottom w:val="single" w:sz="4" w:space="0" w:color="000000"/>
+              <w:right w:val="single" w:sz="4" w:space="0" w:color="auto"/>
+            </w:tcBorders>
+            <w:shd w:val="clear" w:color="auto" w:fill="auto"/>
+            <w:tcMar>
+              <w:top w:w="80" w:type="dxa"/>
+              <w:left w:w="80" w:type="dxa"/>
+              <w:bottom w:w="80" w:type="dxa"/>
+              <w:right w:w="80" w:type="dxa"/>
+            </w:tcMar>
+            <w:vAlign w:val="center"/>
+          </w:tcPr>
+          <w:p>
+            <w:pPr>
+              <w:rPr>
+                <w:lang w:val="en-US"/>
+              </w:rPr>
+            </w:pPr>
+            <w:r>
+              <w:rPr>
+                <w:sz w:val="22"/>
+                <w:szCs w:val="22"/>
+                <w:lang w:val="en-US"/>
+              </w:rPr>
+              <w:t>{</w:t>
+            </w:r>
+            <w:proofErr w:type="spellStart"/>
+            <w:r>
+              <w:rPr>
+                <w:sz w:val="22"/>
+                <w:szCs w:val="22"/>
+                <w:lang w:val="en-US"/>
+              </w:rPr>
+              <w:t>last_</w:t>
+            </w:r>
+            <w:r>
+              <w:rPr>
+                <w:sz w:val="22"/>
+                <w:szCs w:val="22"/>
+                <w:lang w:val="en-US"/>
+              </w:rPr>
+              <w:t>name</w:t>
+            </w:r>
+            <w:proofErr w:type="spellEnd"/>
+            <w:r>
+              <w:rPr>
+                <w:sz w:val="22"/>
+                <w:szCs w:val="22"/>
+                <w:lang w:val="en-US"/>
+              </w:rPr>
+              <w:t>} {name} {</w:t>
+            </w:r>
+            <w:proofErr w:type="spellStart"/>
+            <w:r>
+              <w:rPr>
+                <w:sz w:val="22"/>
+                <w:szCs w:val="22"/>
+                <w:lang w:val="en-US"/>
+              </w:rPr>
+              <w:t>middle_name</w:t>
+            </w:r>
+            <w:proofErr w:type="spellEnd"/>
+            <w:r>
+              <w:rPr>
+                <w:sz w:val="22"/>
+                <w:szCs w:val="22"/>
+                <w:lang w:val="en-US"/>
+              </w:rPr>
+              <w:t>}</w:t>
+            </w:r>
+          </w:p>
+        </w:tc>
+        <w:tc>
+          <w:tcPr>
+            <w:tcW w:w="2379" w:type="dxa"/>
+            <w:tcBorders>
+              <w:top w:val="single" w:sz="4" w:space="0" w:color="auto"/>
+              <w:left w:val="single" w:sz="4" w:space="0" w:color="auto"/>
+              <w:bottom w:val="single" w:sz="4" w:space="0" w:color="auto"/>
+              <w:right w:val="single" w:sz="4" w:space="0" w:color="auto"/>
+            </w:tcBorders>
+            <w:shd w:val="clear" w:color="auto" w:fill="auto"/>
+            <w:tcMar>
+              <w:top w:w="80" w:type="dxa"/>
+              <w:left w:w="80" w:type="dxa"/>
+              <w:bottom w:w="80" w:type="dxa"/>
+              <w:right w:w="80" w:type="dxa"/>
+            </w:tcMar>
+            <w:vAlign w:val="center"/>
+            <w:vMerge/>
+          </w:tcPr>
+          <w:p>
+            <w:pPr>
+              <w:jc w:val="center"/>
+            </w:pPr>
+            <w:r>
+              <w:rPr>
+                <w:sz w:val="22"/>
+                <w:szCs w:val="22"/>
+                <w:lang w:val="en-US"/>
+              </w:rPr>
+              <w:t>{</w:t>
+            </w:r>
+            <w:proofErr w:type="spellStart"/>
+            <w:r>
+              <w:rPr>
+                <w:sz w:val="22"/>
+                <w:szCs w:val="22"/>
+                <w:lang w:val="en-US"/>
+              </w:rPr>
+              <w:t>organization_name</w:t>
+            </w:r>
+            <w:proofErr w:type="spellEnd"/>
+            <w:r>
+              <w:rPr>
+                <w:sz w:val="22"/>
+                <w:szCs w:val="22"/>
+                <w:lang w:val="en-US"/>
+              </w:rPr>
+              <w:t>}</w:t>
+            </w:r>
+          </w:p>
+        </w:tc>
+        <w:tc>
+          <w:tcPr>
+            <w:tcW w:w="3136" w:type="dxa"/>
+            <w:tcBorders>
+              <w:top w:val="single" w:sz="4" w:space="0" w:color="auto"/>
+              <w:left w:val="single" w:sz="4" w:space="0" w:color="auto"/>
+              <w:bottom w:val="single" w:sz="4" w:space="0" w:color="auto"/>
+              <w:right w:val="single" w:sz="4" w:space="0" w:color="auto"/>
+            </w:tcBorders>
+            <w:shd w:val="clear" w:color="auto" w:fill="auto"/>
+            <w:tcMar>
+              <w:top w:w="80" w:type="dxa"/>
+              <w:left w:w="80" w:type="dxa"/>
+              <w:bottom w:w="80" w:type="dxa"/>
+              <w:right w:w="80" w:type="dxa"/>
+            </w:tcMar>
+            <w:vAlign w:val="center"/>
+          </w:tcPr>
+          <w:p>
+            <w:pPr>
+              <w:jc w:val="center"/>
+            </w:pPr>
+            <w:r>
+              <w:rPr>
+                <w:sz w:val="22"/>
+                <w:szCs w:val="22"/>
+                <w:lang w:val="en-US"/>
+              </w:rPr>
+              <w:t>{grade}</w:t>
+            </w:r>
+          </w:p>
+        </w:tc>
+        <w:tc>
+          <w:tcPr>
+            <w:tcW w:w="842" w:type="dxa"/>
+            <w:tcBorders>
+              <w:top w:val="single" w:sz="4" w:space="0" w:color="000000"/>
+              <w:left w:val="single" w:sz="4" w:space="0" w:color="auto"/>
+              <w:bottom w:val="single" w:sz="4" w:space="0" w:color="000000"/>
+              <w:right w:val="single" w:sz="4" w:space="0" w:color="auto"/>
+            </w:tcBorders>
+          </w:tcPr>
+          <w:p>
+            <w:pPr>
+              <w:jc w:val="center"/>
+              <w:rPr>
+                <w:i/>
+                <w:iCs/>
+                <w:sz w:val="22"/>
+                <w:szCs w:val="22"/>
+                <w:lang w:val="en-US"/>
+              </w:rPr>
+            </w:pPr>
+          </w:p>
+          <w:p>
+            <w:pPr>
+              <w:jc w:val="center"/>
+              <w:rPr>
+                <w:i/>
+                <w:iCs/>
+                <w:sz w:val="22"/>
+                <w:szCs w:val="22"/>
+                <w:lang w:val="en-US"/>
+              </w:rPr>
+            </w:pPr>
+          </w:p>
+          <w:p>
+            <w:pPr>
+              <w:jc w:val="center"/>
+              <w:rPr>
+                <w:i/>
+                <w:iCs/>
+                <w:sz w:val="22"/>
+                <w:szCs w:val="22"/>
+                <w:lang w:val="en-US"/>
+              </w:rPr>
+            </w:pPr>
+          </w:p>
+          <w:p>
+            <w:pPr>
+              <w:jc w:val="center"/>
+              <w:rPr>
+                <w:i/>
+                <w:iCs/>
+                <w:sz w:val="22"/>
+                <w:szCs w:val="22"/>
+                <w:lang w:val="en-US"/>
+              </w:rPr>
+            </w:pPr>
+          </w:p>
+          <w:p>
+            <w:pPr>
+              <w:jc w:val="center"/>
+              <w:rPr>
+                <w:i/>
+                <w:iCs/>
+                <w:sz w:val="22"/>
+                <w:szCs w:val="22"/>
+                <w:lang w:val="en-US"/>
+              </w:rPr>
+            </w:pPr>
+          </w:p>
+          <w:p>
+            <w:pPr>
+              <w:jc w:val="center"/>
+              <w:rPr>
+                <w:i/>
+                <w:iCs/>
+                <w:sz w:val="22"/>
+                <w:szCs w:val="22"/>
+                <w:lang w:val="en-US"/>
+              </w:rPr>
+            </w:pPr>
+            <w:r>
+              <w:rPr>
+                <w:i/>
+                <w:iCs/>
+                <w:sz w:val="22"/>
+                <w:szCs w:val="22"/>
+                <w:lang w:val="en-US"/>
+              </w:rPr>
+              <w:t>{</w:t>
+            </w:r>
+            <w:proofErr w:type="spellStart"/>
+            <w:r>
+              <w:rPr>
+                <w:i/>
+                <w:iCs/>
+                <w:sz w:val="22"/>
+                <w:szCs w:val="22"/>
+                <w:lang w:val="en-US"/>
+              </w:rPr>
+              <w:t>random_number</w:t>
+            </w:r>
+            <w:proofErr w:type="spellEnd"/>
+            <w:r>
+              <w:rPr>
+                <w:i/>
+                <w:iCs/>
+                <w:sz w:val="22"/>
+                <w:szCs w:val="22"/>
+                <w:lang w:val="en-US"/>
+              </w:rPr>
+              <w:t>}</w:t>
+            </w:r>
+          </w:p>
+        </w:tc>
+        <w:tc>
+          <w:tcPr>
+            <w:tcW w:w="1621" w:type="dxa"/>
+            <w:tcBorders>
+              <w:top w:val="single" w:sz="4" w:space="0" w:color="000000"/>
+              <w:left w:val="single" w:sz="4" w:space="0" w:color="auto"/>
+              <w:bottom w:val="single" w:sz="4" w:space="0" w:color="000000"/>
+              <w:right w:val="single" w:sz="4" w:space="0" w:color="000000"/>
+            </w:tcBorders>
+            <w:shd w:val="clear" w:color="auto" w:fill="auto"/>
+            <w:tcMar>
+              <w:top w:w="80" w:type="dxa"/>
+              <w:left w:w="80" w:type="dxa"/>
+              <w:bottom w:w="80" w:type="dxa"/>
+              <w:right w:w="80" w:type="dxa"/>
+            </w:tcMar>
+            <w:vAlign w:val="center"/>
+          </w:tcPr>
+          <w:p>
+            <w:pPr>
+              <w:jc w:val="center"/>
+              <w:rPr>
+                <w:lang w:val="en-US"/>
+              </w:rPr>
+            </w:pPr>
+            <w:r>
+              <w:rPr>
+                <w:i/>
+                <w:iCs/>
+                <w:sz w:val="22"/>
+                <w:szCs w:val="22"/>
+                <w:lang w:val="en-US"/>
+              </w:rPr>
+              <w:t>{</w:t>
+            </w:r>
+            <w:r>
+              <w:rPr>
+                <w:i/>
+                <w:iCs/>
+                <w:sz w:val="22"/>
+                <w:szCs w:val="22"/>
+              </w:rPr>
+              <w:t>c</w:t>
+            </w:r>
+            <w:proofErr w:type="spellStart"/>
+            <w:r>
+              <w:rPr>
+                <w:i/>
+                <w:iCs/>
+                <w:sz w:val="22"/>
+                <w:szCs w:val="22"/>
+                <w:lang w:val="en-US"/>
+              </w:rPr>
+              <w:t>ourses_mark</w:t>
+            </w:r>
+            <w:proofErr w:type="spellEnd"/>
+            <w:r>
+              <w:rPr>
+                <w:i/>
+                <w:iCs/>
+                <w:sz w:val="22"/>
+                <w:szCs w:val="22"/>
+              </w:rPr>
+              <w:t>}</w:t>
+            </w:r>
+          </w:p>
+        </w:tc>
+        <w:tc>
+          <w:tcPr>
+            <w:tcW w:w="1406" w:type="dxa"/>
+            <w:tcBorders>
+              <w:top w:val="single" w:sz="4" w:space="0" w:color="000000"/>
+              <w:left w:val="single" w:sz="4" w:space="0" w:color="000000"/>
+              <w:bottom w:val="single" w:sz="4" w:space="0" w:color="000000"/>
+              <w:right w:val="single" w:sz="4" w:space="0" w:color="000000"/>
+            </w:tcBorders>
+            <w:shd w:val="clear" w:color="auto" w:fill="auto"/>
+            <w:tcMar>
+              <w:top w:w="80" w:type="dxa"/>
+              <w:left w:w="80" w:type="dxa"/>
+              <w:bottom w:w="80" w:type="dxa"/>
+              <w:right w:w="80" w:type="dxa"/>
+            </w:tcMar>
+            <w:vAlign w:val="center"/>
+          </w:tcPr>
+          <w:p/>
+        </w:tc>
+        <w:tc>
+          <w:tcPr>
+            <w:tcW w:w="951" w:type="dxa"/>
+            <w:tcBorders>
+              <w:top w:val="single" w:sz="4" w:space="0" w:color="000000"/>
+              <w:left w:val="single" w:sz="4" w:space="0" w:color="000000"/>
+              <w:bottom w:val="single" w:sz="4" w:space="0" w:color="000000"/>
+              <w:right w:val="single" w:sz="4" w:space="0" w:color="000000"/>
+            </w:tcBorders>
+            <w:shd w:val="clear" w:color="auto" w:fill="auto"/>
+            <w:tcMar>
+              <w:top w:w="80" w:type="dxa"/>
+              <w:left w:w="80" w:type="dxa"/>
+              <w:bottom w:w="80" w:type="dxa"/>
+              <w:right w:w="80" w:type="dxa"/>
+            </w:tcMar>
+            <w:vAlign w:val="center"/>
+          </w:tcPr>
+          <w:p/>
+        </w:tc>
+        <w:tc>
+          <w:tcPr>
+            <w:tcW w:w="1427" w:type="dxa"/>
+            <w:vMerge/>
+            <w:tcBorders>
+              <w:top w:val="single" w:sz="4" w:space="0" w:color="000000"/>
+              <w:left w:val="single" w:sz="4" w:space="0" w:color="000000"/>
+              <w:bottom w:val="single" w:sz="4" w:space="0" w:color="000000"/>
+              <w:right w:val="single" w:sz="4" w:space="0" w:color="000000"/>
+            </w:tcBorders>
+          </w:tcPr>
+          <w:p>
+            <w:pPr>
+              <w:rPr>
+                <w:sz w:val="22"/>
+                <w:szCs w:val="22"/>
+              </w:rPr>
+            </w:pPr>
+          </w:p>
+          <w:p>
+            <w:pPr>
+              <w:rPr>
+                <w:sz w:val="22"/>
+                <w:szCs w:val="22"/>
+              </w:rPr>
+            </w:pPr>
+          </w:p>
+          <w:p>
+            <w:pPr>
+              <w:rPr>
+                <w:sz w:val="22"/>
+                <w:szCs w:val="22"/>
+              </w:rPr>
+            </w:pPr>
+          </w:p>
+          <w:p>
+            <w:pPr>
+              <w:rPr>
+                <w:sz w:val="22"/>
+                <w:szCs w:val="22"/>
+              </w:rPr>
+            </w:pPr>
+          </w:p>
+          <w:p>
+            <w:pPr>
+              <w:rPr>
+                <w:sz w:val="22"/>
+                <w:szCs w:val="22"/>
+                <w:lang w:val="en-US"/>
+              </w:rPr>
+            </w:pPr>
+            <w:r>
+              <w:rPr>
+                <w:sz w:val="22"/>
+                <w:szCs w:val="22"/>
+                <w:lang w:val="en-US"/>
+              </w:rPr>
+              <w:t xml:space="preserve"> </w:t>
+            </w:r>
+            <w:r>
+              <w:rPr>
+                <w:sz w:val="22"/>
+                <w:szCs w:val="22"/>
+              </w:rPr>
+              <w:t>{</w:t>
+            </w:r>
+            <w:proofErr w:type="spellStart"/>
+            <w:r>
+              <w:rPr>
+                <w:sz w:val="22"/>
+                <w:szCs w:val="22"/>
+              </w:rPr>
+              <w:t>conclusion</w:t>
+            </w:r>
+            <w:proofErr w:type="spellEnd"/>
+            <w:r>
+              <w:rPr>
+                <w:sz w:val="22"/>
+                <w:szCs w:val="22"/>
+                <w:lang w:val="en-US"/>
+              </w:rPr>
+              <w:t>}</w:t>
+            </w:r>
+            <w:r>
+              <w:rPr>
+                <w:i/>
+                <w:iCs/>
+                <w:sz w:val="22"/>
+                <w:szCs w:val="22"/>
+                <w:lang w:val="en-US"/>
+              </w:rPr>
+              <w:t>{/employee}</w:t>
+            </w:r>
+          </w:p>
+        </w:tc>
+      </w:tr>
+    </w:tbl>
+    <w:p>
+      <w:pPr>
+        <w:widowControl w:val="0"/>
+        <w:ind w:left="324" w:hanging="324"/>
+        <w:rPr>
+          <w:sz w:val="22"/>
+          <w:szCs w:val="22"/>
+        </w:rPr>
+      </w:pPr>
+    </w:p>
+    <w:p>
+      <w:pPr>
+        <w:widowControl w:val="0"/>
+        <w:ind w:left="216" w:hanging="216"/>
+        <w:rPr>
+          <w:sz w:val="22"/>
+          <w:szCs w:val="22"/>
+        </w:rPr>
+      </w:pPr>
+    </w:p>
+    <w:p>
+      <w:pPr>
+        <w:widowControl w:val="0"/>
+        <w:ind w:left="108" w:hanging="108"/>
+        <w:rPr>
+          <w:sz w:val="22"/>
+          <w:szCs w:val="22"/>
+        </w:rPr>
+      </w:pPr>
+    </w:p>
+    <w:p>
+      <w:pPr>
+        <w:widowControl w:val="0"/>
+        <w:jc w:val="both"/>
+        <w:rPr>
+          <w:sz w:val="22"/>
+          <w:szCs w:val="22"/>
+        </w:rPr>
+      </w:pPr>
+    </w:p>
+    <w:p>
+      <w:pPr>
+        <w:tabs>
+          <w:tab w:val="left" w:pos="2220"/>
+        </w:tabs>
+        <w:rPr>
+          <w:sz w:val="18"/>
+          <w:szCs w:val="18"/>
+        </w:rPr>
+      </w:pPr>
+      <w:r>
+        <w:rPr>
+          <w:sz w:val="28"/>
+          <w:szCs w:val="28"/>
+        </w:rPr>
+        <w:tab/>
+      </w:r>
+    </w:p>
+    <w:p>
+      <w:pPr>
+        <w:ind w:left="3828"/>
+      </w:pPr>
+      <w:r>
+        <w:t>Председатель комиссии:</w:t>
+      </w:r>
+      <w:r>
+        <w:tab/>
+      </w:r>
+      <w:r>
+        <w:tab/>
+      </w:r>
+      <w:r>
+        <w:tab/>
+      </w:r>
+      <w:r>
+        <w:tab/>
+        <w:t xml:space="preserve">/ В.М. </w:t>
+      </w:r>
+      <w:proofErr w:type="spellStart"/>
+      <w:r>
+        <w:t>Шекшуев</w:t>
+      </w:r>
+      <w:proofErr w:type="spellEnd"/>
+      <w:r>
+        <w:t xml:space="preserve"> /</w:t>
+      </w:r>
+    </w:p>
+    <w:p>
+      <w:pPr>
+        <w:ind w:left="3828"/>
+        <w:rPr>
+          <w:sz w:val="12"/>
+          <w:szCs w:val="12"/>
+        </w:rPr>
+      </w:pPr>
+    </w:p>
+    <w:p>
+      <w:pPr>
+        <w:ind w:left="3828"/>
+      </w:pPr>
+      <w:r>
+        <w:t>Члены комиссии:</w:t>
+      </w:r>
+      <w:r>
+        <w:tab/>
+      </w:r>
+      <w:r>
+        <w:tab/>
+      </w:r>
+      <w:r>
+        <w:tab/>
+      </w:r>
+      <w:r>
+        <w:tab/>
+      </w:r>
+      <w:r>
+        <w:tab/>
+        <w:t>/ Е.С. Воробьева /</w:t>
+      </w:r>
+    </w:p>
+    <w:p>
+      <w:pPr>
+        <w:ind w:left="3828"/>
+        <w:rPr>
+          <w:sz w:val="12"/>
+          <w:szCs w:val="12"/>
+        </w:rPr>
+      </w:pPr>
+    </w:p>
+    <w:p>
+      <w:pPr>
+        <w:ind w:left="3828"/>
+      </w:pPr>
+      <w:r>
+        <w:tab/>
+      </w:r>
+      <w:r>
+        <w:tab/>
+      </w:r>
+      <w:r>
+        <w:tab/>
+      </w:r>
+      <w:r>
+        <w:tab/>
+      </w:r>
+      <w:r>
+        <w:tab/>
+      </w:r>
+      <w:r>
+        <w:tab/>
+      </w:r>
+      <w:r>
+        <w:tab/>
+        <w:t xml:space="preserve">/ И.Ю. </w:t>
+      </w:r>
+      <w:proofErr w:type="spellStart"/>
+      <w:r>
+        <w:t>Шекшуева</w:t>
+      </w:r>
+      <w:proofErr w:type="spellEnd"/>
+      <w:r>
+        <w:t xml:space="preserve"> /</w:t>
+      </w:r>
+    </w:p>
+    <w:sectPr>
+      <w:headerReference w:type="default" r:id="rId7"/>
+      <w:footerReference w:type="default" r:id="rId8"/>
+      <w:pgSz w:w="16840" w:h="11900" w:orient="landscape"/>
+      <w:pgMar w:top="142" w:right="536" w:bottom="0" w:left="1134" w:header="709" w:footer="709" w:gutter="0"/>
+      <w:cols w:space="720"/>
+    </w:sectPr>
+  </w:body>
+</w:document>
 </file>
--- a/backend/Protocol-comission-template.docx
+++ b/backend/Protocol-comission-template.docx
@@ -1520,7 +1520,6 @@
         <w:tc>
           <w:tcPr>
             <w:tcW w:w="1427" w:type="dxa"/>
-            <w:vMerge/>
             <w:tcBorders>
               <w:top w:val="single" w:sz="4" w:space="0" w:color="000000"/>
               <w:left w:val="single" w:sz="4" w:space="0" w:color="000000"/>
@@ -3550,4 +3549,1794 @@
   </a:objectDefaults>
   <a:extraClrSchemeLst/>
 </a:theme>
+</file>
+
+<file path=document.orig.xml><?xml version="1.0" encoding="utf-8"?>
+<w:document xmlns:wpc="http://schemas.microsoft.com/office/word/2010/wordprocessingCanvas" xmlns:cx="http://schemas.microsoft.com/office/drawing/2014/chartex" xmlns:cx1="http://schemas.microsoft.com/office/drawing/2015/9/8/chartex" xmlns:cx2="http://schemas.microsoft.com/office/drawing/2015/10/21/chartex" xmlns:cx3="http://schemas.microsoft.com/office/drawing/2016/5/9/chartex" xmlns:cx4="http://schemas.microsoft.com/office/drawing/2016/5/10/chartex" xmlns:cx5="http://schemas.microsoft.com/office/drawing/2016/5/11/chartex" xmlns:cx6="http://schemas.microsoft.com/office/drawing/2016/5/12/chartex" xmlns:cx7="http://schemas.microsoft.com/office/drawing/2016/5/13/chartex" xmlns:cx8="http://schemas.microsoft.com/office/drawing/2016/5/14/chartex" xmlns:mc="http://schemas.openxmlformats.org/markup-compatibility/2006" xmlns:aink="http://schemas.microsoft.com/office/drawing/2016/ink" xmlns:am3d="http://schemas.microsoft.com/office/drawing/2017/model3d" xmlns:o="urn:schemas-microsoft-com:office:office" xmlns:oel="http://schemas.microsoft.com/office/2019/extlst" xmlns:r="http://schemas.openxmlformats.org/officeDocument/2006/relationships" xmlns:m="http://schemas.openxmlformats.org/officeDocument/2006/math" xmlns:v="urn:schemas-microsoft-com:vml" xmlns:wp14="http://schemas.microsoft.com/office/word/2010/wordprocessingDrawing" xmlns:wp="http://schemas.openxmlformats.org/drawingml/2006/wordprocessingDrawing" xmlns:w10="urn:schemas-microsoft-com:office:word" xmlns:w="http://schemas.openxmlformats.org/wordprocessingml/2006/main" xmlns:w14="http://schemas.microsoft.com/office/word/2010/wordml" xmlns:w15="http://schemas.microsoft.com/office/word/2012/wordml" xmlns:w16cex="http://schemas.microsoft.com/office/word/2018/wordml/cex" xmlns:w16cid="http://schemas.microsoft.com/office/word/2016/wordml/cid" xmlns:w16="http://schemas.microsoft.com/office/word/2018/wordml" xmlns:w16sdtdh="http://schemas.microsoft.com/office/word/2020/wordml/sdtdatahash" xmlns:w16se="http://schemas.microsoft.com/office/word/2015/wordml/symex" xmlns:wpg="http://schemas.microsoft.com/office/word/2010/wordprocessingGroup" xmlns:wpi="http://schemas.microsoft.com/office/word/2010/wordprocessingInk" xmlns:wne="http://schemas.microsoft.com/office/word/2006/wordml" xmlns:wps="http://schemas.microsoft.com/office/word/2010/wordprocessingShape" mc:Ignorable="w14 w15 w16se w16cid w16 w16cex w16sdtdh wp14">
+  <w:body>
+    <w:p>
+      <w:pPr>
+        <w:jc w:val="center"/>
+        <w:rPr>
+          <w:b/>
+          <w:bCs/>
+          <w:sz w:val="28"/>
+          <w:szCs w:val="28"/>
+          <w:lang w:val="en-US"/>
+        </w:rPr>
+      </w:pPr>
+      <w:r>
+        <w:rPr>
+          <w:b/>
+          <w:bCs/>
+          <w:sz w:val="28"/>
+          <w:szCs w:val="28"/>
+          <w:lang w:val="en-US"/>
+        </w:rPr>
+        <w:t>{</w:t>
+      </w:r>
+      <w:proofErr w:type="spellStart"/>
+      <w:r>
+        <w:rPr>
+          <w:b/>
+          <w:bCs/>
+          <w:sz w:val="28"/>
+          <w:szCs w:val="28"/>
+          <w:lang w:val="en-US"/>
+        </w:rPr>
+        <w:t>moisei_name</w:t>
+      </w:r>
+      <w:proofErr w:type="spellEnd"/>
+      <w:r>
+        <w:rPr>
+          <w:b/>
+          <w:bCs/>
+          <w:sz w:val="28"/>
+          <w:szCs w:val="28"/>
+          <w:lang w:val="en-US"/>
+        </w:rPr>
+        <w:t>}</w:t>
+      </w:r>
+    </w:p>
+    <w:p>
+      <w:pPr>
+        <w:jc w:val="center"/>
+        <w:rPr>
+          <w:b/>
+          <w:bCs/>
+          <w:sz w:val="22"/>
+          <w:szCs w:val="22"/>
+        </w:rPr>
+      </w:pPr>
+    </w:p>
+    <w:p>
+      <w:pPr>
+        <w:jc w:val="center"/>
+        <w:rPr>
+          <w:b/>
+          <w:bCs/>
+          <w:sz w:val="28"/>
+          <w:szCs w:val="28"/>
+        </w:rPr>
+      </w:pPr>
+      <w:r>
+        <w:rPr>
+          <w:b/>
+          <w:bCs/>
+          <w:sz w:val="28"/>
+          <w:szCs w:val="28"/>
+        </w:rPr>
+        <w:t xml:space="preserve">П Р О Т О К О Л    </w:t>
+      </w:r>
+      <w:proofErr w:type="gramStart"/>
+      <w:r>
+        <w:rPr>
+          <w:b/>
+          <w:bCs/>
+          <w:sz w:val="28"/>
+          <w:szCs w:val="28"/>
+        </w:rPr>
+        <w:t xml:space="preserve">№  </w:t>
+      </w:r>
+      <w:r>
+        <w:rPr>
+          <w:b/>
+          <w:bCs/>
+          <w:sz w:val="28"/>
+          <w:szCs w:val="28"/>
+        </w:rPr>
+        <w:t>{</w:t>
+      </w:r>
+      <w:proofErr w:type="gramEnd"/>
+      <w:r>
+        <w:rPr>
+          <w:b/>
+          <w:bCs/>
+          <w:sz w:val="28"/>
+          <w:szCs w:val="28"/>
+          <w:lang w:val="en-US"/>
+        </w:rPr>
+        <w:t>group</w:t>
+      </w:r>
+      <w:r>
+        <w:rPr>
+          <w:b/>
+          <w:bCs/>
+          <w:sz w:val="28"/>
+          <w:szCs w:val="28"/>
+        </w:rPr>
+        <w:t>_</w:t>
+      </w:r>
+      <w:r>
+        <w:rPr>
+          <w:b/>
+          <w:bCs/>
+          <w:sz w:val="28"/>
+          <w:szCs w:val="28"/>
+          <w:lang w:val="en-US"/>
+        </w:rPr>
+        <w:t>id</w:t>
+      </w:r>
+      <w:r>
+        <w:rPr>
+          <w:b/>
+          <w:bCs/>
+          <w:sz w:val="28"/>
+          <w:szCs w:val="28"/>
+        </w:rPr>
+        <w:t>}</w:t>
+      </w:r>
+      <w:r>
+        <w:rPr>
+          <w:b/>
+          <w:bCs/>
+          <w:sz w:val="28"/>
+          <w:szCs w:val="28"/>
+        </w:rPr>
+        <w:t xml:space="preserve">  от  </w:t>
+      </w:r>
+      <w:r>
+        <w:rPr>
+          <w:b/>
+          <w:bCs/>
+          <w:sz w:val="28"/>
+          <w:szCs w:val="28"/>
+        </w:rPr>
+        <w:t>{</w:t>
+      </w:r>
+      <w:r>
+        <w:rPr>
+          <w:b/>
+          <w:bCs/>
+          <w:sz w:val="28"/>
+          <w:szCs w:val="28"/>
+          <w:lang w:val="en-US"/>
+        </w:rPr>
+        <w:t>end</w:t>
+      </w:r>
+      <w:r>
+        <w:rPr>
+          <w:b/>
+          <w:bCs/>
+          <w:sz w:val="28"/>
+          <w:szCs w:val="28"/>
+        </w:rPr>
+        <w:t>_</w:t>
+      </w:r>
+      <w:r>
+        <w:rPr>
+          <w:b/>
+          <w:bCs/>
+          <w:sz w:val="28"/>
+          <w:szCs w:val="28"/>
+          <w:lang w:val="en-US"/>
+        </w:rPr>
+        <w:t>date</w:t>
+      </w:r>
+      <w:r>
+        <w:rPr>
+          <w:b/>
+          <w:bCs/>
+          <w:sz w:val="28"/>
+          <w:szCs w:val="28"/>
+        </w:rPr>
+        <w:t>}</w:t>
+      </w:r>
+    </w:p>
+    <w:p>
+      <w:pPr>
+        <w:jc w:val="center"/>
+        <w:rPr>
+          <w:b/>
+          <w:bCs/>
+          <w:sz w:val="28"/>
+          <w:szCs w:val="28"/>
+        </w:rPr>
+      </w:pPr>
+      <w:r>
+        <w:rPr>
+          <w:b/>
+          <w:bCs/>
+          <w:sz w:val="28"/>
+          <w:szCs w:val="28"/>
+        </w:rPr>
+        <w:t>заседания комиссии по проверке знаний</w:t>
+      </w:r>
+    </w:p>
+    <w:p>
+      <w:pPr>
+        <w:rPr>
+          <w:sz w:val="18"/>
+          <w:szCs w:val="18"/>
+        </w:rPr>
+      </w:pPr>
+    </w:p>
+    <w:p>
+      <w:r>
+        <w:t>В соответствии с приказом директора от «01» сентября 2022 г. № 10 комиссия в составе:</w:t>
+      </w:r>
+    </w:p>
+    <w:p>
+      <w:pPr>
+        <w:rPr>
+          <w:sz w:val="22"/>
+          <w:szCs w:val="22"/>
+        </w:rPr>
+      </w:pPr>
+    </w:p>
+    <w:p>
+      <w:r>
+        <w:rPr>
+          <w:b/>
+          <w:bCs/>
+        </w:rPr>
+        <w:t>Председатель комиссии:</w:t>
+      </w:r>
+      <w:r>
+        <w:tab/>
+      </w:r>
+      <w:proofErr w:type="spellStart"/>
+      <w:r>
+        <w:t>Шекшуев</w:t>
+      </w:r>
+      <w:proofErr w:type="spellEnd"/>
+      <w:r>
+        <w:t xml:space="preserve"> В.М.. - директор</w:t>
+      </w:r>
+    </w:p>
+    <w:p>
+      <w:r>
+        <w:rPr>
+          <w:b/>
+          <w:bCs/>
+        </w:rPr>
+        <w:t>Члены комиссии:</w:t>
+      </w:r>
+      <w:r>
+        <w:rPr>
+          <w:b/>
+          <w:bCs/>
+        </w:rPr>
+        <w:tab/>
+      </w:r>
+      <w:r>
+        <w:tab/>
+        <w:t>Воробьева Е.С. – заместитель директора</w:t>
+      </w:r>
+    </w:p>
+    <w:p>
+      <w:r>
+        <w:tab/>
+      </w:r>
+      <w:r>
+        <w:tab/>
+      </w:r>
+      <w:r>
+        <w:tab/>
+      </w:r>
+      <w:r>
+        <w:tab/>
+      </w:r>
+      <w:proofErr w:type="spellStart"/>
+      <w:r>
+        <w:t>Шекшуева</w:t>
+      </w:r>
+      <w:proofErr w:type="spellEnd"/>
+      <w:r>
+        <w:t xml:space="preserve"> И.Ю. – специалист учебного центра</w:t>
+      </w:r>
+    </w:p>
+    <w:p>
+      <w:pPr>
+        <w:pStyle w:val="a4"/>
+        <w:tabs>
+          <w:tab w:val="left" w:pos="2694"/>
+        </w:tabs>
+        <w:rPr>
+          <w:sz w:val="22"/>
+          <w:szCs w:val="22"/>
+        </w:rPr>
+      </w:pPr>
+    </w:p>
+    <w:p>
+      <w:pPr>
+        <w:jc w:val="both"/>
+      </w:pPr>
+      <w:r>
+        <w:t>Проведена проверка знаний по программе: - «</w:t>
+      </w:r>
+      <w:r>
+        <w:t>{</w:t>
+      </w:r>
+      <w:r>
+        <w:rPr>
+          <w:lang w:val="en-US"/>
+        </w:rPr>
+        <w:t>course</w:t>
+      </w:r>
+      <w:r>
+        <w:t>_</w:t>
+      </w:r>
+      <w:r>
+        <w:rPr>
+          <w:lang w:val="en-US"/>
+        </w:rPr>
+        <w:t>name</w:t>
+      </w:r>
+      <w:r>
+        <w:t>}</w:t>
+      </w:r>
+      <w:r>
+        <w:t xml:space="preserve">» в объеме </w:t>
+      </w:r>
+      <w:r>
+        <w:t>{</w:t>
+      </w:r>
+      <w:r>
+        <w:rPr>
+          <w:lang w:val="en-US"/>
+        </w:rPr>
+        <w:t>hours</w:t>
+      </w:r>
+      <w:r>
+        <w:t>}</w:t>
+      </w:r>
+      <w:r>
+        <w:t xml:space="preserve"> часов;</w:t>
+      </w:r>
+    </w:p>
+    <w:p>
+      <w:pPr>
+        <w:jc w:val="both"/>
+        <w:rPr>
+          <w:sz w:val="22"/>
+          <w:szCs w:val="22"/>
+        </w:rPr>
+      </w:pPr>
+      <w:r>
+        <w:rPr>
+          <w:sz w:val="22"/>
+          <w:szCs w:val="22"/>
+        </w:rPr>
+        <w:t>- - «</w:t>
+      </w:r>
+      <w:r>
+        <w:rPr>
+          <w:sz w:val="22"/>
+          <w:szCs w:val="22"/>
+        </w:rPr>
+        <w:t>{</w:t>
+      </w:r>
+      <w:r>
+        <w:rPr>
+          <w:sz w:val="22"/>
+          <w:szCs w:val="22"/>
+          <w:lang w:val="en-US"/>
+        </w:rPr>
+        <w:t>course</w:t>
+      </w:r>
+      <w:r>
+        <w:rPr>
+          <w:sz w:val="22"/>
+          <w:szCs w:val="22"/>
+        </w:rPr>
+        <w:t>_</w:t>
+      </w:r>
+      <w:r>
+        <w:rPr>
+          <w:sz w:val="22"/>
+          <w:szCs w:val="22"/>
+          <w:lang w:val="en-US"/>
+        </w:rPr>
+        <w:t>name</w:t>
+      </w:r>
+      <w:r>
+        <w:rPr>
+          <w:sz w:val="22"/>
+          <w:szCs w:val="22"/>
+        </w:rPr>
+        <w:t>}</w:t>
+      </w:r>
+      <w:r>
+        <w:rPr>
+          <w:sz w:val="22"/>
+          <w:szCs w:val="22"/>
+        </w:rPr>
+        <w:t xml:space="preserve">» в объеме </w:t>
+      </w:r>
+      <w:r>
+        <w:rPr>
+          <w:sz w:val="22"/>
+          <w:szCs w:val="22"/>
+        </w:rPr>
+        <w:t>{</w:t>
+      </w:r>
+      <w:r>
+        <w:rPr>
+          <w:sz w:val="22"/>
+          <w:szCs w:val="22"/>
+          <w:lang w:val="en-US"/>
+        </w:rPr>
+        <w:t>hours</w:t>
+      </w:r>
+      <w:r>
+        <w:rPr>
+          <w:sz w:val="22"/>
+          <w:szCs w:val="22"/>
+        </w:rPr>
+        <w:t>}</w:t>
+      </w:r>
+      <w:r>
+        <w:rPr>
+          <w:sz w:val="22"/>
+          <w:szCs w:val="22"/>
+        </w:rPr>
+        <w:t xml:space="preserve"> часов:</w:t>
+      </w:r>
+    </w:p>
+    <w:tbl>
+      <w:tblPr>
+        <w:tblStyle w:val="TableNormal"/>
+        <w:tblW w:w="15603" w:type="dxa"/>
+        <w:tblInd w:w="-289" w:type="dxa"/>
+        <w:tblBorders>
+          <w:top w:val="single" w:sz="8" w:space="0" w:color="FFFFFF"/>
+          <w:left w:val="single" w:sz="8" w:space="0" w:color="FFFFFF"/>
+          <w:bottom w:val="single" w:sz="8" w:space="0" w:color="FFFFFF"/>
+          <w:right w:val="single" w:sz="8" w:space="0" w:color="FFFFFF"/>
+          <w:insideH w:val="single" w:sz="8" w:space="0" w:color="FFFFFF"/>
+          <w:insideV w:val="single" w:sz="8" w:space="0" w:color="FFFFFF"/>
+        </w:tblBorders>
+        <w:shd w:val="clear" w:color="auto" w:fill="CED7E7"/>
+        <w:tblLayout w:type="fixed"/>
+        <w:tblLook w:val="04A0" w:firstRow="1" w:lastRow="0" w:firstColumn="1" w:lastColumn="0" w:noHBand="0" w:noVBand="1"/>
+      </w:tblPr>
+      <w:tblGrid>
+        <w:gridCol w:w="923"/>
+        <w:gridCol w:w="2918"/>
+        <w:gridCol w:w="2379"/>
+        <w:gridCol w:w="3136"/>
+        <w:gridCol w:w="842"/>
+        <w:gridCol w:w="1621"/>
+        <w:gridCol w:w="1406"/>
+        <w:gridCol w:w="951"/>
+        <w:gridCol w:w="1427"/>
+      </w:tblGrid>
+      <w:tr>
+        <w:trPr>
+          <w:trHeight w:val="1046"/>
+        </w:trPr>
+        <w:tc>
+          <w:tcPr>
+            <w:tcW w:w="923" w:type="dxa"/>
+            <w:tcBorders>
+              <w:top w:val="single" w:sz="4" w:space="0" w:color="000000"/>
+              <w:left w:val="single" w:sz="4" w:space="0" w:color="000000"/>
+              <w:bottom w:val="single" w:sz="4" w:space="0" w:color="000000"/>
+              <w:right w:val="single" w:sz="4" w:space="0" w:color="000000"/>
+            </w:tcBorders>
+            <w:shd w:val="clear" w:color="auto" w:fill="auto"/>
+            <w:tcMar>
+              <w:top w:w="80" w:type="dxa"/>
+              <w:left w:w="80" w:type="dxa"/>
+              <w:bottom w:w="80" w:type="dxa"/>
+              <w:right w:w="80" w:type="dxa"/>
+            </w:tcMar>
+            <w:vAlign w:val="center"/>
+          </w:tcPr>
+          <w:p>
+            <w:pPr>
+              <w:jc w:val="center"/>
+            </w:pPr>
+            <w:r>
+              <w:rPr>
+                <w:sz w:val="22"/>
+                <w:szCs w:val="22"/>
+              </w:rPr>
+              <w:t>№</w:t>
+            </w:r>
+          </w:p>
+        </w:tc>
+        <w:tc>
+          <w:tcPr>
+            <w:tcW w:w="2918" w:type="dxa"/>
+            <w:tcBorders>
+              <w:top w:val="single" w:sz="4" w:space="0" w:color="000000"/>
+              <w:left w:val="single" w:sz="4" w:space="0" w:color="000000"/>
+              <w:bottom w:val="single" w:sz="4" w:space="0" w:color="000000"/>
+              <w:right w:val="single" w:sz="4" w:space="0" w:color="000000"/>
+            </w:tcBorders>
+            <w:shd w:val="clear" w:color="auto" w:fill="auto"/>
+            <w:tcMar>
+              <w:top w:w="80" w:type="dxa"/>
+              <w:left w:w="80" w:type="dxa"/>
+              <w:bottom w:w="80" w:type="dxa"/>
+              <w:right w:w="80" w:type="dxa"/>
+            </w:tcMar>
+            <w:vAlign w:val="center"/>
+          </w:tcPr>
+          <w:p>
+            <w:pPr>
+              <w:jc w:val="center"/>
+            </w:pPr>
+            <w:r>
+              <w:rPr>
+                <w:sz w:val="22"/>
+                <w:szCs w:val="22"/>
+              </w:rPr>
+              <w:t>Ф.И.О.</w:t>
+            </w:r>
+          </w:p>
+        </w:tc>
+        <w:tc>
+          <w:tcPr>
+            <w:tcW w:w="2379" w:type="dxa"/>
+            <w:tcBorders>
+              <w:top w:val="single" w:sz="4" w:space="0" w:color="000000"/>
+              <w:left w:val="single" w:sz="4" w:space="0" w:color="000000"/>
+              <w:bottom w:val="single" w:sz="4" w:space="0" w:color="000000"/>
+              <w:right w:val="single" w:sz="4" w:space="0" w:color="000000"/>
+            </w:tcBorders>
+            <w:shd w:val="clear" w:color="auto" w:fill="auto"/>
+            <w:tcMar>
+              <w:top w:w="80" w:type="dxa"/>
+              <w:left w:w="80" w:type="dxa"/>
+              <w:bottom w:w="80" w:type="dxa"/>
+              <w:right w:w="80" w:type="dxa"/>
+            </w:tcMar>
+            <w:vAlign w:val="center"/>
+          </w:tcPr>
+          <w:p>
+            <w:pPr>
+              <w:jc w:val="center"/>
+            </w:pPr>
+            <w:r>
+              <w:rPr>
+                <w:sz w:val="22"/>
+                <w:szCs w:val="22"/>
+              </w:rPr>
+              <w:t>Наименование предприятия</w:t>
+            </w:r>
+          </w:p>
+        </w:tc>
+        <w:tc>
+          <w:tcPr>
+            <w:tcW w:w="3136" w:type="dxa"/>
+            <w:tcBorders>
+              <w:top w:val="single" w:sz="4" w:space="0" w:color="000000"/>
+              <w:left w:val="single" w:sz="4" w:space="0" w:color="000000"/>
+              <w:bottom w:val="single" w:sz="4" w:space="0" w:color="000000"/>
+              <w:right w:val="single" w:sz="4" w:space="0" w:color="000000"/>
+            </w:tcBorders>
+            <w:shd w:val="clear" w:color="auto" w:fill="auto"/>
+            <w:tcMar>
+              <w:top w:w="80" w:type="dxa"/>
+              <w:left w:w="80" w:type="dxa"/>
+              <w:bottom w:w="80" w:type="dxa"/>
+              <w:right w:w="80" w:type="dxa"/>
+            </w:tcMar>
+            <w:vAlign w:val="center"/>
+          </w:tcPr>
+          <w:p>
+            <w:pPr>
+              <w:jc w:val="center"/>
+            </w:pPr>
+            <w:r>
+              <w:rPr>
+                <w:sz w:val="22"/>
+                <w:szCs w:val="22"/>
+              </w:rPr>
+              <w:t>Занимаемая должность</w:t>
+            </w:r>
+          </w:p>
+        </w:tc>
+        <w:tc>
+          <w:tcPr>
+            <w:tcW w:w="842" w:type="dxa"/>
+            <w:tcBorders>
+              <w:top w:val="single" w:sz="4" w:space="0" w:color="000000"/>
+              <w:left w:val="single" w:sz="4" w:space="0" w:color="000000"/>
+              <w:bottom w:val="single" w:sz="4" w:space="0" w:color="000000"/>
+              <w:right w:val="single" w:sz="4" w:space="0" w:color="000000"/>
+            </w:tcBorders>
+          </w:tcPr>
+          <w:p>
+            <w:pPr>
+              <w:jc w:val="center"/>
+              <w:rPr>
+                <w:sz w:val="22"/>
+                <w:szCs w:val="22"/>
+              </w:rPr>
+            </w:pPr>
+          </w:p>
+          <w:p>
+            <w:pPr>
+              <w:jc w:val="center"/>
+              <w:rPr>
+                <w:sz w:val="22"/>
+                <w:szCs w:val="22"/>
+              </w:rPr>
+            </w:pPr>
+          </w:p>
+          <w:p>
+            <w:pPr>
+              <w:jc w:val="center"/>
+              <w:rPr>
+                <w:sz w:val="22"/>
+                <w:szCs w:val="22"/>
+              </w:rPr>
+            </w:pPr>
+          </w:p>
+          <w:p>
+            <w:pPr>
+              <w:jc w:val="center"/>
+              <w:rPr>
+                <w:sz w:val="22"/>
+                <w:szCs w:val="22"/>
+              </w:rPr>
+            </w:pPr>
+            <w:r>
+              <w:rPr>
+                <w:sz w:val="22"/>
+                <w:szCs w:val="22"/>
+              </w:rPr>
+              <w:t>Номер билета</w:t>
+            </w:r>
+          </w:p>
+        </w:tc>
+        <w:tc>
+          <w:tcPr>
+            <w:tcW w:w="1621" w:type="dxa"/>
+            <w:tcBorders>
+              <w:top w:val="single" w:sz="4" w:space="0" w:color="000000"/>
+              <w:left w:val="single" w:sz="4" w:space="0" w:color="000000"/>
+              <w:bottom w:val="single" w:sz="4" w:space="0" w:color="000000"/>
+              <w:right w:val="single" w:sz="4" w:space="0" w:color="000000"/>
+            </w:tcBorders>
+            <w:shd w:val="clear" w:color="auto" w:fill="auto"/>
+            <w:tcMar>
+              <w:top w:w="80" w:type="dxa"/>
+              <w:left w:w="80" w:type="dxa"/>
+              <w:bottom w:w="80" w:type="dxa"/>
+              <w:right w:w="80" w:type="dxa"/>
+            </w:tcMar>
+            <w:vAlign w:val="center"/>
+          </w:tcPr>
+          <w:p>
+            <w:pPr>
+              <w:jc w:val="center"/>
+            </w:pPr>
+            <w:r>
+              <w:rPr>
+                <w:sz w:val="22"/>
+                <w:szCs w:val="22"/>
+              </w:rPr>
+              <w:t>Результат проверки знаний</w:t>
+            </w:r>
+          </w:p>
+        </w:tc>
+        <w:tc>
+          <w:tcPr>
+            <w:tcW w:w="1406" w:type="dxa"/>
+            <w:tcBorders>
+              <w:top w:val="single" w:sz="4" w:space="0" w:color="000000"/>
+              <w:left w:val="single" w:sz="4" w:space="0" w:color="000000"/>
+              <w:bottom w:val="single" w:sz="4" w:space="0" w:color="000000"/>
+              <w:right w:val="single" w:sz="4" w:space="0" w:color="000000"/>
+            </w:tcBorders>
+            <w:shd w:val="clear" w:color="auto" w:fill="auto"/>
+            <w:tcMar>
+              <w:top w:w="80" w:type="dxa"/>
+              <w:left w:w="80" w:type="dxa"/>
+              <w:bottom w:w="80" w:type="dxa"/>
+              <w:right w:w="80" w:type="dxa"/>
+            </w:tcMar>
+            <w:vAlign w:val="center"/>
+          </w:tcPr>
+          <w:p>
+            <w:pPr>
+              <w:jc w:val="center"/>
+            </w:pPr>
+            <w:r>
+              <w:rPr>
+                <w:sz w:val="22"/>
+                <w:szCs w:val="22"/>
+              </w:rPr>
+              <w:t>Регистрационный номер записи о проверке знаний в реестре обученных лиц</w:t>
+            </w:r>
+          </w:p>
+        </w:tc>
+        <w:tc>
+          <w:tcPr>
+            <w:tcW w:w="951" w:type="dxa"/>
+            <w:tcBorders>
+              <w:top w:val="single" w:sz="4" w:space="0" w:color="000000"/>
+              <w:left w:val="single" w:sz="4" w:space="0" w:color="000000"/>
+              <w:bottom w:val="single" w:sz="4" w:space="0" w:color="000000"/>
+              <w:right w:val="single" w:sz="4" w:space="0" w:color="000000"/>
+            </w:tcBorders>
+            <w:shd w:val="clear" w:color="auto" w:fill="auto"/>
+            <w:tcMar>
+              <w:top w:w="80" w:type="dxa"/>
+              <w:left w:w="80" w:type="dxa"/>
+              <w:bottom w:w="80" w:type="dxa"/>
+              <w:right w:w="80" w:type="dxa"/>
+            </w:tcMar>
+            <w:vAlign w:val="center"/>
+          </w:tcPr>
+          <w:p>
+            <w:pPr>
+              <w:jc w:val="center"/>
+            </w:pPr>
+            <w:r>
+              <w:rPr>
+                <w:sz w:val="22"/>
+                <w:szCs w:val="22"/>
+              </w:rPr>
+              <w:t>Подпись проверяемого</w:t>
+            </w:r>
+          </w:p>
+        </w:tc>
+        <w:tc>
+          <w:tcPr>
+            <w:tcW w:w="1427" w:type="dxa"/>
+            <w:tcBorders>
+              <w:top w:val="single" w:sz="4" w:space="0" w:color="000000"/>
+              <w:left w:val="single" w:sz="4" w:space="0" w:color="000000"/>
+              <w:bottom w:val="single" w:sz="4" w:space="0" w:color="000000"/>
+              <w:right w:val="single" w:sz="4" w:space="0" w:color="000000"/>
+            </w:tcBorders>
+          </w:tcPr>
+          <w:p>
+            <w:pPr>
+              <w:jc w:val="center"/>
+              <w:rPr>
+                <w:sz w:val="22"/>
+                <w:szCs w:val="22"/>
+              </w:rPr>
+            </w:pPr>
+          </w:p>
+          <w:p>
+            <w:pPr>
+              <w:jc w:val="center"/>
+              <w:rPr>
+                <w:sz w:val="22"/>
+                <w:szCs w:val="22"/>
+              </w:rPr>
+            </w:pPr>
+          </w:p>
+          <w:p>
+            <w:pPr>
+              <w:jc w:val="center"/>
+              <w:rPr>
+                <w:sz w:val="22"/>
+                <w:szCs w:val="22"/>
+              </w:rPr>
+            </w:pPr>
+            <w:r>
+              <w:rPr>
+                <w:sz w:val="22"/>
+                <w:szCs w:val="22"/>
+              </w:rPr>
+              <w:t>Заключение экзаменационной</w:t>
+            </w:r>
+          </w:p>
+          <w:p>
+            <w:pPr>
+              <w:jc w:val="center"/>
+              <w:rPr>
+                <w:sz w:val="22"/>
+                <w:szCs w:val="22"/>
+              </w:rPr>
+            </w:pPr>
+            <w:r>
+              <w:rPr>
+                <w:sz w:val="22"/>
+                <w:szCs w:val="22"/>
+              </w:rPr>
+              <w:t>комиссии</w:t>
+            </w:r>
+          </w:p>
+          <w:p>
+            <w:pPr>
+              <w:rPr>
+                <w:sz w:val="22"/>
+                <w:szCs w:val="22"/>
+              </w:rPr>
+            </w:pPr>
+          </w:p>
+        </w:tc>
+      </w:tr>
+      <w:tr>
+        <w:trPr>
+          <w:trHeight w:val="230"/>
+        </w:trPr>
+        <w:tc>
+          <w:tcPr>
+            <w:tcW w:w="923" w:type="dxa"/>
+            <w:tcBorders>
+              <w:top w:val="single" w:sz="4" w:space="0" w:color="000000"/>
+              <w:left w:val="single" w:sz="4" w:space="0" w:color="000000"/>
+              <w:bottom w:val="single" w:sz="4" w:space="0" w:color="000000"/>
+              <w:right w:val="single" w:sz="4" w:space="0" w:color="000000"/>
+            </w:tcBorders>
+            <w:shd w:val="clear" w:color="auto" w:fill="auto"/>
+            <w:tcMar>
+              <w:top w:w="80" w:type="dxa"/>
+              <w:left w:w="80" w:type="dxa"/>
+              <w:bottom w:w="80" w:type="dxa"/>
+              <w:right w:w="80" w:type="dxa"/>
+            </w:tcMar>
+            <w:vAlign w:val="center"/>
+          </w:tcPr>
+          <w:p>
+            <w:pPr>
+              <w:jc w:val="center"/>
+            </w:pPr>
+            <w:r>
+              <w:rPr>
+                <w:sz w:val="22"/>
+                <w:szCs w:val="22"/>
+              </w:rPr>
+              <w:t>1</w:t>
+            </w:r>
+          </w:p>
+        </w:tc>
+        <w:tc>
+          <w:tcPr>
+            <w:tcW w:w="2918" w:type="dxa"/>
+            <w:tcBorders>
+              <w:top w:val="single" w:sz="4" w:space="0" w:color="000000"/>
+              <w:left w:val="single" w:sz="4" w:space="0" w:color="000000"/>
+              <w:bottom w:val="single" w:sz="4" w:space="0" w:color="000000"/>
+              <w:right w:val="single" w:sz="4" w:space="0" w:color="000000"/>
+            </w:tcBorders>
+            <w:shd w:val="clear" w:color="auto" w:fill="auto"/>
+            <w:tcMar>
+              <w:top w:w="80" w:type="dxa"/>
+              <w:left w:w="80" w:type="dxa"/>
+              <w:bottom w:w="80" w:type="dxa"/>
+              <w:right w:w="80" w:type="dxa"/>
+            </w:tcMar>
+            <w:vAlign w:val="center"/>
+          </w:tcPr>
+          <w:p>
+            <w:pPr>
+              <w:jc w:val="center"/>
+            </w:pPr>
+            <w:r>
+              <w:rPr>
+                <w:sz w:val="22"/>
+                <w:szCs w:val="22"/>
+              </w:rPr>
+              <w:t>2</w:t>
+            </w:r>
+          </w:p>
+        </w:tc>
+        <w:tc>
+          <w:tcPr>
+            <w:tcW w:w="2379" w:type="dxa"/>
+            <w:tcBorders>
+              <w:top w:val="single" w:sz="4" w:space="0" w:color="000000"/>
+              <w:left w:val="single" w:sz="4" w:space="0" w:color="000000"/>
+              <w:bottom w:val="single" w:sz="4" w:space="0" w:color="auto"/>
+              <w:right w:val="single" w:sz="4" w:space="0" w:color="000000"/>
+            </w:tcBorders>
+            <w:shd w:val="clear" w:color="auto" w:fill="auto"/>
+            <w:tcMar>
+              <w:top w:w="80" w:type="dxa"/>
+              <w:left w:w="80" w:type="dxa"/>
+              <w:bottom w:w="80" w:type="dxa"/>
+              <w:right w:w="80" w:type="dxa"/>
+            </w:tcMar>
+            <w:vAlign w:val="center"/>
+          </w:tcPr>
+          <w:p>
+            <w:pPr>
+              <w:jc w:val="center"/>
+            </w:pPr>
+            <w:r>
+              <w:rPr>
+                <w:sz w:val="22"/>
+                <w:szCs w:val="22"/>
+              </w:rPr>
+              <w:t>3</w:t>
+            </w:r>
+          </w:p>
+        </w:tc>
+        <w:tc>
+          <w:tcPr>
+            <w:tcW w:w="3136" w:type="dxa"/>
+            <w:tcBorders>
+              <w:top w:val="single" w:sz="4" w:space="0" w:color="000000"/>
+              <w:left w:val="single" w:sz="4" w:space="0" w:color="000000"/>
+              <w:bottom w:val="single" w:sz="4" w:space="0" w:color="auto"/>
+              <w:right w:val="single" w:sz="4" w:space="0" w:color="000000"/>
+            </w:tcBorders>
+            <w:shd w:val="clear" w:color="auto" w:fill="auto"/>
+            <w:tcMar>
+              <w:top w:w="80" w:type="dxa"/>
+              <w:left w:w="80" w:type="dxa"/>
+              <w:bottom w:w="80" w:type="dxa"/>
+              <w:right w:w="80" w:type="dxa"/>
+            </w:tcMar>
+            <w:vAlign w:val="center"/>
+          </w:tcPr>
+          <w:p>
+            <w:pPr>
+              <w:jc w:val="center"/>
+            </w:pPr>
+            <w:r>
+              <w:rPr>
+                <w:sz w:val="22"/>
+                <w:szCs w:val="22"/>
+              </w:rPr>
+              <w:t>4</w:t>
+            </w:r>
+          </w:p>
+        </w:tc>
+        <w:tc>
+          <w:tcPr>
+            <w:tcW w:w="842" w:type="dxa"/>
+            <w:tcBorders>
+              <w:top w:val="single" w:sz="4" w:space="0" w:color="000000"/>
+              <w:left w:val="single" w:sz="4" w:space="0" w:color="000000"/>
+              <w:bottom w:val="single" w:sz="4" w:space="0" w:color="000000"/>
+              <w:right w:val="single" w:sz="4" w:space="0" w:color="000000"/>
+            </w:tcBorders>
+          </w:tcPr>
+          <w:p>
+            <w:pPr>
+              <w:jc w:val="center"/>
+              <w:rPr>
+                <w:sz w:val="22"/>
+                <w:szCs w:val="22"/>
+              </w:rPr>
+            </w:pPr>
+            <w:r>
+              <w:rPr>
+                <w:sz w:val="22"/>
+                <w:szCs w:val="22"/>
+              </w:rPr>
+              <w:t>5</w:t>
+            </w:r>
+          </w:p>
+        </w:tc>
+        <w:tc>
+          <w:tcPr>
+            <w:tcW w:w="1621" w:type="dxa"/>
+            <w:tcBorders>
+              <w:top w:val="single" w:sz="4" w:space="0" w:color="000000"/>
+              <w:left w:val="single" w:sz="4" w:space="0" w:color="000000"/>
+              <w:bottom w:val="single" w:sz="4" w:space="0" w:color="000000"/>
+              <w:right w:val="single" w:sz="4" w:space="0" w:color="000000"/>
+            </w:tcBorders>
+            <w:shd w:val="clear" w:color="auto" w:fill="auto"/>
+            <w:tcMar>
+              <w:top w:w="80" w:type="dxa"/>
+              <w:left w:w="80" w:type="dxa"/>
+              <w:bottom w:w="80" w:type="dxa"/>
+              <w:right w:w="80" w:type="dxa"/>
+            </w:tcMar>
+            <w:vAlign w:val="center"/>
+          </w:tcPr>
+          <w:p>
+            <w:pPr>
+              <w:jc w:val="center"/>
+            </w:pPr>
+            <w:r>
+              <w:rPr>
+                <w:sz w:val="22"/>
+                <w:szCs w:val="22"/>
+              </w:rPr>
+              <w:t>6</w:t>
+            </w:r>
+          </w:p>
+        </w:tc>
+        <w:tc>
+          <w:tcPr>
+            <w:tcW w:w="1406" w:type="dxa"/>
+            <w:tcBorders>
+              <w:top w:val="single" w:sz="4" w:space="0" w:color="000000"/>
+              <w:left w:val="single" w:sz="4" w:space="0" w:color="000000"/>
+              <w:bottom w:val="single" w:sz="4" w:space="0" w:color="000000"/>
+              <w:right w:val="single" w:sz="4" w:space="0" w:color="000000"/>
+            </w:tcBorders>
+            <w:shd w:val="clear" w:color="auto" w:fill="auto"/>
+            <w:tcMar>
+              <w:top w:w="80" w:type="dxa"/>
+              <w:left w:w="80" w:type="dxa"/>
+              <w:bottom w:w="80" w:type="dxa"/>
+              <w:right w:w="80" w:type="dxa"/>
+            </w:tcMar>
+            <w:vAlign w:val="center"/>
+          </w:tcPr>
+          <w:p>
+            <w:pPr>
+              <w:jc w:val="center"/>
+            </w:pPr>
+            <w:r>
+              <w:rPr>
+                <w:sz w:val="22"/>
+                <w:szCs w:val="22"/>
+              </w:rPr>
+              <w:t>7</w:t>
+            </w:r>
+          </w:p>
+        </w:tc>
+        <w:tc>
+          <w:tcPr>
+            <w:tcW w:w="951" w:type="dxa"/>
+            <w:tcBorders>
+              <w:top w:val="single" w:sz="4" w:space="0" w:color="000000"/>
+              <w:left w:val="single" w:sz="4" w:space="0" w:color="000000"/>
+              <w:bottom w:val="single" w:sz="4" w:space="0" w:color="000000"/>
+              <w:right w:val="single" w:sz="4" w:space="0" w:color="000000"/>
+            </w:tcBorders>
+            <w:shd w:val="clear" w:color="auto" w:fill="auto"/>
+            <w:tcMar>
+              <w:top w:w="80" w:type="dxa"/>
+              <w:left w:w="80" w:type="dxa"/>
+              <w:bottom w:w="80" w:type="dxa"/>
+              <w:right w:w="80" w:type="dxa"/>
+            </w:tcMar>
+            <w:vAlign w:val="center"/>
+          </w:tcPr>
+          <w:p>
+            <w:pPr>
+              <w:jc w:val="center"/>
+              <w:rPr>
+                <w:lang w:val="en-US"/>
+              </w:rPr>
+            </w:pPr>
+            <w:r>
+              <w:rPr>
+                <w:sz w:val="22"/>
+                <w:szCs w:val="22"/>
+                <w:lang w:val="en-US"/>
+              </w:rPr>
+              <w:t>8</w:t>
+            </w:r>
+          </w:p>
+        </w:tc>
+        <w:tc>
+          <w:tcPr>
+            <w:tcW w:w="1427" w:type="dxa"/>
+            <w:tcBorders>
+              <w:top w:val="single" w:sz="4" w:space="0" w:color="000000"/>
+              <w:left w:val="single" w:sz="4" w:space="0" w:color="000000"/>
+              <w:bottom w:val="single" w:sz="4" w:space="0" w:color="000000"/>
+              <w:right w:val="single" w:sz="4" w:space="0" w:color="000000"/>
+            </w:tcBorders>
+          </w:tcPr>
+          <w:p>
+            <w:pPr>
+              <w:jc w:val="center"/>
+              <w:rPr>
+                <w:sz w:val="22"/>
+                <w:szCs w:val="22"/>
+              </w:rPr>
+            </w:pPr>
+            <w:r>
+              <w:rPr>
+                <w:sz w:val="22"/>
+                <w:szCs w:val="22"/>
+              </w:rPr>
+              <w:t>9</w:t>
+            </w:r>
+          </w:p>
+        </w:tc>
+      </w:tr>
+      <w:tr>
+        <w:trPr>
+          <w:trHeight w:val="1862"/>
+        </w:trPr>
+        <w:tc>
+          <w:tcPr>
+            <w:tcW w:w="923" w:type="dxa"/>
+            <w:tcBorders>
+              <w:top w:val="single" w:sz="4" w:space="0" w:color="000000"/>
+              <w:left w:val="single" w:sz="4" w:space="0" w:color="000000"/>
+              <w:bottom w:val="single" w:sz="4" w:space="0" w:color="000000"/>
+              <w:right w:val="single" w:sz="4" w:space="0" w:color="000000"/>
+            </w:tcBorders>
+            <w:shd w:val="clear" w:color="auto" w:fill="auto"/>
+            <w:tcMar>
+              <w:top w:w="80" w:type="dxa"/>
+              <w:left w:w="80" w:type="dxa"/>
+              <w:bottom w:w="80" w:type="dxa"/>
+              <w:right w:w="80" w:type="dxa"/>
+            </w:tcMar>
+            <w:vAlign w:val="center"/>
+          </w:tcPr>
+          <w:p>
+            <w:pPr>
+              <w:pStyle w:val="a5"/>
+              <w:numPr>
+                <w:ilvl w:val="0"/>
+                <w:numId w:val="1"/>
+              </w:numPr>
+            </w:pPr>
+            <w:r>
+              <w:rPr>
+                <w:sz w:val="22"/>
+                <w:szCs w:val="22"/>
+                <w:lang w:val="en-US"/>
+              </w:rPr>
+              <w:t>{#employee}</w:t>
+            </w:r>
+          </w:p>
+        </w:tc>
+        <w:tc>
+          <w:tcPr>
+            <w:tcW w:w="2918" w:type="dxa"/>
+            <w:tcBorders>
+              <w:top w:val="single" w:sz="4" w:space="0" w:color="000000"/>
+              <w:left w:val="single" w:sz="4" w:space="0" w:color="000000"/>
+              <w:bottom w:val="single" w:sz="4" w:space="0" w:color="000000"/>
+              <w:right w:val="single" w:sz="4" w:space="0" w:color="auto"/>
+            </w:tcBorders>
+            <w:shd w:val="clear" w:color="auto" w:fill="auto"/>
+            <w:tcMar>
+              <w:top w:w="80" w:type="dxa"/>
+              <w:left w:w="80" w:type="dxa"/>
+              <w:bottom w:w="80" w:type="dxa"/>
+              <w:right w:w="80" w:type="dxa"/>
+            </w:tcMar>
+            <w:vAlign w:val="center"/>
+          </w:tcPr>
+          <w:p>
+            <w:pPr>
+              <w:rPr>
+                <w:lang w:val="en-US"/>
+              </w:rPr>
+            </w:pPr>
+            <w:r>
+              <w:rPr>
+                <w:sz w:val="22"/>
+                <w:szCs w:val="22"/>
+                <w:lang w:val="en-US"/>
+              </w:rPr>
+              <w:t>{</w:t>
+            </w:r>
+            <w:proofErr w:type="spellStart"/>
+            <w:r>
+              <w:rPr>
+                <w:sz w:val="22"/>
+                <w:szCs w:val="22"/>
+                <w:lang w:val="en-US"/>
+              </w:rPr>
+              <w:t>last_</w:t>
+            </w:r>
+            <w:r>
+              <w:rPr>
+                <w:sz w:val="22"/>
+                <w:szCs w:val="22"/>
+                <w:lang w:val="en-US"/>
+              </w:rPr>
+              <w:t>name</w:t>
+            </w:r>
+            <w:proofErr w:type="spellEnd"/>
+            <w:r>
+              <w:rPr>
+                <w:sz w:val="22"/>
+                <w:szCs w:val="22"/>
+                <w:lang w:val="en-US"/>
+              </w:rPr>
+              <w:t>} {name} {</w:t>
+            </w:r>
+            <w:proofErr w:type="spellStart"/>
+            <w:r>
+              <w:rPr>
+                <w:sz w:val="22"/>
+                <w:szCs w:val="22"/>
+                <w:lang w:val="en-US"/>
+              </w:rPr>
+              <w:t>middle_name</w:t>
+            </w:r>
+            <w:proofErr w:type="spellEnd"/>
+            <w:r>
+              <w:rPr>
+                <w:sz w:val="22"/>
+                <w:szCs w:val="22"/>
+                <w:lang w:val="en-US"/>
+              </w:rPr>
+              <w:t>}</w:t>
+            </w:r>
+          </w:p>
+        </w:tc>
+        <w:tc>
+          <w:tcPr>
+            <w:tcW w:w="2379" w:type="dxa"/>
+            <w:tcBorders>
+              <w:top w:val="single" w:sz="4" w:space="0" w:color="auto"/>
+              <w:left w:val="single" w:sz="4" w:space="0" w:color="auto"/>
+              <w:bottom w:val="single" w:sz="4" w:space="0" w:color="auto"/>
+              <w:right w:val="single" w:sz="4" w:space="0" w:color="auto"/>
+            </w:tcBorders>
+            <w:shd w:val="clear" w:color="auto" w:fill="auto"/>
+            <w:tcMar>
+              <w:top w:w="80" w:type="dxa"/>
+              <w:left w:w="80" w:type="dxa"/>
+              <w:bottom w:w="80" w:type="dxa"/>
+              <w:right w:w="80" w:type="dxa"/>
+            </w:tcMar>
+            <w:vAlign w:val="center"/>
+          </w:tcPr>
+          <w:p>
+            <w:pPr>
+              <w:jc w:val="center"/>
+            </w:pPr>
+            <w:r>
+              <w:rPr>
+                <w:sz w:val="22"/>
+                <w:szCs w:val="22"/>
+                <w:lang w:val="en-US"/>
+              </w:rPr>
+              <w:t>{</w:t>
+            </w:r>
+            <w:proofErr w:type="spellStart"/>
+            <w:r>
+              <w:rPr>
+                <w:sz w:val="22"/>
+                <w:szCs w:val="22"/>
+                <w:lang w:val="en-US"/>
+              </w:rPr>
+              <w:t>organization_name</w:t>
+            </w:r>
+            <w:proofErr w:type="spellEnd"/>
+            <w:r>
+              <w:rPr>
+                <w:sz w:val="22"/>
+                <w:szCs w:val="22"/>
+                <w:lang w:val="en-US"/>
+              </w:rPr>
+              <w:t>}</w:t>
+            </w:r>
+          </w:p>
+        </w:tc>
+        <w:tc>
+          <w:tcPr>
+            <w:tcW w:w="3136" w:type="dxa"/>
+            <w:tcBorders>
+              <w:top w:val="single" w:sz="4" w:space="0" w:color="auto"/>
+              <w:left w:val="single" w:sz="4" w:space="0" w:color="auto"/>
+              <w:bottom w:val="single" w:sz="4" w:space="0" w:color="auto"/>
+              <w:right w:val="single" w:sz="4" w:space="0" w:color="auto"/>
+            </w:tcBorders>
+            <w:shd w:val="clear" w:color="auto" w:fill="auto"/>
+            <w:tcMar>
+              <w:top w:w="80" w:type="dxa"/>
+              <w:left w:w="80" w:type="dxa"/>
+              <w:bottom w:w="80" w:type="dxa"/>
+              <w:right w:w="80" w:type="dxa"/>
+            </w:tcMar>
+            <w:vAlign w:val="center"/>
+          </w:tcPr>
+          <w:p>
+            <w:pPr>
+              <w:jc w:val="center"/>
+            </w:pPr>
+            <w:r>
+              <w:rPr>
+                <w:sz w:val="22"/>
+                <w:szCs w:val="22"/>
+                <w:lang w:val="en-US"/>
+              </w:rPr>
+              <w:t>{grade}</w:t>
+            </w:r>
+          </w:p>
+        </w:tc>
+        <w:tc>
+          <w:tcPr>
+            <w:tcW w:w="842" w:type="dxa"/>
+            <w:tcBorders>
+              <w:top w:val="single" w:sz="4" w:space="0" w:color="000000"/>
+              <w:left w:val="single" w:sz="4" w:space="0" w:color="auto"/>
+              <w:bottom w:val="single" w:sz="4" w:space="0" w:color="000000"/>
+              <w:right w:val="single" w:sz="4" w:space="0" w:color="auto"/>
+            </w:tcBorders>
+          </w:tcPr>
+          <w:p>
+            <w:pPr>
+              <w:jc w:val="center"/>
+              <w:rPr>
+                <w:i/>
+                <w:iCs/>
+                <w:sz w:val="22"/>
+                <w:szCs w:val="22"/>
+                <w:lang w:val="en-US"/>
+              </w:rPr>
+            </w:pPr>
+          </w:p>
+          <w:p>
+            <w:pPr>
+              <w:jc w:val="center"/>
+              <w:rPr>
+                <w:i/>
+                <w:iCs/>
+                <w:sz w:val="22"/>
+                <w:szCs w:val="22"/>
+                <w:lang w:val="en-US"/>
+              </w:rPr>
+            </w:pPr>
+          </w:p>
+          <w:p>
+            <w:pPr>
+              <w:jc w:val="center"/>
+              <w:rPr>
+                <w:i/>
+                <w:iCs/>
+                <w:sz w:val="22"/>
+                <w:szCs w:val="22"/>
+                <w:lang w:val="en-US"/>
+              </w:rPr>
+            </w:pPr>
+          </w:p>
+          <w:p>
+            <w:pPr>
+              <w:jc w:val="center"/>
+              <w:rPr>
+                <w:i/>
+                <w:iCs/>
+                <w:sz w:val="22"/>
+                <w:szCs w:val="22"/>
+                <w:lang w:val="en-US"/>
+              </w:rPr>
+            </w:pPr>
+          </w:p>
+          <w:p>
+            <w:pPr>
+              <w:jc w:val="center"/>
+              <w:rPr>
+                <w:i/>
+                <w:iCs/>
+                <w:sz w:val="22"/>
+                <w:szCs w:val="22"/>
+                <w:lang w:val="en-US"/>
+              </w:rPr>
+            </w:pPr>
+          </w:p>
+          <w:p>
+            <w:pPr>
+              <w:jc w:val="center"/>
+              <w:rPr>
+                <w:i/>
+                <w:iCs/>
+                <w:sz w:val="22"/>
+                <w:szCs w:val="22"/>
+                <w:lang w:val="en-US"/>
+              </w:rPr>
+            </w:pPr>
+            <w:r>
+              <w:rPr>
+                <w:i/>
+                <w:iCs/>
+                <w:sz w:val="22"/>
+                <w:szCs w:val="22"/>
+                <w:lang w:val="en-US"/>
+              </w:rPr>
+              <w:t>{</w:t>
+            </w:r>
+            <w:proofErr w:type="spellStart"/>
+            <w:r>
+              <w:rPr>
+                <w:i/>
+                <w:iCs/>
+                <w:sz w:val="22"/>
+                <w:szCs w:val="22"/>
+                <w:lang w:val="en-US"/>
+              </w:rPr>
+              <w:t>random_number</w:t>
+            </w:r>
+            <w:proofErr w:type="spellEnd"/>
+            <w:r>
+              <w:rPr>
+                <w:i/>
+                <w:iCs/>
+                <w:sz w:val="22"/>
+                <w:szCs w:val="22"/>
+                <w:lang w:val="en-US"/>
+              </w:rPr>
+              <w:t>}</w:t>
+            </w:r>
+          </w:p>
+        </w:tc>
+        <w:tc>
+          <w:tcPr>
+            <w:tcW w:w="1621" w:type="dxa"/>
+            <w:tcBorders>
+              <w:top w:val="single" w:sz="4" w:space="0" w:color="000000"/>
+              <w:left w:val="single" w:sz="4" w:space="0" w:color="auto"/>
+              <w:bottom w:val="single" w:sz="4" w:space="0" w:color="000000"/>
+              <w:right w:val="single" w:sz="4" w:space="0" w:color="000000"/>
+            </w:tcBorders>
+            <w:shd w:val="clear" w:color="auto" w:fill="auto"/>
+            <w:tcMar>
+              <w:top w:w="80" w:type="dxa"/>
+              <w:left w:w="80" w:type="dxa"/>
+              <w:bottom w:w="80" w:type="dxa"/>
+              <w:right w:w="80" w:type="dxa"/>
+            </w:tcMar>
+            <w:vAlign w:val="center"/>
+          </w:tcPr>
+          <w:p>
+            <w:pPr>
+              <w:jc w:val="center"/>
+              <w:rPr>
+                <w:lang w:val="en-US"/>
+              </w:rPr>
+            </w:pPr>
+            <w:r>
+              <w:rPr>
+                <w:i/>
+                <w:iCs/>
+                <w:sz w:val="22"/>
+                <w:szCs w:val="22"/>
+                <w:lang w:val="en-US"/>
+              </w:rPr>
+              <w:t>{</w:t>
+            </w:r>
+            <w:r>
+              <w:rPr>
+                <w:i/>
+                <w:iCs/>
+                <w:sz w:val="22"/>
+                <w:szCs w:val="22"/>
+              </w:rPr>
+              <w:t>c</w:t>
+            </w:r>
+            <w:proofErr w:type="spellStart"/>
+            <w:r>
+              <w:rPr>
+                <w:i/>
+                <w:iCs/>
+                <w:sz w:val="22"/>
+                <w:szCs w:val="22"/>
+                <w:lang w:val="en-US"/>
+              </w:rPr>
+              <w:t>ourses_mark</w:t>
+            </w:r>
+            <w:proofErr w:type="spellEnd"/>
+            <w:r>
+              <w:rPr>
+                <w:i/>
+                <w:iCs/>
+                <w:sz w:val="22"/>
+                <w:szCs w:val="22"/>
+              </w:rPr>
+              <w:t>}</w:t>
+            </w:r>
+          </w:p>
+        </w:tc>
+        <w:tc>
+          <w:tcPr>
+            <w:tcW w:w="1406" w:type="dxa"/>
+            <w:tcBorders>
+              <w:top w:val="single" w:sz="4" w:space="0" w:color="000000"/>
+              <w:left w:val="single" w:sz="4" w:space="0" w:color="000000"/>
+              <w:bottom w:val="single" w:sz="4" w:space="0" w:color="000000"/>
+              <w:right w:val="single" w:sz="4" w:space="0" w:color="000000"/>
+            </w:tcBorders>
+            <w:shd w:val="clear" w:color="auto" w:fill="auto"/>
+            <w:tcMar>
+              <w:top w:w="80" w:type="dxa"/>
+              <w:left w:w="80" w:type="dxa"/>
+              <w:bottom w:w="80" w:type="dxa"/>
+              <w:right w:w="80" w:type="dxa"/>
+            </w:tcMar>
+            <w:vAlign w:val="center"/>
+          </w:tcPr>
+          <w:p/>
+        </w:tc>
+        <w:tc>
+          <w:tcPr>
+            <w:tcW w:w="951" w:type="dxa"/>
+            <w:tcBorders>
+              <w:top w:val="single" w:sz="4" w:space="0" w:color="000000"/>
+              <w:left w:val="single" w:sz="4" w:space="0" w:color="000000"/>
+              <w:bottom w:val="single" w:sz="4" w:space="0" w:color="000000"/>
+              <w:right w:val="single" w:sz="4" w:space="0" w:color="000000"/>
+            </w:tcBorders>
+            <w:shd w:val="clear" w:color="auto" w:fill="auto"/>
+            <w:tcMar>
+              <w:top w:w="80" w:type="dxa"/>
+              <w:left w:w="80" w:type="dxa"/>
+              <w:bottom w:w="80" w:type="dxa"/>
+              <w:right w:w="80" w:type="dxa"/>
+            </w:tcMar>
+            <w:vAlign w:val="center"/>
+          </w:tcPr>
+          <w:p/>
+        </w:tc>
+        <w:tc>
+          <w:tcPr>
+            <w:tcW w:w="1427" w:type="dxa"/>
+            <w:vMerge/>
+            <w:tcBorders>
+              <w:top w:val="single" w:sz="4" w:space="0" w:color="000000"/>
+              <w:left w:val="single" w:sz="4" w:space="0" w:color="000000"/>
+              <w:bottom w:val="single" w:sz="4" w:space="0" w:color="000000"/>
+              <w:right w:val="single" w:sz="4" w:space="0" w:color="000000"/>
+            </w:tcBorders>
+          </w:tcPr>
+          <w:p>
+            <w:pPr>
+              <w:rPr>
+                <w:sz w:val="22"/>
+                <w:szCs w:val="22"/>
+              </w:rPr>
+            </w:pPr>
+          </w:p>
+          <w:p>
+            <w:pPr>
+              <w:rPr>
+                <w:sz w:val="22"/>
+                <w:szCs w:val="22"/>
+              </w:rPr>
+            </w:pPr>
+          </w:p>
+          <w:p>
+            <w:pPr>
+              <w:rPr>
+                <w:sz w:val="22"/>
+                <w:szCs w:val="22"/>
+              </w:rPr>
+            </w:pPr>
+          </w:p>
+          <w:p>
+            <w:pPr>
+              <w:rPr>
+                <w:sz w:val="22"/>
+                <w:szCs w:val="22"/>
+              </w:rPr>
+            </w:pPr>
+          </w:p>
+          <w:p>
+            <w:pPr>
+              <w:rPr>
+                <w:sz w:val="22"/>
+                <w:szCs w:val="22"/>
+                <w:lang w:val="en-US"/>
+              </w:rPr>
+            </w:pPr>
+            <w:r>
+              <w:rPr>
+                <w:sz w:val="22"/>
+                <w:szCs w:val="22"/>
+                <w:lang w:val="en-US"/>
+              </w:rPr>
+              <w:t xml:space="preserve"> </w:t>
+            </w:r>
+            <w:r>
+              <w:rPr>
+                <w:sz w:val="22"/>
+                <w:szCs w:val="22"/>
+              </w:rPr>
+              <w:t>{</w:t>
+            </w:r>
+            <w:proofErr w:type="spellStart"/>
+            <w:r>
+              <w:rPr>
+                <w:sz w:val="22"/>
+                <w:szCs w:val="22"/>
+              </w:rPr>
+              <w:t>conclusion</w:t>
+            </w:r>
+            <w:proofErr w:type="spellEnd"/>
+            <w:r>
+              <w:rPr>
+                <w:sz w:val="22"/>
+                <w:szCs w:val="22"/>
+                <w:lang w:val="en-US"/>
+              </w:rPr>
+              <w:t>}</w:t>
+            </w:r>
+            <w:r>
+              <w:rPr>
+                <w:i/>
+                <w:iCs/>
+                <w:sz w:val="22"/>
+                <w:szCs w:val="22"/>
+                <w:lang w:val="en-US"/>
+              </w:rPr>
+              <w:t>{/employee}</w:t>
+            </w:r>
+          </w:p>
+        </w:tc>
+      </w:tr>
+    </w:tbl>
+    <w:p>
+      <w:pPr>
+        <w:widowControl w:val="0"/>
+        <w:ind w:left="324" w:hanging="324"/>
+        <w:rPr>
+          <w:sz w:val="22"/>
+          <w:szCs w:val="22"/>
+        </w:rPr>
+      </w:pPr>
+    </w:p>
+    <w:p>
+      <w:pPr>
+        <w:widowControl w:val="0"/>
+        <w:ind w:left="216" w:hanging="216"/>
+        <w:rPr>
+          <w:sz w:val="22"/>
+          <w:szCs w:val="22"/>
+        </w:rPr>
+      </w:pPr>
+    </w:p>
+    <w:p>
+      <w:pPr>
+        <w:widowControl w:val="0"/>
+        <w:ind w:left="108" w:hanging="108"/>
+        <w:rPr>
+          <w:sz w:val="22"/>
+          <w:szCs w:val="22"/>
+        </w:rPr>
+      </w:pPr>
+    </w:p>
+    <w:p>
+      <w:pPr>
+        <w:widowControl w:val="0"/>
+        <w:jc w:val="both"/>
+        <w:rPr>
+          <w:sz w:val="22"/>
+          <w:szCs w:val="22"/>
+        </w:rPr>
+      </w:pPr>
+    </w:p>
+    <w:p>
+      <w:pPr>
+        <w:tabs>
+          <w:tab w:val="left" w:pos="2220"/>
+        </w:tabs>
+        <w:rPr>
+          <w:sz w:val="18"/>
+          <w:szCs w:val="18"/>
+        </w:rPr>
+      </w:pPr>
+      <w:r>
+        <w:rPr>
+          <w:sz w:val="28"/>
+          <w:szCs w:val="28"/>
+        </w:rPr>
+        <w:tab/>
+      </w:r>
+    </w:p>
+    <w:p>
+      <w:pPr>
+        <w:ind w:left="3828"/>
+      </w:pPr>
+      <w:r>
+        <w:t>Председатель комиссии:</w:t>
+      </w:r>
+      <w:r>
+        <w:tab/>
+      </w:r>
+      <w:r>
+        <w:tab/>
+      </w:r>
+      <w:r>
+        <w:tab/>
+      </w:r>
+      <w:r>
+        <w:tab/>
+        <w:t xml:space="preserve">/ В.М. </w:t>
+      </w:r>
+      <w:proofErr w:type="spellStart"/>
+      <w:r>
+        <w:t>Шекшуев</w:t>
+      </w:r>
+      <w:proofErr w:type="spellEnd"/>
+      <w:r>
+        <w:t xml:space="preserve"> /</w:t>
+      </w:r>
+    </w:p>
+    <w:p>
+      <w:pPr>
+        <w:ind w:left="3828"/>
+        <w:rPr>
+          <w:sz w:val="12"/>
+          <w:szCs w:val="12"/>
+        </w:rPr>
+      </w:pPr>
+    </w:p>
+    <w:p>
+      <w:pPr>
+        <w:ind w:left="3828"/>
+      </w:pPr>
+      <w:r>
+        <w:t>Члены комиссии:</w:t>
+      </w:r>
+      <w:r>
+        <w:tab/>
+      </w:r>
+      <w:r>
+        <w:tab/>
+      </w:r>
+      <w:r>
+        <w:tab/>
+      </w:r>
+      <w:r>
+        <w:tab/>
+      </w:r>
+      <w:r>
+        <w:tab/>
+        <w:t>/ Е.С. Воробьева /</w:t>
+      </w:r>
+    </w:p>
+    <w:p>
+      <w:pPr>
+        <w:ind w:left="3828"/>
+        <w:rPr>
+          <w:sz w:val="12"/>
+          <w:szCs w:val="12"/>
+        </w:rPr>
+      </w:pPr>
+    </w:p>
+    <w:p>
+      <w:pPr>
+        <w:ind w:left="3828"/>
+      </w:pPr>
+      <w:r>
+        <w:tab/>
+      </w:r>
+      <w:r>
+        <w:tab/>
+      </w:r>
+      <w:r>
+        <w:tab/>
+      </w:r>
+      <w:r>
+        <w:tab/>
+      </w:r>
+      <w:r>
+        <w:tab/>
+      </w:r>
+      <w:r>
+        <w:tab/>
+      </w:r>
+      <w:r>
+        <w:tab/>
+        <w:t xml:space="preserve">/ И.Ю. </w:t>
+      </w:r>
+      <w:proofErr w:type="spellStart"/>
+      <w:r>
+        <w:t>Шекшуева</w:t>
+      </w:r>
+      <w:proofErr w:type="spellEnd"/>
+      <w:r>
+        <w:t xml:space="preserve"> /</w:t>
+      </w:r>
+    </w:p>
+    <w:sectPr>
+      <w:headerReference w:type="default" r:id="rId7"/>
+      <w:footerReference w:type="default" r:id="rId8"/>
+      <w:pgSz w:w="16840" w:h="11900" w:orient="landscape"/>
+      <w:pgMar w:top="142" w:right="536" w:bottom="0" w:left="1134" w:header="709" w:footer="709" w:gutter="0"/>
+      <w:cols w:space="720"/>
+    </w:sectPr>
+  </w:body>
+</w:document>
 </file>
--- a/backend/Protocol-comission-template.docx
+++ b/backend/Protocol-comission-template.docx
@@ -3549,1794 +3549,4 @@
   </a:objectDefaults>
   <a:extraClrSchemeLst/>
 </a:theme>
-</file>
-
-<file path=document.orig.xml><?xml version="1.0" encoding="utf-8"?>
-<w:document xmlns:wpc="http://schemas.microsoft.com/office/word/2010/wordprocessingCanvas" xmlns:cx="http://schemas.microsoft.com/office/drawing/2014/chartex" xmlns:cx1="http://schemas.microsoft.com/office/drawing/2015/9/8/chartex" xmlns:cx2="http://schemas.microsoft.com/office/drawing/2015/10/21/chartex" xmlns:cx3="http://schemas.microsoft.com/office/drawing/2016/5/9/chartex" xmlns:cx4="http://schemas.microsoft.com/office/drawing/2016/5/10/chartex" xmlns:cx5="http://schemas.microsoft.com/office/drawing/2016/5/11/chartex" xmlns:cx6="http://schemas.microsoft.com/office/drawing/2016/5/12/chartex" xmlns:cx7="http://schemas.microsoft.com/office/drawing/2016/5/13/chartex" xmlns:cx8="http://schemas.microsoft.com/office/drawing/2016/5/14/chartex" xmlns:mc="http://schemas.openxmlformats.org/markup-compatibility/2006" xmlns:aink="http://schemas.microsoft.com/office/drawing/2016/ink" xmlns:am3d="http://schemas.microsoft.com/office/drawing/2017/model3d" xmlns:o="urn:schemas-microsoft-com:office:office" xmlns:oel="http://schemas.microsoft.com/office/2019/extlst" xmlns:r="http://schemas.openxmlformats.org/officeDocument/2006/relationships" xmlns:m="http://schemas.openxmlformats.org/officeDocument/2006/math" xmlns:v="urn:schemas-microsoft-com:vml" xmlns:wp14="http://schemas.microsoft.com/office/word/2010/wordprocessingDrawing" xmlns:wp="http://schemas.openxmlformats.org/drawingml/2006/wordprocessingDrawing" xmlns:w10="urn:schemas-microsoft-com:office:word" xmlns:w="http://schemas.openxmlformats.org/wordprocessingml/2006/main" xmlns:w14="http://schemas.microsoft.com/office/word/2010/wordml" xmlns:w15="http://schemas.microsoft.com/office/word/2012/wordml" xmlns:w16cex="http://schemas.microsoft.com/office/word/2018/wordml/cex" xmlns:w16cid="http://schemas.microsoft.com/office/word/2016/wordml/cid" xmlns:w16="http://schemas.microsoft.com/office/word/2018/wordml" xmlns:w16sdtdh="http://schemas.microsoft.com/office/word/2020/wordml/sdtdatahash" xmlns:w16se="http://schemas.microsoft.com/office/word/2015/wordml/symex" xmlns:wpg="http://schemas.microsoft.com/office/word/2010/wordprocessingGroup" xmlns:wpi="http://schemas.microsoft.com/office/word/2010/wordprocessingInk" xmlns:wne="http://schemas.microsoft.com/office/word/2006/wordml" xmlns:wps="http://schemas.microsoft.com/office/word/2010/wordprocessingShape" mc:Ignorable="w14 w15 w16se w16cid w16 w16cex w16sdtdh wp14">
-  <w:body>
-    <w:p>
-      <w:pPr>
-        <w:jc w:val="center"/>
-        <w:rPr>
-          <w:b/>
-          <w:bCs/>
-          <w:sz w:val="28"/>
-          <w:szCs w:val="28"/>
-          <w:lang w:val="en-US"/>
-        </w:rPr>
-      </w:pPr>
-      <w:r>
-        <w:rPr>
-          <w:b/>
-          <w:bCs/>
-          <w:sz w:val="28"/>
-          <w:szCs w:val="28"/>
-          <w:lang w:val="en-US"/>
-        </w:rPr>
-        <w:t>{</w:t>
-      </w:r>
-      <w:proofErr w:type="spellStart"/>
-      <w:r>
-        <w:rPr>
-          <w:b/>
-          <w:bCs/>
-          <w:sz w:val="28"/>
-          <w:szCs w:val="28"/>
-          <w:lang w:val="en-US"/>
-        </w:rPr>
-        <w:t>moisei_name</w:t>
-      </w:r>
-      <w:proofErr w:type="spellEnd"/>
-      <w:r>
-        <w:rPr>
-          <w:b/>
-          <w:bCs/>
-          <w:sz w:val="28"/>
-          <w:szCs w:val="28"/>
-          <w:lang w:val="en-US"/>
-        </w:rPr>
-        <w:t>}</w:t>
-      </w:r>
-    </w:p>
-    <w:p>
-      <w:pPr>
-        <w:jc w:val="center"/>
-        <w:rPr>
-          <w:b/>
-          <w:bCs/>
-          <w:sz w:val="22"/>
-          <w:szCs w:val="22"/>
-        </w:rPr>
-      </w:pPr>
-    </w:p>
-    <w:p>
-      <w:pPr>
-        <w:jc w:val="center"/>
-        <w:rPr>
-          <w:b/>
-          <w:bCs/>
-          <w:sz w:val="28"/>
-          <w:szCs w:val="28"/>
-        </w:rPr>
-      </w:pPr>
-      <w:r>
-        <w:rPr>
-          <w:b/>
-          <w:bCs/>
-          <w:sz w:val="28"/>
-          <w:szCs w:val="28"/>
-        </w:rPr>
-        <w:t xml:space="preserve">П Р О Т О К О Л    </w:t>
-      </w:r>
-      <w:proofErr w:type="gramStart"/>
-      <w:r>
-        <w:rPr>
-          <w:b/>
-          <w:bCs/>
-          <w:sz w:val="28"/>
-          <w:szCs w:val="28"/>
-        </w:rPr>
-        <w:t xml:space="preserve">№  </w:t>
-      </w:r>
-      <w:r>
-        <w:rPr>
-          <w:b/>
-          <w:bCs/>
-          <w:sz w:val="28"/>
-          <w:szCs w:val="28"/>
-        </w:rPr>
-        <w:t>{</w:t>
-      </w:r>
-      <w:proofErr w:type="gramEnd"/>
-      <w:r>
-        <w:rPr>
-          <w:b/>
-          <w:bCs/>
-          <w:sz w:val="28"/>
-          <w:szCs w:val="28"/>
-          <w:lang w:val="en-US"/>
-        </w:rPr>
-        <w:t>group</w:t>
-      </w:r>
-      <w:r>
-        <w:rPr>
-          <w:b/>
-          <w:bCs/>
-          <w:sz w:val="28"/>
-          <w:szCs w:val="28"/>
-        </w:rPr>
-        <w:t>_</w:t>
-      </w:r>
-      <w:r>
-        <w:rPr>
-          <w:b/>
-          <w:bCs/>
-          <w:sz w:val="28"/>
-          <w:szCs w:val="28"/>
-          <w:lang w:val="en-US"/>
-        </w:rPr>
-        <w:t>id</w:t>
-      </w:r>
-      <w:r>
-        <w:rPr>
-          <w:b/>
-          <w:bCs/>
-          <w:sz w:val="28"/>
-          <w:szCs w:val="28"/>
-        </w:rPr>
-        <w:t>}</w:t>
-      </w:r>
-      <w:r>
-        <w:rPr>
-          <w:b/>
-          <w:bCs/>
-          <w:sz w:val="28"/>
-          <w:szCs w:val="28"/>
-        </w:rPr>
-        <w:t xml:space="preserve">  от  </w:t>
-      </w:r>
-      <w:r>
-        <w:rPr>
-          <w:b/>
-          <w:bCs/>
-          <w:sz w:val="28"/>
-          <w:szCs w:val="28"/>
-        </w:rPr>
-        <w:t>{</w:t>
-      </w:r>
-      <w:r>
-        <w:rPr>
-          <w:b/>
-          <w:bCs/>
-          <w:sz w:val="28"/>
-          <w:szCs w:val="28"/>
-          <w:lang w:val="en-US"/>
-        </w:rPr>
-        <w:t>end</w:t>
-      </w:r>
-      <w:r>
-        <w:rPr>
-          <w:b/>
-          <w:bCs/>
-          <w:sz w:val="28"/>
-          <w:szCs w:val="28"/>
-        </w:rPr>
-        <w:t>_</w:t>
-      </w:r>
-      <w:r>
-        <w:rPr>
-          <w:b/>
-          <w:bCs/>
-          <w:sz w:val="28"/>
-          <w:szCs w:val="28"/>
-          <w:lang w:val="en-US"/>
-        </w:rPr>
-        <w:t>date</w:t>
-      </w:r>
-      <w:r>
-        <w:rPr>
-          <w:b/>
-          <w:bCs/>
-          <w:sz w:val="28"/>
-          <w:szCs w:val="28"/>
-        </w:rPr>
-        <w:t>}</w:t>
-      </w:r>
-    </w:p>
-    <w:p>
-      <w:pPr>
-        <w:jc w:val="center"/>
-        <w:rPr>
-          <w:b/>
-          <w:bCs/>
-          <w:sz w:val="28"/>
-          <w:szCs w:val="28"/>
-        </w:rPr>
-      </w:pPr>
-      <w:r>
-        <w:rPr>
-          <w:b/>
-          <w:bCs/>
-          <w:sz w:val="28"/>
-          <w:szCs w:val="28"/>
-        </w:rPr>
-        <w:t>заседания комиссии по проверке знаний</w:t>
-      </w:r>
-    </w:p>
-    <w:p>
-      <w:pPr>
-        <w:rPr>
-          <w:sz w:val="18"/>
-          <w:szCs w:val="18"/>
-        </w:rPr>
-      </w:pPr>
-    </w:p>
-    <w:p>
-      <w:r>
-        <w:t>В соответствии с приказом директора от «01» сентября 2022 г. № 10 комиссия в составе:</w:t>
-      </w:r>
-    </w:p>
-    <w:p>
-      <w:pPr>
-        <w:rPr>
-          <w:sz w:val="22"/>
-          <w:szCs w:val="22"/>
-        </w:rPr>
-      </w:pPr>
-    </w:p>
-    <w:p>
-      <w:r>
-        <w:rPr>
-          <w:b/>
-          <w:bCs/>
-        </w:rPr>
-        <w:t>Председатель комиссии:</w:t>
-      </w:r>
-      <w:r>
-        <w:tab/>
-      </w:r>
-      <w:proofErr w:type="spellStart"/>
-      <w:r>
-        <w:t>Шекшуев</w:t>
-      </w:r>
-      <w:proofErr w:type="spellEnd"/>
-      <w:r>
-        <w:t xml:space="preserve"> В.М.. - директор</w:t>
-      </w:r>
-    </w:p>
-    <w:p>
-      <w:r>
-        <w:rPr>
-          <w:b/>
-          <w:bCs/>
-        </w:rPr>
-        <w:t>Члены комиссии:</w:t>
-      </w:r>
-      <w:r>
-        <w:rPr>
-          <w:b/>
-          <w:bCs/>
-        </w:rPr>
-        <w:tab/>
-      </w:r>
-      <w:r>
-        <w:tab/>
-        <w:t>Воробьева Е.С. – заместитель директора</w:t>
-      </w:r>
-    </w:p>
-    <w:p>
-      <w:r>
-        <w:tab/>
-      </w:r>
-      <w:r>
-        <w:tab/>
-      </w:r>
-      <w:r>
-        <w:tab/>
-      </w:r>
-      <w:r>
-        <w:tab/>
-      </w:r>
-      <w:proofErr w:type="spellStart"/>
-      <w:r>
-        <w:t>Шекшуева</w:t>
-      </w:r>
-      <w:proofErr w:type="spellEnd"/>
-      <w:r>
-        <w:t xml:space="preserve"> И.Ю. – специалист учебного центра</w:t>
-      </w:r>
-    </w:p>
-    <w:p>
-      <w:pPr>
-        <w:pStyle w:val="a4"/>
-        <w:tabs>
-          <w:tab w:val="left" w:pos="2694"/>
-        </w:tabs>
-        <w:rPr>
-          <w:sz w:val="22"/>
-          <w:szCs w:val="22"/>
-        </w:rPr>
-      </w:pPr>
-    </w:p>
-    <w:p>
-      <w:pPr>
-        <w:jc w:val="both"/>
-      </w:pPr>
-      <w:r>
-        <w:t>Проведена проверка знаний по программе: - «</w:t>
-      </w:r>
-      <w:r>
-        <w:t>{</w:t>
-      </w:r>
-      <w:r>
-        <w:rPr>
-          <w:lang w:val="en-US"/>
-        </w:rPr>
-        <w:t>course</w:t>
-      </w:r>
-      <w:r>
-        <w:t>_</w:t>
-      </w:r>
-      <w:r>
-        <w:rPr>
-          <w:lang w:val="en-US"/>
-        </w:rPr>
-        <w:t>name</w:t>
-      </w:r>
-      <w:r>
-        <w:t>}</w:t>
-      </w:r>
-      <w:r>
-        <w:t xml:space="preserve">» в объеме </w:t>
-      </w:r>
-      <w:r>
-        <w:t>{</w:t>
-      </w:r>
-      <w:r>
-        <w:rPr>
-          <w:lang w:val="en-US"/>
-        </w:rPr>
-        <w:t>hours</w:t>
-      </w:r>
-      <w:r>
-        <w:t>}</w:t>
-      </w:r>
-      <w:r>
-        <w:t xml:space="preserve"> часов;</w:t>
-      </w:r>
-    </w:p>
-    <w:p>
-      <w:pPr>
-        <w:jc w:val="both"/>
-        <w:rPr>
-          <w:sz w:val="22"/>
-          <w:szCs w:val="22"/>
-        </w:rPr>
-      </w:pPr>
-      <w:r>
-        <w:rPr>
-          <w:sz w:val="22"/>
-          <w:szCs w:val="22"/>
-        </w:rPr>
-        <w:t>- - «</w:t>
-      </w:r>
-      <w:r>
-        <w:rPr>
-          <w:sz w:val="22"/>
-          <w:szCs w:val="22"/>
-        </w:rPr>
-        <w:t>{</w:t>
-      </w:r>
-      <w:r>
-        <w:rPr>
-          <w:sz w:val="22"/>
-          <w:szCs w:val="22"/>
-          <w:lang w:val="en-US"/>
-        </w:rPr>
-        <w:t>course</w:t>
-      </w:r>
-      <w:r>
-        <w:rPr>
-          <w:sz w:val="22"/>
-          <w:szCs w:val="22"/>
-        </w:rPr>
-        <w:t>_</w:t>
-      </w:r>
-      <w:r>
-        <w:rPr>
-          <w:sz w:val="22"/>
-          <w:szCs w:val="22"/>
-          <w:lang w:val="en-US"/>
-        </w:rPr>
-        <w:t>name</w:t>
-      </w:r>
-      <w:r>
-        <w:rPr>
-          <w:sz w:val="22"/>
-          <w:szCs w:val="22"/>
-        </w:rPr>
-        <w:t>}</w:t>
-      </w:r>
-      <w:r>
-        <w:rPr>
-          <w:sz w:val="22"/>
-          <w:szCs w:val="22"/>
-        </w:rPr>
-        <w:t xml:space="preserve">» в объеме </w:t>
-      </w:r>
-      <w:r>
-        <w:rPr>
-          <w:sz w:val="22"/>
-          <w:szCs w:val="22"/>
-        </w:rPr>
-        <w:t>{</w:t>
-      </w:r>
-      <w:r>
-        <w:rPr>
-          <w:sz w:val="22"/>
-          <w:szCs w:val="22"/>
-          <w:lang w:val="en-US"/>
-        </w:rPr>
-        <w:t>hours</w:t>
-      </w:r>
-      <w:r>
-        <w:rPr>
-          <w:sz w:val="22"/>
-          <w:szCs w:val="22"/>
-        </w:rPr>
-        <w:t>}</w:t>
-      </w:r>
-      <w:r>
-        <w:rPr>
-          <w:sz w:val="22"/>
-          <w:szCs w:val="22"/>
-        </w:rPr>
-        <w:t xml:space="preserve"> часов:</w:t>
-      </w:r>
-    </w:p>
-    <w:tbl>
-      <w:tblPr>
-        <w:tblStyle w:val="TableNormal"/>
-        <w:tblW w:w="15603" w:type="dxa"/>
-        <w:tblInd w:w="-289" w:type="dxa"/>
-        <w:tblBorders>
-          <w:top w:val="single" w:sz="8" w:space="0" w:color="FFFFFF"/>
-          <w:left w:val="single" w:sz="8" w:space="0" w:color="FFFFFF"/>
-          <w:bottom w:val="single" w:sz="8" w:space="0" w:color="FFFFFF"/>
-          <w:right w:val="single" w:sz="8" w:space="0" w:color="FFFFFF"/>
-          <w:insideH w:val="single" w:sz="8" w:space="0" w:color="FFFFFF"/>
-          <w:insideV w:val="single" w:sz="8" w:space="0" w:color="FFFFFF"/>
-        </w:tblBorders>
-        <w:shd w:val="clear" w:color="auto" w:fill="CED7E7"/>
-        <w:tblLayout w:type="fixed"/>
-        <w:tblLook w:val="04A0" w:firstRow="1" w:lastRow="0" w:firstColumn="1" w:lastColumn="0" w:noHBand="0" w:noVBand="1"/>
-      </w:tblPr>
-      <w:tblGrid>
-        <w:gridCol w:w="923"/>
-        <w:gridCol w:w="2918"/>
-        <w:gridCol w:w="2379"/>
-        <w:gridCol w:w="3136"/>
-        <w:gridCol w:w="842"/>
-        <w:gridCol w:w="1621"/>
-        <w:gridCol w:w="1406"/>
-        <w:gridCol w:w="951"/>
-        <w:gridCol w:w="1427"/>
-      </w:tblGrid>
-      <w:tr>
-        <w:trPr>
-          <w:trHeight w:val="1046"/>
-        </w:trPr>
-        <w:tc>
-          <w:tcPr>
-            <w:tcW w:w="923" w:type="dxa"/>
-            <w:tcBorders>
-              <w:top w:val="single" w:sz="4" w:space="0" w:color="000000"/>
-              <w:left w:val="single" w:sz="4" w:space="0" w:color="000000"/>
-              <w:bottom w:val="single" w:sz="4" w:space="0" w:color="000000"/>
-              <w:right w:val="single" w:sz="4" w:space="0" w:color="000000"/>
-            </w:tcBorders>
-            <w:shd w:val="clear" w:color="auto" w:fill="auto"/>
-            <w:tcMar>
-              <w:top w:w="80" w:type="dxa"/>
-              <w:left w:w="80" w:type="dxa"/>
-              <w:bottom w:w="80" w:type="dxa"/>
-              <w:right w:w="80" w:type="dxa"/>
-            </w:tcMar>
-            <w:vAlign w:val="center"/>
-          </w:tcPr>
-          <w:p>
-            <w:pPr>
-              <w:jc w:val="center"/>
-            </w:pPr>
-            <w:r>
-              <w:rPr>
-                <w:sz w:val="22"/>
-                <w:szCs w:val="22"/>
-              </w:rPr>
-              <w:t>№</w:t>
-            </w:r>
-          </w:p>
-        </w:tc>
-        <w:tc>
-          <w:tcPr>
-            <w:tcW w:w="2918" w:type="dxa"/>
-            <w:tcBorders>
-              <w:top w:val="single" w:sz="4" w:space="0" w:color="000000"/>
-              <w:left w:val="single" w:sz="4" w:space="0" w:color="000000"/>
-              <w:bottom w:val="single" w:sz="4" w:space="0" w:color="000000"/>
-              <w:right w:val="single" w:sz="4" w:space="0" w:color="000000"/>
-            </w:tcBorders>
-            <w:shd w:val="clear" w:color="auto" w:fill="auto"/>
-            <w:tcMar>
-              <w:top w:w="80" w:type="dxa"/>
-              <w:left w:w="80" w:type="dxa"/>
-              <w:bottom w:w="80" w:type="dxa"/>
-              <w:right w:w="80" w:type="dxa"/>
-            </w:tcMar>
-            <w:vAlign w:val="center"/>
-          </w:tcPr>
-          <w:p>
-            <w:pPr>
-              <w:jc w:val="center"/>
-            </w:pPr>
-            <w:r>
-              <w:rPr>
-                <w:sz w:val="22"/>
-                <w:szCs w:val="22"/>
-              </w:rPr>
-              <w:t>Ф.И.О.</w:t>
-            </w:r>
-          </w:p>
-        </w:tc>
-        <w:tc>
-          <w:tcPr>
-            <w:tcW w:w="2379" w:type="dxa"/>
-            <w:tcBorders>
-              <w:top w:val="single" w:sz="4" w:space="0" w:color="000000"/>
-              <w:left w:val="single" w:sz="4" w:space="0" w:color="000000"/>
-              <w:bottom w:val="single" w:sz="4" w:space="0" w:color="000000"/>
-              <w:right w:val="single" w:sz="4" w:space="0" w:color="000000"/>
-            </w:tcBorders>
-            <w:shd w:val="clear" w:color="auto" w:fill="auto"/>
-            <w:tcMar>
-              <w:top w:w="80" w:type="dxa"/>
-              <w:left w:w="80" w:type="dxa"/>
-              <w:bottom w:w="80" w:type="dxa"/>
-              <w:right w:w="80" w:type="dxa"/>
-            </w:tcMar>
-            <w:vAlign w:val="center"/>
-          </w:tcPr>
-          <w:p>
-            <w:pPr>
-              <w:jc w:val="center"/>
-            </w:pPr>
-            <w:r>
-              <w:rPr>
-                <w:sz w:val="22"/>
-                <w:szCs w:val="22"/>
-              </w:rPr>
-              <w:t>Наименование предприятия</w:t>
-            </w:r>
-          </w:p>
-        </w:tc>
-        <w:tc>
-          <w:tcPr>
-            <w:tcW w:w="3136" w:type="dxa"/>
-            <w:tcBorders>
-              <w:top w:val="single" w:sz="4" w:space="0" w:color="000000"/>
-              <w:left w:val="single" w:sz="4" w:space="0" w:color="000000"/>
-              <w:bottom w:val="single" w:sz="4" w:space="0" w:color="000000"/>
-              <w:right w:val="single" w:sz="4" w:space="0" w:color="000000"/>
-            </w:tcBorders>
-            <w:shd w:val="clear" w:color="auto" w:fill="auto"/>
-            <w:tcMar>
-              <w:top w:w="80" w:type="dxa"/>
-              <w:left w:w="80" w:type="dxa"/>
-              <w:bottom w:w="80" w:type="dxa"/>
-              <w:right w:w="80" w:type="dxa"/>
-            </w:tcMar>
-            <w:vAlign w:val="center"/>
-          </w:tcPr>
-          <w:p>
-            <w:pPr>
-              <w:jc w:val="center"/>
-            </w:pPr>
-            <w:r>
-              <w:rPr>
-                <w:sz w:val="22"/>
-                <w:szCs w:val="22"/>
-              </w:rPr>
-              <w:t>Занимаемая должность</w:t>
-            </w:r>
-          </w:p>
-        </w:tc>
-        <w:tc>
-          <w:tcPr>
-            <w:tcW w:w="842" w:type="dxa"/>
-            <w:tcBorders>
-              <w:top w:val="single" w:sz="4" w:space="0" w:color="000000"/>
-              <w:left w:val="single" w:sz="4" w:space="0" w:color="000000"/>
-              <w:bottom w:val="single" w:sz="4" w:space="0" w:color="000000"/>
-              <w:right w:val="single" w:sz="4" w:space="0" w:color="000000"/>
-            </w:tcBorders>
-          </w:tcPr>
-          <w:p>
-            <w:pPr>
-              <w:jc w:val="center"/>
-              <w:rPr>
-                <w:sz w:val="22"/>
-                <w:szCs w:val="22"/>
-              </w:rPr>
-            </w:pPr>
-          </w:p>
-          <w:p>
-            <w:pPr>
-              <w:jc w:val="center"/>
-              <w:rPr>
-                <w:sz w:val="22"/>
-                <w:szCs w:val="22"/>
-              </w:rPr>
-            </w:pPr>
-          </w:p>
-          <w:p>
-            <w:pPr>
-              <w:jc w:val="center"/>
-              <w:rPr>
-                <w:sz w:val="22"/>
-                <w:szCs w:val="22"/>
-              </w:rPr>
-            </w:pPr>
-          </w:p>
-          <w:p>
-            <w:pPr>
-              <w:jc w:val="center"/>
-              <w:rPr>
-                <w:sz w:val="22"/>
-                <w:szCs w:val="22"/>
-              </w:rPr>
-            </w:pPr>
-            <w:r>
-              <w:rPr>
-                <w:sz w:val="22"/>
-                <w:szCs w:val="22"/>
-              </w:rPr>
-              <w:t>Номер билета</w:t>
-            </w:r>
-          </w:p>
-        </w:tc>
-        <w:tc>
-          <w:tcPr>
-            <w:tcW w:w="1621" w:type="dxa"/>
-            <w:tcBorders>
-              <w:top w:val="single" w:sz="4" w:space="0" w:color="000000"/>
-              <w:left w:val="single" w:sz="4" w:space="0" w:color="000000"/>
-              <w:bottom w:val="single" w:sz="4" w:space="0" w:color="000000"/>
-              <w:right w:val="single" w:sz="4" w:space="0" w:color="000000"/>
-            </w:tcBorders>
-            <w:shd w:val="clear" w:color="auto" w:fill="auto"/>
-            <w:tcMar>
-              <w:top w:w="80" w:type="dxa"/>
-              <w:left w:w="80" w:type="dxa"/>
-              <w:bottom w:w="80" w:type="dxa"/>
-              <w:right w:w="80" w:type="dxa"/>
-            </w:tcMar>
-            <w:vAlign w:val="center"/>
-          </w:tcPr>
-          <w:p>
-            <w:pPr>
-              <w:jc w:val="center"/>
-            </w:pPr>
-            <w:r>
-              <w:rPr>
-                <w:sz w:val="22"/>
-                <w:szCs w:val="22"/>
-              </w:rPr>
-              <w:t>Результат проверки знаний</w:t>
-            </w:r>
-          </w:p>
-        </w:tc>
-        <w:tc>
-          <w:tcPr>
-            <w:tcW w:w="1406" w:type="dxa"/>
-            <w:tcBorders>
-              <w:top w:val="single" w:sz="4" w:space="0" w:color="000000"/>
-              <w:left w:val="single" w:sz="4" w:space="0" w:color="000000"/>
-              <w:bottom w:val="single" w:sz="4" w:space="0" w:color="000000"/>
-              <w:right w:val="single" w:sz="4" w:space="0" w:color="000000"/>
-            </w:tcBorders>
-            <w:shd w:val="clear" w:color="auto" w:fill="auto"/>
-            <w:tcMar>
-              <w:top w:w="80" w:type="dxa"/>
-              <w:left w:w="80" w:type="dxa"/>
-              <w:bottom w:w="80" w:type="dxa"/>
-              <w:right w:w="80" w:type="dxa"/>
-            </w:tcMar>
-            <w:vAlign w:val="center"/>
-          </w:tcPr>
-          <w:p>
-            <w:pPr>
-              <w:jc w:val="center"/>
-            </w:pPr>
-            <w:r>
-              <w:rPr>
-                <w:sz w:val="22"/>
-                <w:szCs w:val="22"/>
-              </w:rPr>
-              <w:t>Регистрационный номер записи о проверке знаний в реестре обученных лиц</w:t>
-            </w:r>
-          </w:p>
-        </w:tc>
-        <w:tc>
-          <w:tcPr>
-            <w:tcW w:w="951" w:type="dxa"/>
-            <w:tcBorders>
-              <w:top w:val="single" w:sz="4" w:space="0" w:color="000000"/>
-              <w:left w:val="single" w:sz="4" w:space="0" w:color="000000"/>
-              <w:bottom w:val="single" w:sz="4" w:space="0" w:color="000000"/>
-              <w:right w:val="single" w:sz="4" w:space="0" w:color="000000"/>
-            </w:tcBorders>
-            <w:shd w:val="clear" w:color="auto" w:fill="auto"/>
-            <w:tcMar>
-              <w:top w:w="80" w:type="dxa"/>
-              <w:left w:w="80" w:type="dxa"/>
-              <w:bottom w:w="80" w:type="dxa"/>
-              <w:right w:w="80" w:type="dxa"/>
-            </w:tcMar>
-            <w:vAlign w:val="center"/>
-          </w:tcPr>
-          <w:p>
-            <w:pPr>
-              <w:jc w:val="center"/>
-            </w:pPr>
-            <w:r>
-              <w:rPr>
-                <w:sz w:val="22"/>
-                <w:szCs w:val="22"/>
-              </w:rPr>
-              <w:t>Подпись проверяемого</w:t>
-            </w:r>
-          </w:p>
-        </w:tc>
-        <w:tc>
-          <w:tcPr>
-            <w:tcW w:w="1427" w:type="dxa"/>
-            <w:tcBorders>
-              <w:top w:val="single" w:sz="4" w:space="0" w:color="000000"/>
-              <w:left w:val="single" w:sz="4" w:space="0" w:color="000000"/>
-              <w:bottom w:val="single" w:sz="4" w:space="0" w:color="000000"/>
-              <w:right w:val="single" w:sz="4" w:space="0" w:color="000000"/>
-            </w:tcBorders>
-          </w:tcPr>
-          <w:p>
-            <w:pPr>
-              <w:jc w:val="center"/>
-              <w:rPr>
-                <w:sz w:val="22"/>
-                <w:szCs w:val="22"/>
-              </w:rPr>
-            </w:pPr>
-          </w:p>
-          <w:p>
-            <w:pPr>
-              <w:jc w:val="center"/>
-              <w:rPr>
-                <w:sz w:val="22"/>
-                <w:szCs w:val="22"/>
-              </w:rPr>
-            </w:pPr>
-          </w:p>
-          <w:p>
-            <w:pPr>
-              <w:jc w:val="center"/>
-              <w:rPr>
-                <w:sz w:val="22"/>
-                <w:szCs w:val="22"/>
-              </w:rPr>
-            </w:pPr>
-            <w:r>
-              <w:rPr>
-                <w:sz w:val="22"/>
-                <w:szCs w:val="22"/>
-              </w:rPr>
-              <w:t>Заключение экзаменационной</w:t>
-            </w:r>
-          </w:p>
-          <w:p>
-            <w:pPr>
-              <w:jc w:val="center"/>
-              <w:rPr>
-                <w:sz w:val="22"/>
-                <w:szCs w:val="22"/>
-              </w:rPr>
-            </w:pPr>
-            <w:r>
-              <w:rPr>
-                <w:sz w:val="22"/>
-                <w:szCs w:val="22"/>
-              </w:rPr>
-              <w:t>комиссии</w:t>
-            </w:r>
-          </w:p>
-          <w:p>
-            <w:pPr>
-              <w:rPr>
-                <w:sz w:val="22"/>
-                <w:szCs w:val="22"/>
-              </w:rPr>
-            </w:pPr>
-          </w:p>
-        </w:tc>
-      </w:tr>
-      <w:tr>
-        <w:trPr>
-          <w:trHeight w:val="230"/>
-        </w:trPr>
-        <w:tc>
-          <w:tcPr>
-            <w:tcW w:w="923" w:type="dxa"/>
-            <w:tcBorders>
-              <w:top w:val="single" w:sz="4" w:space="0" w:color="000000"/>
-              <w:left w:val="single" w:sz="4" w:space="0" w:color="000000"/>
-              <w:bottom w:val="single" w:sz="4" w:space="0" w:color="000000"/>
-              <w:right w:val="single" w:sz="4" w:space="0" w:color="000000"/>
-            </w:tcBorders>
-            <w:shd w:val="clear" w:color="auto" w:fill="auto"/>
-            <w:tcMar>
-              <w:top w:w="80" w:type="dxa"/>
-              <w:left w:w="80" w:type="dxa"/>
-              <w:bottom w:w="80" w:type="dxa"/>
-              <w:right w:w="80" w:type="dxa"/>
-            </w:tcMar>
-            <w:vAlign w:val="center"/>
-          </w:tcPr>
-          <w:p>
-            <w:pPr>
-              <w:jc w:val="center"/>
-            </w:pPr>
-            <w:r>
-              <w:rPr>
-                <w:sz w:val="22"/>
-                <w:szCs w:val="22"/>
-              </w:rPr>
-              <w:t>1</w:t>
-            </w:r>
-          </w:p>
-        </w:tc>
-        <w:tc>
-          <w:tcPr>
-            <w:tcW w:w="2918" w:type="dxa"/>
-            <w:tcBorders>
-              <w:top w:val="single" w:sz="4" w:space="0" w:color="000000"/>
-              <w:left w:val="single" w:sz="4" w:space="0" w:color="000000"/>
-              <w:bottom w:val="single" w:sz="4" w:space="0" w:color="000000"/>
-              <w:right w:val="single" w:sz="4" w:space="0" w:color="000000"/>
-            </w:tcBorders>
-            <w:shd w:val="clear" w:color="auto" w:fill="auto"/>
-            <w:tcMar>
-              <w:top w:w="80" w:type="dxa"/>
-              <w:left w:w="80" w:type="dxa"/>
-              <w:bottom w:w="80" w:type="dxa"/>
-              <w:right w:w="80" w:type="dxa"/>
-            </w:tcMar>
-            <w:vAlign w:val="center"/>
-          </w:tcPr>
-          <w:p>
-            <w:pPr>
-              <w:jc w:val="center"/>
-            </w:pPr>
-            <w:r>
-              <w:rPr>
-                <w:sz w:val="22"/>
-                <w:szCs w:val="22"/>
-              </w:rPr>
-              <w:t>2</w:t>
-            </w:r>
-          </w:p>
-        </w:tc>
-        <w:tc>
-          <w:tcPr>
-            <w:tcW w:w="2379" w:type="dxa"/>
-            <w:tcBorders>
-              <w:top w:val="single" w:sz="4" w:space="0" w:color="000000"/>
-              <w:left w:val="single" w:sz="4" w:space="0" w:color="000000"/>
-              <w:bottom w:val="single" w:sz="4" w:space="0" w:color="auto"/>
-              <w:right w:val="single" w:sz="4" w:space="0" w:color="000000"/>
-            </w:tcBorders>
-            <w:shd w:val="clear" w:color="auto" w:fill="auto"/>
-            <w:tcMar>
-              <w:top w:w="80" w:type="dxa"/>
-              <w:left w:w="80" w:type="dxa"/>
-              <w:bottom w:w="80" w:type="dxa"/>
-              <w:right w:w="80" w:type="dxa"/>
-            </w:tcMar>
-            <w:vAlign w:val="center"/>
-          </w:tcPr>
-          <w:p>
-            <w:pPr>
-              <w:jc w:val="center"/>
-            </w:pPr>
-            <w:r>
-              <w:rPr>
-                <w:sz w:val="22"/>
-                <w:szCs w:val="22"/>
-              </w:rPr>
-              <w:t>3</w:t>
-            </w:r>
-          </w:p>
-        </w:tc>
-        <w:tc>
-          <w:tcPr>
-            <w:tcW w:w="3136" w:type="dxa"/>
-            <w:tcBorders>
-              <w:top w:val="single" w:sz="4" w:space="0" w:color="000000"/>
-              <w:left w:val="single" w:sz="4" w:space="0" w:color="000000"/>
-              <w:bottom w:val="single" w:sz="4" w:space="0" w:color="auto"/>
-              <w:right w:val="single" w:sz="4" w:space="0" w:color="000000"/>
-            </w:tcBorders>
-            <w:shd w:val="clear" w:color="auto" w:fill="auto"/>
-            <w:tcMar>
-              <w:top w:w="80" w:type="dxa"/>
-              <w:left w:w="80" w:type="dxa"/>
-              <w:bottom w:w="80" w:type="dxa"/>
-              <w:right w:w="80" w:type="dxa"/>
-            </w:tcMar>
-            <w:vAlign w:val="center"/>
-          </w:tcPr>
-          <w:p>
-            <w:pPr>
-              <w:jc w:val="center"/>
-            </w:pPr>
-            <w:r>
-              <w:rPr>
-                <w:sz w:val="22"/>
-                <w:szCs w:val="22"/>
-              </w:rPr>
-              <w:t>4</w:t>
-            </w:r>
-          </w:p>
-        </w:tc>
-        <w:tc>
-          <w:tcPr>
-            <w:tcW w:w="842" w:type="dxa"/>
-            <w:tcBorders>
-              <w:top w:val="single" w:sz="4" w:space="0" w:color="000000"/>
-              <w:left w:val="single" w:sz="4" w:space="0" w:color="000000"/>
-              <w:bottom w:val="single" w:sz="4" w:space="0" w:color="000000"/>
-              <w:right w:val="single" w:sz="4" w:space="0" w:color="000000"/>
-            </w:tcBorders>
-          </w:tcPr>
-          <w:p>
-            <w:pPr>
-              <w:jc w:val="center"/>
-              <w:rPr>
-                <w:sz w:val="22"/>
-                <w:szCs w:val="22"/>
-              </w:rPr>
-            </w:pPr>
-            <w:r>
-              <w:rPr>
-                <w:sz w:val="22"/>
-                <w:szCs w:val="22"/>
-              </w:rPr>
-              <w:t>5</w:t>
-            </w:r>
-          </w:p>
-        </w:tc>
-        <w:tc>
-          <w:tcPr>
-            <w:tcW w:w="1621" w:type="dxa"/>
-            <w:tcBorders>
-              <w:top w:val="single" w:sz="4" w:space="0" w:color="000000"/>
-              <w:left w:val="single" w:sz="4" w:space="0" w:color="000000"/>
-              <w:bottom w:val="single" w:sz="4" w:space="0" w:color="000000"/>
-              <w:right w:val="single" w:sz="4" w:space="0" w:color="000000"/>
-            </w:tcBorders>
-            <w:shd w:val="clear" w:color="auto" w:fill="auto"/>
-            <w:tcMar>
-              <w:top w:w="80" w:type="dxa"/>
-              <w:left w:w="80" w:type="dxa"/>
-              <w:bottom w:w="80" w:type="dxa"/>
-              <w:right w:w="80" w:type="dxa"/>
-            </w:tcMar>
-            <w:vAlign w:val="center"/>
-          </w:tcPr>
-          <w:p>
-            <w:pPr>
-              <w:jc w:val="center"/>
-            </w:pPr>
-            <w:r>
-              <w:rPr>
-                <w:sz w:val="22"/>
-                <w:szCs w:val="22"/>
-              </w:rPr>
-              <w:t>6</w:t>
-            </w:r>
-          </w:p>
-        </w:tc>
-        <w:tc>
-          <w:tcPr>
-            <w:tcW w:w="1406" w:type="dxa"/>
-            <w:tcBorders>
-              <w:top w:val="single" w:sz="4" w:space="0" w:color="000000"/>
-              <w:left w:val="single" w:sz="4" w:space="0" w:color="000000"/>
-              <w:bottom w:val="single" w:sz="4" w:space="0" w:color="000000"/>
-              <w:right w:val="single" w:sz="4" w:space="0" w:color="000000"/>
-            </w:tcBorders>
-            <w:shd w:val="clear" w:color="auto" w:fill="auto"/>
-            <w:tcMar>
-              <w:top w:w="80" w:type="dxa"/>
-              <w:left w:w="80" w:type="dxa"/>
-              <w:bottom w:w="80" w:type="dxa"/>
-              <w:right w:w="80" w:type="dxa"/>
-            </w:tcMar>
-            <w:vAlign w:val="center"/>
-          </w:tcPr>
-          <w:p>
-            <w:pPr>
-              <w:jc w:val="center"/>
-            </w:pPr>
-            <w:r>
-              <w:rPr>
-                <w:sz w:val="22"/>
-                <w:szCs w:val="22"/>
-              </w:rPr>
-              <w:t>7</w:t>
-            </w:r>
-          </w:p>
-        </w:tc>
-        <w:tc>
-          <w:tcPr>
-            <w:tcW w:w="951" w:type="dxa"/>
-            <w:tcBorders>
-              <w:top w:val="single" w:sz="4" w:space="0" w:color="000000"/>
-              <w:left w:val="single" w:sz="4" w:space="0" w:color="000000"/>
-              <w:bottom w:val="single" w:sz="4" w:space="0" w:color="000000"/>
-              <w:right w:val="single" w:sz="4" w:space="0" w:color="000000"/>
-            </w:tcBorders>
-            <w:shd w:val="clear" w:color="auto" w:fill="auto"/>
-            <w:tcMar>
-              <w:top w:w="80" w:type="dxa"/>
-              <w:left w:w="80" w:type="dxa"/>
-              <w:bottom w:w="80" w:type="dxa"/>
-              <w:right w:w="80" w:type="dxa"/>
-            </w:tcMar>
-            <w:vAlign w:val="center"/>
-          </w:tcPr>
-          <w:p>
-            <w:pPr>
-              <w:jc w:val="center"/>
-              <w:rPr>
-                <w:lang w:val="en-US"/>
-              </w:rPr>
-            </w:pPr>
-            <w:r>
-              <w:rPr>
-                <w:sz w:val="22"/>
-                <w:szCs w:val="22"/>
-                <w:lang w:val="en-US"/>
-              </w:rPr>
-              <w:t>8</w:t>
-            </w:r>
-          </w:p>
-        </w:tc>
-        <w:tc>
-          <w:tcPr>
-            <w:tcW w:w="1427" w:type="dxa"/>
-            <w:tcBorders>
-              <w:top w:val="single" w:sz="4" w:space="0" w:color="000000"/>
-              <w:left w:val="single" w:sz="4" w:space="0" w:color="000000"/>
-              <w:bottom w:val="single" w:sz="4" w:space="0" w:color="000000"/>
-              <w:right w:val="single" w:sz="4" w:space="0" w:color="000000"/>
-            </w:tcBorders>
-          </w:tcPr>
-          <w:p>
-            <w:pPr>
-              <w:jc w:val="center"/>
-              <w:rPr>
-                <w:sz w:val="22"/>
-                <w:szCs w:val="22"/>
-              </w:rPr>
-            </w:pPr>
-            <w:r>
-              <w:rPr>
-                <w:sz w:val="22"/>
-                <w:szCs w:val="22"/>
-              </w:rPr>
-              <w:t>9</w:t>
-            </w:r>
-          </w:p>
-        </w:tc>
-      </w:tr>
-      <w:tr>
-        <w:trPr>
-          <w:trHeight w:val="1862"/>
-        </w:trPr>
-        <w:tc>
-          <w:tcPr>
-            <w:tcW w:w="923" w:type="dxa"/>
-            <w:tcBorders>
-              <w:top w:val="single" w:sz="4" w:space="0" w:color="000000"/>
-              <w:left w:val="single" w:sz="4" w:space="0" w:color="000000"/>
-              <w:bottom w:val="single" w:sz="4" w:space="0" w:color="000000"/>
-              <w:right w:val="single" w:sz="4" w:space="0" w:color="000000"/>
-            </w:tcBorders>
-            <w:shd w:val="clear" w:color="auto" w:fill="auto"/>
-            <w:tcMar>
-              <w:top w:w="80" w:type="dxa"/>
-              <w:left w:w="80" w:type="dxa"/>
-              <w:bottom w:w="80" w:type="dxa"/>
-              <w:right w:w="80" w:type="dxa"/>
-            </w:tcMar>
-            <w:vAlign w:val="center"/>
-          </w:tcPr>
-          <w:p>
-            <w:pPr>
-              <w:pStyle w:val="a5"/>
-              <w:numPr>
-                <w:ilvl w:val="0"/>
-                <w:numId w:val="1"/>
-              </w:numPr>
-            </w:pPr>
-            <w:r>
-              <w:rPr>
-                <w:sz w:val="22"/>
-                <w:szCs w:val="22"/>
-                <w:lang w:val="en-US"/>
-              </w:rPr>
-              <w:t>{#employee}</w:t>
-            </w:r>
-          </w:p>
-        </w:tc>
-        <w:tc>
-          <w:tcPr>
-            <w:tcW w:w="2918" w:type="dxa"/>
-            <w:tcBorders>
-              <w:top w:val="single" w:sz="4" w:space="0" w:color="000000"/>
-              <w:left w:val="single" w:sz="4" w:space="0" w:color="000000"/>
-              <w:bottom w:val="single" w:sz="4" w:space="0" w:color="000000"/>
-              <w:right w:val="single" w:sz="4" w:space="0" w:color="auto"/>
-            </w:tcBorders>
-            <w:shd w:val="clear" w:color="auto" w:fill="auto"/>
-            <w:tcMar>
-              <w:top w:w="80" w:type="dxa"/>
-              <w:left w:w="80" w:type="dxa"/>
-              <w:bottom w:w="80" w:type="dxa"/>
-              <w:right w:w="80" w:type="dxa"/>
-            </w:tcMar>
-            <w:vAlign w:val="center"/>
-          </w:tcPr>
-          <w:p>
-            <w:pPr>
-              <w:rPr>
-                <w:lang w:val="en-US"/>
-              </w:rPr>
-            </w:pPr>
-            <w:r>
-              <w:rPr>
-                <w:sz w:val="22"/>
-                <w:szCs w:val="22"/>
-                <w:lang w:val="en-US"/>
-              </w:rPr>
-              <w:t>{</w:t>
-            </w:r>
-            <w:proofErr w:type="spellStart"/>
-            <w:r>
-              <w:rPr>
-                <w:sz w:val="22"/>
-                <w:szCs w:val="22"/>
-                <w:lang w:val="en-US"/>
-              </w:rPr>
-              <w:t>last_</w:t>
-            </w:r>
-            <w:r>
-              <w:rPr>
-                <w:sz w:val="22"/>
-                <w:szCs w:val="22"/>
-                <w:lang w:val="en-US"/>
-              </w:rPr>
-              <w:t>name</w:t>
-            </w:r>
-            <w:proofErr w:type="spellEnd"/>
-            <w:r>
-              <w:rPr>
-                <w:sz w:val="22"/>
-                <w:szCs w:val="22"/>
-                <w:lang w:val="en-US"/>
-              </w:rPr>
-              <w:t>} {name} {</w:t>
-            </w:r>
-            <w:proofErr w:type="spellStart"/>
-            <w:r>
-              <w:rPr>
-                <w:sz w:val="22"/>
-                <w:szCs w:val="22"/>
-                <w:lang w:val="en-US"/>
-              </w:rPr>
-              <w:t>middle_name</w:t>
-            </w:r>
-            <w:proofErr w:type="spellEnd"/>
-            <w:r>
-              <w:rPr>
-                <w:sz w:val="22"/>
-                <w:szCs w:val="22"/>
-                <w:lang w:val="en-US"/>
-              </w:rPr>
-              <w:t>}</w:t>
-            </w:r>
-          </w:p>
-        </w:tc>
-        <w:tc>
-          <w:tcPr>
-            <w:tcW w:w="2379" w:type="dxa"/>
-            <w:tcBorders>
-              <w:top w:val="single" w:sz="4" w:space="0" w:color="auto"/>
-              <w:left w:val="single" w:sz="4" w:space="0" w:color="auto"/>
-              <w:bottom w:val="single" w:sz="4" w:space="0" w:color="auto"/>
-              <w:right w:val="single" w:sz="4" w:space="0" w:color="auto"/>
-            </w:tcBorders>
-            <w:shd w:val="clear" w:color="auto" w:fill="auto"/>
-            <w:tcMar>
-              <w:top w:w="80" w:type="dxa"/>
-              <w:left w:w="80" w:type="dxa"/>
-              <w:bottom w:w="80" w:type="dxa"/>
-              <w:right w:w="80" w:type="dxa"/>
-            </w:tcMar>
-            <w:vAlign w:val="center"/>
-          </w:tcPr>
-          <w:p>
-            <w:pPr>
-              <w:jc w:val="center"/>
-            </w:pPr>
-            <w:r>
-              <w:rPr>
-                <w:sz w:val="22"/>
-                <w:szCs w:val="22"/>
-                <w:lang w:val="en-US"/>
-              </w:rPr>
-              <w:t>{</w:t>
-            </w:r>
-            <w:proofErr w:type="spellStart"/>
-            <w:r>
-              <w:rPr>
-                <w:sz w:val="22"/>
-                <w:szCs w:val="22"/>
-                <w:lang w:val="en-US"/>
-              </w:rPr>
-              <w:t>organization_name</w:t>
-            </w:r>
-            <w:proofErr w:type="spellEnd"/>
-            <w:r>
-              <w:rPr>
-                <w:sz w:val="22"/>
-                <w:szCs w:val="22"/>
-                <w:lang w:val="en-US"/>
-              </w:rPr>
-              <w:t>}</w:t>
-            </w:r>
-          </w:p>
-        </w:tc>
-        <w:tc>
-          <w:tcPr>
-            <w:tcW w:w="3136" w:type="dxa"/>
-            <w:tcBorders>
-              <w:top w:val="single" w:sz="4" w:space="0" w:color="auto"/>
-              <w:left w:val="single" w:sz="4" w:space="0" w:color="auto"/>
-              <w:bottom w:val="single" w:sz="4" w:space="0" w:color="auto"/>
-              <w:right w:val="single" w:sz="4" w:space="0" w:color="auto"/>
-            </w:tcBorders>
-            <w:shd w:val="clear" w:color="auto" w:fill="auto"/>
-            <w:tcMar>
-              <w:top w:w="80" w:type="dxa"/>
-              <w:left w:w="80" w:type="dxa"/>
-              <w:bottom w:w="80" w:type="dxa"/>
-              <w:right w:w="80" w:type="dxa"/>
-            </w:tcMar>
-            <w:vAlign w:val="center"/>
-          </w:tcPr>
-          <w:p>
-            <w:pPr>
-              <w:jc w:val="center"/>
-            </w:pPr>
-            <w:r>
-              <w:rPr>
-                <w:sz w:val="22"/>
-                <w:szCs w:val="22"/>
-                <w:lang w:val="en-US"/>
-              </w:rPr>
-              <w:t>{grade}</w:t>
-            </w:r>
-          </w:p>
-        </w:tc>
-        <w:tc>
-          <w:tcPr>
-            <w:tcW w:w="842" w:type="dxa"/>
-            <w:tcBorders>
-              <w:top w:val="single" w:sz="4" w:space="0" w:color="000000"/>
-              <w:left w:val="single" w:sz="4" w:space="0" w:color="auto"/>
-              <w:bottom w:val="single" w:sz="4" w:space="0" w:color="000000"/>
-              <w:right w:val="single" w:sz="4" w:space="0" w:color="auto"/>
-            </w:tcBorders>
-          </w:tcPr>
-          <w:p>
-            <w:pPr>
-              <w:jc w:val="center"/>
-              <w:rPr>
-                <w:i/>
-                <w:iCs/>
-                <w:sz w:val="22"/>
-                <w:szCs w:val="22"/>
-                <w:lang w:val="en-US"/>
-              </w:rPr>
-            </w:pPr>
-          </w:p>
-          <w:p>
-            <w:pPr>
-              <w:jc w:val="center"/>
-              <w:rPr>
-                <w:i/>
-                <w:iCs/>
-                <w:sz w:val="22"/>
-                <w:szCs w:val="22"/>
-                <w:lang w:val="en-US"/>
-              </w:rPr>
-            </w:pPr>
-          </w:p>
-          <w:p>
-            <w:pPr>
-              <w:jc w:val="center"/>
-              <w:rPr>
-                <w:i/>
-                <w:iCs/>
-                <w:sz w:val="22"/>
-                <w:szCs w:val="22"/>
-                <w:lang w:val="en-US"/>
-              </w:rPr>
-            </w:pPr>
-          </w:p>
-          <w:p>
-            <w:pPr>
-              <w:jc w:val="center"/>
-              <w:rPr>
-                <w:i/>
-                <w:iCs/>
-                <w:sz w:val="22"/>
-                <w:szCs w:val="22"/>
-                <w:lang w:val="en-US"/>
-              </w:rPr>
-            </w:pPr>
-          </w:p>
-          <w:p>
-            <w:pPr>
-              <w:jc w:val="center"/>
-              <w:rPr>
-                <w:i/>
-                <w:iCs/>
-                <w:sz w:val="22"/>
-                <w:szCs w:val="22"/>
-                <w:lang w:val="en-US"/>
-              </w:rPr>
-            </w:pPr>
-          </w:p>
-          <w:p>
-            <w:pPr>
-              <w:jc w:val="center"/>
-              <w:rPr>
-                <w:i/>
-                <w:iCs/>
-                <w:sz w:val="22"/>
-                <w:szCs w:val="22"/>
-                <w:lang w:val="en-US"/>
-              </w:rPr>
-            </w:pPr>
-            <w:r>
-              <w:rPr>
-                <w:i/>
-                <w:iCs/>
-                <w:sz w:val="22"/>
-                <w:szCs w:val="22"/>
-                <w:lang w:val="en-US"/>
-              </w:rPr>
-              <w:t>{</w:t>
-            </w:r>
-            <w:proofErr w:type="spellStart"/>
-            <w:r>
-              <w:rPr>
-                <w:i/>
-                <w:iCs/>
-                <w:sz w:val="22"/>
-                <w:szCs w:val="22"/>
-                <w:lang w:val="en-US"/>
-              </w:rPr>
-              <w:t>random_number</w:t>
-            </w:r>
-            <w:proofErr w:type="spellEnd"/>
-            <w:r>
-              <w:rPr>
-                <w:i/>
-                <w:iCs/>
-                <w:sz w:val="22"/>
-                <w:szCs w:val="22"/>
-                <w:lang w:val="en-US"/>
-              </w:rPr>
-              <w:t>}</w:t>
-            </w:r>
-          </w:p>
-        </w:tc>
-        <w:tc>
-          <w:tcPr>
-            <w:tcW w:w="1621" w:type="dxa"/>
-            <w:tcBorders>
-              <w:top w:val="single" w:sz="4" w:space="0" w:color="000000"/>
-              <w:left w:val="single" w:sz="4" w:space="0" w:color="auto"/>
-              <w:bottom w:val="single" w:sz="4" w:space="0" w:color="000000"/>
-              <w:right w:val="single" w:sz="4" w:space="0" w:color="000000"/>
-            </w:tcBorders>
-            <w:shd w:val="clear" w:color="auto" w:fill="auto"/>
-            <w:tcMar>
-              <w:top w:w="80" w:type="dxa"/>
-              <w:left w:w="80" w:type="dxa"/>
-              <w:bottom w:w="80" w:type="dxa"/>
-              <w:right w:w="80" w:type="dxa"/>
-            </w:tcMar>
-            <w:vAlign w:val="center"/>
-          </w:tcPr>
-          <w:p>
-            <w:pPr>
-              <w:jc w:val="center"/>
-              <w:rPr>
-                <w:lang w:val="en-US"/>
-              </w:rPr>
-            </w:pPr>
-            <w:r>
-              <w:rPr>
-                <w:i/>
-                <w:iCs/>
-                <w:sz w:val="22"/>
-                <w:szCs w:val="22"/>
-                <w:lang w:val="en-US"/>
-              </w:rPr>
-              <w:t>{</w:t>
-            </w:r>
-            <w:r>
-              <w:rPr>
-                <w:i/>
-                <w:iCs/>
-                <w:sz w:val="22"/>
-                <w:szCs w:val="22"/>
-              </w:rPr>
-              <w:t>c</w:t>
-            </w:r>
-            <w:proofErr w:type="spellStart"/>
-            <w:r>
-              <w:rPr>
-                <w:i/>
-                <w:iCs/>
-                <w:sz w:val="22"/>
-                <w:szCs w:val="22"/>
-                <w:lang w:val="en-US"/>
-              </w:rPr>
-              <w:t>ourses_mark</w:t>
-            </w:r>
-            <w:proofErr w:type="spellEnd"/>
-            <w:r>
-              <w:rPr>
-                <w:i/>
-                <w:iCs/>
-                <w:sz w:val="22"/>
-                <w:szCs w:val="22"/>
-              </w:rPr>
-              <w:t>}</w:t>
-            </w:r>
-          </w:p>
-        </w:tc>
-        <w:tc>
-          <w:tcPr>
-            <w:tcW w:w="1406" w:type="dxa"/>
-            <w:tcBorders>
-              <w:top w:val="single" w:sz="4" w:space="0" w:color="000000"/>
-              <w:left w:val="single" w:sz="4" w:space="0" w:color="000000"/>
-              <w:bottom w:val="single" w:sz="4" w:space="0" w:color="000000"/>
-              <w:right w:val="single" w:sz="4" w:space="0" w:color="000000"/>
-            </w:tcBorders>
-            <w:shd w:val="clear" w:color="auto" w:fill="auto"/>
-            <w:tcMar>
-              <w:top w:w="80" w:type="dxa"/>
-              <w:left w:w="80" w:type="dxa"/>
-              <w:bottom w:w="80" w:type="dxa"/>
-              <w:right w:w="80" w:type="dxa"/>
-            </w:tcMar>
-            <w:vAlign w:val="center"/>
-          </w:tcPr>
-          <w:p/>
-        </w:tc>
-        <w:tc>
-          <w:tcPr>
-            <w:tcW w:w="951" w:type="dxa"/>
-            <w:tcBorders>
-              <w:top w:val="single" w:sz="4" w:space="0" w:color="000000"/>
-              <w:left w:val="single" w:sz="4" w:space="0" w:color="000000"/>
-              <w:bottom w:val="single" w:sz="4" w:space="0" w:color="000000"/>
-              <w:right w:val="single" w:sz="4" w:space="0" w:color="000000"/>
-            </w:tcBorders>
-            <w:shd w:val="clear" w:color="auto" w:fill="auto"/>
-            <w:tcMar>
-              <w:top w:w="80" w:type="dxa"/>
-              <w:left w:w="80" w:type="dxa"/>
-              <w:bottom w:w="80" w:type="dxa"/>
-              <w:right w:w="80" w:type="dxa"/>
-            </w:tcMar>
-            <w:vAlign w:val="center"/>
-          </w:tcPr>
-          <w:p/>
-        </w:tc>
-        <w:tc>
-          <w:tcPr>
-            <w:tcW w:w="1427" w:type="dxa"/>
-            <w:vMerge/>
-            <w:tcBorders>
-              <w:top w:val="single" w:sz="4" w:space="0" w:color="000000"/>
-              <w:left w:val="single" w:sz="4" w:space="0" w:color="000000"/>
-              <w:bottom w:val="single" w:sz="4" w:space="0" w:color="000000"/>
-              <w:right w:val="single" w:sz="4" w:space="0" w:color="000000"/>
-            </w:tcBorders>
-          </w:tcPr>
-          <w:p>
-            <w:pPr>
-              <w:rPr>
-                <w:sz w:val="22"/>
-                <w:szCs w:val="22"/>
-              </w:rPr>
-            </w:pPr>
-          </w:p>
-          <w:p>
-            <w:pPr>
-              <w:rPr>
-                <w:sz w:val="22"/>
-                <w:szCs w:val="22"/>
-              </w:rPr>
-            </w:pPr>
-          </w:p>
-          <w:p>
-            <w:pPr>
-              <w:rPr>
-                <w:sz w:val="22"/>
-                <w:szCs w:val="22"/>
-              </w:rPr>
-            </w:pPr>
-          </w:p>
-          <w:p>
-            <w:pPr>
-              <w:rPr>
-                <w:sz w:val="22"/>
-                <w:szCs w:val="22"/>
-              </w:rPr>
-            </w:pPr>
-          </w:p>
-          <w:p>
-            <w:pPr>
-              <w:rPr>
-                <w:sz w:val="22"/>
-                <w:szCs w:val="22"/>
-                <w:lang w:val="en-US"/>
-              </w:rPr>
-            </w:pPr>
-            <w:r>
-              <w:rPr>
-                <w:sz w:val="22"/>
-                <w:szCs w:val="22"/>
-                <w:lang w:val="en-US"/>
-              </w:rPr>
-              <w:t xml:space="preserve"> </w:t>
-            </w:r>
-            <w:r>
-              <w:rPr>
-                <w:sz w:val="22"/>
-                <w:szCs w:val="22"/>
-              </w:rPr>
-              <w:t>{</w:t>
-            </w:r>
-            <w:proofErr w:type="spellStart"/>
-            <w:r>
-              <w:rPr>
-                <w:sz w:val="22"/>
-                <w:szCs w:val="22"/>
-              </w:rPr>
-              <w:t>conclusion</w:t>
-            </w:r>
-            <w:proofErr w:type="spellEnd"/>
-            <w:r>
-              <w:rPr>
-                <w:sz w:val="22"/>
-                <w:szCs w:val="22"/>
-                <w:lang w:val="en-US"/>
-              </w:rPr>
-              <w:t>}</w:t>
-            </w:r>
-            <w:r>
-              <w:rPr>
-                <w:i/>
-                <w:iCs/>
-                <w:sz w:val="22"/>
-                <w:szCs w:val="22"/>
-                <w:lang w:val="en-US"/>
-              </w:rPr>
-              <w:t>{/employee}</w:t>
-            </w:r>
-          </w:p>
-        </w:tc>
-      </w:tr>
-    </w:tbl>
-    <w:p>
-      <w:pPr>
-        <w:widowControl w:val="0"/>
-        <w:ind w:left="324" w:hanging="324"/>
-        <w:rPr>
-          <w:sz w:val="22"/>
-          <w:szCs w:val="22"/>
-        </w:rPr>
-      </w:pPr>
-    </w:p>
-    <w:p>
-      <w:pPr>
-        <w:widowControl w:val="0"/>
-        <w:ind w:left="216" w:hanging="216"/>
-        <w:rPr>
-          <w:sz w:val="22"/>
-          <w:szCs w:val="22"/>
-        </w:rPr>
-      </w:pPr>
-    </w:p>
-    <w:p>
-      <w:pPr>
-        <w:widowControl w:val="0"/>
-        <w:ind w:left="108" w:hanging="108"/>
-        <w:rPr>
-          <w:sz w:val="22"/>
-          <w:szCs w:val="22"/>
-        </w:rPr>
-      </w:pPr>
-    </w:p>
-    <w:p>
-      <w:pPr>
-        <w:widowControl w:val="0"/>
-        <w:jc w:val="both"/>
-        <w:rPr>
-          <w:sz w:val="22"/>
-          <w:szCs w:val="22"/>
-        </w:rPr>
-      </w:pPr>
-    </w:p>
-    <w:p>
-      <w:pPr>
-        <w:tabs>
-          <w:tab w:val="left" w:pos="2220"/>
-        </w:tabs>
-        <w:rPr>
-          <w:sz w:val="18"/>
-          <w:szCs w:val="18"/>
-        </w:rPr>
-      </w:pPr>
-      <w:r>
-        <w:rPr>
-          <w:sz w:val="28"/>
-          <w:szCs w:val="28"/>
-        </w:rPr>
-        <w:tab/>
-      </w:r>
-    </w:p>
-    <w:p>
-      <w:pPr>
-        <w:ind w:left="3828"/>
-      </w:pPr>
-      <w:r>
-        <w:t>Председатель комиссии:</w:t>
-      </w:r>
-      <w:r>
-        <w:tab/>
-      </w:r>
-      <w:r>
-        <w:tab/>
-      </w:r>
-      <w:r>
-        <w:tab/>
-      </w:r>
-      <w:r>
-        <w:tab/>
-        <w:t xml:space="preserve">/ В.М. </w:t>
-      </w:r>
-      <w:proofErr w:type="spellStart"/>
-      <w:r>
-        <w:t>Шекшуев</w:t>
-      </w:r>
-      <w:proofErr w:type="spellEnd"/>
-      <w:r>
-        <w:t xml:space="preserve"> /</w:t>
-      </w:r>
-    </w:p>
-    <w:p>
-      <w:pPr>
-        <w:ind w:left="3828"/>
-        <w:rPr>
-          <w:sz w:val="12"/>
-          <w:szCs w:val="12"/>
-        </w:rPr>
-      </w:pPr>
-    </w:p>
-    <w:p>
-      <w:pPr>
-        <w:ind w:left="3828"/>
-      </w:pPr>
-      <w:r>
-        <w:t>Члены комиссии:</w:t>
-      </w:r>
-      <w:r>
-        <w:tab/>
-      </w:r>
-      <w:r>
-        <w:tab/>
-      </w:r>
-      <w:r>
-        <w:tab/>
-      </w:r>
-      <w:r>
-        <w:tab/>
-      </w:r>
-      <w:r>
-        <w:tab/>
-        <w:t>/ Е.С. Воробьева /</w:t>
-      </w:r>
-    </w:p>
-    <w:p>
-      <w:pPr>
-        <w:ind w:left="3828"/>
-        <w:rPr>
-          <w:sz w:val="12"/>
-          <w:szCs w:val="12"/>
-        </w:rPr>
-      </w:pPr>
-    </w:p>
-    <w:p>
-      <w:pPr>
-        <w:ind w:left="3828"/>
-      </w:pPr>
-      <w:r>
-        <w:tab/>
-      </w:r>
-      <w:r>
-        <w:tab/>
-      </w:r>
-      <w:r>
-        <w:tab/>
-      </w:r>
-      <w:r>
-        <w:tab/>
-      </w:r>
-      <w:r>
-        <w:tab/>
-      </w:r>
-      <w:r>
-        <w:tab/>
-      </w:r>
-      <w:r>
-        <w:tab/>
-        <w:t xml:space="preserve">/ И.Ю. </w:t>
-      </w:r>
-      <w:proofErr w:type="spellStart"/>
-      <w:r>
-        <w:t>Шекшуева</w:t>
-      </w:r>
-      <w:proofErr w:type="spellEnd"/>
-      <w:r>
-        <w:t xml:space="preserve"> /</w:t>
-      </w:r>
-    </w:p>
-    <w:sectPr>
-      <w:headerReference w:type="default" r:id="rId7"/>
-      <w:footerReference w:type="default" r:id="rId8"/>
-      <w:pgSz w:w="16840" w:h="11900" w:orient="landscape"/>
-      <w:pgMar w:top="142" w:right="536" w:bottom="0" w:left="1134" w:header="709" w:footer="709" w:gutter="0"/>
-      <w:cols w:space="720"/>
-    </w:sectPr>
-  </w:body>
-</w:document>
 </file>
--- a/backend/Protocol-comission-template.docx
+++ b/backend/Protocol-comission-template.docx
@@ -3549,4 +3549,1794 @@
   </a:objectDefaults>
   <a:extraClrSchemeLst/>
 </a:theme>
+</file>
+
+<file path=document.orig.xml><?xml version="1.0" encoding="utf-8"?>
+<w:document xmlns:wpc="http://schemas.microsoft.com/office/word/2010/wordprocessingCanvas" xmlns:cx="http://schemas.microsoft.com/office/drawing/2014/chartex" xmlns:cx1="http://schemas.microsoft.com/office/drawing/2015/9/8/chartex" xmlns:cx2="http://schemas.microsoft.com/office/drawing/2015/10/21/chartex" xmlns:cx3="http://schemas.microsoft.com/office/drawing/2016/5/9/chartex" xmlns:cx4="http://schemas.microsoft.com/office/drawing/2016/5/10/chartex" xmlns:cx5="http://schemas.microsoft.com/office/drawing/2016/5/11/chartex" xmlns:cx6="http://schemas.microsoft.com/office/drawing/2016/5/12/chartex" xmlns:cx7="http://schemas.microsoft.com/office/drawing/2016/5/13/chartex" xmlns:cx8="http://schemas.microsoft.com/office/drawing/2016/5/14/chartex" xmlns:mc="http://schemas.openxmlformats.org/markup-compatibility/2006" xmlns:aink="http://schemas.microsoft.com/office/drawing/2016/ink" xmlns:am3d="http://schemas.microsoft.com/office/drawing/2017/model3d" xmlns:o="urn:schemas-microsoft-com:office:office" xmlns:oel="http://schemas.microsoft.com/office/2019/extlst" xmlns:r="http://schemas.openxmlformats.org/officeDocument/2006/relationships" xmlns:m="http://schemas.openxmlformats.org/officeDocument/2006/math" xmlns:v="urn:schemas-microsoft-com:vml" xmlns:wp14="http://schemas.microsoft.com/office/word/2010/wordprocessingDrawing" xmlns:wp="http://schemas.openxmlformats.org/drawingml/2006/wordprocessingDrawing" xmlns:w10="urn:schemas-microsoft-com:office:word" xmlns:w="http://schemas.openxmlformats.org/wordprocessingml/2006/main" xmlns:w14="http://schemas.microsoft.com/office/word/2010/wordml" xmlns:w15="http://schemas.microsoft.com/office/word/2012/wordml" xmlns:w16cex="http://schemas.microsoft.com/office/word/2018/wordml/cex" xmlns:w16cid="http://schemas.microsoft.com/office/word/2016/wordml/cid" xmlns:w16="http://schemas.microsoft.com/office/word/2018/wordml" xmlns:w16sdtdh="http://schemas.microsoft.com/office/word/2020/wordml/sdtdatahash" xmlns:w16se="http://schemas.microsoft.com/office/word/2015/wordml/symex" xmlns:wpg="http://schemas.microsoft.com/office/word/2010/wordprocessingGroup" xmlns:wpi="http://schemas.microsoft.com/office/word/2010/wordprocessingInk" xmlns:wne="http://schemas.microsoft.com/office/word/2006/wordml" xmlns:wps="http://schemas.microsoft.com/office/word/2010/wordprocessingShape" mc:Ignorable="w14 w15 w16se w16cid w16 w16cex w16sdtdh wp14">
+  <w:body>
+    <w:p>
+      <w:pPr>
+        <w:jc w:val="center"/>
+        <w:rPr>
+          <w:b/>
+          <w:bCs/>
+          <w:sz w:val="28"/>
+          <w:szCs w:val="28"/>
+          <w:lang w:val="en-US"/>
+        </w:rPr>
+      </w:pPr>
+      <w:r>
+        <w:rPr>
+          <w:b/>
+          <w:bCs/>
+          <w:sz w:val="28"/>
+          <w:szCs w:val="28"/>
+          <w:lang w:val="en-US"/>
+        </w:rPr>
+        <w:t>{</w:t>
+      </w:r>
+      <w:proofErr w:type="spellStart"/>
+      <w:r>
+        <w:rPr>
+          <w:b/>
+          <w:bCs/>
+          <w:sz w:val="28"/>
+          <w:szCs w:val="28"/>
+          <w:lang w:val="en-US"/>
+        </w:rPr>
+        <w:t>moisei_name</w:t>
+      </w:r>
+      <w:proofErr w:type="spellEnd"/>
+      <w:r>
+        <w:rPr>
+          <w:b/>
+          <w:bCs/>
+          <w:sz w:val="28"/>
+          <w:szCs w:val="28"/>
+          <w:lang w:val="en-US"/>
+        </w:rPr>
+        <w:t>}</w:t>
+      </w:r>
+    </w:p>
+    <w:p>
+      <w:pPr>
+        <w:jc w:val="center"/>
+        <w:rPr>
+          <w:b/>
+          <w:bCs/>
+          <w:sz w:val="22"/>
+          <w:szCs w:val="22"/>
+        </w:rPr>
+      </w:pPr>
+    </w:p>
+    <w:p>
+      <w:pPr>
+        <w:jc w:val="center"/>
+        <w:rPr>
+          <w:b/>
+          <w:bCs/>
+          <w:sz w:val="28"/>
+          <w:szCs w:val="28"/>
+        </w:rPr>
+      </w:pPr>
+      <w:r>
+        <w:rPr>
+          <w:b/>
+          <w:bCs/>
+          <w:sz w:val="28"/>
+          <w:szCs w:val="28"/>
+        </w:rPr>
+        <w:t xml:space="preserve">П Р О Т О К О Л    </w:t>
+      </w:r>
+      <w:proofErr w:type="gramStart"/>
+      <w:r>
+        <w:rPr>
+          <w:b/>
+          <w:bCs/>
+          <w:sz w:val="28"/>
+          <w:szCs w:val="28"/>
+        </w:rPr>
+        <w:t xml:space="preserve">№  </w:t>
+      </w:r>
+      <w:r>
+        <w:rPr>
+          <w:b/>
+          <w:bCs/>
+          <w:sz w:val="28"/>
+          <w:szCs w:val="28"/>
+        </w:rPr>
+        <w:t>{</w:t>
+      </w:r>
+      <w:proofErr w:type="gramEnd"/>
+      <w:r>
+        <w:rPr>
+          <w:b/>
+          <w:bCs/>
+          <w:sz w:val="28"/>
+          <w:szCs w:val="28"/>
+          <w:lang w:val="en-US"/>
+        </w:rPr>
+        <w:t>group</w:t>
+      </w:r>
+      <w:r>
+        <w:rPr>
+          <w:b/>
+          <w:bCs/>
+          <w:sz w:val="28"/>
+          <w:szCs w:val="28"/>
+        </w:rPr>
+        <w:t>_</w:t>
+      </w:r>
+      <w:r>
+        <w:rPr>
+          <w:b/>
+          <w:bCs/>
+          <w:sz w:val="28"/>
+          <w:szCs w:val="28"/>
+          <w:lang w:val="en-US"/>
+        </w:rPr>
+        <w:t>id</w:t>
+      </w:r>
+      <w:r>
+        <w:rPr>
+          <w:b/>
+          <w:bCs/>
+          <w:sz w:val="28"/>
+          <w:szCs w:val="28"/>
+        </w:rPr>
+        <w:t>}</w:t>
+      </w:r>
+      <w:r>
+        <w:rPr>
+          <w:b/>
+          <w:bCs/>
+          <w:sz w:val="28"/>
+          <w:szCs w:val="28"/>
+        </w:rPr>
+        <w:t xml:space="preserve">  от  </w:t>
+      </w:r>
+      <w:r>
+        <w:rPr>
+          <w:b/>
+          <w:bCs/>
+          <w:sz w:val="28"/>
+          <w:szCs w:val="28"/>
+        </w:rPr>
+        <w:t>{</w:t>
+      </w:r>
+      <w:r>
+        <w:rPr>
+          <w:b/>
+          <w:bCs/>
+          <w:sz w:val="28"/>
+          <w:szCs w:val="28"/>
+          <w:lang w:val="en-US"/>
+        </w:rPr>
+        <w:t>end</w:t>
+      </w:r>
+      <w:r>
+        <w:rPr>
+          <w:b/>
+          <w:bCs/>
+          <w:sz w:val="28"/>
+          <w:szCs w:val="28"/>
+        </w:rPr>
+        <w:t>_</w:t>
+      </w:r>
+      <w:r>
+        <w:rPr>
+          <w:b/>
+          <w:bCs/>
+          <w:sz w:val="28"/>
+          <w:szCs w:val="28"/>
+          <w:lang w:val="en-US"/>
+        </w:rPr>
+        <w:t>date</w:t>
+      </w:r>
+      <w:r>
+        <w:rPr>
+          <w:b/>
+          <w:bCs/>
+          <w:sz w:val="28"/>
+          <w:szCs w:val="28"/>
+        </w:rPr>
+        <w:t>}</w:t>
+      </w:r>
+    </w:p>
+    <w:p>
+      <w:pPr>
+        <w:jc w:val="center"/>
+        <w:rPr>
+          <w:b/>
+          <w:bCs/>
+          <w:sz w:val="28"/>
+          <w:szCs w:val="28"/>
+        </w:rPr>
+      </w:pPr>
+      <w:r>
+        <w:rPr>
+          <w:b/>
+          <w:bCs/>
+          <w:sz w:val="28"/>
+          <w:szCs w:val="28"/>
+        </w:rPr>
+        <w:t>заседания комиссии по проверке знаний</w:t>
+      </w:r>
+    </w:p>
+    <w:p>
+      <w:pPr>
+        <w:rPr>
+          <w:sz w:val="18"/>
+          <w:szCs w:val="18"/>
+        </w:rPr>
+      </w:pPr>
+    </w:p>
+    <w:p>
+      <w:r>
+        <w:t>В соответствии с приказом директора от «01» сентября 2022 г. № 10 комиссия в составе:</w:t>
+      </w:r>
+    </w:p>
+    <w:p>
+      <w:pPr>
+        <w:rPr>
+          <w:sz w:val="22"/>
+          <w:szCs w:val="22"/>
+        </w:rPr>
+      </w:pPr>
+    </w:p>
+    <w:p>
+      <w:r>
+        <w:rPr>
+          <w:b/>
+          <w:bCs/>
+        </w:rPr>
+        <w:t>Председатель комиссии:</w:t>
+      </w:r>
+      <w:r>
+        <w:tab/>
+      </w:r>
+      <w:proofErr w:type="spellStart"/>
+      <w:r>
+        <w:t>Шекшуев</w:t>
+      </w:r>
+      <w:proofErr w:type="spellEnd"/>
+      <w:r>
+        <w:t xml:space="preserve"> В.М.. - директор</w:t>
+      </w:r>
+    </w:p>
+    <w:p>
+      <w:r>
+        <w:rPr>
+          <w:b/>
+          <w:bCs/>
+        </w:rPr>
+        <w:t>Члены комиссии:</w:t>
+      </w:r>
+      <w:r>
+        <w:rPr>
+          <w:b/>
+          <w:bCs/>
+        </w:rPr>
+        <w:tab/>
+      </w:r>
+      <w:r>
+        <w:tab/>
+        <w:t>Воробьева Е.С. – заместитель директора</w:t>
+      </w:r>
+    </w:p>
+    <w:p>
+      <w:r>
+        <w:tab/>
+      </w:r>
+      <w:r>
+        <w:tab/>
+      </w:r>
+      <w:r>
+        <w:tab/>
+      </w:r>
+      <w:r>
+        <w:tab/>
+      </w:r>
+      <w:proofErr w:type="spellStart"/>
+      <w:r>
+        <w:t>Шекшуева</w:t>
+      </w:r>
+      <w:proofErr w:type="spellEnd"/>
+      <w:r>
+        <w:t xml:space="preserve"> И.Ю. – специалист учебного центра</w:t>
+      </w:r>
+    </w:p>
+    <w:p>
+      <w:pPr>
+        <w:pStyle w:val="a4"/>
+        <w:tabs>
+          <w:tab w:val="left" w:pos="2694"/>
+        </w:tabs>
+        <w:rPr>
+          <w:sz w:val="22"/>
+          <w:szCs w:val="22"/>
+        </w:rPr>
+      </w:pPr>
+    </w:p>
+    <w:p>
+      <w:pPr>
+        <w:jc w:val="both"/>
+      </w:pPr>
+      <w:r>
+        <w:t>Проведена проверка знаний по программе: - «</w:t>
+      </w:r>
+      <w:r>
+        <w:t>{</w:t>
+      </w:r>
+      <w:r>
+        <w:rPr>
+          <w:lang w:val="en-US"/>
+        </w:rPr>
+        <w:t>course</w:t>
+      </w:r>
+      <w:r>
+        <w:t>_</w:t>
+      </w:r>
+      <w:r>
+        <w:rPr>
+          <w:lang w:val="en-US"/>
+        </w:rPr>
+        <w:t>name</w:t>
+      </w:r>
+      <w:r>
+        <w:t>}</w:t>
+      </w:r>
+      <w:r>
+        <w:t xml:space="preserve">» в объеме </w:t>
+      </w:r>
+      <w:r>
+        <w:t>{</w:t>
+      </w:r>
+      <w:r>
+        <w:rPr>
+          <w:lang w:val="en-US"/>
+        </w:rPr>
+        <w:t>hours</w:t>
+      </w:r>
+      <w:r>
+        <w:t>}</w:t>
+      </w:r>
+      <w:r>
+        <w:t xml:space="preserve"> часов;</w:t>
+      </w:r>
+    </w:p>
+    <w:p>
+      <w:pPr>
+        <w:jc w:val="both"/>
+        <w:rPr>
+          <w:sz w:val="22"/>
+          <w:szCs w:val="22"/>
+        </w:rPr>
+      </w:pPr>
+      <w:r>
+        <w:rPr>
+          <w:sz w:val="22"/>
+          <w:szCs w:val="22"/>
+        </w:rPr>
+        <w:t>- - «</w:t>
+      </w:r>
+      <w:r>
+        <w:rPr>
+          <w:sz w:val="22"/>
+          <w:szCs w:val="22"/>
+        </w:rPr>
+        <w:t>{</w:t>
+      </w:r>
+      <w:r>
+        <w:rPr>
+          <w:sz w:val="22"/>
+          <w:szCs w:val="22"/>
+          <w:lang w:val="en-US"/>
+        </w:rPr>
+        <w:t>course</w:t>
+      </w:r>
+      <w:r>
+        <w:rPr>
+          <w:sz w:val="22"/>
+          <w:szCs w:val="22"/>
+        </w:rPr>
+        <w:t>_</w:t>
+      </w:r>
+      <w:r>
+        <w:rPr>
+          <w:sz w:val="22"/>
+          <w:szCs w:val="22"/>
+          <w:lang w:val="en-US"/>
+        </w:rPr>
+        <w:t>name</w:t>
+      </w:r>
+      <w:r>
+        <w:rPr>
+          <w:sz w:val="22"/>
+          <w:szCs w:val="22"/>
+        </w:rPr>
+        <w:t>}</w:t>
+      </w:r>
+      <w:r>
+        <w:rPr>
+          <w:sz w:val="22"/>
+          <w:szCs w:val="22"/>
+        </w:rPr>
+        <w:t xml:space="preserve">» в объеме </w:t>
+      </w:r>
+      <w:r>
+        <w:rPr>
+          <w:sz w:val="22"/>
+          <w:szCs w:val="22"/>
+        </w:rPr>
+        <w:t>{</w:t>
+      </w:r>
+      <w:r>
+        <w:rPr>
+          <w:sz w:val="22"/>
+          <w:szCs w:val="22"/>
+          <w:lang w:val="en-US"/>
+        </w:rPr>
+        <w:t>hours</w:t>
+      </w:r>
+      <w:r>
+        <w:rPr>
+          <w:sz w:val="22"/>
+          <w:szCs w:val="22"/>
+        </w:rPr>
+        <w:t>}</w:t>
+      </w:r>
+      <w:r>
+        <w:rPr>
+          <w:sz w:val="22"/>
+          <w:szCs w:val="22"/>
+        </w:rPr>
+        <w:t xml:space="preserve"> часов:</w:t>
+      </w:r>
+    </w:p>
+    <w:tbl>
+      <w:tblPr>
+        <w:tblStyle w:val="TableNormal"/>
+        <w:tblW w:w="15603" w:type="dxa"/>
+        <w:tblInd w:w="-289" w:type="dxa"/>
+        <w:tblBorders>
+          <w:top w:val="single" w:sz="8" w:space="0" w:color="FFFFFF"/>
+          <w:left w:val="single" w:sz="8" w:space="0" w:color="FFFFFF"/>
+          <w:bottom w:val="single" w:sz="8" w:space="0" w:color="FFFFFF"/>
+          <w:right w:val="single" w:sz="8" w:space="0" w:color="FFFFFF"/>
+          <w:insideH w:val="single" w:sz="8" w:space="0" w:color="FFFFFF"/>
+          <w:insideV w:val="single" w:sz="8" w:space="0" w:color="FFFFFF"/>
+        </w:tblBorders>
+        <w:shd w:val="clear" w:color="auto" w:fill="CED7E7"/>
+        <w:tblLayout w:type="fixed"/>
+        <w:tblLook w:val="04A0" w:firstRow="1" w:lastRow="0" w:firstColumn="1" w:lastColumn="0" w:noHBand="0" w:noVBand="1"/>
+      </w:tblPr>
+      <w:tblGrid>
+        <w:gridCol w:w="923"/>
+        <w:gridCol w:w="2918"/>
+        <w:gridCol w:w="2379"/>
+        <w:gridCol w:w="3136"/>
+        <w:gridCol w:w="842"/>
+        <w:gridCol w:w="1621"/>
+        <w:gridCol w:w="1406"/>
+        <w:gridCol w:w="951"/>
+        <w:gridCol w:w="1427"/>
+      </w:tblGrid>
+      <w:tr>
+        <w:trPr>
+          <w:trHeight w:val="1046"/>
+        </w:trPr>
+        <w:tc>
+          <w:tcPr>
+            <w:tcW w:w="923" w:type="dxa"/>
+            <w:tcBorders>
+              <w:top w:val="single" w:sz="4" w:space="0" w:color="000000"/>
+              <w:left w:val="single" w:sz="4" w:space="0" w:color="000000"/>
+              <w:bottom w:val="single" w:sz="4" w:space="0" w:color="000000"/>
+              <w:right w:val="single" w:sz="4" w:space="0" w:color="000000"/>
+            </w:tcBorders>
+            <w:shd w:val="clear" w:color="auto" w:fill="auto"/>
+            <w:tcMar>
+              <w:top w:w="80" w:type="dxa"/>
+              <w:left w:w="80" w:type="dxa"/>
+              <w:bottom w:w="80" w:type="dxa"/>
+              <w:right w:w="80" w:type="dxa"/>
+            </w:tcMar>
+            <w:vAlign w:val="center"/>
+          </w:tcPr>
+          <w:p>
+            <w:pPr>
+              <w:jc w:val="center"/>
+            </w:pPr>
+            <w:r>
+              <w:rPr>
+                <w:sz w:val="22"/>
+                <w:szCs w:val="22"/>
+              </w:rPr>
+              <w:t>№</w:t>
+            </w:r>
+          </w:p>
+        </w:tc>
+        <w:tc>
+          <w:tcPr>
+            <w:tcW w:w="2918" w:type="dxa"/>
+            <w:tcBorders>
+              <w:top w:val="single" w:sz="4" w:space="0" w:color="000000"/>
+              <w:left w:val="single" w:sz="4" w:space="0" w:color="000000"/>
+              <w:bottom w:val="single" w:sz="4" w:space="0" w:color="000000"/>
+              <w:right w:val="single" w:sz="4" w:space="0" w:color="000000"/>
+            </w:tcBorders>
+            <w:shd w:val="clear" w:color="auto" w:fill="auto"/>
+            <w:tcMar>
+              <w:top w:w="80" w:type="dxa"/>
+              <w:left w:w="80" w:type="dxa"/>
+              <w:bottom w:w="80" w:type="dxa"/>
+              <w:right w:w="80" w:type="dxa"/>
+            </w:tcMar>
+            <w:vAlign w:val="center"/>
+          </w:tcPr>
+          <w:p>
+            <w:pPr>
+              <w:jc w:val="center"/>
+            </w:pPr>
+            <w:r>
+              <w:rPr>
+                <w:sz w:val="22"/>
+                <w:szCs w:val="22"/>
+              </w:rPr>
+              <w:t>Ф.И.О.</w:t>
+            </w:r>
+          </w:p>
+        </w:tc>
+        <w:tc>
+          <w:tcPr>
+            <w:tcW w:w="2379" w:type="dxa"/>
+            <w:tcBorders>
+              <w:top w:val="single" w:sz="4" w:space="0" w:color="000000"/>
+              <w:left w:val="single" w:sz="4" w:space="0" w:color="000000"/>
+              <w:bottom w:val="single" w:sz="4" w:space="0" w:color="000000"/>
+              <w:right w:val="single" w:sz="4" w:space="0" w:color="000000"/>
+            </w:tcBorders>
+            <w:shd w:val="clear" w:color="auto" w:fill="auto"/>
+            <w:tcMar>
+              <w:top w:w="80" w:type="dxa"/>
+              <w:left w:w="80" w:type="dxa"/>
+              <w:bottom w:w="80" w:type="dxa"/>
+              <w:right w:w="80" w:type="dxa"/>
+            </w:tcMar>
+            <w:vAlign w:val="center"/>
+          </w:tcPr>
+          <w:p>
+            <w:pPr>
+              <w:jc w:val="center"/>
+            </w:pPr>
+            <w:r>
+              <w:rPr>
+                <w:sz w:val="22"/>
+                <w:szCs w:val="22"/>
+              </w:rPr>
+              <w:t>Наименование предприятия</w:t>
+            </w:r>
+          </w:p>
+        </w:tc>
+        <w:tc>
+          <w:tcPr>
+            <w:tcW w:w="3136" w:type="dxa"/>
+            <w:tcBorders>
+              <w:top w:val="single" w:sz="4" w:space="0" w:color="000000"/>
+              <w:left w:val="single" w:sz="4" w:space="0" w:color="000000"/>
+              <w:bottom w:val="single" w:sz="4" w:space="0" w:color="000000"/>
+              <w:right w:val="single" w:sz="4" w:space="0" w:color="000000"/>
+            </w:tcBorders>
+            <w:shd w:val="clear" w:color="auto" w:fill="auto"/>
+            <w:tcMar>
+              <w:top w:w="80" w:type="dxa"/>
+              <w:left w:w="80" w:type="dxa"/>
+              <w:bottom w:w="80" w:type="dxa"/>
+              <w:right w:w="80" w:type="dxa"/>
+            </w:tcMar>
+            <w:vAlign w:val="center"/>
+          </w:tcPr>
+          <w:p>
+            <w:pPr>
+              <w:jc w:val="center"/>
+            </w:pPr>
+            <w:r>
+              <w:rPr>
+                <w:sz w:val="22"/>
+                <w:szCs w:val="22"/>
+              </w:rPr>
+              <w:t>Занимаемая должность</w:t>
+            </w:r>
+          </w:p>
+        </w:tc>
+        <w:tc>
+          <w:tcPr>
+            <w:tcW w:w="842" w:type="dxa"/>
+            <w:tcBorders>
+              <w:top w:val="single" w:sz="4" w:space="0" w:color="000000"/>
+              <w:left w:val="single" w:sz="4" w:space="0" w:color="000000"/>
+              <w:bottom w:val="single" w:sz="4" w:space="0" w:color="000000"/>
+              <w:right w:val="single" w:sz="4" w:space="0" w:color="000000"/>
+            </w:tcBorders>
+          </w:tcPr>
+          <w:p>
+            <w:pPr>
+              <w:jc w:val="center"/>
+              <w:rPr>
+                <w:sz w:val="22"/>
+                <w:szCs w:val="22"/>
+              </w:rPr>
+            </w:pPr>
+          </w:p>
+          <w:p>
+            <w:pPr>
+              <w:jc w:val="center"/>
+              <w:rPr>
+                <w:sz w:val="22"/>
+                <w:szCs w:val="22"/>
+              </w:rPr>
+            </w:pPr>
+          </w:p>
+          <w:p>
+            <w:pPr>
+              <w:jc w:val="center"/>
+              <w:rPr>
+                <w:sz w:val="22"/>
+                <w:szCs w:val="22"/>
+              </w:rPr>
+            </w:pPr>
+          </w:p>
+          <w:p>
+            <w:pPr>
+              <w:jc w:val="center"/>
+              <w:rPr>
+                <w:sz w:val="22"/>
+                <w:szCs w:val="22"/>
+              </w:rPr>
+            </w:pPr>
+            <w:r>
+              <w:rPr>
+                <w:sz w:val="22"/>
+                <w:szCs w:val="22"/>
+              </w:rPr>
+              <w:t>Номер билета</w:t>
+            </w:r>
+          </w:p>
+        </w:tc>
+        <w:tc>
+          <w:tcPr>
+            <w:tcW w:w="1621" w:type="dxa"/>
+            <w:tcBorders>
+              <w:top w:val="single" w:sz="4" w:space="0" w:color="000000"/>
+              <w:left w:val="single" w:sz="4" w:space="0" w:color="000000"/>
+              <w:bottom w:val="single" w:sz="4" w:space="0" w:color="000000"/>
+              <w:right w:val="single" w:sz="4" w:space="0" w:color="000000"/>
+            </w:tcBorders>
+            <w:shd w:val="clear" w:color="auto" w:fill="auto"/>
+            <w:tcMar>
+              <w:top w:w="80" w:type="dxa"/>
+              <w:left w:w="80" w:type="dxa"/>
+              <w:bottom w:w="80" w:type="dxa"/>
+              <w:right w:w="80" w:type="dxa"/>
+            </w:tcMar>
+            <w:vAlign w:val="center"/>
+          </w:tcPr>
+          <w:p>
+            <w:pPr>
+              <w:jc w:val="center"/>
+            </w:pPr>
+            <w:r>
+              <w:rPr>
+                <w:sz w:val="22"/>
+                <w:szCs w:val="22"/>
+              </w:rPr>
+              <w:t>Результат проверки знаний</w:t>
+            </w:r>
+          </w:p>
+        </w:tc>
+        <w:tc>
+          <w:tcPr>
+            <w:tcW w:w="1406" w:type="dxa"/>
+            <w:tcBorders>
+              <w:top w:val="single" w:sz="4" w:space="0" w:color="000000"/>
+              <w:left w:val="single" w:sz="4" w:space="0" w:color="000000"/>
+              <w:bottom w:val="single" w:sz="4" w:space="0" w:color="000000"/>
+              <w:right w:val="single" w:sz="4" w:space="0" w:color="000000"/>
+            </w:tcBorders>
+            <w:shd w:val="clear" w:color="auto" w:fill="auto"/>
+            <w:tcMar>
+              <w:top w:w="80" w:type="dxa"/>
+              <w:left w:w="80" w:type="dxa"/>
+              <w:bottom w:w="80" w:type="dxa"/>
+              <w:right w:w="80" w:type="dxa"/>
+            </w:tcMar>
+            <w:vAlign w:val="center"/>
+          </w:tcPr>
+          <w:p>
+            <w:pPr>
+              <w:jc w:val="center"/>
+            </w:pPr>
+            <w:r>
+              <w:rPr>
+                <w:sz w:val="22"/>
+                <w:szCs w:val="22"/>
+              </w:rPr>
+              <w:t>Регистрационный номер записи о проверке знаний в реестре обученных лиц</w:t>
+            </w:r>
+          </w:p>
+        </w:tc>
+        <w:tc>
+          <w:tcPr>
+            <w:tcW w:w="951" w:type="dxa"/>
+            <w:tcBorders>
+              <w:top w:val="single" w:sz="4" w:space="0" w:color="000000"/>
+              <w:left w:val="single" w:sz="4" w:space="0" w:color="000000"/>
+              <w:bottom w:val="single" w:sz="4" w:space="0" w:color="000000"/>
+              <w:right w:val="single" w:sz="4" w:space="0" w:color="000000"/>
+            </w:tcBorders>
+            <w:shd w:val="clear" w:color="auto" w:fill="auto"/>
+            <w:tcMar>
+              <w:top w:w="80" w:type="dxa"/>
+              <w:left w:w="80" w:type="dxa"/>
+              <w:bottom w:w="80" w:type="dxa"/>
+              <w:right w:w="80" w:type="dxa"/>
+            </w:tcMar>
+            <w:vAlign w:val="center"/>
+          </w:tcPr>
+          <w:p>
+            <w:pPr>
+              <w:jc w:val="center"/>
+            </w:pPr>
+            <w:r>
+              <w:rPr>
+                <w:sz w:val="22"/>
+                <w:szCs w:val="22"/>
+              </w:rPr>
+              <w:t>Подпись проверяемого</w:t>
+            </w:r>
+          </w:p>
+        </w:tc>
+        <w:tc>
+          <w:tcPr>
+            <w:tcW w:w="1427" w:type="dxa"/>
+            <w:tcBorders>
+              <w:top w:val="single" w:sz="4" w:space="0" w:color="000000"/>
+              <w:left w:val="single" w:sz="4" w:space="0" w:color="000000"/>
+              <w:bottom w:val="single" w:sz="4" w:space="0" w:color="000000"/>
+              <w:right w:val="single" w:sz="4" w:space="0" w:color="000000"/>
+            </w:tcBorders>
+          </w:tcPr>
+          <w:p>
+            <w:pPr>
+              <w:jc w:val="center"/>
+              <w:rPr>
+                <w:sz w:val="22"/>
+                <w:szCs w:val="22"/>
+              </w:rPr>
+            </w:pPr>
+          </w:p>
+          <w:p>
+            <w:pPr>
+              <w:jc w:val="center"/>
+              <w:rPr>
+                <w:sz w:val="22"/>
+                <w:szCs w:val="22"/>
+              </w:rPr>
+            </w:pPr>
+          </w:p>
+          <w:p>
+            <w:pPr>
+              <w:jc w:val="center"/>
+              <w:rPr>
+                <w:sz w:val="22"/>
+                <w:szCs w:val="22"/>
+              </w:rPr>
+            </w:pPr>
+            <w:r>
+              <w:rPr>
+                <w:sz w:val="22"/>
+                <w:szCs w:val="22"/>
+              </w:rPr>
+              <w:t>Заключение экзаменационной</w:t>
+            </w:r>
+          </w:p>
+          <w:p>
+            <w:pPr>
+              <w:jc w:val="center"/>
+              <w:rPr>
+                <w:sz w:val="22"/>
+                <w:szCs w:val="22"/>
+              </w:rPr>
+            </w:pPr>
+            <w:r>
+              <w:rPr>
+                <w:sz w:val="22"/>
+                <w:szCs w:val="22"/>
+              </w:rPr>
+              <w:t>комиссии</w:t>
+            </w:r>
+          </w:p>
+          <w:p>
+            <w:pPr>
+              <w:rPr>
+                <w:sz w:val="22"/>
+                <w:szCs w:val="22"/>
+              </w:rPr>
+            </w:pPr>
+          </w:p>
+        </w:tc>
+      </w:tr>
+      <w:tr>
+        <w:trPr>
+          <w:trHeight w:val="230"/>
+        </w:trPr>
+        <w:tc>
+          <w:tcPr>
+            <w:tcW w:w="923" w:type="dxa"/>
+            <w:tcBorders>
+              <w:top w:val="single" w:sz="4" w:space="0" w:color="000000"/>
+              <w:left w:val="single" w:sz="4" w:space="0" w:color="000000"/>
+              <w:bottom w:val="single" w:sz="4" w:space="0" w:color="000000"/>
+              <w:right w:val="single" w:sz="4" w:space="0" w:color="000000"/>
+            </w:tcBorders>
+            <w:shd w:val="clear" w:color="auto" w:fill="auto"/>
+            <w:tcMar>
+              <w:top w:w="80" w:type="dxa"/>
+              <w:left w:w="80" w:type="dxa"/>
+              <w:bottom w:w="80" w:type="dxa"/>
+              <w:right w:w="80" w:type="dxa"/>
+            </w:tcMar>
+            <w:vAlign w:val="center"/>
+          </w:tcPr>
+          <w:p>
+            <w:pPr>
+              <w:jc w:val="center"/>
+            </w:pPr>
+            <w:r>
+              <w:rPr>
+                <w:sz w:val="22"/>
+                <w:szCs w:val="22"/>
+              </w:rPr>
+              <w:t>1</w:t>
+            </w:r>
+          </w:p>
+        </w:tc>
+        <w:tc>
+          <w:tcPr>
+            <w:tcW w:w="2918" w:type="dxa"/>
+            <w:tcBorders>
+              <w:top w:val="single" w:sz="4" w:space="0" w:color="000000"/>
+              <w:left w:val="single" w:sz="4" w:space="0" w:color="000000"/>
+              <w:bottom w:val="single" w:sz="4" w:space="0" w:color="000000"/>
+              <w:right w:val="single" w:sz="4" w:space="0" w:color="000000"/>
+            </w:tcBorders>
+            <w:shd w:val="clear" w:color="auto" w:fill="auto"/>
+            <w:tcMar>
+              <w:top w:w="80" w:type="dxa"/>
+              <w:left w:w="80" w:type="dxa"/>
+              <w:bottom w:w="80" w:type="dxa"/>
+              <w:right w:w="80" w:type="dxa"/>
+            </w:tcMar>
+            <w:vAlign w:val="center"/>
+          </w:tcPr>
+          <w:p>
+            <w:pPr>
+              <w:jc w:val="center"/>
+            </w:pPr>
+            <w:r>
+              <w:rPr>
+                <w:sz w:val="22"/>
+                <w:szCs w:val="22"/>
+              </w:rPr>
+              <w:t>2</w:t>
+            </w:r>
+          </w:p>
+        </w:tc>
+        <w:tc>
+          <w:tcPr>
+            <w:tcW w:w="2379" w:type="dxa"/>
+            <w:tcBorders>
+              <w:top w:val="single" w:sz="4" w:space="0" w:color="000000"/>
+              <w:left w:val="single" w:sz="4" w:space="0" w:color="000000"/>
+              <w:bottom w:val="single" w:sz="4" w:space="0" w:color="auto"/>
+              <w:right w:val="single" w:sz="4" w:space="0" w:color="000000"/>
+            </w:tcBorders>
+            <w:shd w:val="clear" w:color="auto" w:fill="auto"/>
+            <w:tcMar>
+              <w:top w:w="80" w:type="dxa"/>
+              <w:left w:w="80" w:type="dxa"/>
+              <w:bottom w:w="80" w:type="dxa"/>
+              <w:right w:w="80" w:type="dxa"/>
+            </w:tcMar>
+            <w:vAlign w:val="center"/>
+          </w:tcPr>
+          <w:p>
+            <w:pPr>
+              <w:jc w:val="center"/>
+            </w:pPr>
+            <w:r>
+              <w:rPr>
+                <w:sz w:val="22"/>
+                <w:szCs w:val="22"/>
+              </w:rPr>
+              <w:t>3</w:t>
+            </w:r>
+          </w:p>
+        </w:tc>
+        <w:tc>
+          <w:tcPr>
+            <w:tcW w:w="3136" w:type="dxa"/>
+            <w:tcBorders>
+              <w:top w:val="single" w:sz="4" w:space="0" w:color="000000"/>
+              <w:left w:val="single" w:sz="4" w:space="0" w:color="000000"/>
+              <w:bottom w:val="single" w:sz="4" w:space="0" w:color="auto"/>
+              <w:right w:val="single" w:sz="4" w:space="0" w:color="000000"/>
+            </w:tcBorders>
+            <w:shd w:val="clear" w:color="auto" w:fill="auto"/>
+            <w:tcMar>
+              <w:top w:w="80" w:type="dxa"/>
+              <w:left w:w="80" w:type="dxa"/>
+              <w:bottom w:w="80" w:type="dxa"/>
+              <w:right w:w="80" w:type="dxa"/>
+            </w:tcMar>
+            <w:vAlign w:val="center"/>
+          </w:tcPr>
+          <w:p>
+            <w:pPr>
+              <w:jc w:val="center"/>
+            </w:pPr>
+            <w:r>
+              <w:rPr>
+                <w:sz w:val="22"/>
+                <w:szCs w:val="22"/>
+              </w:rPr>
+              <w:t>4</w:t>
+            </w:r>
+          </w:p>
+        </w:tc>
+        <w:tc>
+          <w:tcPr>
+            <w:tcW w:w="842" w:type="dxa"/>
+            <w:tcBorders>
+              <w:top w:val="single" w:sz="4" w:space="0" w:color="000000"/>
+              <w:left w:val="single" w:sz="4" w:space="0" w:color="000000"/>
+              <w:bottom w:val="single" w:sz="4" w:space="0" w:color="000000"/>
+              <w:right w:val="single" w:sz="4" w:space="0" w:color="000000"/>
+            </w:tcBorders>
+          </w:tcPr>
+          <w:p>
+            <w:pPr>
+              <w:jc w:val="center"/>
+              <w:rPr>
+                <w:sz w:val="22"/>
+                <w:szCs w:val="22"/>
+              </w:rPr>
+            </w:pPr>
+            <w:r>
+              <w:rPr>
+                <w:sz w:val="22"/>
+                <w:szCs w:val="22"/>
+              </w:rPr>
+              <w:t>5</w:t>
+            </w:r>
+          </w:p>
+        </w:tc>
+        <w:tc>
+          <w:tcPr>
+            <w:tcW w:w="1621" w:type="dxa"/>
+            <w:tcBorders>
+              <w:top w:val="single" w:sz="4" w:space="0" w:color="000000"/>
+              <w:left w:val="single" w:sz="4" w:space="0" w:color="000000"/>
+              <w:bottom w:val="single" w:sz="4" w:space="0" w:color="000000"/>
+              <w:right w:val="single" w:sz="4" w:space="0" w:color="000000"/>
+            </w:tcBorders>
+            <w:shd w:val="clear" w:color="auto" w:fill="auto"/>
+            <w:tcMar>
+              <w:top w:w="80" w:type="dxa"/>
+              <w:left w:w="80" w:type="dxa"/>
+              <w:bottom w:w="80" w:type="dxa"/>
+              <w:right w:w="80" w:type="dxa"/>
+            </w:tcMar>
+            <w:vAlign w:val="center"/>
+          </w:tcPr>
+          <w:p>
+            <w:pPr>
+              <w:jc w:val="center"/>
+            </w:pPr>
+            <w:r>
+              <w:rPr>
+                <w:sz w:val="22"/>
+                <w:szCs w:val="22"/>
+              </w:rPr>
+              <w:t>6</w:t>
+            </w:r>
+          </w:p>
+        </w:tc>
+        <w:tc>
+          <w:tcPr>
+            <w:tcW w:w="1406" w:type="dxa"/>
+            <w:tcBorders>
+              <w:top w:val="single" w:sz="4" w:space="0" w:color="000000"/>
+              <w:left w:val="single" w:sz="4" w:space="0" w:color="000000"/>
+              <w:bottom w:val="single" w:sz="4" w:space="0" w:color="000000"/>
+              <w:right w:val="single" w:sz="4" w:space="0" w:color="000000"/>
+            </w:tcBorders>
+            <w:shd w:val="clear" w:color="auto" w:fill="auto"/>
+            <w:tcMar>
+              <w:top w:w="80" w:type="dxa"/>
+              <w:left w:w="80" w:type="dxa"/>
+              <w:bottom w:w="80" w:type="dxa"/>
+              <w:right w:w="80" w:type="dxa"/>
+            </w:tcMar>
+            <w:vAlign w:val="center"/>
+          </w:tcPr>
+          <w:p>
+            <w:pPr>
+              <w:jc w:val="center"/>
+            </w:pPr>
+            <w:r>
+              <w:rPr>
+                <w:sz w:val="22"/>
+                <w:szCs w:val="22"/>
+              </w:rPr>
+              <w:t>7</w:t>
+            </w:r>
+          </w:p>
+        </w:tc>
+        <w:tc>
+          <w:tcPr>
+            <w:tcW w:w="951" w:type="dxa"/>
+            <w:tcBorders>
+              <w:top w:val="single" w:sz="4" w:space="0" w:color="000000"/>
+              <w:left w:val="single" w:sz="4" w:space="0" w:color="000000"/>
+              <w:bottom w:val="single" w:sz="4" w:space="0" w:color="000000"/>
+              <w:right w:val="single" w:sz="4" w:space="0" w:color="000000"/>
+            </w:tcBorders>
+            <w:shd w:val="clear" w:color="auto" w:fill="auto"/>
+            <w:tcMar>
+              <w:top w:w="80" w:type="dxa"/>
+              <w:left w:w="80" w:type="dxa"/>
+              <w:bottom w:w="80" w:type="dxa"/>
+              <w:right w:w="80" w:type="dxa"/>
+            </w:tcMar>
+            <w:vAlign w:val="center"/>
+          </w:tcPr>
+          <w:p>
+            <w:pPr>
+              <w:jc w:val="center"/>
+              <w:rPr>
+                <w:lang w:val="en-US"/>
+              </w:rPr>
+            </w:pPr>
+            <w:r>
+              <w:rPr>
+                <w:sz w:val="22"/>
+                <w:szCs w:val="22"/>
+                <w:lang w:val="en-US"/>
+              </w:rPr>
+              <w:t>8</w:t>
+            </w:r>
+          </w:p>
+        </w:tc>
+        <w:tc>
+          <w:tcPr>
+            <w:tcW w:w="1427" w:type="dxa"/>
+            <w:tcBorders>
+              <w:top w:val="single" w:sz="4" w:space="0" w:color="000000"/>
+              <w:left w:val="single" w:sz="4" w:space="0" w:color="000000"/>
+              <w:bottom w:val="single" w:sz="4" w:space="0" w:color="000000"/>
+              <w:right w:val="single" w:sz="4" w:space="0" w:color="000000"/>
+            </w:tcBorders>
+          </w:tcPr>
+          <w:p>
+            <w:pPr>
+              <w:jc w:val="center"/>
+              <w:rPr>
+                <w:sz w:val="22"/>
+                <w:szCs w:val="22"/>
+              </w:rPr>
+            </w:pPr>
+            <w:r>
+              <w:rPr>
+                <w:sz w:val="22"/>
+                <w:szCs w:val="22"/>
+              </w:rPr>
+              <w:t>9</w:t>
+            </w:r>
+          </w:p>
+        </w:tc>
+      </w:tr>
+      <w:tr>
+        <w:trPr>
+          <w:trHeight w:val="1862"/>
+        </w:trPr>
+        <w:tc>
+          <w:tcPr>
+            <w:tcW w:w="923" w:type="dxa"/>
+            <w:tcBorders>
+              <w:top w:val="single" w:sz="4" w:space="0" w:color="000000"/>
+              <w:left w:val="single" w:sz="4" w:space="0" w:color="000000"/>
+              <w:bottom w:val="single" w:sz="4" w:space="0" w:color="000000"/>
+              <w:right w:val="single" w:sz="4" w:space="0" w:color="000000"/>
+            </w:tcBorders>
+            <w:shd w:val="clear" w:color="auto" w:fill="auto"/>
+            <w:tcMar>
+              <w:top w:w="80" w:type="dxa"/>
+              <w:left w:w="80" w:type="dxa"/>
+              <w:bottom w:w="80" w:type="dxa"/>
+              <w:right w:w="80" w:type="dxa"/>
+            </w:tcMar>
+            <w:vAlign w:val="center"/>
+          </w:tcPr>
+          <w:p>
+            <w:pPr>
+              <w:pStyle w:val="a5"/>
+              <w:numPr>
+                <w:ilvl w:val="0"/>
+                <w:numId w:val="1"/>
+              </w:numPr>
+            </w:pPr>
+            <w:r>
+              <w:rPr>
+                <w:sz w:val="22"/>
+                <w:szCs w:val="22"/>
+                <w:lang w:val="en-US"/>
+              </w:rPr>
+              <w:t>{#employee}</w:t>
+            </w:r>
+          </w:p>
+        </w:tc>
+        <w:tc>
+          <w:tcPr>
+            <w:tcW w:w="2918" w:type="dxa"/>
+            <w:tcBorders>
+              <w:top w:val="single" w:sz="4" w:space="0" w:color="000000"/>
+              <w:left w:val="single" w:sz="4" w:space="0" w:color="000000"/>
+              <w:bottom w:val="single" w:sz="4" w:space="0" w:color="000000"/>
+              <w:right w:val="single" w:sz="4" w:space="0" w:color="auto"/>
+            </w:tcBorders>
+            <w:shd w:val="clear" w:color="auto" w:fill="auto"/>
+            <w:tcMar>
+              <w:top w:w="80" w:type="dxa"/>
+              <w:left w:w="80" w:type="dxa"/>
+              <w:bottom w:w="80" w:type="dxa"/>
+              <w:right w:w="80" w:type="dxa"/>
+            </w:tcMar>
+            <w:vAlign w:val="center"/>
+          </w:tcPr>
+          <w:p>
+            <w:pPr>
+              <w:rPr>
+                <w:lang w:val="en-US"/>
+              </w:rPr>
+            </w:pPr>
+            <w:r>
+              <w:rPr>
+                <w:sz w:val="22"/>
+                <w:szCs w:val="22"/>
+                <w:lang w:val="en-US"/>
+              </w:rPr>
+              <w:t>{</w:t>
+            </w:r>
+            <w:proofErr w:type="spellStart"/>
+            <w:r>
+              <w:rPr>
+                <w:sz w:val="22"/>
+                <w:szCs w:val="22"/>
+                <w:lang w:val="en-US"/>
+              </w:rPr>
+              <w:t>last_</w:t>
+            </w:r>
+            <w:r>
+              <w:rPr>
+                <w:sz w:val="22"/>
+                <w:szCs w:val="22"/>
+                <w:lang w:val="en-US"/>
+              </w:rPr>
+              <w:t>name</w:t>
+            </w:r>
+            <w:proofErr w:type="spellEnd"/>
+            <w:r>
+              <w:rPr>
+                <w:sz w:val="22"/>
+                <w:szCs w:val="22"/>
+                <w:lang w:val="en-US"/>
+              </w:rPr>
+              <w:t>} {name} {</w:t>
+            </w:r>
+            <w:proofErr w:type="spellStart"/>
+            <w:r>
+              <w:rPr>
+                <w:sz w:val="22"/>
+                <w:szCs w:val="22"/>
+                <w:lang w:val="en-US"/>
+              </w:rPr>
+              <w:t>middle_name</w:t>
+            </w:r>
+            <w:proofErr w:type="spellEnd"/>
+            <w:r>
+              <w:rPr>
+                <w:sz w:val="22"/>
+                <w:szCs w:val="22"/>
+                <w:lang w:val="en-US"/>
+              </w:rPr>
+              <w:t>}</w:t>
+            </w:r>
+          </w:p>
+        </w:tc>
+        <w:tc>
+          <w:tcPr>
+            <w:tcW w:w="2379" w:type="dxa"/>
+            <w:tcBorders>
+              <w:top w:val="single" w:sz="4" w:space="0" w:color="auto"/>
+              <w:left w:val="single" w:sz="4" w:space="0" w:color="auto"/>
+              <w:bottom w:val="single" w:sz="4" w:space="0" w:color="auto"/>
+              <w:right w:val="single" w:sz="4" w:space="0" w:color="auto"/>
+            </w:tcBorders>
+            <w:shd w:val="clear" w:color="auto" w:fill="auto"/>
+            <w:tcMar>
+              <w:top w:w="80" w:type="dxa"/>
+              <w:left w:w="80" w:type="dxa"/>
+              <w:bottom w:w="80" w:type="dxa"/>
+              <w:right w:w="80" w:type="dxa"/>
+            </w:tcMar>
+            <w:vAlign w:val="center"/>
+          </w:tcPr>
+          <w:p>
+            <w:pPr>
+              <w:jc w:val="center"/>
+            </w:pPr>
+            <w:r>
+              <w:rPr>
+                <w:sz w:val="22"/>
+                <w:szCs w:val="22"/>
+                <w:lang w:val="en-US"/>
+              </w:rPr>
+              <w:t>{</w:t>
+            </w:r>
+            <w:proofErr w:type="spellStart"/>
+            <w:r>
+              <w:rPr>
+                <w:sz w:val="22"/>
+                <w:szCs w:val="22"/>
+                <w:lang w:val="en-US"/>
+              </w:rPr>
+              <w:t>organization_name</w:t>
+            </w:r>
+            <w:proofErr w:type="spellEnd"/>
+            <w:r>
+              <w:rPr>
+                <w:sz w:val="22"/>
+                <w:szCs w:val="22"/>
+                <w:lang w:val="en-US"/>
+              </w:rPr>
+              <w:t>}</w:t>
+            </w:r>
+          </w:p>
+        </w:tc>
+        <w:tc>
+          <w:tcPr>
+            <w:tcW w:w="3136" w:type="dxa"/>
+            <w:tcBorders>
+              <w:top w:val="single" w:sz="4" w:space="0" w:color="auto"/>
+              <w:left w:val="single" w:sz="4" w:space="0" w:color="auto"/>
+              <w:bottom w:val="single" w:sz="4" w:space="0" w:color="auto"/>
+              <w:right w:val="single" w:sz="4" w:space="0" w:color="auto"/>
+            </w:tcBorders>
+            <w:shd w:val="clear" w:color="auto" w:fill="auto"/>
+            <w:tcMar>
+              <w:top w:w="80" w:type="dxa"/>
+              <w:left w:w="80" w:type="dxa"/>
+              <w:bottom w:w="80" w:type="dxa"/>
+              <w:right w:w="80" w:type="dxa"/>
+            </w:tcMar>
+            <w:vAlign w:val="center"/>
+          </w:tcPr>
+          <w:p>
+            <w:pPr>
+              <w:jc w:val="center"/>
+            </w:pPr>
+            <w:r>
+              <w:rPr>
+                <w:sz w:val="22"/>
+                <w:szCs w:val="22"/>
+                <w:lang w:val="en-US"/>
+              </w:rPr>
+              <w:t>{grade}</w:t>
+            </w:r>
+          </w:p>
+        </w:tc>
+        <w:tc>
+          <w:tcPr>
+            <w:tcW w:w="842" w:type="dxa"/>
+            <w:tcBorders>
+              <w:top w:val="single" w:sz="4" w:space="0" w:color="000000"/>
+              <w:left w:val="single" w:sz="4" w:space="0" w:color="auto"/>
+              <w:bottom w:val="single" w:sz="4" w:space="0" w:color="000000"/>
+              <w:right w:val="single" w:sz="4" w:space="0" w:color="auto"/>
+            </w:tcBorders>
+          </w:tcPr>
+          <w:p>
+            <w:pPr>
+              <w:jc w:val="center"/>
+              <w:rPr>
+                <w:i/>
+                <w:iCs/>
+                <w:sz w:val="22"/>
+                <w:szCs w:val="22"/>
+                <w:lang w:val="en-US"/>
+              </w:rPr>
+            </w:pPr>
+          </w:p>
+          <w:p>
+            <w:pPr>
+              <w:jc w:val="center"/>
+              <w:rPr>
+                <w:i/>
+                <w:iCs/>
+                <w:sz w:val="22"/>
+                <w:szCs w:val="22"/>
+                <w:lang w:val="en-US"/>
+              </w:rPr>
+            </w:pPr>
+          </w:p>
+          <w:p>
+            <w:pPr>
+              <w:jc w:val="center"/>
+              <w:rPr>
+                <w:i/>
+                <w:iCs/>
+                <w:sz w:val="22"/>
+                <w:szCs w:val="22"/>
+                <w:lang w:val="en-US"/>
+              </w:rPr>
+            </w:pPr>
+          </w:p>
+          <w:p>
+            <w:pPr>
+              <w:jc w:val="center"/>
+              <w:rPr>
+                <w:i/>
+                <w:iCs/>
+                <w:sz w:val="22"/>
+                <w:szCs w:val="22"/>
+                <w:lang w:val="en-US"/>
+              </w:rPr>
+            </w:pPr>
+          </w:p>
+          <w:p>
+            <w:pPr>
+              <w:jc w:val="center"/>
+              <w:rPr>
+                <w:i/>
+                <w:iCs/>
+                <w:sz w:val="22"/>
+                <w:szCs w:val="22"/>
+                <w:lang w:val="en-US"/>
+              </w:rPr>
+            </w:pPr>
+          </w:p>
+          <w:p>
+            <w:pPr>
+              <w:jc w:val="center"/>
+              <w:rPr>
+                <w:i/>
+                <w:iCs/>
+                <w:sz w:val="22"/>
+                <w:szCs w:val="22"/>
+                <w:lang w:val="en-US"/>
+              </w:rPr>
+            </w:pPr>
+            <w:r>
+              <w:rPr>
+                <w:i/>
+                <w:iCs/>
+                <w:sz w:val="22"/>
+                <w:szCs w:val="22"/>
+                <w:lang w:val="en-US"/>
+              </w:rPr>
+              <w:t>{</w:t>
+            </w:r>
+            <w:proofErr w:type="spellStart"/>
+            <w:r>
+              <w:rPr>
+                <w:i/>
+                <w:iCs/>
+                <w:sz w:val="22"/>
+                <w:szCs w:val="22"/>
+                <w:lang w:val="en-US"/>
+              </w:rPr>
+              <w:t>random_number</w:t>
+            </w:r>
+            <w:proofErr w:type="spellEnd"/>
+            <w:r>
+              <w:rPr>
+                <w:i/>
+                <w:iCs/>
+                <w:sz w:val="22"/>
+                <w:szCs w:val="22"/>
+                <w:lang w:val="en-US"/>
+              </w:rPr>
+              <w:t>}</w:t>
+            </w:r>
+          </w:p>
+        </w:tc>
+        <w:tc>
+          <w:tcPr>
+            <w:tcW w:w="1621" w:type="dxa"/>
+            <w:tcBorders>
+              <w:top w:val="single" w:sz="4" w:space="0" w:color="000000"/>
+              <w:left w:val="single" w:sz="4" w:space="0" w:color="auto"/>
+              <w:bottom w:val="single" w:sz="4" w:space="0" w:color="000000"/>
+              <w:right w:val="single" w:sz="4" w:space="0" w:color="000000"/>
+            </w:tcBorders>
+            <w:shd w:val="clear" w:color="auto" w:fill="auto"/>
+            <w:tcMar>
+              <w:top w:w="80" w:type="dxa"/>
+              <w:left w:w="80" w:type="dxa"/>
+              <w:bottom w:w="80" w:type="dxa"/>
+              <w:right w:w="80" w:type="dxa"/>
+            </w:tcMar>
+            <w:vAlign w:val="center"/>
+          </w:tcPr>
+          <w:p>
+            <w:pPr>
+              <w:jc w:val="center"/>
+              <w:rPr>
+                <w:lang w:val="en-US"/>
+              </w:rPr>
+            </w:pPr>
+            <w:r>
+              <w:rPr>
+                <w:i/>
+                <w:iCs/>
+                <w:sz w:val="22"/>
+                <w:szCs w:val="22"/>
+                <w:lang w:val="en-US"/>
+              </w:rPr>
+              <w:t>{</w:t>
+            </w:r>
+            <w:r>
+              <w:rPr>
+                <w:i/>
+                <w:iCs/>
+                <w:sz w:val="22"/>
+                <w:szCs w:val="22"/>
+              </w:rPr>
+              <w:t>c</w:t>
+            </w:r>
+            <w:proofErr w:type="spellStart"/>
+            <w:r>
+              <w:rPr>
+                <w:i/>
+                <w:iCs/>
+                <w:sz w:val="22"/>
+                <w:szCs w:val="22"/>
+                <w:lang w:val="en-US"/>
+              </w:rPr>
+              <w:t>ourses_mark</w:t>
+            </w:r>
+            <w:proofErr w:type="spellEnd"/>
+            <w:r>
+              <w:rPr>
+                <w:i/>
+                <w:iCs/>
+                <w:sz w:val="22"/>
+                <w:szCs w:val="22"/>
+              </w:rPr>
+              <w:t>}</w:t>
+            </w:r>
+          </w:p>
+        </w:tc>
+        <w:tc>
+          <w:tcPr>
+            <w:tcW w:w="1406" w:type="dxa"/>
+            <w:tcBorders>
+              <w:top w:val="single" w:sz="4" w:space="0" w:color="000000"/>
+              <w:left w:val="single" w:sz="4" w:space="0" w:color="000000"/>
+              <w:bottom w:val="single" w:sz="4" w:space="0" w:color="000000"/>
+              <w:right w:val="single" w:sz="4" w:space="0" w:color="000000"/>
+            </w:tcBorders>
+            <w:shd w:val="clear" w:color="auto" w:fill="auto"/>
+            <w:tcMar>
+              <w:top w:w="80" w:type="dxa"/>
+              <w:left w:w="80" w:type="dxa"/>
+              <w:bottom w:w="80" w:type="dxa"/>
+              <w:right w:w="80" w:type="dxa"/>
+            </w:tcMar>
+            <w:vAlign w:val="center"/>
+          </w:tcPr>
+          <w:p/>
+        </w:tc>
+        <w:tc>
+          <w:tcPr>
+            <w:tcW w:w="951" w:type="dxa"/>
+            <w:tcBorders>
+              <w:top w:val="single" w:sz="4" w:space="0" w:color="000000"/>
+              <w:left w:val="single" w:sz="4" w:space="0" w:color="000000"/>
+              <w:bottom w:val="single" w:sz="4" w:space="0" w:color="000000"/>
+              <w:right w:val="single" w:sz="4" w:space="0" w:color="000000"/>
+            </w:tcBorders>
+            <w:shd w:val="clear" w:color="auto" w:fill="auto"/>
+            <w:tcMar>
+              <w:top w:w="80" w:type="dxa"/>
+              <w:left w:w="80" w:type="dxa"/>
+              <w:bottom w:w="80" w:type="dxa"/>
+              <w:right w:w="80" w:type="dxa"/>
+            </w:tcMar>
+            <w:vAlign w:val="center"/>
+          </w:tcPr>
+          <w:p/>
+        </w:tc>
+        <w:tc>
+          <w:tcPr>
+            <w:tcW w:w="1427" w:type="dxa"/>
+            <w:vMerge/>
+            <w:tcBorders>
+              <w:top w:val="single" w:sz="4" w:space="0" w:color="000000"/>
+              <w:left w:val="single" w:sz="4" w:space="0" w:color="000000"/>
+              <w:bottom w:val="single" w:sz="4" w:space="0" w:color="000000"/>
+              <w:right w:val="single" w:sz="4" w:space="0" w:color="000000"/>
+            </w:tcBorders>
+          </w:tcPr>
+          <w:p>
+            <w:pPr>
+              <w:rPr>
+                <w:sz w:val="22"/>
+                <w:szCs w:val="22"/>
+              </w:rPr>
+            </w:pPr>
+          </w:p>
+          <w:p>
+            <w:pPr>
+              <w:rPr>
+                <w:sz w:val="22"/>
+                <w:szCs w:val="22"/>
+              </w:rPr>
+            </w:pPr>
+          </w:p>
+          <w:p>
+            <w:pPr>
+              <w:rPr>
+                <w:sz w:val="22"/>
+                <w:szCs w:val="22"/>
+              </w:rPr>
+            </w:pPr>
+          </w:p>
+          <w:p>
+            <w:pPr>
+              <w:rPr>
+                <w:sz w:val="22"/>
+                <w:szCs w:val="22"/>
+              </w:rPr>
+            </w:pPr>
+          </w:p>
+          <w:p>
+            <w:pPr>
+              <w:rPr>
+                <w:sz w:val="22"/>
+                <w:szCs w:val="22"/>
+                <w:lang w:val="en-US"/>
+              </w:rPr>
+            </w:pPr>
+            <w:r>
+              <w:rPr>
+                <w:sz w:val="22"/>
+                <w:szCs w:val="22"/>
+                <w:lang w:val="en-US"/>
+              </w:rPr>
+              <w:t xml:space="preserve"> </w:t>
+            </w:r>
+            <w:r>
+              <w:rPr>
+                <w:sz w:val="22"/>
+                <w:szCs w:val="22"/>
+              </w:rPr>
+              <w:t>{</w:t>
+            </w:r>
+            <w:proofErr w:type="spellStart"/>
+            <w:r>
+              <w:rPr>
+                <w:sz w:val="22"/>
+                <w:szCs w:val="22"/>
+              </w:rPr>
+              <w:t>conclusion</w:t>
+            </w:r>
+            <w:proofErr w:type="spellEnd"/>
+            <w:r>
+              <w:rPr>
+                <w:sz w:val="22"/>
+                <w:szCs w:val="22"/>
+                <w:lang w:val="en-US"/>
+              </w:rPr>
+              <w:t>}</w:t>
+            </w:r>
+            <w:r>
+              <w:rPr>
+                <w:i/>
+                <w:iCs/>
+                <w:sz w:val="22"/>
+                <w:szCs w:val="22"/>
+                <w:lang w:val="en-US"/>
+              </w:rPr>
+              <w:t>{/employee}</w:t>
+            </w:r>
+          </w:p>
+        </w:tc>
+      </w:tr>
+    </w:tbl>
+    <w:p>
+      <w:pPr>
+        <w:widowControl w:val="0"/>
+        <w:ind w:left="324" w:hanging="324"/>
+        <w:rPr>
+          <w:sz w:val="22"/>
+          <w:szCs w:val="22"/>
+        </w:rPr>
+      </w:pPr>
+    </w:p>
+    <w:p>
+      <w:pPr>
+        <w:widowControl w:val="0"/>
+        <w:ind w:left="216" w:hanging="216"/>
+        <w:rPr>
+          <w:sz w:val="22"/>
+          <w:szCs w:val="22"/>
+        </w:rPr>
+      </w:pPr>
+    </w:p>
+    <w:p>
+      <w:pPr>
+        <w:widowControl w:val="0"/>
+        <w:ind w:left="108" w:hanging="108"/>
+        <w:rPr>
+          <w:sz w:val="22"/>
+          <w:szCs w:val="22"/>
+        </w:rPr>
+      </w:pPr>
+    </w:p>
+    <w:p>
+      <w:pPr>
+        <w:widowControl w:val="0"/>
+        <w:jc w:val="both"/>
+        <w:rPr>
+          <w:sz w:val="22"/>
+          <w:szCs w:val="22"/>
+        </w:rPr>
+      </w:pPr>
+    </w:p>
+    <w:p>
+      <w:pPr>
+        <w:tabs>
+          <w:tab w:val="left" w:pos="2220"/>
+        </w:tabs>
+        <w:rPr>
+          <w:sz w:val="18"/>
+          <w:szCs w:val="18"/>
+        </w:rPr>
+      </w:pPr>
+      <w:r>
+        <w:rPr>
+          <w:sz w:val="28"/>
+          <w:szCs w:val="28"/>
+        </w:rPr>
+        <w:tab/>
+      </w:r>
+    </w:p>
+    <w:p>
+      <w:pPr>
+        <w:ind w:left="3828"/>
+      </w:pPr>
+      <w:r>
+        <w:t>Председатель комиссии:</w:t>
+      </w:r>
+      <w:r>
+        <w:tab/>
+      </w:r>
+      <w:r>
+        <w:tab/>
+      </w:r>
+      <w:r>
+        <w:tab/>
+      </w:r>
+      <w:r>
+        <w:tab/>
+        <w:t xml:space="preserve">/ В.М. </w:t>
+      </w:r>
+      <w:proofErr w:type="spellStart"/>
+      <w:r>
+        <w:t>Шекшуев</w:t>
+      </w:r>
+      <w:proofErr w:type="spellEnd"/>
+      <w:r>
+        <w:t xml:space="preserve"> /</w:t>
+      </w:r>
+    </w:p>
+    <w:p>
+      <w:pPr>
+        <w:ind w:left="3828"/>
+        <w:rPr>
+          <w:sz w:val="12"/>
+          <w:szCs w:val="12"/>
+        </w:rPr>
+      </w:pPr>
+    </w:p>
+    <w:p>
+      <w:pPr>
+        <w:ind w:left="3828"/>
+      </w:pPr>
+      <w:r>
+        <w:t>Члены комиссии:</w:t>
+      </w:r>
+      <w:r>
+        <w:tab/>
+      </w:r>
+      <w:r>
+        <w:tab/>
+      </w:r>
+      <w:r>
+        <w:tab/>
+      </w:r>
+      <w:r>
+        <w:tab/>
+      </w:r>
+      <w:r>
+        <w:tab/>
+        <w:t>/ Е.С. Воробьева /</w:t>
+      </w:r>
+    </w:p>
+    <w:p>
+      <w:pPr>
+        <w:ind w:left="3828"/>
+        <w:rPr>
+          <w:sz w:val="12"/>
+          <w:szCs w:val="12"/>
+        </w:rPr>
+      </w:pPr>
+    </w:p>
+    <w:p>
+      <w:pPr>
+        <w:ind w:left="3828"/>
+      </w:pPr>
+      <w:r>
+        <w:tab/>
+      </w:r>
+      <w:r>
+        <w:tab/>
+      </w:r>
+      <w:r>
+        <w:tab/>
+      </w:r>
+      <w:r>
+        <w:tab/>
+      </w:r>
+      <w:r>
+        <w:tab/>
+      </w:r>
+      <w:r>
+        <w:tab/>
+      </w:r>
+      <w:r>
+        <w:tab/>
+        <w:t xml:space="preserve">/ И.Ю. </w:t>
+      </w:r>
+      <w:proofErr w:type="spellStart"/>
+      <w:r>
+        <w:t>Шекшуева</w:t>
+      </w:r>
+      <w:proofErr w:type="spellEnd"/>
+      <w:r>
+        <w:t xml:space="preserve"> /</w:t>
+      </w:r>
+    </w:p>
+    <w:sectPr>
+      <w:headerReference w:type="default" r:id="rId7"/>
+      <w:footerReference w:type="default" r:id="rId8"/>
+      <w:pgSz w:w="16840" w:h="11900" w:orient="landscape"/>
+      <w:pgMar w:top="142" w:right="536" w:bottom="0" w:left="1134" w:header="709" w:footer="709" w:gutter="0"/>
+      <w:cols w:space="720"/>
+    </w:sectPr>
+  </w:body>
+</w:document>
 </file>
--- a/backend/Protocol-comission-template.docx
+++ b/backend/Protocol-comission-template.docx
@@ -1520,6 +1520,7 @@
         <w:tc>
           <w:tcPr>
             <w:tcW w:w="1427" w:type="dxa"/>
+            <w:vMerge/>
             <w:tcBorders>
               <w:top w:val="single" w:sz="4" w:space="0" w:color="000000"/>
               <w:left w:val="single" w:sz="4" w:space="0" w:color="000000"/>
@@ -3549,1794 +3550,4 @@
   </a:objectDefaults>
   <a:extraClrSchemeLst/>
 </a:theme>
-</file>
-
-<file path=document.orig.xml><?xml version="1.0" encoding="utf-8"?>
-<w:document xmlns:wpc="http://schemas.microsoft.com/office/word/2010/wordprocessingCanvas" xmlns:cx="http://schemas.microsoft.com/office/drawing/2014/chartex" xmlns:cx1="http://schemas.microsoft.com/office/drawing/2015/9/8/chartex" xmlns:cx2="http://schemas.microsoft.com/office/drawing/2015/10/21/chartex" xmlns:cx3="http://schemas.microsoft.com/office/drawing/2016/5/9/chartex" xmlns:cx4="http://schemas.microsoft.com/office/drawing/2016/5/10/chartex" xmlns:cx5="http://schemas.microsoft.com/office/drawing/2016/5/11/chartex" xmlns:cx6="http://schemas.microsoft.com/office/drawing/2016/5/12/chartex" xmlns:cx7="http://schemas.microsoft.com/office/drawing/2016/5/13/chartex" xmlns:cx8="http://schemas.microsoft.com/office/drawing/2016/5/14/chartex" xmlns:mc="http://schemas.openxmlformats.org/markup-compatibility/2006" xmlns:aink="http://schemas.microsoft.com/office/drawing/2016/ink" xmlns:am3d="http://schemas.microsoft.com/office/drawing/2017/model3d" xmlns:o="urn:schemas-microsoft-com:office:office" xmlns:oel="http://schemas.microsoft.com/office/2019/extlst" xmlns:r="http://schemas.openxmlformats.org/officeDocument/2006/relationships" xmlns:m="http://schemas.openxmlformats.org/officeDocument/2006/math" xmlns:v="urn:schemas-microsoft-com:vml" xmlns:wp14="http://schemas.microsoft.com/office/word/2010/wordprocessingDrawing" xmlns:wp="http://schemas.openxmlformats.org/drawingml/2006/wordprocessingDrawing" xmlns:w10="urn:schemas-microsoft-com:office:word" xmlns:w="http://schemas.openxmlformats.org/wordprocessingml/2006/main" xmlns:w14="http://schemas.microsoft.com/office/word/2010/wordml" xmlns:w15="http://schemas.microsoft.com/office/word/2012/wordml" xmlns:w16cex="http://schemas.microsoft.com/office/word/2018/wordml/cex" xmlns:w16cid="http://schemas.microsoft.com/office/word/2016/wordml/cid" xmlns:w16="http://schemas.microsoft.com/office/word/2018/wordml" xmlns:w16sdtdh="http://schemas.microsoft.com/office/word/2020/wordml/sdtdatahash" xmlns:w16se="http://schemas.microsoft.com/office/word/2015/wordml/symex" xmlns:wpg="http://schemas.microsoft.com/office/word/2010/wordprocessingGroup" xmlns:wpi="http://schemas.microsoft.com/office/word/2010/wordprocessingInk" xmlns:wne="http://schemas.microsoft.com/office/word/2006/wordml" xmlns:wps="http://schemas.microsoft.com/office/word/2010/wordprocessingShape" mc:Ignorable="w14 w15 w16se w16cid w16 w16cex w16sdtdh wp14">
-  <w:body>
-    <w:p>
-      <w:pPr>
-        <w:jc w:val="center"/>
-        <w:rPr>
-          <w:b/>
-          <w:bCs/>
-          <w:sz w:val="28"/>
-          <w:szCs w:val="28"/>
-          <w:lang w:val="en-US"/>
-        </w:rPr>
-      </w:pPr>
-      <w:r>
-        <w:rPr>
-          <w:b/>
-          <w:bCs/>
-          <w:sz w:val="28"/>
-          <w:szCs w:val="28"/>
-          <w:lang w:val="en-US"/>
-        </w:rPr>
-        <w:t>{</w:t>
-      </w:r>
-      <w:proofErr w:type="spellStart"/>
-      <w:r>
-        <w:rPr>
-          <w:b/>
-          <w:bCs/>
-          <w:sz w:val="28"/>
-          <w:szCs w:val="28"/>
-          <w:lang w:val="en-US"/>
-        </w:rPr>
-        <w:t>moisei_name</w:t>
-      </w:r>
-      <w:proofErr w:type="spellEnd"/>
-      <w:r>
-        <w:rPr>
-          <w:b/>
-          <w:bCs/>
-          <w:sz w:val="28"/>
-          <w:szCs w:val="28"/>
-          <w:lang w:val="en-US"/>
-        </w:rPr>
-        <w:t>}</w:t>
-      </w:r>
-    </w:p>
-    <w:p>
-      <w:pPr>
-        <w:jc w:val="center"/>
-        <w:rPr>
-          <w:b/>
-          <w:bCs/>
-          <w:sz w:val="22"/>
-          <w:szCs w:val="22"/>
-        </w:rPr>
-      </w:pPr>
-    </w:p>
-    <w:p>
-      <w:pPr>
-        <w:jc w:val="center"/>
-        <w:rPr>
-          <w:b/>
-          <w:bCs/>
-          <w:sz w:val="28"/>
-          <w:szCs w:val="28"/>
-        </w:rPr>
-      </w:pPr>
-      <w:r>
-        <w:rPr>
-          <w:b/>
-          <w:bCs/>
-          <w:sz w:val="28"/>
-          <w:szCs w:val="28"/>
-        </w:rPr>
-        <w:t xml:space="preserve">П Р О Т О К О Л    </w:t>
-      </w:r>
-      <w:proofErr w:type="gramStart"/>
-      <w:r>
-        <w:rPr>
-          <w:b/>
-          <w:bCs/>
-          <w:sz w:val="28"/>
-          <w:szCs w:val="28"/>
-        </w:rPr>
-        <w:t xml:space="preserve">№  </w:t>
-      </w:r>
-      <w:r>
-        <w:rPr>
-          <w:b/>
-          <w:bCs/>
-          <w:sz w:val="28"/>
-          <w:szCs w:val="28"/>
-        </w:rPr>
-        <w:t>{</w:t>
-      </w:r>
-      <w:proofErr w:type="gramEnd"/>
-      <w:r>
-        <w:rPr>
-          <w:b/>
-          <w:bCs/>
-          <w:sz w:val="28"/>
-          <w:szCs w:val="28"/>
-          <w:lang w:val="en-US"/>
-        </w:rPr>
-        <w:t>group</w:t>
-      </w:r>
-      <w:r>
-        <w:rPr>
-          <w:b/>
-          <w:bCs/>
-          <w:sz w:val="28"/>
-          <w:szCs w:val="28"/>
-        </w:rPr>
-        <w:t>_</w:t>
-      </w:r>
-      <w:r>
-        <w:rPr>
-          <w:b/>
-          <w:bCs/>
-          <w:sz w:val="28"/>
-          <w:szCs w:val="28"/>
-          <w:lang w:val="en-US"/>
-        </w:rPr>
-        <w:t>id</w:t>
-      </w:r>
-      <w:r>
-        <w:rPr>
-          <w:b/>
-          <w:bCs/>
-          <w:sz w:val="28"/>
-          <w:szCs w:val="28"/>
-        </w:rPr>
-        <w:t>}</w:t>
-      </w:r>
-      <w:r>
-        <w:rPr>
-          <w:b/>
-          <w:bCs/>
-          <w:sz w:val="28"/>
-          <w:szCs w:val="28"/>
-        </w:rPr>
-        <w:t xml:space="preserve">  от  </w:t>
-      </w:r>
-      <w:r>
-        <w:rPr>
-          <w:b/>
-          <w:bCs/>
-          <w:sz w:val="28"/>
-          <w:szCs w:val="28"/>
-        </w:rPr>
-        <w:t>{</w:t>
-      </w:r>
-      <w:r>
-        <w:rPr>
-          <w:b/>
-          <w:bCs/>
-          <w:sz w:val="28"/>
-          <w:szCs w:val="28"/>
-          <w:lang w:val="en-US"/>
-        </w:rPr>
-        <w:t>end</w:t>
-      </w:r>
-      <w:r>
-        <w:rPr>
-          <w:b/>
-          <w:bCs/>
-          <w:sz w:val="28"/>
-          <w:szCs w:val="28"/>
-        </w:rPr>
-        <w:t>_</w:t>
-      </w:r>
-      <w:r>
-        <w:rPr>
-          <w:b/>
-          <w:bCs/>
-          <w:sz w:val="28"/>
-          <w:szCs w:val="28"/>
-          <w:lang w:val="en-US"/>
-        </w:rPr>
-        <w:t>date</w:t>
-      </w:r>
-      <w:r>
-        <w:rPr>
-          <w:b/>
-          <w:bCs/>
-          <w:sz w:val="28"/>
-          <w:szCs w:val="28"/>
-        </w:rPr>
-        <w:t>}</w:t>
-      </w:r>
-    </w:p>
-    <w:p>
-      <w:pPr>
-        <w:jc w:val="center"/>
-        <w:rPr>
-          <w:b/>
-          <w:bCs/>
-          <w:sz w:val="28"/>
-          <w:szCs w:val="28"/>
-        </w:rPr>
-      </w:pPr>
-      <w:r>
-        <w:rPr>
-          <w:b/>
-          <w:bCs/>
-          <w:sz w:val="28"/>
-          <w:szCs w:val="28"/>
-        </w:rPr>
-        <w:t>заседания комиссии по проверке знаний</w:t>
-      </w:r>
-    </w:p>
-    <w:p>
-      <w:pPr>
-        <w:rPr>
-          <w:sz w:val="18"/>
-          <w:szCs w:val="18"/>
-        </w:rPr>
-      </w:pPr>
-    </w:p>
-    <w:p>
-      <w:r>
-        <w:t>В соответствии с приказом директора от «01» сентября 2022 г. № 10 комиссия в составе:</w:t>
-      </w:r>
-    </w:p>
-    <w:p>
-      <w:pPr>
-        <w:rPr>
-          <w:sz w:val="22"/>
-          <w:szCs w:val="22"/>
-        </w:rPr>
-      </w:pPr>
-    </w:p>
-    <w:p>
-      <w:r>
-        <w:rPr>
-          <w:b/>
-          <w:bCs/>
-        </w:rPr>
-        <w:t>Председатель комиссии:</w:t>
-      </w:r>
-      <w:r>
-        <w:tab/>
-      </w:r>
-      <w:proofErr w:type="spellStart"/>
-      <w:r>
-        <w:t>Шекшуев</w:t>
-      </w:r>
-      <w:proofErr w:type="spellEnd"/>
-      <w:r>
-        <w:t xml:space="preserve"> В.М.. - директор</w:t>
-      </w:r>
-    </w:p>
-    <w:p>
-      <w:r>
-        <w:rPr>
-          <w:b/>
-          <w:bCs/>
-        </w:rPr>
-        <w:t>Члены комиссии:</w:t>
-      </w:r>
-      <w:r>
-        <w:rPr>
-          <w:b/>
-          <w:bCs/>
-        </w:rPr>
-        <w:tab/>
-      </w:r>
-      <w:r>
-        <w:tab/>
-        <w:t>Воробьева Е.С. – заместитель директора</w:t>
-      </w:r>
-    </w:p>
-    <w:p>
-      <w:r>
-        <w:tab/>
-      </w:r>
-      <w:r>
-        <w:tab/>
-      </w:r>
-      <w:r>
-        <w:tab/>
-      </w:r>
-      <w:r>
-        <w:tab/>
-      </w:r>
-      <w:proofErr w:type="spellStart"/>
-      <w:r>
-        <w:t>Шекшуева</w:t>
-      </w:r>
-      <w:proofErr w:type="spellEnd"/>
-      <w:r>
-        <w:t xml:space="preserve"> И.Ю. – специалист учебного центра</w:t>
-      </w:r>
-    </w:p>
-    <w:p>
-      <w:pPr>
-        <w:pStyle w:val="a4"/>
-        <w:tabs>
-          <w:tab w:val="left" w:pos="2694"/>
-        </w:tabs>
-        <w:rPr>
-          <w:sz w:val="22"/>
-          <w:szCs w:val="22"/>
-        </w:rPr>
-      </w:pPr>
-    </w:p>
-    <w:p>
-      <w:pPr>
-        <w:jc w:val="both"/>
-      </w:pPr>
-      <w:r>
-        <w:t>Проведена проверка знаний по программе: - «</w:t>
-      </w:r>
-      <w:r>
-        <w:t>{</w:t>
-      </w:r>
-      <w:r>
-        <w:rPr>
-          <w:lang w:val="en-US"/>
-        </w:rPr>
-        <w:t>course</w:t>
-      </w:r>
-      <w:r>
-        <w:t>_</w:t>
-      </w:r>
-      <w:r>
-        <w:rPr>
-          <w:lang w:val="en-US"/>
-        </w:rPr>
-        <w:t>name</w:t>
-      </w:r>
-      <w:r>
-        <w:t>}</w:t>
-      </w:r>
-      <w:r>
-        <w:t xml:space="preserve">» в объеме </w:t>
-      </w:r>
-      <w:r>
-        <w:t>{</w:t>
-      </w:r>
-      <w:r>
-        <w:rPr>
-          <w:lang w:val="en-US"/>
-        </w:rPr>
-        <w:t>hours</w:t>
-      </w:r>
-      <w:r>
-        <w:t>}</w:t>
-      </w:r>
-      <w:r>
-        <w:t xml:space="preserve"> часов;</w:t>
-      </w:r>
-    </w:p>
-    <w:p>
-      <w:pPr>
-        <w:jc w:val="both"/>
-        <w:rPr>
-          <w:sz w:val="22"/>
-          <w:szCs w:val="22"/>
-        </w:rPr>
-      </w:pPr>
-      <w:r>
-        <w:rPr>
-          <w:sz w:val="22"/>
-          <w:szCs w:val="22"/>
-        </w:rPr>
-        <w:t>- - «</w:t>
-      </w:r>
-      <w:r>
-        <w:rPr>
-          <w:sz w:val="22"/>
-          <w:szCs w:val="22"/>
-        </w:rPr>
-        <w:t>{</w:t>
-      </w:r>
-      <w:r>
-        <w:rPr>
-          <w:sz w:val="22"/>
-          <w:szCs w:val="22"/>
-          <w:lang w:val="en-US"/>
-        </w:rPr>
-        <w:t>course</w:t>
-      </w:r>
-      <w:r>
-        <w:rPr>
-          <w:sz w:val="22"/>
-          <w:szCs w:val="22"/>
-        </w:rPr>
-        <w:t>_</w:t>
-      </w:r>
-      <w:r>
-        <w:rPr>
-          <w:sz w:val="22"/>
-          <w:szCs w:val="22"/>
-          <w:lang w:val="en-US"/>
-        </w:rPr>
-        <w:t>name</w:t>
-      </w:r>
-      <w:r>
-        <w:rPr>
-          <w:sz w:val="22"/>
-          <w:szCs w:val="22"/>
-        </w:rPr>
-        <w:t>}</w:t>
-      </w:r>
-      <w:r>
-        <w:rPr>
-          <w:sz w:val="22"/>
-          <w:szCs w:val="22"/>
-        </w:rPr>
-        <w:t xml:space="preserve">» в объеме </w:t>
-      </w:r>
-      <w:r>
-        <w:rPr>
-          <w:sz w:val="22"/>
-          <w:szCs w:val="22"/>
-        </w:rPr>
-        <w:t>{</w:t>
-      </w:r>
-      <w:r>
-        <w:rPr>
-          <w:sz w:val="22"/>
-          <w:szCs w:val="22"/>
-          <w:lang w:val="en-US"/>
-        </w:rPr>
-        <w:t>hours</w:t>
-      </w:r>
-      <w:r>
-        <w:rPr>
-          <w:sz w:val="22"/>
-          <w:szCs w:val="22"/>
-        </w:rPr>
-        <w:t>}</w:t>
-      </w:r>
-      <w:r>
-        <w:rPr>
-          <w:sz w:val="22"/>
-          <w:szCs w:val="22"/>
-        </w:rPr>
-        <w:t xml:space="preserve"> часов:</w:t>
-      </w:r>
-    </w:p>
-    <w:tbl>
-      <w:tblPr>
-        <w:tblStyle w:val="TableNormal"/>
-        <w:tblW w:w="15603" w:type="dxa"/>
-        <w:tblInd w:w="-289" w:type="dxa"/>
-        <w:tblBorders>
-          <w:top w:val="single" w:sz="8" w:space="0" w:color="FFFFFF"/>
-          <w:left w:val="single" w:sz="8" w:space="0" w:color="FFFFFF"/>
-          <w:bottom w:val="single" w:sz="8" w:space="0" w:color="FFFFFF"/>
-          <w:right w:val="single" w:sz="8" w:space="0" w:color="FFFFFF"/>
-          <w:insideH w:val="single" w:sz="8" w:space="0" w:color="FFFFFF"/>
-          <w:insideV w:val="single" w:sz="8" w:space="0" w:color="FFFFFF"/>
-        </w:tblBorders>
-        <w:shd w:val="clear" w:color="auto" w:fill="CED7E7"/>
-        <w:tblLayout w:type="fixed"/>
-        <w:tblLook w:val="04A0" w:firstRow="1" w:lastRow="0" w:firstColumn="1" w:lastColumn="0" w:noHBand="0" w:noVBand="1"/>
-      </w:tblPr>
-      <w:tblGrid>
-        <w:gridCol w:w="923"/>
-        <w:gridCol w:w="2918"/>
-        <w:gridCol w:w="2379"/>
-        <w:gridCol w:w="3136"/>
-        <w:gridCol w:w="842"/>
-        <w:gridCol w:w="1621"/>
-        <w:gridCol w:w="1406"/>
-        <w:gridCol w:w="951"/>
-        <w:gridCol w:w="1427"/>
-      </w:tblGrid>
-      <w:tr>
-        <w:trPr>
-          <w:trHeight w:val="1046"/>
-        </w:trPr>
-        <w:tc>
-          <w:tcPr>
-            <w:tcW w:w="923" w:type="dxa"/>
-            <w:tcBorders>
-              <w:top w:val="single" w:sz="4" w:space="0" w:color="000000"/>
-              <w:left w:val="single" w:sz="4" w:space="0" w:color="000000"/>
-              <w:bottom w:val="single" w:sz="4" w:space="0" w:color="000000"/>
-              <w:right w:val="single" w:sz="4" w:space="0" w:color="000000"/>
-            </w:tcBorders>
-            <w:shd w:val="clear" w:color="auto" w:fill="auto"/>
-            <w:tcMar>
-              <w:top w:w="80" w:type="dxa"/>
-              <w:left w:w="80" w:type="dxa"/>
-              <w:bottom w:w="80" w:type="dxa"/>
-              <w:right w:w="80" w:type="dxa"/>
-            </w:tcMar>
-            <w:vAlign w:val="center"/>
-          </w:tcPr>
-          <w:p>
-            <w:pPr>
-              <w:jc w:val="center"/>
-            </w:pPr>
-            <w:r>
-              <w:rPr>
-                <w:sz w:val="22"/>
-                <w:szCs w:val="22"/>
-              </w:rPr>
-              <w:t>№</w:t>
-            </w:r>
-          </w:p>
-        </w:tc>
-        <w:tc>
-          <w:tcPr>
-            <w:tcW w:w="2918" w:type="dxa"/>
-            <w:tcBorders>
-              <w:top w:val="single" w:sz="4" w:space="0" w:color="000000"/>
-              <w:left w:val="single" w:sz="4" w:space="0" w:color="000000"/>
-              <w:bottom w:val="single" w:sz="4" w:space="0" w:color="000000"/>
-              <w:right w:val="single" w:sz="4" w:space="0" w:color="000000"/>
-            </w:tcBorders>
-            <w:shd w:val="clear" w:color="auto" w:fill="auto"/>
-            <w:tcMar>
-              <w:top w:w="80" w:type="dxa"/>
-              <w:left w:w="80" w:type="dxa"/>
-              <w:bottom w:w="80" w:type="dxa"/>
-              <w:right w:w="80" w:type="dxa"/>
-            </w:tcMar>
-            <w:vAlign w:val="center"/>
-          </w:tcPr>
-          <w:p>
-            <w:pPr>
-              <w:jc w:val="center"/>
-            </w:pPr>
-            <w:r>
-              <w:rPr>
-                <w:sz w:val="22"/>
-                <w:szCs w:val="22"/>
-              </w:rPr>
-              <w:t>Ф.И.О.</w:t>
-            </w:r>
-          </w:p>
-        </w:tc>
-        <w:tc>
-          <w:tcPr>
-            <w:tcW w:w="2379" w:type="dxa"/>
-            <w:tcBorders>
-              <w:top w:val="single" w:sz="4" w:space="0" w:color="000000"/>
-              <w:left w:val="single" w:sz="4" w:space="0" w:color="000000"/>
-              <w:bottom w:val="single" w:sz="4" w:space="0" w:color="000000"/>
-              <w:right w:val="single" w:sz="4" w:space="0" w:color="000000"/>
-            </w:tcBorders>
-            <w:shd w:val="clear" w:color="auto" w:fill="auto"/>
-            <w:tcMar>
-              <w:top w:w="80" w:type="dxa"/>
-              <w:left w:w="80" w:type="dxa"/>
-              <w:bottom w:w="80" w:type="dxa"/>
-              <w:right w:w="80" w:type="dxa"/>
-            </w:tcMar>
-            <w:vAlign w:val="center"/>
-          </w:tcPr>
-          <w:p>
-            <w:pPr>
-              <w:jc w:val="center"/>
-            </w:pPr>
-            <w:r>
-              <w:rPr>
-                <w:sz w:val="22"/>
-                <w:szCs w:val="22"/>
-              </w:rPr>
-              <w:t>Наименование предприятия</w:t>
-            </w:r>
-          </w:p>
-        </w:tc>
-        <w:tc>
-          <w:tcPr>
-            <w:tcW w:w="3136" w:type="dxa"/>
-            <w:tcBorders>
-              <w:top w:val="single" w:sz="4" w:space="0" w:color="000000"/>
-              <w:left w:val="single" w:sz="4" w:space="0" w:color="000000"/>
-              <w:bottom w:val="single" w:sz="4" w:space="0" w:color="000000"/>
-              <w:right w:val="single" w:sz="4" w:space="0" w:color="000000"/>
-            </w:tcBorders>
-            <w:shd w:val="clear" w:color="auto" w:fill="auto"/>
-            <w:tcMar>
-              <w:top w:w="80" w:type="dxa"/>
-              <w:left w:w="80" w:type="dxa"/>
-              <w:bottom w:w="80" w:type="dxa"/>
-              <w:right w:w="80" w:type="dxa"/>
-            </w:tcMar>
-            <w:vAlign w:val="center"/>
-          </w:tcPr>
-          <w:p>
-            <w:pPr>
-              <w:jc w:val="center"/>
-            </w:pPr>
-            <w:r>
-              <w:rPr>
-                <w:sz w:val="22"/>
-                <w:szCs w:val="22"/>
-              </w:rPr>
-              <w:t>Занимаемая должность</w:t>
-            </w:r>
-          </w:p>
-        </w:tc>
-        <w:tc>
-          <w:tcPr>
-            <w:tcW w:w="842" w:type="dxa"/>
-            <w:tcBorders>
-              <w:top w:val="single" w:sz="4" w:space="0" w:color="000000"/>
-              <w:left w:val="single" w:sz="4" w:space="0" w:color="000000"/>
-              <w:bottom w:val="single" w:sz="4" w:space="0" w:color="000000"/>
-              <w:right w:val="single" w:sz="4" w:space="0" w:color="000000"/>
-            </w:tcBorders>
-          </w:tcPr>
-          <w:p>
-            <w:pPr>
-              <w:jc w:val="center"/>
-              <w:rPr>
-                <w:sz w:val="22"/>
-                <w:szCs w:val="22"/>
-              </w:rPr>
-            </w:pPr>
-          </w:p>
-          <w:p>
-            <w:pPr>
-              <w:jc w:val="center"/>
-              <w:rPr>
-                <w:sz w:val="22"/>
-                <w:szCs w:val="22"/>
-              </w:rPr>
-            </w:pPr>
-          </w:p>
-          <w:p>
-            <w:pPr>
-              <w:jc w:val="center"/>
-              <w:rPr>
-                <w:sz w:val="22"/>
-                <w:szCs w:val="22"/>
-              </w:rPr>
-            </w:pPr>
-          </w:p>
-          <w:p>
-            <w:pPr>
-              <w:jc w:val="center"/>
-              <w:rPr>
-                <w:sz w:val="22"/>
-                <w:szCs w:val="22"/>
-              </w:rPr>
-            </w:pPr>
-            <w:r>
-              <w:rPr>
-                <w:sz w:val="22"/>
-                <w:szCs w:val="22"/>
-              </w:rPr>
-              <w:t>Номер билета</w:t>
-            </w:r>
-          </w:p>
-        </w:tc>
-        <w:tc>
-          <w:tcPr>
-            <w:tcW w:w="1621" w:type="dxa"/>
-            <w:tcBorders>
-              <w:top w:val="single" w:sz="4" w:space="0" w:color="000000"/>
-              <w:left w:val="single" w:sz="4" w:space="0" w:color="000000"/>
-              <w:bottom w:val="single" w:sz="4" w:space="0" w:color="000000"/>
-              <w:right w:val="single" w:sz="4" w:space="0" w:color="000000"/>
-            </w:tcBorders>
-            <w:shd w:val="clear" w:color="auto" w:fill="auto"/>
-            <w:tcMar>
-              <w:top w:w="80" w:type="dxa"/>
-              <w:left w:w="80" w:type="dxa"/>
-              <w:bottom w:w="80" w:type="dxa"/>
-              <w:right w:w="80" w:type="dxa"/>
-            </w:tcMar>
-            <w:vAlign w:val="center"/>
-          </w:tcPr>
-          <w:p>
-            <w:pPr>
-              <w:jc w:val="center"/>
-            </w:pPr>
-            <w:r>
-              <w:rPr>
-                <w:sz w:val="22"/>
-                <w:szCs w:val="22"/>
-              </w:rPr>
-              <w:t>Результат проверки знаний</w:t>
-            </w:r>
-          </w:p>
-        </w:tc>
-        <w:tc>
-          <w:tcPr>
-            <w:tcW w:w="1406" w:type="dxa"/>
-            <w:tcBorders>
-              <w:top w:val="single" w:sz="4" w:space="0" w:color="000000"/>
-              <w:left w:val="single" w:sz="4" w:space="0" w:color="000000"/>
-              <w:bottom w:val="single" w:sz="4" w:space="0" w:color="000000"/>
-              <w:right w:val="single" w:sz="4" w:space="0" w:color="000000"/>
-            </w:tcBorders>
-            <w:shd w:val="clear" w:color="auto" w:fill="auto"/>
-            <w:tcMar>
-              <w:top w:w="80" w:type="dxa"/>
-              <w:left w:w="80" w:type="dxa"/>
-              <w:bottom w:w="80" w:type="dxa"/>
-              <w:right w:w="80" w:type="dxa"/>
-            </w:tcMar>
-            <w:vAlign w:val="center"/>
-          </w:tcPr>
-          <w:p>
-            <w:pPr>
-              <w:jc w:val="center"/>
-            </w:pPr>
-            <w:r>
-              <w:rPr>
-                <w:sz w:val="22"/>
-                <w:szCs w:val="22"/>
-              </w:rPr>
-              <w:t>Регистрационный номер записи о проверке знаний в реестре обученных лиц</w:t>
-            </w:r>
-          </w:p>
-        </w:tc>
-        <w:tc>
-          <w:tcPr>
-            <w:tcW w:w="951" w:type="dxa"/>
-            <w:tcBorders>
-              <w:top w:val="single" w:sz="4" w:space="0" w:color="000000"/>
-              <w:left w:val="single" w:sz="4" w:space="0" w:color="000000"/>
-              <w:bottom w:val="single" w:sz="4" w:space="0" w:color="000000"/>
-              <w:right w:val="single" w:sz="4" w:space="0" w:color="000000"/>
-            </w:tcBorders>
-            <w:shd w:val="clear" w:color="auto" w:fill="auto"/>
-            <w:tcMar>
-              <w:top w:w="80" w:type="dxa"/>
-              <w:left w:w="80" w:type="dxa"/>
-              <w:bottom w:w="80" w:type="dxa"/>
-              <w:right w:w="80" w:type="dxa"/>
-            </w:tcMar>
-            <w:vAlign w:val="center"/>
-          </w:tcPr>
-          <w:p>
-            <w:pPr>
-              <w:jc w:val="center"/>
-            </w:pPr>
-            <w:r>
-              <w:rPr>
-                <w:sz w:val="22"/>
-                <w:szCs w:val="22"/>
-              </w:rPr>
-              <w:t>Подпись проверяемого</w:t>
-            </w:r>
-          </w:p>
-        </w:tc>
-        <w:tc>
-          <w:tcPr>
-            <w:tcW w:w="1427" w:type="dxa"/>
-            <w:tcBorders>
-              <w:top w:val="single" w:sz="4" w:space="0" w:color="000000"/>
-              <w:left w:val="single" w:sz="4" w:space="0" w:color="000000"/>
-              <w:bottom w:val="single" w:sz="4" w:space="0" w:color="000000"/>
-              <w:right w:val="single" w:sz="4" w:space="0" w:color="000000"/>
-            </w:tcBorders>
-          </w:tcPr>
-          <w:p>
-            <w:pPr>
-              <w:jc w:val="center"/>
-              <w:rPr>
-                <w:sz w:val="22"/>
-                <w:szCs w:val="22"/>
-              </w:rPr>
-            </w:pPr>
-          </w:p>
-          <w:p>
-            <w:pPr>
-              <w:jc w:val="center"/>
-              <w:rPr>
-                <w:sz w:val="22"/>
-                <w:szCs w:val="22"/>
-              </w:rPr>
-            </w:pPr>
-          </w:p>
-          <w:p>
-            <w:pPr>
-              <w:jc w:val="center"/>
-              <w:rPr>
-                <w:sz w:val="22"/>
-                <w:szCs w:val="22"/>
-              </w:rPr>
-            </w:pPr>
-            <w:r>
-              <w:rPr>
-                <w:sz w:val="22"/>
-                <w:szCs w:val="22"/>
-              </w:rPr>
-              <w:t>Заключение экзаменационной</w:t>
-            </w:r>
-          </w:p>
-          <w:p>
-            <w:pPr>
-              <w:jc w:val="center"/>
-              <w:rPr>
-                <w:sz w:val="22"/>
-                <w:szCs w:val="22"/>
-              </w:rPr>
-            </w:pPr>
-            <w:r>
-              <w:rPr>
-                <w:sz w:val="22"/>
-                <w:szCs w:val="22"/>
-              </w:rPr>
-              <w:t>комиссии</w:t>
-            </w:r>
-          </w:p>
-          <w:p>
-            <w:pPr>
-              <w:rPr>
-                <w:sz w:val="22"/>
-                <w:szCs w:val="22"/>
-              </w:rPr>
-            </w:pPr>
-          </w:p>
-        </w:tc>
-      </w:tr>
-      <w:tr>
-        <w:trPr>
-          <w:trHeight w:val="230"/>
-        </w:trPr>
-        <w:tc>
-          <w:tcPr>
-            <w:tcW w:w="923" w:type="dxa"/>
-            <w:tcBorders>
-              <w:top w:val="single" w:sz="4" w:space="0" w:color="000000"/>
-              <w:left w:val="single" w:sz="4" w:space="0" w:color="000000"/>
-              <w:bottom w:val="single" w:sz="4" w:space="0" w:color="000000"/>
-              <w:right w:val="single" w:sz="4" w:space="0" w:color="000000"/>
-            </w:tcBorders>
-            <w:shd w:val="clear" w:color="auto" w:fill="auto"/>
-            <w:tcMar>
-              <w:top w:w="80" w:type="dxa"/>
-              <w:left w:w="80" w:type="dxa"/>
-              <w:bottom w:w="80" w:type="dxa"/>
-              <w:right w:w="80" w:type="dxa"/>
-            </w:tcMar>
-            <w:vAlign w:val="center"/>
-          </w:tcPr>
-          <w:p>
-            <w:pPr>
-              <w:jc w:val="center"/>
-            </w:pPr>
-            <w:r>
-              <w:rPr>
-                <w:sz w:val="22"/>
-                <w:szCs w:val="22"/>
-              </w:rPr>
-              <w:t>1</w:t>
-            </w:r>
-          </w:p>
-        </w:tc>
-        <w:tc>
-          <w:tcPr>
-            <w:tcW w:w="2918" w:type="dxa"/>
-            <w:tcBorders>
-              <w:top w:val="single" w:sz="4" w:space="0" w:color="000000"/>
-              <w:left w:val="single" w:sz="4" w:space="0" w:color="000000"/>
-              <w:bottom w:val="single" w:sz="4" w:space="0" w:color="000000"/>
-              <w:right w:val="single" w:sz="4" w:space="0" w:color="000000"/>
-            </w:tcBorders>
-            <w:shd w:val="clear" w:color="auto" w:fill="auto"/>
-            <w:tcMar>
-              <w:top w:w="80" w:type="dxa"/>
-              <w:left w:w="80" w:type="dxa"/>
-              <w:bottom w:w="80" w:type="dxa"/>
-              <w:right w:w="80" w:type="dxa"/>
-            </w:tcMar>
-            <w:vAlign w:val="center"/>
-          </w:tcPr>
-          <w:p>
-            <w:pPr>
-              <w:jc w:val="center"/>
-            </w:pPr>
-            <w:r>
-              <w:rPr>
-                <w:sz w:val="22"/>
-                <w:szCs w:val="22"/>
-              </w:rPr>
-              <w:t>2</w:t>
-            </w:r>
-          </w:p>
-        </w:tc>
-        <w:tc>
-          <w:tcPr>
-            <w:tcW w:w="2379" w:type="dxa"/>
-            <w:tcBorders>
-              <w:top w:val="single" w:sz="4" w:space="0" w:color="000000"/>
-              <w:left w:val="single" w:sz="4" w:space="0" w:color="000000"/>
-              <w:bottom w:val="single" w:sz="4" w:space="0" w:color="auto"/>
-              <w:right w:val="single" w:sz="4" w:space="0" w:color="000000"/>
-            </w:tcBorders>
-            <w:shd w:val="clear" w:color="auto" w:fill="auto"/>
-            <w:tcMar>
-              <w:top w:w="80" w:type="dxa"/>
-              <w:left w:w="80" w:type="dxa"/>
-              <w:bottom w:w="80" w:type="dxa"/>
-              <w:right w:w="80" w:type="dxa"/>
-            </w:tcMar>
-            <w:vAlign w:val="center"/>
-          </w:tcPr>
-          <w:p>
-            <w:pPr>
-              <w:jc w:val="center"/>
-            </w:pPr>
-            <w:r>
-              <w:rPr>
-                <w:sz w:val="22"/>
-                <w:szCs w:val="22"/>
-              </w:rPr>
-              <w:t>3</w:t>
-            </w:r>
-          </w:p>
-        </w:tc>
-        <w:tc>
-          <w:tcPr>
-            <w:tcW w:w="3136" w:type="dxa"/>
-            <w:tcBorders>
-              <w:top w:val="single" w:sz="4" w:space="0" w:color="000000"/>
-              <w:left w:val="single" w:sz="4" w:space="0" w:color="000000"/>
-              <w:bottom w:val="single" w:sz="4" w:space="0" w:color="auto"/>
-              <w:right w:val="single" w:sz="4" w:space="0" w:color="000000"/>
-            </w:tcBorders>
-            <w:shd w:val="clear" w:color="auto" w:fill="auto"/>
-            <w:tcMar>
-              <w:top w:w="80" w:type="dxa"/>
-              <w:left w:w="80" w:type="dxa"/>
-              <w:bottom w:w="80" w:type="dxa"/>
-              <w:right w:w="80" w:type="dxa"/>
-            </w:tcMar>
-            <w:vAlign w:val="center"/>
-          </w:tcPr>
-          <w:p>
-            <w:pPr>
-              <w:jc w:val="center"/>
-            </w:pPr>
-            <w:r>
-              <w:rPr>
-                <w:sz w:val="22"/>
-                <w:szCs w:val="22"/>
-              </w:rPr>
-              <w:t>4</w:t>
-            </w:r>
-          </w:p>
-        </w:tc>
-        <w:tc>
-          <w:tcPr>
-            <w:tcW w:w="842" w:type="dxa"/>
-            <w:tcBorders>
-              <w:top w:val="single" w:sz="4" w:space="0" w:color="000000"/>
-              <w:left w:val="single" w:sz="4" w:space="0" w:color="000000"/>
-              <w:bottom w:val="single" w:sz="4" w:space="0" w:color="000000"/>
-              <w:right w:val="single" w:sz="4" w:space="0" w:color="000000"/>
-            </w:tcBorders>
-          </w:tcPr>
-          <w:p>
-            <w:pPr>
-              <w:jc w:val="center"/>
-              <w:rPr>
-                <w:sz w:val="22"/>
-                <w:szCs w:val="22"/>
-              </w:rPr>
-            </w:pPr>
-            <w:r>
-              <w:rPr>
-                <w:sz w:val="22"/>
-                <w:szCs w:val="22"/>
-              </w:rPr>
-              <w:t>5</w:t>
-            </w:r>
-          </w:p>
-        </w:tc>
-        <w:tc>
-          <w:tcPr>
-            <w:tcW w:w="1621" w:type="dxa"/>
-            <w:tcBorders>
-              <w:top w:val="single" w:sz="4" w:space="0" w:color="000000"/>
-              <w:left w:val="single" w:sz="4" w:space="0" w:color="000000"/>
-              <w:bottom w:val="single" w:sz="4" w:space="0" w:color="000000"/>
-              <w:right w:val="single" w:sz="4" w:space="0" w:color="000000"/>
-            </w:tcBorders>
-            <w:shd w:val="clear" w:color="auto" w:fill="auto"/>
-            <w:tcMar>
-              <w:top w:w="80" w:type="dxa"/>
-              <w:left w:w="80" w:type="dxa"/>
-              <w:bottom w:w="80" w:type="dxa"/>
-              <w:right w:w="80" w:type="dxa"/>
-            </w:tcMar>
-            <w:vAlign w:val="center"/>
-          </w:tcPr>
-          <w:p>
-            <w:pPr>
-              <w:jc w:val="center"/>
-            </w:pPr>
-            <w:r>
-              <w:rPr>
-                <w:sz w:val="22"/>
-                <w:szCs w:val="22"/>
-              </w:rPr>
-              <w:t>6</w:t>
-            </w:r>
-          </w:p>
-        </w:tc>
-        <w:tc>
-          <w:tcPr>
-            <w:tcW w:w="1406" w:type="dxa"/>
-            <w:tcBorders>
-              <w:top w:val="single" w:sz="4" w:space="0" w:color="000000"/>
-              <w:left w:val="single" w:sz="4" w:space="0" w:color="000000"/>
-              <w:bottom w:val="single" w:sz="4" w:space="0" w:color="000000"/>
-              <w:right w:val="single" w:sz="4" w:space="0" w:color="000000"/>
-            </w:tcBorders>
-            <w:shd w:val="clear" w:color="auto" w:fill="auto"/>
-            <w:tcMar>
-              <w:top w:w="80" w:type="dxa"/>
-              <w:left w:w="80" w:type="dxa"/>
-              <w:bottom w:w="80" w:type="dxa"/>
-              <w:right w:w="80" w:type="dxa"/>
-            </w:tcMar>
-            <w:vAlign w:val="center"/>
-          </w:tcPr>
-          <w:p>
-            <w:pPr>
-              <w:jc w:val="center"/>
-            </w:pPr>
-            <w:r>
-              <w:rPr>
-                <w:sz w:val="22"/>
-                <w:szCs w:val="22"/>
-              </w:rPr>
-              <w:t>7</w:t>
-            </w:r>
-          </w:p>
-        </w:tc>
-        <w:tc>
-          <w:tcPr>
-            <w:tcW w:w="951" w:type="dxa"/>
-            <w:tcBorders>
-              <w:top w:val="single" w:sz="4" w:space="0" w:color="000000"/>
-              <w:left w:val="single" w:sz="4" w:space="0" w:color="000000"/>
-              <w:bottom w:val="single" w:sz="4" w:space="0" w:color="000000"/>
-              <w:right w:val="single" w:sz="4" w:space="0" w:color="000000"/>
-            </w:tcBorders>
-            <w:shd w:val="clear" w:color="auto" w:fill="auto"/>
-            <w:tcMar>
-              <w:top w:w="80" w:type="dxa"/>
-              <w:left w:w="80" w:type="dxa"/>
-              <w:bottom w:w="80" w:type="dxa"/>
-              <w:right w:w="80" w:type="dxa"/>
-            </w:tcMar>
-            <w:vAlign w:val="center"/>
-          </w:tcPr>
-          <w:p>
-            <w:pPr>
-              <w:jc w:val="center"/>
-              <w:rPr>
-                <w:lang w:val="en-US"/>
-              </w:rPr>
-            </w:pPr>
-            <w:r>
-              <w:rPr>
-                <w:sz w:val="22"/>
-                <w:szCs w:val="22"/>
-                <w:lang w:val="en-US"/>
-              </w:rPr>
-              <w:t>8</w:t>
-            </w:r>
-          </w:p>
-        </w:tc>
-        <w:tc>
-          <w:tcPr>
-            <w:tcW w:w="1427" w:type="dxa"/>
-            <w:tcBorders>
-              <w:top w:val="single" w:sz="4" w:space="0" w:color="000000"/>
-              <w:left w:val="single" w:sz="4" w:space="0" w:color="000000"/>
-              <w:bottom w:val="single" w:sz="4" w:space="0" w:color="000000"/>
-              <w:right w:val="single" w:sz="4" w:space="0" w:color="000000"/>
-            </w:tcBorders>
-          </w:tcPr>
-          <w:p>
-            <w:pPr>
-              <w:jc w:val="center"/>
-              <w:rPr>
-                <w:sz w:val="22"/>
-                <w:szCs w:val="22"/>
-              </w:rPr>
-            </w:pPr>
-            <w:r>
-              <w:rPr>
-                <w:sz w:val="22"/>
-                <w:szCs w:val="22"/>
-              </w:rPr>
-              <w:t>9</w:t>
-            </w:r>
-          </w:p>
-        </w:tc>
-      </w:tr>
-      <w:tr>
-        <w:trPr>
-          <w:trHeight w:val="1862"/>
-        </w:trPr>
-        <w:tc>
-          <w:tcPr>
-            <w:tcW w:w="923" w:type="dxa"/>
-            <w:tcBorders>
-              <w:top w:val="single" w:sz="4" w:space="0" w:color="000000"/>
-              <w:left w:val="single" w:sz="4" w:space="0" w:color="000000"/>
-              <w:bottom w:val="single" w:sz="4" w:space="0" w:color="000000"/>
-              <w:right w:val="single" w:sz="4" w:space="0" w:color="000000"/>
-            </w:tcBorders>
-            <w:shd w:val="clear" w:color="auto" w:fill="auto"/>
-            <w:tcMar>
-              <w:top w:w="80" w:type="dxa"/>
-              <w:left w:w="80" w:type="dxa"/>
-              <w:bottom w:w="80" w:type="dxa"/>
-              <w:right w:w="80" w:type="dxa"/>
-            </w:tcMar>
-            <w:vAlign w:val="center"/>
-          </w:tcPr>
-          <w:p>
-            <w:pPr>
-              <w:pStyle w:val="a5"/>
-              <w:numPr>
-                <w:ilvl w:val="0"/>
-                <w:numId w:val="1"/>
-              </w:numPr>
-            </w:pPr>
-            <w:r>
-              <w:rPr>
-                <w:sz w:val="22"/>
-                <w:szCs w:val="22"/>
-                <w:lang w:val="en-US"/>
-              </w:rPr>
-              <w:t>{#employee}</w:t>
-            </w:r>
-          </w:p>
-        </w:tc>
-        <w:tc>
-          <w:tcPr>
-            <w:tcW w:w="2918" w:type="dxa"/>
-            <w:tcBorders>
-              <w:top w:val="single" w:sz="4" w:space="0" w:color="000000"/>
-              <w:left w:val="single" w:sz="4" w:space="0" w:color="000000"/>
-              <w:bottom w:val="single" w:sz="4" w:space="0" w:color="000000"/>
-              <w:right w:val="single" w:sz="4" w:space="0" w:color="auto"/>
-            </w:tcBorders>
-            <w:shd w:val="clear" w:color="auto" w:fill="auto"/>
-            <w:tcMar>
-              <w:top w:w="80" w:type="dxa"/>
-              <w:left w:w="80" w:type="dxa"/>
-              <w:bottom w:w="80" w:type="dxa"/>
-              <w:right w:w="80" w:type="dxa"/>
-            </w:tcMar>
-            <w:vAlign w:val="center"/>
-          </w:tcPr>
-          <w:p>
-            <w:pPr>
-              <w:rPr>
-                <w:lang w:val="en-US"/>
-              </w:rPr>
-            </w:pPr>
-            <w:r>
-              <w:rPr>
-                <w:sz w:val="22"/>
-                <w:szCs w:val="22"/>
-                <w:lang w:val="en-US"/>
-              </w:rPr>
-              <w:t>{</w:t>
-            </w:r>
-            <w:proofErr w:type="spellStart"/>
-            <w:r>
-              <w:rPr>
-                <w:sz w:val="22"/>
-                <w:szCs w:val="22"/>
-                <w:lang w:val="en-US"/>
-              </w:rPr>
-              <w:t>last_</w:t>
-            </w:r>
-            <w:r>
-              <w:rPr>
-                <w:sz w:val="22"/>
-                <w:szCs w:val="22"/>
-                <w:lang w:val="en-US"/>
-              </w:rPr>
-              <w:t>name</w:t>
-            </w:r>
-            <w:proofErr w:type="spellEnd"/>
-            <w:r>
-              <w:rPr>
-                <w:sz w:val="22"/>
-                <w:szCs w:val="22"/>
-                <w:lang w:val="en-US"/>
-              </w:rPr>
-              <w:t>} {name} {</w:t>
-            </w:r>
-            <w:proofErr w:type="spellStart"/>
-            <w:r>
-              <w:rPr>
-                <w:sz w:val="22"/>
-                <w:szCs w:val="22"/>
-                <w:lang w:val="en-US"/>
-              </w:rPr>
-              <w:t>middle_name</w:t>
-            </w:r>
-            <w:proofErr w:type="spellEnd"/>
-            <w:r>
-              <w:rPr>
-                <w:sz w:val="22"/>
-                <w:szCs w:val="22"/>
-                <w:lang w:val="en-US"/>
-              </w:rPr>
-              <w:t>}</w:t>
-            </w:r>
-          </w:p>
-        </w:tc>
-        <w:tc>
-          <w:tcPr>
-            <w:tcW w:w="2379" w:type="dxa"/>
-            <w:tcBorders>
-              <w:top w:val="single" w:sz="4" w:space="0" w:color="auto"/>
-              <w:left w:val="single" w:sz="4" w:space="0" w:color="auto"/>
-              <w:bottom w:val="single" w:sz="4" w:space="0" w:color="auto"/>
-              <w:right w:val="single" w:sz="4" w:space="0" w:color="auto"/>
-            </w:tcBorders>
-            <w:shd w:val="clear" w:color="auto" w:fill="auto"/>
-            <w:tcMar>
-              <w:top w:w="80" w:type="dxa"/>
-              <w:left w:w="80" w:type="dxa"/>
-              <w:bottom w:w="80" w:type="dxa"/>
-              <w:right w:w="80" w:type="dxa"/>
-            </w:tcMar>
-            <w:vAlign w:val="center"/>
-          </w:tcPr>
-          <w:p>
-            <w:pPr>
-              <w:jc w:val="center"/>
-            </w:pPr>
-            <w:r>
-              <w:rPr>
-                <w:sz w:val="22"/>
-                <w:szCs w:val="22"/>
-                <w:lang w:val="en-US"/>
-              </w:rPr>
-              <w:t>{</w:t>
-            </w:r>
-            <w:proofErr w:type="spellStart"/>
-            <w:r>
-              <w:rPr>
-                <w:sz w:val="22"/>
-                <w:szCs w:val="22"/>
-                <w:lang w:val="en-US"/>
-              </w:rPr>
-              <w:t>organization_name</w:t>
-            </w:r>
-            <w:proofErr w:type="spellEnd"/>
-            <w:r>
-              <w:rPr>
-                <w:sz w:val="22"/>
-                <w:szCs w:val="22"/>
-                <w:lang w:val="en-US"/>
-              </w:rPr>
-              <w:t>}</w:t>
-            </w:r>
-          </w:p>
-        </w:tc>
-        <w:tc>
-          <w:tcPr>
-            <w:tcW w:w="3136" w:type="dxa"/>
-            <w:tcBorders>
-              <w:top w:val="single" w:sz="4" w:space="0" w:color="auto"/>
-              <w:left w:val="single" w:sz="4" w:space="0" w:color="auto"/>
-              <w:bottom w:val="single" w:sz="4" w:space="0" w:color="auto"/>
-              <w:right w:val="single" w:sz="4" w:space="0" w:color="auto"/>
-            </w:tcBorders>
-            <w:shd w:val="clear" w:color="auto" w:fill="auto"/>
-            <w:tcMar>
-              <w:top w:w="80" w:type="dxa"/>
-              <w:left w:w="80" w:type="dxa"/>
-              <w:bottom w:w="80" w:type="dxa"/>
-              <w:right w:w="80" w:type="dxa"/>
-            </w:tcMar>
-            <w:vAlign w:val="center"/>
-          </w:tcPr>
-          <w:p>
-            <w:pPr>
-              <w:jc w:val="center"/>
-            </w:pPr>
-            <w:r>
-              <w:rPr>
-                <w:sz w:val="22"/>
-                <w:szCs w:val="22"/>
-                <w:lang w:val="en-US"/>
-              </w:rPr>
-              <w:t>{grade}</w:t>
-            </w:r>
-          </w:p>
-        </w:tc>
-        <w:tc>
-          <w:tcPr>
-            <w:tcW w:w="842" w:type="dxa"/>
-            <w:tcBorders>
-              <w:top w:val="single" w:sz="4" w:space="0" w:color="000000"/>
-              <w:left w:val="single" w:sz="4" w:space="0" w:color="auto"/>
-              <w:bottom w:val="single" w:sz="4" w:space="0" w:color="000000"/>
-              <w:right w:val="single" w:sz="4" w:space="0" w:color="auto"/>
-            </w:tcBorders>
-          </w:tcPr>
-          <w:p>
-            <w:pPr>
-              <w:jc w:val="center"/>
-              <w:rPr>
-                <w:i/>
-                <w:iCs/>
-                <w:sz w:val="22"/>
-                <w:szCs w:val="22"/>
-                <w:lang w:val="en-US"/>
-              </w:rPr>
-            </w:pPr>
-          </w:p>
-          <w:p>
-            <w:pPr>
-              <w:jc w:val="center"/>
-              <w:rPr>
-                <w:i/>
-                <w:iCs/>
-                <w:sz w:val="22"/>
-                <w:szCs w:val="22"/>
-                <w:lang w:val="en-US"/>
-              </w:rPr>
-            </w:pPr>
-          </w:p>
-          <w:p>
-            <w:pPr>
-              <w:jc w:val="center"/>
-              <w:rPr>
-                <w:i/>
-                <w:iCs/>
-                <w:sz w:val="22"/>
-                <w:szCs w:val="22"/>
-                <w:lang w:val="en-US"/>
-              </w:rPr>
-            </w:pPr>
-          </w:p>
-          <w:p>
-            <w:pPr>
-              <w:jc w:val="center"/>
-              <w:rPr>
-                <w:i/>
-                <w:iCs/>
-                <w:sz w:val="22"/>
-                <w:szCs w:val="22"/>
-                <w:lang w:val="en-US"/>
-              </w:rPr>
-            </w:pPr>
-          </w:p>
-          <w:p>
-            <w:pPr>
-              <w:jc w:val="center"/>
-              <w:rPr>
-                <w:i/>
-                <w:iCs/>
-                <w:sz w:val="22"/>
-                <w:szCs w:val="22"/>
-                <w:lang w:val="en-US"/>
-              </w:rPr>
-            </w:pPr>
-          </w:p>
-          <w:p>
-            <w:pPr>
-              <w:jc w:val="center"/>
-              <w:rPr>
-                <w:i/>
-                <w:iCs/>
-                <w:sz w:val="22"/>
-                <w:szCs w:val="22"/>
-                <w:lang w:val="en-US"/>
-              </w:rPr>
-            </w:pPr>
-            <w:r>
-              <w:rPr>
-                <w:i/>
-                <w:iCs/>
-                <w:sz w:val="22"/>
-                <w:szCs w:val="22"/>
-                <w:lang w:val="en-US"/>
-              </w:rPr>
-              <w:t>{</w:t>
-            </w:r>
-            <w:proofErr w:type="spellStart"/>
-            <w:r>
-              <w:rPr>
-                <w:i/>
-                <w:iCs/>
-                <w:sz w:val="22"/>
-                <w:szCs w:val="22"/>
-                <w:lang w:val="en-US"/>
-              </w:rPr>
-              <w:t>random_number</w:t>
-            </w:r>
-            <w:proofErr w:type="spellEnd"/>
-            <w:r>
-              <w:rPr>
-                <w:i/>
-                <w:iCs/>
-                <w:sz w:val="22"/>
-                <w:szCs w:val="22"/>
-                <w:lang w:val="en-US"/>
-              </w:rPr>
-              <w:t>}</w:t>
-            </w:r>
-          </w:p>
-        </w:tc>
-        <w:tc>
-          <w:tcPr>
-            <w:tcW w:w="1621" w:type="dxa"/>
-            <w:tcBorders>
-              <w:top w:val="single" w:sz="4" w:space="0" w:color="000000"/>
-              <w:left w:val="single" w:sz="4" w:space="0" w:color="auto"/>
-              <w:bottom w:val="single" w:sz="4" w:space="0" w:color="000000"/>
-              <w:right w:val="single" w:sz="4" w:space="0" w:color="000000"/>
-            </w:tcBorders>
-            <w:shd w:val="clear" w:color="auto" w:fill="auto"/>
-            <w:tcMar>
-              <w:top w:w="80" w:type="dxa"/>
-              <w:left w:w="80" w:type="dxa"/>
-              <w:bottom w:w="80" w:type="dxa"/>
-              <w:right w:w="80" w:type="dxa"/>
-            </w:tcMar>
-            <w:vAlign w:val="center"/>
-          </w:tcPr>
-          <w:p>
-            <w:pPr>
-              <w:jc w:val="center"/>
-              <w:rPr>
-                <w:lang w:val="en-US"/>
-              </w:rPr>
-            </w:pPr>
-            <w:r>
-              <w:rPr>
-                <w:i/>
-                <w:iCs/>
-                <w:sz w:val="22"/>
-                <w:szCs w:val="22"/>
-                <w:lang w:val="en-US"/>
-              </w:rPr>
-              <w:t>{</w:t>
-            </w:r>
-            <w:r>
-              <w:rPr>
-                <w:i/>
-                <w:iCs/>
-                <w:sz w:val="22"/>
-                <w:szCs w:val="22"/>
-              </w:rPr>
-              <w:t>c</w:t>
-            </w:r>
-            <w:proofErr w:type="spellStart"/>
-            <w:r>
-              <w:rPr>
-                <w:i/>
-                <w:iCs/>
-                <w:sz w:val="22"/>
-                <w:szCs w:val="22"/>
-                <w:lang w:val="en-US"/>
-              </w:rPr>
-              <w:t>ourses_mark</w:t>
-            </w:r>
-            <w:proofErr w:type="spellEnd"/>
-            <w:r>
-              <w:rPr>
-                <w:i/>
-                <w:iCs/>
-                <w:sz w:val="22"/>
-                <w:szCs w:val="22"/>
-              </w:rPr>
-              <w:t>}</w:t>
-            </w:r>
-          </w:p>
-        </w:tc>
-        <w:tc>
-          <w:tcPr>
-            <w:tcW w:w="1406" w:type="dxa"/>
-            <w:tcBorders>
-              <w:top w:val="single" w:sz="4" w:space="0" w:color="000000"/>
-              <w:left w:val="single" w:sz="4" w:space="0" w:color="000000"/>
-              <w:bottom w:val="single" w:sz="4" w:space="0" w:color="000000"/>
-              <w:right w:val="single" w:sz="4" w:space="0" w:color="000000"/>
-            </w:tcBorders>
-            <w:shd w:val="clear" w:color="auto" w:fill="auto"/>
-            <w:tcMar>
-              <w:top w:w="80" w:type="dxa"/>
-              <w:left w:w="80" w:type="dxa"/>
-              <w:bottom w:w="80" w:type="dxa"/>
-              <w:right w:w="80" w:type="dxa"/>
-            </w:tcMar>
-            <w:vAlign w:val="center"/>
-          </w:tcPr>
-          <w:p/>
-        </w:tc>
-        <w:tc>
-          <w:tcPr>
-            <w:tcW w:w="951" w:type="dxa"/>
-            <w:tcBorders>
-              <w:top w:val="single" w:sz="4" w:space="0" w:color="000000"/>
-              <w:left w:val="single" w:sz="4" w:space="0" w:color="000000"/>
-              <w:bottom w:val="single" w:sz="4" w:space="0" w:color="000000"/>
-              <w:right w:val="single" w:sz="4" w:space="0" w:color="000000"/>
-            </w:tcBorders>
-            <w:shd w:val="clear" w:color="auto" w:fill="auto"/>
-            <w:tcMar>
-              <w:top w:w="80" w:type="dxa"/>
-              <w:left w:w="80" w:type="dxa"/>
-              <w:bottom w:w="80" w:type="dxa"/>
-              <w:right w:w="80" w:type="dxa"/>
-            </w:tcMar>
-            <w:vAlign w:val="center"/>
-          </w:tcPr>
-          <w:p/>
-        </w:tc>
-        <w:tc>
-          <w:tcPr>
-            <w:tcW w:w="1427" w:type="dxa"/>
-            <w:vMerge/>
-            <w:tcBorders>
-              <w:top w:val="single" w:sz="4" w:space="0" w:color="000000"/>
-              <w:left w:val="single" w:sz="4" w:space="0" w:color="000000"/>
-              <w:bottom w:val="single" w:sz="4" w:space="0" w:color="000000"/>
-              <w:right w:val="single" w:sz="4" w:space="0" w:color="000000"/>
-            </w:tcBorders>
-          </w:tcPr>
-          <w:p>
-            <w:pPr>
-              <w:rPr>
-                <w:sz w:val="22"/>
-                <w:szCs w:val="22"/>
-              </w:rPr>
-            </w:pPr>
-          </w:p>
-          <w:p>
-            <w:pPr>
-              <w:rPr>
-                <w:sz w:val="22"/>
-                <w:szCs w:val="22"/>
-              </w:rPr>
-            </w:pPr>
-          </w:p>
-          <w:p>
-            <w:pPr>
-              <w:rPr>
-                <w:sz w:val="22"/>
-                <w:szCs w:val="22"/>
-              </w:rPr>
-            </w:pPr>
-          </w:p>
-          <w:p>
-            <w:pPr>
-              <w:rPr>
-                <w:sz w:val="22"/>
-                <w:szCs w:val="22"/>
-              </w:rPr>
-            </w:pPr>
-          </w:p>
-          <w:p>
-            <w:pPr>
-              <w:rPr>
-                <w:sz w:val="22"/>
-                <w:szCs w:val="22"/>
-                <w:lang w:val="en-US"/>
-              </w:rPr>
-            </w:pPr>
-            <w:r>
-              <w:rPr>
-                <w:sz w:val="22"/>
-                <w:szCs w:val="22"/>
-                <w:lang w:val="en-US"/>
-              </w:rPr>
-              <w:t xml:space="preserve"> </w:t>
-            </w:r>
-            <w:r>
-              <w:rPr>
-                <w:sz w:val="22"/>
-                <w:szCs w:val="22"/>
-              </w:rPr>
-              <w:t>{</w:t>
-            </w:r>
-            <w:proofErr w:type="spellStart"/>
-            <w:r>
-              <w:rPr>
-                <w:sz w:val="22"/>
-                <w:szCs w:val="22"/>
-              </w:rPr>
-              <w:t>conclusion</w:t>
-            </w:r>
-            <w:proofErr w:type="spellEnd"/>
-            <w:r>
-              <w:rPr>
-                <w:sz w:val="22"/>
-                <w:szCs w:val="22"/>
-                <w:lang w:val="en-US"/>
-              </w:rPr>
-              <w:t>}</w:t>
-            </w:r>
-            <w:r>
-              <w:rPr>
-                <w:i/>
-                <w:iCs/>
-                <w:sz w:val="22"/>
-                <w:szCs w:val="22"/>
-                <w:lang w:val="en-US"/>
-              </w:rPr>
-              <w:t>{/employee}</w:t>
-            </w:r>
-          </w:p>
-        </w:tc>
-      </w:tr>
-    </w:tbl>
-    <w:p>
-      <w:pPr>
-        <w:widowControl w:val="0"/>
-        <w:ind w:left="324" w:hanging="324"/>
-        <w:rPr>
-          <w:sz w:val="22"/>
-          <w:szCs w:val="22"/>
-        </w:rPr>
-      </w:pPr>
-    </w:p>
-    <w:p>
-      <w:pPr>
-        <w:widowControl w:val="0"/>
-        <w:ind w:left="216" w:hanging="216"/>
-        <w:rPr>
-          <w:sz w:val="22"/>
-          <w:szCs w:val="22"/>
-        </w:rPr>
-      </w:pPr>
-    </w:p>
-    <w:p>
-      <w:pPr>
-        <w:widowControl w:val="0"/>
-        <w:ind w:left="108" w:hanging="108"/>
-        <w:rPr>
-          <w:sz w:val="22"/>
-          <w:szCs w:val="22"/>
-        </w:rPr>
-      </w:pPr>
-    </w:p>
-    <w:p>
-      <w:pPr>
-        <w:widowControl w:val="0"/>
-        <w:jc w:val="both"/>
-        <w:rPr>
-          <w:sz w:val="22"/>
-          <w:szCs w:val="22"/>
-        </w:rPr>
-      </w:pPr>
-    </w:p>
-    <w:p>
-      <w:pPr>
-        <w:tabs>
-          <w:tab w:val="left" w:pos="2220"/>
-        </w:tabs>
-        <w:rPr>
-          <w:sz w:val="18"/>
-          <w:szCs w:val="18"/>
-        </w:rPr>
-      </w:pPr>
-      <w:r>
-        <w:rPr>
-          <w:sz w:val="28"/>
-          <w:szCs w:val="28"/>
-        </w:rPr>
-        <w:tab/>
-      </w:r>
-    </w:p>
-    <w:p>
-      <w:pPr>
-        <w:ind w:left="3828"/>
-      </w:pPr>
-      <w:r>
-        <w:t>Председатель комиссии:</w:t>
-      </w:r>
-      <w:r>
-        <w:tab/>
-      </w:r>
-      <w:r>
-        <w:tab/>
-      </w:r>
-      <w:r>
-        <w:tab/>
-      </w:r>
-      <w:r>
-        <w:tab/>
-        <w:t xml:space="preserve">/ В.М. </w:t>
-      </w:r>
-      <w:proofErr w:type="spellStart"/>
-      <w:r>
-        <w:t>Шекшуев</w:t>
-      </w:r>
-      <w:proofErr w:type="spellEnd"/>
-      <w:r>
-        <w:t xml:space="preserve"> /</w:t>
-      </w:r>
-    </w:p>
-    <w:p>
-      <w:pPr>
-        <w:ind w:left="3828"/>
-        <w:rPr>
-          <w:sz w:val="12"/>
-          <w:szCs w:val="12"/>
-        </w:rPr>
-      </w:pPr>
-    </w:p>
-    <w:p>
-      <w:pPr>
-        <w:ind w:left="3828"/>
-      </w:pPr>
-      <w:r>
-        <w:t>Члены комиссии:</w:t>
-      </w:r>
-      <w:r>
-        <w:tab/>
-      </w:r>
-      <w:r>
-        <w:tab/>
-      </w:r>
-      <w:r>
-        <w:tab/>
-      </w:r>
-      <w:r>
-        <w:tab/>
-      </w:r>
-      <w:r>
-        <w:tab/>
-        <w:t>/ Е.С. Воробьева /</w:t>
-      </w:r>
-    </w:p>
-    <w:p>
-      <w:pPr>
-        <w:ind w:left="3828"/>
-        <w:rPr>
-          <w:sz w:val="12"/>
-          <w:szCs w:val="12"/>
-        </w:rPr>
-      </w:pPr>
-    </w:p>
-    <w:p>
-      <w:pPr>
-        <w:ind w:left="3828"/>
-      </w:pPr>
-      <w:r>
-        <w:tab/>
-      </w:r>
-      <w:r>
-        <w:tab/>
-      </w:r>
-      <w:r>
-        <w:tab/>
-      </w:r>
-      <w:r>
-        <w:tab/>
-      </w:r>
-      <w:r>
-        <w:tab/>
-      </w:r>
-      <w:r>
-        <w:tab/>
-      </w:r>
-      <w:r>
-        <w:tab/>
-        <w:t xml:space="preserve">/ И.Ю. </w:t>
-      </w:r>
-      <w:proofErr w:type="spellStart"/>
-      <w:r>
-        <w:t>Шекшуева</w:t>
-      </w:r>
-      <w:proofErr w:type="spellEnd"/>
-      <w:r>
-        <w:t xml:space="preserve"> /</w:t>
-      </w:r>
-    </w:p>
-    <w:sectPr>
-      <w:headerReference w:type="default" r:id="rId7"/>
-      <w:footerReference w:type="default" r:id="rId8"/>
-      <w:pgSz w:w="16840" w:h="11900" w:orient="landscape"/>
-      <w:pgMar w:top="142" w:right="536" w:bottom="0" w:left="1134" w:header="709" w:footer="709" w:gutter="0"/>
-      <w:cols w:space="720"/>
-    </w:sectPr>
-  </w:body>
-</w:document>
 </file>